--- a/templates/sppd.docx
+++ b/templates/sppd.docx
@@ -2692,9 +2692,9 @@
               <w:br/>
               <w:br/>
               <w:br/>
-              <w:t>{{KPA_NAMA}}</w:t>
+              <w:t>{{KEPALA_NAMA}}</w:t>
               <w:br/>
-              <w:t>NIP. {{KPA_NIP}}</w:t>
+              <w:t>NIP. {{KEPALA_NIP}}</w:t>
             </w:r>
           </w:p>
         </w:tc>
@@ -2926,7 +2926,7 @@
                             <w:rPr>
                               <w:b/>
                             </w:rPr>
-                            <w:t xml:space="preserve">{{KPA_NAMA}}</w:t>
+                            <w:t xml:space="preserve">{{PPK_NAMA}}</w:t>
                           </w:r>
                           <w:r>
                             <w:rPr>
@@ -2966,7 +2966,7 @@
                             <w:rPr>
                               <w:b/>
                             </w:rPr>
-                            <w:t xml:space="preserve">{{KPA_NIP}}</w:t>
+                            <w:t xml:space="preserve">{{PPK_NIP}}</w:t>
                           </w:r>
                           <w:r>
                             <w:rPr>
@@ -3014,7 +3014,7 @@
                       <w:rPr>
                         <w:b/>
                       </w:rPr>
-                      <w:t xml:space="preserve">{{KPA_NAMA}}</w:t>
+                      <w:t xml:space="preserve">{{PPK_NAMA}}</w:t>
                     </w:r>
                     <w:r>
                       <w:rPr>
@@ -3054,7 +3054,7 @@
                       <w:rPr>
                         <w:b/>
                       </w:rPr>
-                      <w:t xml:space="preserve">{{KPA_NIP}}</w:t>
+                      <w:t xml:space="preserve">{{PPK_NIP}}</w:t>
                     </w:r>
                     <w:r>
                       <w:rPr>

--- a/templates/sppd.docx
+++ b/templates/sppd.docx
@@ -2493,8 +2493,9 @@
               <w:t>Kepala : {{STOP0_TUJUAN}}</w:t>
               <w:br/>
               <w:br/>
+              <w:t>{{STOP0_KEPALA}}</w:t>
               <w:br/>
-              <w:t>(................................................)</w:t>
+              <w:t>{{STOP0_NIP}}</w:t>
             </w:r>
           </w:p>
         </w:tc>
@@ -2525,8 +2526,9 @@
               <w:br/>
               <w:t>Kepala : {{STOP0_TUJUAN}}</w:t>
               <w:br/>
+              <w:t>{{STOP0_KEPALA}}</w:t>
               <w:br/>
-              <w:t>(................................................)</w:t>
+              <w:t>{{STOP0_NIP}}</w:t>
             </w:r>
           </w:p>
         </w:tc>
@@ -2558,8 +2560,9 @@
               <w:t>Kepala : {{STOP1_TUJUAN}}</w:t>
               <w:br/>
               <w:br/>
+              <w:t>{{STOP1_KEPALA}}</w:t>
               <w:br/>
-              <w:t>(................................................)</w:t>
+              <w:t>{{STOP1_NIP}}</w:t>
             </w:r>
           </w:p>
         </w:tc>
@@ -2590,8 +2593,9 @@
               <w:br/>
               <w:t>Kepala : {{STOP1_TUJUAN}}</w:t>
               <w:br/>
+              <w:t>{{STOP1_KEPALA}}</w:t>
               <w:br/>
-              <w:t>(................................................)</w:t>
+              <w:t>{{STOP1_NIP}}</w:t>
             </w:r>
           </w:p>
         </w:tc>
@@ -2623,8 +2627,9 @@
               <w:t>Kepala : {{STOP2_TUJUAN}}</w:t>
               <w:br/>
               <w:br/>
+              <w:t>{{STOP2_KEPALA}}</w:t>
               <w:br/>
-              <w:t>(................................................)</w:t>
+              <w:t>{{STOP2_NIP}}</w:t>
             </w:r>
           </w:p>
         </w:tc>
@@ -2655,8 +2660,9 @@
               <w:br/>
               <w:t>Kepala : {{STOP2_TUJUAN}}</w:t>
               <w:br/>
+              <w:t>{{STOP2_KEPALA}}</w:t>
               <w:br/>
-              <w:t>(................................................)</w:t>
+              <w:t>{{STOP2_NIP}}</w:t>
             </w:r>
           </w:p>
         </w:tc>

--- a/templates/sppd.docx
+++ b/templates/sppd.docx
@@ -9,26 +9,35 @@
           <w:tab w:val="left" w:pos="2071"/>
         </w:tabs>
         <w:spacing w:before="90"/>
-        <w:ind w:left="871"/>
         <w:jc w:val="center"/>
+        <w:rPr>
+          <w:rFonts w:ascii="Arial" w:hAnsi="Arial" w:cs="Arial"/>
+          <w:b/>
+          <w:sz w:val="28"/>
+          <w:szCs w:val="28"/>
+          <w:lang w:val="sv-SE"/>
+        </w:rPr>
       </w:pPr>
       <w:r>
         <w:rPr>
-          <w:noProof/>
+          <w:rFonts w:ascii="Arial" w:hAnsi="Arial" w:cs="Arial"/>
+          <w:sz w:val="28"/>
+          <w:szCs w:val="28"/>
+          <w:lang w:val="en-US"/>
         </w:rPr>
         <w:drawing>
-          <wp:anchor distT="0" distB="0" distL="114300" distR="114300" simplePos="0" relativeHeight="251667968" behindDoc="1" locked="0" layoutInCell="1" allowOverlap="1" wp14:anchorId="1DE487E3" wp14:editId="16D3A2AE">
+          <wp:anchor distT="0" distB="0" distL="114300" distR="114300" simplePos="0" relativeHeight="251686400" behindDoc="0" locked="0" layoutInCell="1" allowOverlap="1" wp14:anchorId="70A85147" wp14:editId="673A793C">
             <wp:simplePos x="0" y="0"/>
             <wp:positionH relativeFrom="column">
-              <wp:posOffset>6324600</wp:posOffset>
+              <wp:posOffset>5297805</wp:posOffset>
             </wp:positionH>
             <wp:positionV relativeFrom="paragraph">
-              <wp:posOffset>-927100</wp:posOffset>
+              <wp:posOffset>-3810</wp:posOffset>
             </wp:positionV>
-            <wp:extent cx="607060" cy="741045"/>
-            <wp:effectExtent l="0" t="0" r="2540" b="1905"/>
+            <wp:extent cx="463550" cy="403860"/>
+            <wp:effectExtent l="0" t="0" r="0" b="0"/>
             <wp:wrapNone/>
-            <wp:docPr id="1591098788" name="Picture 1" descr="Description: Description: Gambar terkait"/>
+            <wp:docPr id="583220693" name="Picture 10"/>
             <wp:cNvGraphicFramePr>
               <a:graphicFrameLocks xmlns:a="http://schemas.openxmlformats.org/drawingml/2006/main" noChangeAspect="1"/>
             </wp:cNvGraphicFramePr>
@@ -36,13 +45,13 @@
               <a:graphicData uri="http://schemas.openxmlformats.org/drawingml/2006/picture">
                 <pic:pic xmlns:pic="http://schemas.openxmlformats.org/drawingml/2006/picture">
                   <pic:nvPicPr>
-                    <pic:cNvPr id="11" name="Picture 1" descr="Description: Description: Gambar terkait"/>
+                    <pic:cNvPr id="0" name="Picture 3"/>
                     <pic:cNvPicPr>
                       <a:picLocks noChangeAspect="1" noChangeArrowheads="1"/>
                     </pic:cNvPicPr>
                   </pic:nvPicPr>
                   <pic:blipFill>
-                    <a:blip r:embed="rId7" cstate="print">
+                    <a:blip r:embed="rId8" cstate="print">
                       <a:extLst>
                         <a:ext uri="{28A0092B-C50C-407E-A947-70E740481C1C}">
                           <a14:useLocalDpi xmlns:a14="http://schemas.microsoft.com/office/drawing/2010/main" val="0"/>
@@ -54,27 +63,224 @@
                       <a:fillRect/>
                     </a:stretch>
                   </pic:blipFill>
-                  <pic:spPr>
+                  <pic:spPr bwMode="auto">
                     <a:xfrm>
                       <a:off x="0" y="0"/>
-                      <a:ext cx="607060" cy="741045"/>
+                      <a:ext cx="463550" cy="403860"/>
                     </a:xfrm>
                     <a:prstGeom prst="rect">
                       <a:avLst/>
                     </a:prstGeom>
                     <a:noFill/>
-                    <a:ln>
-                      <a:noFill/>
-                    </a:ln>
                   </pic:spPr>
                 </pic:pic>
               </a:graphicData>
             </a:graphic>
+            <wp14:sizeRelH relativeFrom="margin">
+              <wp14:pctWidth>0</wp14:pctWidth>
+            </wp14:sizeRelH>
+            <wp14:sizeRelV relativeFrom="margin">
+              <wp14:pctHeight>0</wp14:pctHeight>
+            </wp14:sizeRelV>
           </wp:anchor>
         </w:drawing>
       </w:r>
       <w:r>
         <w:rPr>
+          <w:rFonts w:ascii="Arial" w:hAnsi="Arial" w:cs="Arial"/>
+          <w:noProof/>
+          <w:sz w:val="28"/>
+          <w:szCs w:val="28"/>
+        </w:rPr>
+        <w:drawing>
+          <wp:anchor distT="0" distB="0" distL="0" distR="0" simplePos="0" relativeHeight="251646464" behindDoc="0" locked="0" layoutInCell="1" allowOverlap="1" wp14:anchorId="15F38070" wp14:editId="36D8AB43">
+            <wp:simplePos x="0" y="0"/>
+            <wp:positionH relativeFrom="page">
+              <wp:posOffset>1104900</wp:posOffset>
+            </wp:positionH>
+            <wp:positionV relativeFrom="page">
+              <wp:posOffset>716281</wp:posOffset>
+            </wp:positionV>
+            <wp:extent cx="409575" cy="434340"/>
+            <wp:effectExtent l="0" t="0" r="9525" b="3810"/>
+            <wp:wrapNone/>
+            <wp:docPr id="985687411" name="image1.png"/>
+            <wp:cNvGraphicFramePr>
+              <a:graphicFrameLocks xmlns:a="http://schemas.openxmlformats.org/drawingml/2006/main" noChangeAspect="1"/>
+            </wp:cNvGraphicFramePr>
+            <a:graphic xmlns:a="http://schemas.openxmlformats.org/drawingml/2006/main">
+              <a:graphicData uri="http://schemas.openxmlformats.org/drawingml/2006/picture">
+                <pic:pic xmlns:pic="http://schemas.openxmlformats.org/drawingml/2006/picture">
+                  <pic:nvPicPr>
+                    <pic:cNvPr id="2" name="image1.png"/>
+                    <pic:cNvPicPr/>
+                  </pic:nvPicPr>
+                  <pic:blipFill>
+                    <a:blip r:embed="rId9" cstate="print"/>
+                    <a:stretch>
+                      <a:fillRect/>
+                    </a:stretch>
+                  </pic:blipFill>
+                  <pic:spPr>
+                    <a:xfrm>
+                      <a:off x="0" y="0"/>
+                      <a:ext cx="409575" cy="434340"/>
+                    </a:xfrm>
+                    <a:prstGeom prst="rect">
+                      <a:avLst/>
+                    </a:prstGeom>
+                  </pic:spPr>
+                </pic:pic>
+              </a:graphicData>
+            </a:graphic>
+            <wp14:sizeRelH relativeFrom="margin">
+              <wp14:pctWidth>0</wp14:pctWidth>
+            </wp14:sizeRelH>
+            <wp14:sizeRelV relativeFrom="margin">
+              <wp14:pctHeight>0</wp14:pctHeight>
+            </wp14:sizeRelV>
+          </wp:anchor>
+        </w:drawing>
+      </w:r>
+      <w:bookmarkStart w:id="0" w:name="_Hlk166475878"/>
+      <w:r>
+        <w:rPr>
+          <w:rFonts w:ascii="Arial" w:hAnsi="Arial" w:cs="Arial"/>
+          <w:b/>
+          <w:sz w:val="28"/>
+          <w:szCs w:val="28"/>
+          <w:lang w:val="sv-SE"/>
+        </w:rPr>
+        <w:t>PEMERINTAH KABUPATEN MINAHASA TENGGARA</w:t>
+      </w:r>
+    </w:p>
+    <w:p>
+      <w:pPr>
+        <w:pStyle w:val="BodyText"/>
+        <w:tabs>
+          <w:tab w:val="left" w:pos="2071"/>
+        </w:tabs>
+        <w:spacing w:before="90"/>
+        <w:jc w:val="center"/>
+        <w:rPr>
+          <w:rFonts w:ascii="Arial" w:hAnsi="Arial" w:cs="Arial"/>
+          <w:b/>
+          <w:sz w:val="32"/>
+          <w:szCs w:val="32"/>
+          <w:lang w:val="sv-SE"/>
+        </w:rPr>
+      </w:pPr>
+      <w:r>
+        <w:rPr>
+          <w:rFonts w:ascii="Arial" w:hAnsi="Arial" w:cs="Arial"/>
+          <w:b/>
+          <w:sz w:val="32"/>
+          <w:szCs w:val="32"/>
+          <w:lang w:val="sv-SE"/>
+        </w:rPr>
+        <w:t>DINAS KESEHATAN</w:t>
+      </w:r>
+    </w:p>
+    <w:p>
+      <w:pPr>
+        <w:pStyle w:val="BodyText"/>
+        <w:tabs>
+          <w:tab w:val="left" w:pos="2071"/>
+        </w:tabs>
+        <w:spacing w:before="90"/>
+        <w:jc w:val="center"/>
+        <w:rPr>
+          <w:rFonts w:ascii="Arial" w:hAnsi="Arial" w:cs="Arial"/>
+          <w:b/>
+          <w:sz w:val="32"/>
+          <w:szCs w:val="32"/>
+          <w:lang w:val="sv-SE"/>
+        </w:rPr>
+      </w:pPr>
+      <w:r>
+        <w:rPr>
+          <w:rFonts w:ascii="Arial" w:hAnsi="Arial" w:cs="Arial"/>
+          <w:b/>
+          <w:sz w:val="32"/>
+          <w:szCs w:val="32"/>
+          <w:lang w:val="sv-SE"/>
+        </w:rPr>
+        <w:t>UPTD PUSKESMAS SILIAN</w:t>
+      </w:r>
+    </w:p>
+    <w:p>
+      <w:pPr>
+        <w:pStyle w:val="BodyText"/>
+        <w:tabs>
+          <w:tab w:val="left" w:pos="2071"/>
+        </w:tabs>
+        <w:spacing w:before="90"/>
+        <w:jc w:val="center"/>
+        <w:rPr>
+          <w:rFonts w:ascii="Arial" w:hAnsi="Arial" w:cs="Arial"/>
+          <w:b/>
+          <w:sz w:val="20"/>
+          <w:szCs w:val="20"/>
+          <w:lang w:val="sv-SE"/>
+        </w:rPr>
+      </w:pPr>
+      <w:r>
+        <w:rPr>
+          <w:rFonts w:ascii="Arial" w:hAnsi="Arial" w:cs="Arial"/>
+          <w:b/>
+          <w:sz w:val="20"/>
+          <w:szCs w:val="20"/>
+          <w:lang w:val="sv-SE"/>
+        </w:rPr>
+        <w:t>Jl. Puskesmas, Desa Silian Satu Kecamatan. Silian Raya</w:t>
+      </w:r>
+    </w:p>
+    <w:p>
+      <w:pPr>
+        <w:pStyle w:val="BodyText"/>
+        <w:tabs>
+          <w:tab w:val="left" w:pos="2071"/>
+        </w:tabs>
+        <w:spacing w:before="90"/>
+        <w:jc w:val="center"/>
+        <w:rPr>
+          <w:rFonts w:ascii="Arial" w:hAnsi="Arial" w:cs="Arial"/>
+          <w:i/>
+          <w:iCs/>
+          <w:sz w:val="16"/>
+          <w:szCs w:val="16"/>
+          <w:lang w:val="en-US"/>
+        </w:rPr>
+      </w:pPr>
+      <w:r>
+        <w:rPr>
+          <w:rFonts w:ascii="Arial" w:hAnsi="Arial" w:cs="Arial"/>
+          <w:i/>
+          <w:iCs/>
+          <w:sz w:val="16"/>
+          <w:szCs w:val="16"/>
+          <w:lang w:val="en-US"/>
+        </w:rPr>
+        <w:t>Telp :  081524737716   Email : uptdpuskesmassilian@gmail.com   Kode Pos : 95696</w:t>
+      </w:r>
+      <w:bookmarkEnd w:id="0"/>
+    </w:p>
+    <w:p>
+      <w:pPr>
+        <w:pStyle w:val="BodyText"/>
+        <w:tabs>
+          <w:tab w:val="left" w:pos="2071"/>
+        </w:tabs>
+        <w:spacing w:before="90"/>
+        <w:ind w:left="871"/>
+        <w:jc w:val="center"/>
+        <w:rPr>
+          <w:rFonts w:ascii="Arial" w:hAnsi="Arial" w:cs="Arial"/>
+        </w:rPr>
+      </w:pPr>
+      <w:r>
+        <w:rPr>
+          <w:rFonts w:ascii="Arial" w:hAnsi="Arial" w:cs="Arial"/>
           <w:noProof/>
           <w:position w:val="-1"/>
           <w:sz w:val="7"/>
@@ -82,9 +288,17 @@
         <mc:AlternateContent>
           <mc:Choice Requires="wpg">
             <w:drawing>
-              <wp:inline distT="0" distB="0" distL="0" distR="0" wp14:anchorId="63B0EB2D" wp14:editId="492385D3">
-                <wp:extent cx="6788150" cy="45719"/>
+              <wp:anchor distT="0" distB="0" distL="114300" distR="114300" simplePos="0" relativeHeight="251674112" behindDoc="0" locked="0" layoutInCell="1" allowOverlap="1" wp14:anchorId="11D3EC1D" wp14:editId="5CA86676">
+                <wp:simplePos x="0" y="0"/>
+                <wp:positionH relativeFrom="column">
+                  <wp:posOffset>3175</wp:posOffset>
+                </wp:positionH>
+                <wp:positionV relativeFrom="paragraph">
+                  <wp:posOffset>65405</wp:posOffset>
+                </wp:positionV>
+                <wp:extent cx="5760085" cy="38257"/>
                 <wp:effectExtent l="0" t="0" r="0" b="0"/>
+                <wp:wrapNone/>
                 <wp:docPr id="393505790" name="Group 6"/>
                 <wp:cNvGraphicFramePr>
                   <a:graphicFrameLocks xmlns:a="http://schemas.openxmlformats.org/drawingml/2006/main"/>
@@ -98,7 +312,7 @@
                       <wpg:grpSpPr bwMode="auto">
                         <a:xfrm>
                           <a:off x="0" y="0"/>
-                          <a:ext cx="6788150" cy="45719"/>
+                          <a:ext cx="5760085" cy="38257"/>
                           <a:chOff x="-879" y="-104"/>
                           <a:chExt cx="11055" cy="75"/>
                         </a:xfrm>
@@ -266,16 +480,21 @@
                     </wpg:wgp>
                   </a:graphicData>
                 </a:graphic>
-              </wp:inline>
+                <wp14:sizeRelH relativeFrom="page">
+                  <wp14:pctWidth>0</wp14:pctWidth>
+                </wp14:sizeRelH>
+                <wp14:sizeRelV relativeFrom="page">
+                  <wp14:pctHeight>0</wp14:pctHeight>
+                </wp14:sizeRelV>
+              </wp:anchor>
             </w:drawing>
           </mc:Choice>
           <mc:Fallback>
             <w:pict>
-              <v:group w14:anchorId="777EF01E" id="Group 6" o:spid="_x0000_s1026" style="width:534.5pt;height:3.6pt;mso-position-horizontal-relative:char;mso-position-vertical-relative:line" coordorigin="-879,-104" coordsize="11055,75" o:gfxdata="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">
+              <v:group w14:anchorId="7F4827C7" id="Group 6" o:spid="_x0000_s1026" style="position:absolute;margin-left:.25pt;margin-top:5.15pt;width:453.55pt;height:3pt;z-index:251674112" coordorigin="-879,-104" coordsize="11055,75" o:gfxdata="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">
                 <v:shape id="AutoShape 12" o:spid="_x0000_s1027" style="position:absolute;left:-879;top:-104;width:11055;height:75;visibility:visible;mso-wrap-style:square;v-text-anchor:top" coordsize="11055,75" o:gfxdata="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" path="m11055,45r-9855,l,45,,75r1200,l11055,75r,-30xm11055,l1200,,,,,30r1200,l11055,30r,-30xe" fillcolor="black" stroked="f">
                   <v:path arrowok="t" o:connecttype="custom" o:connectlocs="11055,45;1200,45;0,45;0,75;1200,75;11055,75;11055,45;11055,0;1200,0;0,0;0,30;1200,30;11055,30;11055,0" o:connectangles="0,0,0,0,0,0,0,0,0,0,0,0,0,0"/>
                 </v:shape>
-                <w10:anchorlock/>
               </v:group>
             </w:pict>
           </mc:Fallback>
@@ -290,73 +509,39 @@
         </w:tabs>
         <w:spacing w:before="90"/>
         <w:ind w:left="3689" w:firstLine="1351"/>
+        <w:rPr>
+          <w:rFonts w:ascii="Arial" w:hAnsi="Arial" w:cs="Arial"/>
+        </w:rPr>
       </w:pPr>
       <w:r>
         <w:rPr>
-          <w:noProof/>
+          <w:rFonts w:ascii="Arial" w:hAnsi="Arial" w:cs="Arial"/>
         </w:rPr>
-        <w:drawing>
-          <wp:anchor distT="0" distB="0" distL="0" distR="0" simplePos="0" relativeHeight="251658240" behindDoc="0" locked="0" layoutInCell="1" allowOverlap="1" wp14:anchorId="15F38070" wp14:editId="508D666D">
-            <wp:simplePos x="0" y="0"/>
-            <wp:positionH relativeFrom="page">
-              <wp:posOffset>615950</wp:posOffset>
-            </wp:positionH>
-            <wp:positionV relativeFrom="page">
-              <wp:posOffset>444500</wp:posOffset>
-            </wp:positionV>
-            <wp:extent cx="704850" cy="890780"/>
-            <wp:effectExtent l="0" t="0" r="0" b="0"/>
-            <wp:wrapNone/>
-            <wp:docPr id="985687411" name="image1.png"/>
-            <wp:cNvGraphicFramePr>
-              <a:graphicFrameLocks xmlns:a="http://schemas.openxmlformats.org/drawingml/2006/main" noChangeAspect="1"/>
-            </wp:cNvGraphicFramePr>
-            <a:graphic xmlns:a="http://schemas.openxmlformats.org/drawingml/2006/main">
-              <a:graphicData uri="http://schemas.openxmlformats.org/drawingml/2006/picture">
-                <pic:pic xmlns:pic="http://schemas.openxmlformats.org/drawingml/2006/picture">
-                  <pic:nvPicPr>
-                    <pic:cNvPr id="2" name="image1.png"/>
-                    <pic:cNvPicPr/>
-                  </pic:nvPicPr>
-                  <pic:blipFill>
-                    <a:blip r:embed="rId8" cstate="print"/>
-                    <a:stretch>
-                      <a:fillRect/>
-                    </a:stretch>
-                  </pic:blipFill>
-                  <pic:spPr>
-                    <a:xfrm>
-                      <a:off x="0" y="0"/>
-                      <a:ext cx="704850" cy="890780"/>
-                    </a:xfrm>
-                    <a:prstGeom prst="rect">
-                      <a:avLst/>
-                    </a:prstGeom>
-                  </pic:spPr>
-                </pic:pic>
-              </a:graphicData>
-            </a:graphic>
-          </wp:anchor>
-        </w:drawing>
-      </w:r>
-      <w:r>
         <w:t>Lembar</w:t>
       </w:r>
       <w:r>
         <w:rPr>
+          <w:rFonts w:ascii="Arial" w:hAnsi="Arial" w:cs="Arial"/>
           <w:spacing w:val="-1"/>
         </w:rPr>
         <w:t xml:space="preserve"> </w:t>
       </w:r>
       <w:r>
+        <w:rPr>
+          <w:rFonts w:ascii="Arial" w:hAnsi="Arial" w:cs="Arial"/>
+        </w:rPr>
         <w:t>ke</w:t>
       </w:r>
       <w:r>
+        <w:rPr>
+          <w:rFonts w:ascii="Arial" w:hAnsi="Arial" w:cs="Arial"/>
+        </w:rPr>
         <w:tab/>
         <w:t>:</w:t>
       </w:r>
       <w:r>
         <w:rPr>
+          <w:rFonts w:ascii="Arial" w:hAnsi="Arial" w:cs="Arial"/>
           <w:noProof/>
         </w:rPr>
         <w:t xml:space="preserve"> </w:t>
@@ -370,38 +555,69 @@
         </w:tabs>
         <w:spacing w:before="32"/>
         <w:ind w:left="871"/>
+        <w:rPr>
+          <w:rFonts w:ascii="Arial" w:hAnsi="Arial" w:cs="Arial"/>
+        </w:rPr>
       </w:pPr>
       <w:r>
+        <w:rPr>
+          <w:rFonts w:ascii="Arial" w:hAnsi="Arial" w:cs="Arial"/>
+        </w:rPr>
         <w:tab/>
       </w:r>
       <w:r>
+        <w:rPr>
+          <w:rFonts w:ascii="Arial" w:hAnsi="Arial" w:cs="Arial"/>
+        </w:rPr>
         <w:tab/>
       </w:r>
       <w:r>
+        <w:rPr>
+          <w:rFonts w:ascii="Arial" w:hAnsi="Arial" w:cs="Arial"/>
+        </w:rPr>
         <w:tab/>
       </w:r>
       <w:r>
+        <w:rPr>
+          <w:rFonts w:ascii="Arial" w:hAnsi="Arial" w:cs="Arial"/>
+        </w:rPr>
         <w:tab/>
       </w:r>
       <w:r>
+        <w:rPr>
+          <w:rFonts w:ascii="Arial" w:hAnsi="Arial" w:cs="Arial"/>
+        </w:rPr>
         <w:tab/>
       </w:r>
       <w:r>
+        <w:rPr>
+          <w:rFonts w:ascii="Arial" w:hAnsi="Arial" w:cs="Arial"/>
+        </w:rPr>
         <w:tab/>
       </w:r>
       <w:r>
+        <w:rPr>
+          <w:rFonts w:ascii="Arial" w:hAnsi="Arial" w:cs="Arial"/>
+        </w:rPr>
         <w:t>Kode</w:t>
       </w:r>
       <w:r>
         <w:rPr>
+          <w:rFonts w:ascii="Arial" w:hAnsi="Arial" w:cs="Arial"/>
           <w:spacing w:val="-1"/>
         </w:rPr>
         <w:t xml:space="preserve"> </w:t>
       </w:r>
       <w:r>
+        <w:rPr>
+          <w:rFonts w:ascii="Arial" w:hAnsi="Arial" w:cs="Arial"/>
+        </w:rPr>
         <w:t>No.</w:t>
       </w:r>
       <w:r>
+        <w:rPr>
+          <w:rFonts w:ascii="Arial" w:hAnsi="Arial" w:cs="Arial"/>
+        </w:rPr>
         <w:tab/>
         <w:t>:</w:t>
       </w:r>
@@ -414,14 +630,38 @@
           <w:tab w:val="left" w:pos="5490"/>
         </w:tabs>
         <w:spacing w:before="32"/>
-        <w:ind w:left="4989" w:firstLine="0"/>
+        <w:ind w:left="4989"/>
+        <w:rPr>
+          <w:rFonts w:ascii="Arial" w:hAnsi="Arial" w:cs="Arial"/>
+        </w:rPr>
       </w:pPr>
       <w:r>
         <w:rPr>
-          <w:rFonts w:ascii="Times New Roman" w:hAnsi="Times New Roman"/>
+          <w:rFonts w:ascii="Arial" w:hAnsi="Arial" w:cs="Arial"/>
           <w:sz w:val="20"/>
         </w:rPr>
-        <w:t>Nomor : {{NOMOR_SPPD}}</w:t>
+        <w:t xml:space="preserve">Nomor : {{NOMOR_SPPD}}</w:t>
+      </w:r>
+      <w:r>
+        <w:rPr>
+          <w:rFonts w:ascii="Arial" w:hAnsi="Arial" w:cs="Arial"/>
+          <w:sz w:val="20"/>
+        </w:rPr>
+        <w:tab/>
+      </w:r>
+      <w:r>
+        <w:rPr>
+          <w:rFonts w:ascii="Arial" w:hAnsi="Arial" w:cs="Arial"/>
+          <w:sz w:val="20"/>
+        </w:rPr>
+        <w:tab/>
+      </w:r>
+      <w:r>
+        <w:rPr>
+          <w:rFonts w:ascii="Arial" w:hAnsi="Arial" w:cs="Arial"/>
+          <w:sz w:val="20"/>
+        </w:rPr>
+        <w:t/>
       </w:r>
     </w:p>
     <w:p>
@@ -433,86 +673,86 @@
         </w:tabs>
         <w:spacing w:before="32"/>
         <w:ind w:left="871"/>
+        <w:rPr>
+          <w:rFonts w:ascii="Arial" w:hAnsi="Arial" w:cs="Arial"/>
+        </w:rPr>
       </w:pPr>
       <w:r>
+        <w:rPr>
+          <w:rFonts w:ascii="Arial" w:hAnsi="Arial" w:cs="Arial"/>
+        </w:rPr>
         <w:tab/>
       </w:r>
       <w:r>
+        <w:rPr>
+          <w:rFonts w:ascii="Arial" w:hAnsi="Arial" w:cs="Arial"/>
+        </w:rPr>
         <w:tab/>
       </w:r>
       <w:r>
+        <w:rPr>
+          <w:rFonts w:ascii="Arial" w:hAnsi="Arial" w:cs="Arial"/>
+        </w:rPr>
         <w:tab/>
       </w:r>
       <w:r>
+        <w:rPr>
+          <w:rFonts w:ascii="Arial" w:hAnsi="Arial" w:cs="Arial"/>
+        </w:rPr>
         <w:tab/>
-        <w:t xml:space="preserve">  </w:t>
-      </w:r>
-      <w:r>
-        <w:t xml:space="preserve"/>
-      </w:r>
-      <w:r>
-        <w:t xml:space="preserve"/>
-      </w:r>
-      <w:r>
-        <w:t xml:space="preserve"/>
-      </w:r>
-      <w:r>
-        <w:t xml:space="preserve"/>
-      </w:r>
-      <w:r>
-        <w:rPr>
-          <w:spacing w:val="-52"/>
-        </w:rPr>
-        <w:t xml:space="preserve"/>
-      </w:r>
-      <w:r>
-        <w:t xml:space="preserve"/>
-      </w:r>
-      <w:r>
-        <w:t xml:space="preserve"/>
+        <w:t xml:space="preserve"> </w:t>
       </w:r>
     </w:p>
     <w:p>
       <w:pPr>
-        <w:pStyle w:val="BodyText"/>
-        <w:spacing w:before="2"/>
+        <w:pStyle w:val="Heading1"/>
         <w:rPr>
-          <w:sz w:val="30"/>
+          <w:rFonts w:ascii="Arial" w:hAnsi="Arial" w:cs="Arial"/>
         </w:rPr>
       </w:pPr>
-    </w:p>
-    <w:p>
-      <w:pPr>
-        <w:pStyle w:val="Heading1"/>
-      </w:pPr>
       <w:r>
+        <w:rPr>
+          <w:rFonts w:ascii="Arial" w:hAnsi="Arial" w:cs="Arial"/>
+        </w:rPr>
         <w:t>SURAT</w:t>
       </w:r>
       <w:r>
         <w:rPr>
+          <w:rFonts w:ascii="Arial" w:hAnsi="Arial" w:cs="Arial"/>
           <w:spacing w:val="-10"/>
         </w:rPr>
         <w:t xml:space="preserve"> </w:t>
       </w:r>
       <w:r>
+        <w:rPr>
+          <w:rFonts w:ascii="Arial" w:hAnsi="Arial" w:cs="Arial"/>
+        </w:rPr>
         <w:t>PERJALANAN</w:t>
       </w:r>
       <w:r>
         <w:rPr>
+          <w:rFonts w:ascii="Arial" w:hAnsi="Arial" w:cs="Arial"/>
           <w:spacing w:val="-5"/>
         </w:rPr>
         <w:t xml:space="preserve"> </w:t>
       </w:r>
       <w:r>
+        <w:rPr>
+          <w:rFonts w:ascii="Arial" w:hAnsi="Arial" w:cs="Arial"/>
+        </w:rPr>
         <w:t>DINAS</w:t>
       </w:r>
       <w:r>
         <w:rPr>
+          <w:rFonts w:ascii="Arial" w:hAnsi="Arial" w:cs="Arial"/>
           <w:spacing w:val="-5"/>
         </w:rPr>
         <w:t xml:space="preserve"> </w:t>
       </w:r>
       <w:r>
+        <w:rPr>
+          <w:rFonts w:ascii="Arial" w:hAnsi="Arial" w:cs="Arial"/>
+        </w:rPr>
         <w:t>(SPD)</w:t>
       </w:r>
     </w:p>
@@ -521,6 +761,7 @@
         <w:pStyle w:val="BodyText"/>
         <w:spacing w:before="11"/>
         <w:rPr>
+          <w:rFonts w:ascii="Arial" w:hAnsi="Arial" w:cs="Arial"/>
           <w:b/>
           <w:sz w:val="7"/>
         </w:rPr>
@@ -528,8 +769,8 @@
     </w:p>
     <w:tbl>
       <w:tblPr>
-        <w:tblW w:w="0" w:type="auto"/>
-        <w:tblInd w:w="125" w:type="dxa"/>
+        <w:tblW w:w="8998" w:type="dxa"/>
+        <w:tblInd w:w="8" w:type="dxa"/>
         <w:tblBorders>
           <w:top w:val="single" w:sz="6" w:space="0" w:color="000000"/>
           <w:left w:val="single" w:sz="6" w:space="0" w:color="000000"/>
@@ -546,50 +787,75 @@
         <w:tblLook w:val="01E0" w:firstRow="1" w:lastRow="1" w:firstColumn="1" w:lastColumn="1" w:noHBand="0" w:noVBand="0"/>
       </w:tblPr>
       <w:tblGrid>
-        <w:gridCol w:w="603"/>
-        <w:gridCol w:w="4680"/>
-        <w:gridCol w:w="3147"/>
-        <w:gridCol w:w="2433"/>
+        <w:gridCol w:w="426"/>
+        <w:gridCol w:w="4010"/>
+        <w:gridCol w:w="2352"/>
+        <w:gridCol w:w="2210"/>
       </w:tblGrid>
       <w:tr>
         <w:trPr>
-          <w:trHeight w:val="630"/>
+          <w:trHeight w:val="625"/>
         </w:trPr>
         <w:tc>
           <w:tcPr>
-            <w:tcW w:w="603" w:type="dxa"/>
+            <w:tcW w:w="426" w:type="dxa"/>
           </w:tcPr>
           <w:p>
             <w:pPr>
               <w:pStyle w:val="TableParagraph"/>
               <w:ind w:left="4"/>
               <w:jc w:val="center"/>
+              <w:rPr>
+                <w:rFonts w:ascii="Arial" w:hAnsi="Arial" w:cs="Arial"/>
+                <w:sz w:val="16"/>
+                <w:szCs w:val="16"/>
+              </w:rPr>
             </w:pPr>
             <w:r>
+              <w:rPr>
+                <w:rFonts w:ascii="Arial" w:hAnsi="Arial" w:cs="Arial"/>
+                <w:sz w:val="16"/>
+                <w:szCs w:val="16"/>
+              </w:rPr>
               <w:t>1</w:t>
             </w:r>
           </w:p>
         </w:tc>
         <w:tc>
           <w:tcPr>
-            <w:tcW w:w="4680" w:type="dxa"/>
+            <w:tcW w:w="4010" w:type="dxa"/>
           </w:tcPr>
           <w:p>
             <w:pPr>
               <w:pStyle w:val="TableParagraph"/>
               <w:ind w:left="60"/>
+              <w:rPr>
+                <w:rFonts w:ascii="Arial" w:hAnsi="Arial" w:cs="Arial"/>
+                <w:sz w:val="16"/>
+                <w:szCs w:val="16"/>
+              </w:rPr>
             </w:pPr>
             <w:r>
+              <w:rPr>
+                <w:rFonts w:ascii="Arial" w:hAnsi="Arial" w:cs="Arial"/>
+                <w:sz w:val="16"/>
+                <w:szCs w:val="16"/>
+              </w:rPr>
               <w:t>Pe</w:t>
             </w:r>
             <w:r>
+              <w:rPr>
+                <w:rFonts w:ascii="Arial" w:hAnsi="Arial" w:cs="Arial"/>
+                <w:sz w:val="16"/>
+                <w:szCs w:val="16"/>
+              </w:rPr>
               <w:t>jabat Pembuat Komitmen</w:t>
             </w:r>
           </w:p>
         </w:tc>
         <w:tc>
           <w:tcPr>
-            <w:tcW w:w="5580" w:type="dxa"/>
+            <w:tcW w:w="4562" w:type="dxa"/>
             <w:gridSpan w:val="2"/>
           </w:tcPr>
           <w:p>
@@ -597,52 +863,81 @@
               <w:pStyle w:val="TableParagraph"/>
               <w:spacing w:line="242" w:lineRule="auto"/>
               <w:ind w:left="72" w:right="269"/>
+              <w:rPr>
+                <w:rFonts w:ascii="Arial" w:hAnsi="Arial" w:cs="Arial"/>
+                <w:sz w:val="16"/>
+                <w:szCs w:val="16"/>
+              </w:rPr>
             </w:pPr>
             <w:r>
               <w:rPr>
+                <w:rFonts w:ascii="Arial" w:hAnsi="Arial" w:cs="Arial"/>
                 <w:spacing w:val="-3"/>
+                <w:sz w:val="16"/>
+                <w:szCs w:val="16"/>
               </w:rPr>
               <w:t xml:space="preserve">KEPALA PUSKESMAS SILIAN </w:t>
             </w:r>
             <w:r>
               <w:rPr>
+                <w:rFonts w:ascii="Arial" w:hAnsi="Arial" w:cs="Arial"/>
                 <w:spacing w:val="-2"/>
+                <w:sz w:val="16"/>
+                <w:szCs w:val="16"/>
               </w:rPr>
               <w:t>RAYA</w:t>
             </w:r>
             <w:r>
               <w:rPr>
+                <w:rFonts w:ascii="Arial" w:hAnsi="Arial" w:cs="Arial"/>
                 <w:spacing w:val="-1"/>
+                <w:sz w:val="16"/>
+                <w:szCs w:val="16"/>
               </w:rPr>
               <w:t xml:space="preserve"> </w:t>
             </w:r>
             <w:r>
               <w:rPr>
+                <w:rFonts w:ascii="Arial" w:hAnsi="Arial" w:cs="Arial"/>
                 <w:spacing w:val="-3"/>
+                <w:sz w:val="16"/>
+                <w:szCs w:val="16"/>
               </w:rPr>
               <w:t>KABUPATEN</w:t>
             </w:r>
             <w:r>
               <w:rPr>
+                <w:rFonts w:ascii="Arial" w:hAnsi="Arial" w:cs="Arial"/>
                 <w:spacing w:val="2"/>
+                <w:sz w:val="16"/>
+                <w:szCs w:val="16"/>
               </w:rPr>
               <w:t xml:space="preserve"> </w:t>
             </w:r>
             <w:r>
               <w:rPr>
+                <w:rFonts w:ascii="Arial" w:hAnsi="Arial" w:cs="Arial"/>
                 <w:spacing w:val="-3"/>
+                <w:sz w:val="16"/>
+                <w:szCs w:val="16"/>
               </w:rPr>
               <w:t>MINAHASA</w:t>
             </w:r>
             <w:r>
               <w:rPr>
+                <w:rFonts w:ascii="Arial" w:hAnsi="Arial" w:cs="Arial"/>
                 <w:spacing w:val="-15"/>
+                <w:sz w:val="16"/>
+                <w:szCs w:val="16"/>
               </w:rPr>
               <w:t xml:space="preserve"> </w:t>
             </w:r>
             <w:r>
               <w:rPr>
+                <w:rFonts w:ascii="Arial" w:hAnsi="Arial" w:cs="Arial"/>
                 <w:spacing w:val="-2"/>
+                <w:sz w:val="16"/>
+                <w:szCs w:val="16"/>
               </w:rPr>
               <w:t>TENGGARA</w:t>
             </w:r>
@@ -651,107 +946,188 @@
       </w:tr>
       <w:tr>
         <w:trPr>
-          <w:trHeight w:val="630"/>
+          <w:trHeight w:val="625"/>
         </w:trPr>
         <w:tc>
           <w:tcPr>
-            <w:tcW w:w="603" w:type="dxa"/>
+            <w:tcW w:w="426" w:type="dxa"/>
           </w:tcPr>
           <w:p>
             <w:pPr>
               <w:pStyle w:val="TableParagraph"/>
               <w:ind w:left="4"/>
               <w:jc w:val="center"/>
+              <w:rPr>
+                <w:rFonts w:ascii="Arial" w:hAnsi="Arial" w:cs="Arial"/>
+                <w:sz w:val="16"/>
+                <w:szCs w:val="16"/>
+              </w:rPr>
             </w:pPr>
             <w:r>
+              <w:rPr>
+                <w:rFonts w:ascii="Arial" w:hAnsi="Arial" w:cs="Arial"/>
+                <w:sz w:val="16"/>
+                <w:szCs w:val="16"/>
+              </w:rPr>
               <w:t>2</w:t>
             </w:r>
           </w:p>
         </w:tc>
         <w:tc>
           <w:tcPr>
-            <w:tcW w:w="4680" w:type="dxa"/>
+            <w:tcW w:w="4010" w:type="dxa"/>
           </w:tcPr>
           <w:p>
             <w:pPr>
               <w:pStyle w:val="TableParagraph"/>
               <w:spacing w:line="242" w:lineRule="auto"/>
               <w:ind w:left="60" w:right="545"/>
+              <w:rPr>
+                <w:rFonts w:ascii="Arial" w:hAnsi="Arial" w:cs="Arial"/>
+                <w:sz w:val="16"/>
+                <w:szCs w:val="16"/>
+              </w:rPr>
             </w:pPr>
             <w:r>
-              <w:t>Nama</w:t>
-            </w:r>
-            <w:r>
-              <w:rPr>
+              <w:rPr>
+                <w:rFonts w:ascii="Arial" w:hAnsi="Arial" w:cs="Arial"/>
+                <w:sz w:val="16"/>
+                <w:szCs w:val="16"/>
+              </w:rPr>
+              <w:t xml:space="preserve">Nama / {{LABEL_NIP}} Pegawai yang melaksanakan perjalanan dinas</w:t>
+            </w:r>
+            <w:r>
+              <w:rPr>
+                <w:rFonts w:ascii="Arial" w:hAnsi="Arial" w:cs="Arial"/>
                 <w:spacing w:val="-4"/>
-              </w:rPr>
-              <w:t xml:space="preserve"> </w:t>
-            </w:r>
-            <w:r>
-              <w:t>/</w:t>
-            </w:r>
-            <w:r>
-              <w:rPr>
+                <w:sz w:val="16"/>
+                <w:szCs w:val="16"/>
+              </w:rPr>
+              <w:t xml:space="preserve"/>
+            </w:r>
+            <w:r>
+              <w:rPr>
+                <w:rFonts w:ascii="Arial" w:hAnsi="Arial" w:cs="Arial"/>
+                <w:sz w:val="16"/>
+                <w:szCs w:val="16"/>
+              </w:rPr>
+              <w:t/>
+            </w:r>
+            <w:r>
+              <w:rPr>
+                <w:rFonts w:ascii="Arial" w:hAnsi="Arial" w:cs="Arial"/>
                 <w:spacing w:val="-3"/>
-              </w:rPr>
-              <w:t xml:space="preserve"> </w:t>
-            </w:r>
-            <w:r>
-              <w:t>NIP</w:t>
-            </w:r>
-            <w:r>
-              <w:rPr>
+                <w:sz w:val="16"/>
+                <w:szCs w:val="16"/>
+              </w:rPr>
+              <w:t xml:space="preserve"/>
+            </w:r>
+            <w:r>
+              <w:rPr>
+                <w:rFonts w:ascii="Arial" w:hAnsi="Arial" w:cs="Arial"/>
+                <w:sz w:val="16"/>
+                <w:szCs w:val="16"/>
+              </w:rPr>
+              <w:t/>
+            </w:r>
+            <w:r>
+              <w:rPr>
+                <w:rFonts w:ascii="Arial" w:hAnsi="Arial" w:cs="Arial"/>
                 <w:spacing w:val="-10"/>
-              </w:rPr>
-              <w:t xml:space="preserve"> </w:t>
-            </w:r>
-            <w:r>
-              <w:t>Pegawai</w:t>
-            </w:r>
-            <w:r>
-              <w:rPr>
+                <w:sz w:val="16"/>
+                <w:szCs w:val="16"/>
+              </w:rPr>
+              <w:t xml:space="preserve"/>
+            </w:r>
+            <w:r>
+              <w:rPr>
+                <w:rFonts w:ascii="Arial" w:hAnsi="Arial" w:cs="Arial"/>
+                <w:sz w:val="16"/>
+                <w:szCs w:val="16"/>
+              </w:rPr>
+              <w:t/>
+            </w:r>
+            <w:r>
+              <w:rPr>
+                <w:rFonts w:ascii="Arial" w:hAnsi="Arial" w:cs="Arial"/>
                 <w:spacing w:val="-4"/>
-              </w:rPr>
-              <w:t xml:space="preserve"> </w:t>
-            </w:r>
-            <w:r>
-              <w:t>yang</w:t>
-            </w:r>
-            <w:r>
-              <w:rPr>
+                <w:sz w:val="16"/>
+                <w:szCs w:val="16"/>
+              </w:rPr>
+              <w:t xml:space="preserve"/>
+            </w:r>
+            <w:r>
+              <w:rPr>
+                <w:rFonts w:ascii="Arial" w:hAnsi="Arial" w:cs="Arial"/>
+                <w:sz w:val="16"/>
+                <w:szCs w:val="16"/>
+              </w:rPr>
+              <w:t/>
+            </w:r>
+            <w:r>
+              <w:rPr>
+                <w:rFonts w:ascii="Arial" w:hAnsi="Arial" w:cs="Arial"/>
                 <w:spacing w:val="-3"/>
-              </w:rPr>
-              <w:t xml:space="preserve"> </w:t>
-            </w:r>
-            <w:r>
-              <w:t>melaksanakan</w:t>
-            </w:r>
-            <w:r>
-              <w:rPr>
+                <w:sz w:val="16"/>
+                <w:szCs w:val="16"/>
+              </w:rPr>
+              <w:t xml:space="preserve"/>
+            </w:r>
+            <w:r>
+              <w:rPr>
+                <w:rFonts w:ascii="Arial" w:hAnsi="Arial" w:cs="Arial"/>
+                <w:sz w:val="16"/>
+                <w:szCs w:val="16"/>
+              </w:rPr>
+              <w:t/>
+            </w:r>
+            <w:r>
+              <w:rPr>
+                <w:rFonts w:ascii="Arial" w:hAnsi="Arial" w:cs="Arial"/>
                 <w:spacing w:val="-3"/>
-              </w:rPr>
-              <w:t xml:space="preserve"> </w:t>
-            </w:r>
-            <w:r>
-              <w:t>perjalanan</w:t>
-            </w:r>
-            <w:r>
-              <w:t xml:space="preserve"> </w:t>
-            </w:r>
-            <w:r>
-              <w:rPr>
+                <w:sz w:val="16"/>
+                <w:szCs w:val="16"/>
+              </w:rPr>
+              <w:t xml:space="preserve"/>
+            </w:r>
+            <w:r>
+              <w:rPr>
+                <w:rFonts w:ascii="Arial" w:hAnsi="Arial" w:cs="Arial"/>
+                <w:sz w:val="16"/>
+                <w:szCs w:val="16"/>
+              </w:rPr>
+              <w:t/>
+            </w:r>
+            <w:r>
+              <w:rPr>
+                <w:rFonts w:ascii="Arial" w:hAnsi="Arial" w:cs="Arial"/>
+                <w:sz w:val="16"/>
+                <w:szCs w:val="16"/>
+              </w:rPr>
+              <w:t xml:space="preserve"/>
+            </w:r>
+            <w:r>
+              <w:rPr>
+                <w:rFonts w:ascii="Arial" w:hAnsi="Arial" w:cs="Arial"/>
                 <w:spacing w:val="-52"/>
-              </w:rPr>
-              <w:t xml:space="preserve"> </w:t>
-            </w:r>
-            <w:r>
-              <w:t>dinas</w:t>
+                <w:sz w:val="16"/>
+                <w:szCs w:val="16"/>
+              </w:rPr>
+              <w:t xml:space="preserve"/>
+            </w:r>
+            <w:r>
+              <w:rPr>
+                <w:rFonts w:ascii="Arial" w:hAnsi="Arial" w:cs="Arial"/>
+                <w:sz w:val="16"/>
+                <w:szCs w:val="16"/>
+              </w:rPr>
+              <w:t/>
             </w:r>
           </w:p>
         </w:tc>
         <w:tc>
           <w:tcPr>
-            <w:tcW w:w="5580" w:type="dxa"/>
+            <w:tcW w:w="4562" w:type="dxa"/>
             <w:gridSpan w:val="2"/>
           </w:tcPr>
           <w:p>
@@ -760,26 +1136,23 @@
               <w:spacing w:line="242" w:lineRule="auto"/>
               <w:ind w:left="72" w:right="1790"/>
               <w:rPr>
+                <w:rFonts w:ascii="Arial" w:hAnsi="Arial" w:cs="Arial"/>
                 <w:spacing w:val="-1"/>
-                <w:lang w:val="en-US"/>
+                <w:sz w:val="16"/>
+                <w:szCs w:val="16"/>
+                <w:lang w:val="sv-SE"/>
               </w:rPr>
             </w:pPr>
             <w:r>
               <w:rPr>
+                <w:rFonts w:ascii="Arial" w:hAnsi="Arial" w:cs="Arial"/>
                 <w:spacing w:val="-1"/>
-                <w:lang w:val="en-US"/>
+                <w:sz w:val="16"/>
+                <w:szCs w:val="16"/>
+                <w:lang w:val="sv-SE"/>
               </w:rPr>
               <w:t xml:space="preserve">{{NAMA}}</w:t>
             </w:r>
-            <w:proofErr w:type="spellStart"/>
-            <w:r>
-              <w:rPr>
-                <w:spacing w:val="-1"/>
-                <w:lang w:val="en-US"/>
-              </w:rPr>
-              <w:t xml:space="preserve"/>
-            </w:r>
-            <w:proofErr w:type="spellEnd"/>
           </w:p>
           <w:p>
             <w:pPr>
@@ -787,12 +1160,18 @@
               <w:spacing w:line="242" w:lineRule="auto"/>
               <w:ind w:left="72" w:right="2429"/>
               <w:rPr>
-                <w:lang w:val="en-US"/>
+                <w:rFonts w:ascii="Arial" w:hAnsi="Arial" w:cs="Arial"/>
+                <w:sz w:val="16"/>
+                <w:szCs w:val="16"/>
+                <w:lang w:val="sv-SE"/>
               </w:rPr>
             </w:pPr>
             <w:r>
               <w:rPr>
+                <w:rFonts w:ascii="Arial" w:hAnsi="Arial" w:cs="Arial"/>
                 <w:color w:val="000000"/>
+                <w:sz w:val="16"/>
+                <w:szCs w:val="16"/>
                 <w:shd w:val="clear" w:color="auto" w:fill="FFFFFF"/>
               </w:rPr>
               <w:t xml:space="preserve">{{NIP}}</w:t>
@@ -802,26 +1181,36 @@
       </w:tr>
       <w:tr>
         <w:trPr>
-          <w:trHeight w:val="885"/>
+          <w:trHeight w:val="878"/>
         </w:trPr>
         <w:tc>
           <w:tcPr>
-            <w:tcW w:w="603" w:type="dxa"/>
+            <w:tcW w:w="426" w:type="dxa"/>
           </w:tcPr>
           <w:p>
             <w:pPr>
               <w:pStyle w:val="TableParagraph"/>
               <w:ind w:left="4"/>
               <w:jc w:val="center"/>
+              <w:rPr>
+                <w:rFonts w:ascii="Arial" w:hAnsi="Arial" w:cs="Arial"/>
+                <w:sz w:val="16"/>
+                <w:szCs w:val="16"/>
+              </w:rPr>
             </w:pPr>
             <w:r>
+              <w:rPr>
+                <w:rFonts w:ascii="Arial" w:hAnsi="Arial" w:cs="Arial"/>
+                <w:sz w:val="16"/>
+                <w:szCs w:val="16"/>
+              </w:rPr>
               <w:t>3</w:t>
             </w:r>
           </w:p>
         </w:tc>
         <w:tc>
           <w:tcPr>
-            <w:tcW w:w="4680" w:type="dxa"/>
+            <w:tcW w:w="4010" w:type="dxa"/>
           </w:tcPr>
           <w:p>
             <w:pPr>
@@ -834,26 +1223,52 @@
                 <w:tab w:val="left" w:pos="269"/>
               </w:tabs>
               <w:ind w:hanging="209"/>
+              <w:rPr>
+                <w:rFonts w:ascii="Arial" w:hAnsi="Arial" w:cs="Arial"/>
+                <w:sz w:val="16"/>
+                <w:szCs w:val="16"/>
+              </w:rPr>
             </w:pPr>
             <w:r>
+              <w:rPr>
+                <w:rFonts w:ascii="Arial" w:hAnsi="Arial" w:cs="Arial"/>
+                <w:sz w:val="16"/>
+                <w:szCs w:val="16"/>
+              </w:rPr>
               <w:t>Pangkat</w:t>
             </w:r>
             <w:r>
               <w:rPr>
+                <w:rFonts w:ascii="Arial" w:hAnsi="Arial" w:cs="Arial"/>
                 <w:spacing w:val="-1"/>
+                <w:sz w:val="16"/>
+                <w:szCs w:val="16"/>
               </w:rPr>
               <w:t xml:space="preserve"> </w:t>
             </w:r>
             <w:r>
+              <w:rPr>
+                <w:rFonts w:ascii="Arial" w:hAnsi="Arial" w:cs="Arial"/>
+                <w:sz w:val="16"/>
+                <w:szCs w:val="16"/>
+              </w:rPr>
               <w:t>dan</w:t>
             </w:r>
             <w:r>
               <w:rPr>
+                <w:rFonts w:ascii="Arial" w:hAnsi="Arial" w:cs="Arial"/>
                 <w:spacing w:val="-1"/>
+                <w:sz w:val="16"/>
+                <w:szCs w:val="16"/>
               </w:rPr>
               <w:t xml:space="preserve"> </w:t>
             </w:r>
             <w:r>
+              <w:rPr>
+                <w:rFonts w:ascii="Arial" w:hAnsi="Arial" w:cs="Arial"/>
+                <w:sz w:val="16"/>
+                <w:szCs w:val="16"/>
+              </w:rPr>
               <w:t>Golongan</w:t>
             </w:r>
           </w:p>
@@ -869,26 +1284,52 @@
               </w:tabs>
               <w:spacing w:before="2"/>
               <w:ind w:left="280" w:hanging="221"/>
+              <w:rPr>
+                <w:rFonts w:ascii="Arial" w:hAnsi="Arial" w:cs="Arial"/>
+                <w:sz w:val="16"/>
+                <w:szCs w:val="16"/>
+              </w:rPr>
             </w:pPr>
             <w:r>
+              <w:rPr>
+                <w:rFonts w:ascii="Arial" w:hAnsi="Arial" w:cs="Arial"/>
+                <w:sz w:val="16"/>
+                <w:szCs w:val="16"/>
+              </w:rPr>
               <w:t>Jabatan</w:t>
             </w:r>
             <w:r>
               <w:rPr>
+                <w:rFonts w:ascii="Arial" w:hAnsi="Arial" w:cs="Arial"/>
                 <w:spacing w:val="-1"/>
+                <w:sz w:val="16"/>
+                <w:szCs w:val="16"/>
               </w:rPr>
               <w:t xml:space="preserve"> </w:t>
             </w:r>
             <w:r>
+              <w:rPr>
+                <w:rFonts w:ascii="Arial" w:hAnsi="Arial" w:cs="Arial"/>
+                <w:sz w:val="16"/>
+                <w:szCs w:val="16"/>
+              </w:rPr>
               <w:t>/</w:t>
             </w:r>
             <w:r>
               <w:rPr>
+                <w:rFonts w:ascii="Arial" w:hAnsi="Arial" w:cs="Arial"/>
                 <w:spacing w:val="-1"/>
+                <w:sz w:val="16"/>
+                <w:szCs w:val="16"/>
               </w:rPr>
               <w:t xml:space="preserve"> </w:t>
             </w:r>
             <w:r>
+              <w:rPr>
+                <w:rFonts w:ascii="Arial" w:hAnsi="Arial" w:cs="Arial"/>
+                <w:sz w:val="16"/>
+                <w:szCs w:val="16"/>
+              </w:rPr>
               <w:t>Instansi</w:t>
             </w:r>
           </w:p>
@@ -904,42 +1345,76 @@
               </w:tabs>
               <w:spacing w:before="2"/>
               <w:ind w:left="264" w:hanging="205"/>
+              <w:rPr>
+                <w:rFonts w:ascii="Arial" w:hAnsi="Arial" w:cs="Arial"/>
+                <w:sz w:val="16"/>
+                <w:szCs w:val="16"/>
+              </w:rPr>
             </w:pPr>
             <w:r>
+              <w:rPr>
+                <w:rFonts w:ascii="Arial" w:hAnsi="Arial" w:cs="Arial"/>
+                <w:sz w:val="16"/>
+                <w:szCs w:val="16"/>
+              </w:rPr>
               <w:t>Tingkat</w:t>
             </w:r>
             <w:r>
               <w:rPr>
+                <w:rFonts w:ascii="Arial" w:hAnsi="Arial" w:cs="Arial"/>
                 <w:spacing w:val="-3"/>
+                <w:sz w:val="16"/>
+                <w:szCs w:val="16"/>
               </w:rPr>
               <w:t xml:space="preserve"> </w:t>
             </w:r>
             <w:r>
+              <w:rPr>
+                <w:rFonts w:ascii="Arial" w:hAnsi="Arial" w:cs="Arial"/>
+                <w:sz w:val="16"/>
+                <w:szCs w:val="16"/>
+              </w:rPr>
               <w:t>Biaya</w:t>
             </w:r>
             <w:r>
               <w:rPr>
+                <w:rFonts w:ascii="Arial" w:hAnsi="Arial" w:cs="Arial"/>
                 <w:spacing w:val="-3"/>
+                <w:sz w:val="16"/>
+                <w:szCs w:val="16"/>
               </w:rPr>
               <w:t xml:space="preserve"> </w:t>
             </w:r>
             <w:r>
+              <w:rPr>
+                <w:rFonts w:ascii="Arial" w:hAnsi="Arial" w:cs="Arial"/>
+                <w:sz w:val="16"/>
+                <w:szCs w:val="16"/>
+              </w:rPr>
               <w:t>Perjalanan</w:t>
             </w:r>
             <w:r>
               <w:rPr>
+                <w:rFonts w:ascii="Arial" w:hAnsi="Arial" w:cs="Arial"/>
                 <w:spacing w:val="-3"/>
+                <w:sz w:val="16"/>
+                <w:szCs w:val="16"/>
               </w:rPr>
               <w:t xml:space="preserve"> </w:t>
             </w:r>
             <w:r>
+              <w:rPr>
+                <w:rFonts w:ascii="Arial" w:hAnsi="Arial" w:cs="Arial"/>
+                <w:sz w:val="16"/>
+                <w:szCs w:val="16"/>
+              </w:rPr>
               <w:t>Dinas</w:t>
             </w:r>
           </w:p>
         </w:tc>
         <w:tc>
           <w:tcPr>
-            <w:tcW w:w="5580" w:type="dxa"/>
+            <w:tcW w:w="4562" w:type="dxa"/>
             <w:gridSpan w:val="2"/>
           </w:tcPr>
           <w:p>
@@ -953,36 +1428,19 @@
                 <w:tab w:val="left" w:pos="281"/>
               </w:tabs>
               <w:ind w:hanging="209"/>
+              <w:rPr>
+                <w:rFonts w:ascii="Arial" w:hAnsi="Arial" w:cs="Arial"/>
+                <w:sz w:val="16"/>
+                <w:szCs w:val="16"/>
+              </w:rPr>
             </w:pPr>
             <w:r>
+              <w:rPr>
+                <w:rFonts w:ascii="Arial" w:hAnsi="Arial" w:cs="Arial"/>
+                <w:sz w:val="16"/>
+                <w:szCs w:val="16"/>
+              </w:rPr>
               <w:t xml:space="preserve">{{PANGKAT}}</w:t>
-            </w:r>
-            <w:r>
-              <w:rPr>
-                <w:lang w:val="en-US"/>
-              </w:rPr>
-              <w:t xml:space="preserve"/>
-            </w:r>
-            <w:r>
-              <w:t xml:space="preserve"/>
-            </w:r>
-            <w:r>
-              <w:rPr>
-                <w:spacing w:val="-1"/>
-              </w:rPr>
-              <w:t xml:space="preserve"/>
-            </w:r>
-            <w:r>
-              <w:t xml:space="preserve"/>
-            </w:r>
-            <w:r>
-              <w:rPr>
-                <w:lang w:val="en-US"/>
-              </w:rPr>
-              <w:t xml:space="preserve"/>
-            </w:r>
-            <w:r>
-              <w:t xml:space="preserve"/>
             </w:r>
           </w:p>
           <w:p>
@@ -997,10 +1455,18 @@
               </w:tabs>
               <w:spacing w:before="2" w:line="242" w:lineRule="auto"/>
               <w:ind w:left="72" w:right="3071" w:firstLine="0"/>
+              <w:rPr>
+                <w:rFonts w:ascii="Arial" w:hAnsi="Arial" w:cs="Arial"/>
+                <w:sz w:val="16"/>
+                <w:szCs w:val="16"/>
+              </w:rPr>
             </w:pPr>
             <w:r>
               <w:rPr>
+                <w:rFonts w:ascii="Arial" w:hAnsi="Arial" w:cs="Arial"/>
                 <w:spacing w:val="-9"/>
+                <w:sz w:val="16"/>
+                <w:szCs w:val="16"/>
                 <w:lang w:val="en-US"/>
               </w:rPr>
               <w:t xml:space="preserve">{{JABATAN}}</w:t>
@@ -1018,190 +1484,255 @@
               </w:tabs>
               <w:spacing w:before="2" w:line="242" w:lineRule="auto"/>
               <w:ind w:left="72" w:right="3071" w:firstLine="0"/>
+              <w:rPr>
+                <w:rFonts w:ascii="Arial" w:hAnsi="Arial" w:cs="Arial"/>
+                <w:sz w:val="16"/>
+                <w:szCs w:val="16"/>
+              </w:rPr>
             </w:pPr>
           </w:p>
         </w:tc>
       </w:tr>
       <w:tr>
         <w:trPr>
-          <w:trHeight w:val="450"/>
+          <w:trHeight w:val="446"/>
         </w:trPr>
         <w:tc>
           <w:tcPr>
-            <w:tcW w:w="603" w:type="dxa"/>
+            <w:tcW w:w="426" w:type="dxa"/>
           </w:tcPr>
           <w:p>
             <w:pPr>
               <w:pStyle w:val="TableParagraph"/>
               <w:ind w:left="4"/>
               <w:jc w:val="center"/>
+              <w:rPr>
+                <w:rFonts w:ascii="Arial" w:hAnsi="Arial" w:cs="Arial"/>
+                <w:sz w:val="16"/>
+                <w:szCs w:val="16"/>
+              </w:rPr>
             </w:pPr>
             <w:r>
+              <w:rPr>
+                <w:rFonts w:ascii="Arial" w:hAnsi="Arial" w:cs="Arial"/>
+                <w:sz w:val="16"/>
+                <w:szCs w:val="16"/>
+              </w:rPr>
               <w:t>4</w:t>
             </w:r>
           </w:p>
         </w:tc>
         <w:tc>
           <w:tcPr>
-            <w:tcW w:w="4680" w:type="dxa"/>
+            <w:tcW w:w="4010" w:type="dxa"/>
           </w:tcPr>
           <w:p>
             <w:pPr>
               <w:pStyle w:val="TableParagraph"/>
               <w:ind w:left="60"/>
+              <w:rPr>
+                <w:rFonts w:ascii="Arial" w:hAnsi="Arial" w:cs="Arial"/>
+                <w:sz w:val="16"/>
+                <w:szCs w:val="16"/>
+              </w:rPr>
             </w:pPr>
             <w:r>
+              <w:rPr>
+                <w:rFonts w:ascii="Arial" w:hAnsi="Arial" w:cs="Arial"/>
+                <w:sz w:val="16"/>
+                <w:szCs w:val="16"/>
+              </w:rPr>
               <w:t>Maksud</w:t>
             </w:r>
             <w:r>
               <w:rPr>
+                <w:rFonts w:ascii="Arial" w:hAnsi="Arial" w:cs="Arial"/>
                 <w:spacing w:val="-1"/>
+                <w:sz w:val="16"/>
+                <w:szCs w:val="16"/>
               </w:rPr>
               <w:t xml:space="preserve"> </w:t>
             </w:r>
             <w:r>
+              <w:rPr>
+                <w:rFonts w:ascii="Arial" w:hAnsi="Arial" w:cs="Arial"/>
+                <w:sz w:val="16"/>
+                <w:szCs w:val="16"/>
+              </w:rPr>
               <w:t>Perjalanan</w:t>
             </w:r>
             <w:r>
               <w:rPr>
+                <w:rFonts w:ascii="Arial" w:hAnsi="Arial" w:cs="Arial"/>
                 <w:spacing w:val="-1"/>
+                <w:sz w:val="16"/>
+                <w:szCs w:val="16"/>
               </w:rPr>
               <w:t xml:space="preserve"> </w:t>
             </w:r>
             <w:r>
+              <w:rPr>
+                <w:rFonts w:ascii="Arial" w:hAnsi="Arial" w:cs="Arial"/>
+                <w:sz w:val="16"/>
+                <w:szCs w:val="16"/>
+              </w:rPr>
               <w:t>Dinas</w:t>
             </w:r>
           </w:p>
         </w:tc>
         <w:tc>
           <w:tcPr>
-            <w:tcW w:w="5580" w:type="dxa"/>
+            <w:tcW w:w="4562" w:type="dxa"/>
             <w:gridSpan w:val="2"/>
           </w:tcPr>
           <w:p>
             <w:pPr>
               <w:pStyle w:val="TableParagraph"/>
-              <w:ind w:left="72" w:right="269"/>
-              <w:rPr>
-                <w:lang w:val="en-US"/>
+              <w:ind w:right="269"/>
+              <w:rPr>
+                <w:rFonts w:ascii="Arial" w:hAnsi="Arial" w:cs="Arial"/>
+                <w:sz w:val="16"/>
+                <w:szCs w:val="16"/>
+                <w:lang w:val="sv-SE"/>
               </w:rPr>
             </w:pPr>
-            <w:proofErr w:type="spellStart"/>
-            <w:r>
-              <w:rPr>
-                <w:lang w:val="en-US"/>
+            <w:r>
+              <w:rPr>
+                <w:rFonts w:ascii="Arial" w:hAnsi="Arial" w:cs="Arial"/>
+                <w:sz w:val="16"/>
+                <w:szCs w:val="16"/>
+                <w:lang w:val="sv-SE"/>
               </w:rPr>
               <w:t xml:space="preserve">{{KEGIATAN}}</w:t>
-            </w:r>
-            <w:proofErr w:type="spellEnd"/>
-            <w:r>
-              <w:rPr>
-                <w:lang w:val="en-US"/>
-              </w:rPr>
-              <w:t xml:space="preserve"/>
-            </w:r>
-            <w:proofErr w:type="spellStart"/>
-            <w:r>
-              <w:rPr>
-                <w:lang w:val="en-US"/>
-              </w:rPr>
-              <w:t xml:space="preserve"/>
-            </w:r>
-            <w:proofErr w:type="spellEnd"/>
-            <w:r>
-              <w:rPr>
-                <w:lang w:val="en-US"/>
-              </w:rPr>
-              <w:t xml:space="preserve"/>
-            </w:r>
-            <w:proofErr w:type="spellStart"/>
-            <w:r>
-              <w:rPr>
-                <w:lang w:val="en-US"/>
-              </w:rPr>
-              <w:t xml:space="preserve"/>
-            </w:r>
-            <w:proofErr w:type="spellEnd"/>
-            <w:r>
-              <w:rPr>
-                <w:lang w:val="en-US"/>
-              </w:rPr>
-              <w:t xml:space="preserve"/>
             </w:r>
           </w:p>
         </w:tc>
       </w:tr>
       <w:tr>
         <w:trPr>
-          <w:trHeight w:val="375"/>
+          <w:trHeight w:val="372"/>
         </w:trPr>
         <w:tc>
           <w:tcPr>
-            <w:tcW w:w="603" w:type="dxa"/>
+            <w:tcW w:w="426" w:type="dxa"/>
           </w:tcPr>
           <w:p>
             <w:pPr>
               <w:pStyle w:val="TableParagraph"/>
               <w:ind w:left="4"/>
               <w:jc w:val="center"/>
+              <w:rPr>
+                <w:rFonts w:ascii="Arial" w:hAnsi="Arial" w:cs="Arial"/>
+                <w:sz w:val="16"/>
+                <w:szCs w:val="16"/>
+              </w:rPr>
             </w:pPr>
             <w:r>
+              <w:rPr>
+                <w:rFonts w:ascii="Arial" w:hAnsi="Arial" w:cs="Arial"/>
+                <w:sz w:val="16"/>
+                <w:szCs w:val="16"/>
+              </w:rPr>
               <w:t>5</w:t>
             </w:r>
           </w:p>
         </w:tc>
         <w:tc>
           <w:tcPr>
-            <w:tcW w:w="4680" w:type="dxa"/>
+            <w:tcW w:w="4010" w:type="dxa"/>
           </w:tcPr>
           <w:p>
             <w:pPr>
               <w:pStyle w:val="TableParagraph"/>
               <w:ind w:left="60"/>
+              <w:rPr>
+                <w:rFonts w:ascii="Arial" w:hAnsi="Arial" w:cs="Arial"/>
+                <w:sz w:val="16"/>
+                <w:szCs w:val="16"/>
+              </w:rPr>
             </w:pPr>
             <w:r>
+              <w:rPr>
+                <w:rFonts w:ascii="Arial" w:hAnsi="Arial" w:cs="Arial"/>
+                <w:sz w:val="16"/>
+                <w:szCs w:val="16"/>
+              </w:rPr>
               <w:t>Alat</w:t>
             </w:r>
             <w:r>
               <w:rPr>
+                <w:rFonts w:ascii="Arial" w:hAnsi="Arial" w:cs="Arial"/>
                 <w:spacing w:val="-2"/>
+                <w:sz w:val="16"/>
+                <w:szCs w:val="16"/>
               </w:rPr>
               <w:t xml:space="preserve"> </w:t>
             </w:r>
             <w:r>
+              <w:rPr>
+                <w:rFonts w:ascii="Arial" w:hAnsi="Arial" w:cs="Arial"/>
+                <w:sz w:val="16"/>
+                <w:szCs w:val="16"/>
+              </w:rPr>
               <w:t>angkut</w:t>
             </w:r>
             <w:r>
               <w:rPr>
+                <w:rFonts w:ascii="Arial" w:hAnsi="Arial" w:cs="Arial"/>
                 <w:spacing w:val="-2"/>
+                <w:sz w:val="16"/>
+                <w:szCs w:val="16"/>
               </w:rPr>
               <w:t xml:space="preserve"> </w:t>
             </w:r>
             <w:r>
+              <w:rPr>
+                <w:rFonts w:ascii="Arial" w:hAnsi="Arial" w:cs="Arial"/>
+                <w:sz w:val="16"/>
+                <w:szCs w:val="16"/>
+              </w:rPr>
               <w:t>yang</w:t>
             </w:r>
             <w:r>
               <w:rPr>
+                <w:rFonts w:ascii="Arial" w:hAnsi="Arial" w:cs="Arial"/>
                 <w:spacing w:val="-2"/>
+                <w:sz w:val="16"/>
+                <w:szCs w:val="16"/>
               </w:rPr>
               <w:t xml:space="preserve"> </w:t>
             </w:r>
             <w:r>
+              <w:rPr>
+                <w:rFonts w:ascii="Arial" w:hAnsi="Arial" w:cs="Arial"/>
+                <w:sz w:val="16"/>
+                <w:szCs w:val="16"/>
+              </w:rPr>
               <w:t>dipergunakan</w:t>
             </w:r>
           </w:p>
         </w:tc>
         <w:tc>
           <w:tcPr>
-            <w:tcW w:w="5580" w:type="dxa"/>
+            <w:tcW w:w="4562" w:type="dxa"/>
             <w:gridSpan w:val="2"/>
           </w:tcPr>
           <w:p>
             <w:pPr>
               <w:pStyle w:val="TableParagraph"/>
               <w:ind w:left="72"/>
+              <w:rPr>
+                <w:rFonts w:ascii="Arial" w:hAnsi="Arial" w:cs="Arial"/>
+                <w:sz w:val="16"/>
+                <w:szCs w:val="16"/>
+              </w:rPr>
             </w:pPr>
             <w:r>
+              <w:rPr>
+                <w:rFonts w:ascii="Arial" w:hAnsi="Arial" w:cs="Arial"/>
+                <w:sz w:val="16"/>
+                <w:szCs w:val="16"/>
+              </w:rPr>
               <w:t xml:space="preserve">{{ANGKUTAN}}</w:t>
             </w:r>
           </w:p>
@@ -1209,26 +1740,36 @@
       </w:tr>
       <w:tr>
         <w:trPr>
-          <w:trHeight w:val="630"/>
+          <w:trHeight w:val="625"/>
         </w:trPr>
         <w:tc>
           <w:tcPr>
-            <w:tcW w:w="603" w:type="dxa"/>
+            <w:tcW w:w="426" w:type="dxa"/>
           </w:tcPr>
           <w:p>
             <w:pPr>
               <w:pStyle w:val="TableParagraph"/>
               <w:ind w:left="4"/>
               <w:jc w:val="center"/>
+              <w:rPr>
+                <w:rFonts w:ascii="Arial" w:hAnsi="Arial" w:cs="Arial"/>
+                <w:sz w:val="16"/>
+                <w:szCs w:val="16"/>
+              </w:rPr>
             </w:pPr>
             <w:r>
+              <w:rPr>
+                <w:rFonts w:ascii="Arial" w:hAnsi="Arial" w:cs="Arial"/>
+                <w:sz w:val="16"/>
+                <w:szCs w:val="16"/>
+              </w:rPr>
               <w:t>6</w:t>
             </w:r>
           </w:p>
         </w:tc>
         <w:tc>
           <w:tcPr>
-            <w:tcW w:w="4680" w:type="dxa"/>
+            <w:tcW w:w="4010" w:type="dxa"/>
           </w:tcPr>
           <w:p>
             <w:pPr>
@@ -1241,17 +1782,35 @@
                 <w:tab w:val="left" w:pos="265"/>
               </w:tabs>
               <w:ind w:hanging="205"/>
+              <w:rPr>
+                <w:rFonts w:ascii="Arial" w:hAnsi="Arial" w:cs="Arial"/>
+                <w:sz w:val="16"/>
+                <w:szCs w:val="16"/>
+              </w:rPr>
             </w:pPr>
             <w:r>
+              <w:rPr>
+                <w:rFonts w:ascii="Arial" w:hAnsi="Arial" w:cs="Arial"/>
+                <w:sz w:val="16"/>
+                <w:szCs w:val="16"/>
+              </w:rPr>
               <w:t>Tempat</w:t>
             </w:r>
             <w:r>
               <w:rPr>
+                <w:rFonts w:ascii="Arial" w:hAnsi="Arial" w:cs="Arial"/>
                 <w:spacing w:val="-8"/>
+                <w:sz w:val="16"/>
+                <w:szCs w:val="16"/>
               </w:rPr>
               <w:t xml:space="preserve"> </w:t>
             </w:r>
             <w:r>
+              <w:rPr>
+                <w:rFonts w:ascii="Arial" w:hAnsi="Arial" w:cs="Arial"/>
+                <w:sz w:val="16"/>
+                <w:szCs w:val="16"/>
+              </w:rPr>
               <w:t>Berangkat</w:t>
             </w:r>
           </w:p>
@@ -1267,27 +1826,43 @@
               </w:tabs>
               <w:spacing w:before="2"/>
               <w:ind w:left="276" w:hanging="217"/>
+              <w:rPr>
+                <w:rFonts w:ascii="Arial" w:hAnsi="Arial" w:cs="Arial"/>
+                <w:sz w:val="16"/>
+                <w:szCs w:val="16"/>
+              </w:rPr>
             </w:pPr>
             <w:r>
               <w:rPr>
+                <w:rFonts w:ascii="Arial" w:hAnsi="Arial" w:cs="Arial"/>
                 <w:spacing w:val="-1"/>
+                <w:sz w:val="16"/>
+                <w:szCs w:val="16"/>
               </w:rPr>
               <w:t>Tempat</w:t>
             </w:r>
             <w:r>
               <w:rPr>
+                <w:rFonts w:ascii="Arial" w:hAnsi="Arial" w:cs="Arial"/>
                 <w:spacing w:val="-12"/>
+                <w:sz w:val="16"/>
+                <w:szCs w:val="16"/>
               </w:rPr>
               <w:t xml:space="preserve"> </w:t>
             </w:r>
             <w:r>
+              <w:rPr>
+                <w:rFonts w:ascii="Arial" w:hAnsi="Arial" w:cs="Arial"/>
+                <w:sz w:val="16"/>
+                <w:szCs w:val="16"/>
+              </w:rPr>
               <w:t>Tujuan</w:t>
             </w:r>
           </w:p>
         </w:tc>
         <w:tc>
           <w:tcPr>
-            <w:tcW w:w="5580" w:type="dxa"/>
+            <w:tcW w:w="4562" w:type="dxa"/>
             <w:gridSpan w:val="2"/>
           </w:tcPr>
           <w:p>
@@ -1301,26 +1876,52 @@
                 <w:tab w:val="left" w:pos="281"/>
               </w:tabs>
               <w:ind w:hanging="209"/>
+              <w:rPr>
+                <w:rFonts w:ascii="Arial" w:hAnsi="Arial" w:cs="Arial"/>
+                <w:sz w:val="16"/>
+                <w:szCs w:val="16"/>
+              </w:rPr>
             </w:pPr>
             <w:r>
+              <w:rPr>
+                <w:rFonts w:ascii="Arial" w:hAnsi="Arial" w:cs="Arial"/>
+                <w:sz w:val="16"/>
+                <w:szCs w:val="16"/>
+              </w:rPr>
               <w:t>Puskesmas</w:t>
             </w:r>
             <w:r>
               <w:rPr>
+                <w:rFonts w:ascii="Arial" w:hAnsi="Arial" w:cs="Arial"/>
                 <w:spacing w:val="-1"/>
+                <w:sz w:val="16"/>
+                <w:szCs w:val="16"/>
               </w:rPr>
               <w:t xml:space="preserve"> </w:t>
             </w:r>
             <w:r>
+              <w:rPr>
+                <w:rFonts w:ascii="Arial" w:hAnsi="Arial" w:cs="Arial"/>
+                <w:sz w:val="16"/>
+                <w:szCs w:val="16"/>
+              </w:rPr>
               <w:t>Silian</w:t>
             </w:r>
             <w:r>
               <w:rPr>
+                <w:rFonts w:ascii="Arial" w:hAnsi="Arial" w:cs="Arial"/>
                 <w:spacing w:val="-1"/>
+                <w:sz w:val="16"/>
+                <w:szCs w:val="16"/>
               </w:rPr>
               <w:t xml:space="preserve"> </w:t>
             </w:r>
             <w:r>
+              <w:rPr>
+                <w:rFonts w:ascii="Arial" w:hAnsi="Arial" w:cs="Arial"/>
+                <w:sz w:val="16"/>
+                <w:szCs w:val="16"/>
+              </w:rPr>
               <w:t>Raya</w:t>
             </w:r>
           </w:p>
@@ -1336,58 +1937,74 @@
               </w:tabs>
               <w:spacing w:before="2"/>
               <w:ind w:left="292" w:hanging="221"/>
+              <w:rPr>
+                <w:rFonts w:ascii="Arial" w:hAnsi="Arial" w:cs="Arial"/>
+                <w:sz w:val="16"/>
+                <w:szCs w:val="16"/>
+              </w:rPr>
             </w:pPr>
-            <w:proofErr w:type="spellStart"/>
-            <w:r>
-              <w:rPr>
-                <w:lang w:val="en-US"/>
+            <w:r>
+              <w:rPr>
+                <w:rFonts w:ascii="Arial" w:hAnsi="Arial" w:cs="Arial"/>
+                <w:sz w:val="16"/>
+                <w:szCs w:val="16"/>
+                <w:lang w:val="sv-SE"/>
               </w:rPr>
               <w:t xml:space="preserve">{{TUJUAN}}</w:t>
             </w:r>
             <w:r>
               <w:rPr>
-                <w:lang w:val="en-US"/>
-              </w:rPr>
-              <w:t xml:space="preserve"/>
-            </w:r>
-            <w:proofErr w:type="spellEnd"/>
-            <w:r>
-              <w:rPr>
-                <w:lang w:val="en-US"/>
-              </w:rPr>
-              <w:t xml:space="preserve"/>
-            </w:r>
-            <w:r>
-              <w:rPr>
-                <w:lang w:val="en-US"/>
-              </w:rPr>
-              <w:t xml:space="preserve"/>
+                <w:rFonts w:ascii="Arial" w:hAnsi="Arial" w:cs="Arial"/>
+                <w:sz w:val="16"/>
+                <w:szCs w:val="16"/>
+                <w:lang w:val="sv-SE"/>
+              </w:rPr>
+              <w:t/>
+            </w:r>
+            <w:r>
+              <w:rPr>
+                <w:rFonts w:ascii="Arial" w:hAnsi="Arial" w:cs="Arial"/>
+                <w:sz w:val="16"/>
+                <w:szCs w:val="16"/>
+                <w:lang w:val="sv-SE"/>
+              </w:rPr>
+              <w:t/>
             </w:r>
           </w:p>
         </w:tc>
       </w:tr>
       <w:tr>
         <w:trPr>
-          <w:trHeight w:val="885"/>
+          <w:trHeight w:val="878"/>
         </w:trPr>
         <w:tc>
           <w:tcPr>
-            <w:tcW w:w="603" w:type="dxa"/>
+            <w:tcW w:w="426" w:type="dxa"/>
           </w:tcPr>
           <w:p>
             <w:pPr>
               <w:pStyle w:val="TableParagraph"/>
               <w:ind w:left="4"/>
               <w:jc w:val="center"/>
+              <w:rPr>
+                <w:rFonts w:ascii="Arial" w:hAnsi="Arial" w:cs="Arial"/>
+                <w:sz w:val="16"/>
+                <w:szCs w:val="16"/>
+              </w:rPr>
             </w:pPr>
             <w:r>
+              <w:rPr>
+                <w:rFonts w:ascii="Arial" w:hAnsi="Arial" w:cs="Arial"/>
+                <w:sz w:val="16"/>
+                <w:szCs w:val="16"/>
+              </w:rPr>
               <w:t>7</w:t>
             </w:r>
           </w:p>
         </w:tc>
         <w:tc>
           <w:tcPr>
-            <w:tcW w:w="4680" w:type="dxa"/>
+            <w:tcW w:w="4010" w:type="dxa"/>
           </w:tcPr>
           <w:p>
             <w:pPr>
@@ -1400,26 +2017,52 @@
                 <w:tab w:val="left" w:pos="269"/>
               </w:tabs>
               <w:ind w:hanging="209"/>
+              <w:rPr>
+                <w:rFonts w:ascii="Arial" w:hAnsi="Arial" w:cs="Arial"/>
+                <w:sz w:val="16"/>
+                <w:szCs w:val="16"/>
+              </w:rPr>
             </w:pPr>
             <w:r>
+              <w:rPr>
+                <w:rFonts w:ascii="Arial" w:hAnsi="Arial" w:cs="Arial"/>
+                <w:sz w:val="16"/>
+                <w:szCs w:val="16"/>
+              </w:rPr>
               <w:t>Lama</w:t>
             </w:r>
             <w:r>
               <w:rPr>
+                <w:rFonts w:ascii="Arial" w:hAnsi="Arial" w:cs="Arial"/>
                 <w:spacing w:val="-1"/>
+                <w:sz w:val="16"/>
+                <w:szCs w:val="16"/>
               </w:rPr>
               <w:t xml:space="preserve"> </w:t>
             </w:r>
             <w:r>
+              <w:rPr>
+                <w:rFonts w:ascii="Arial" w:hAnsi="Arial" w:cs="Arial"/>
+                <w:sz w:val="16"/>
+                <w:szCs w:val="16"/>
+              </w:rPr>
               <w:t>Perjalanan</w:t>
             </w:r>
             <w:r>
               <w:rPr>
+                <w:rFonts w:ascii="Arial" w:hAnsi="Arial" w:cs="Arial"/>
                 <w:spacing w:val="-1"/>
+                <w:sz w:val="16"/>
+                <w:szCs w:val="16"/>
               </w:rPr>
               <w:t xml:space="preserve"> </w:t>
             </w:r>
             <w:r>
+              <w:rPr>
+                <w:rFonts w:ascii="Arial" w:hAnsi="Arial" w:cs="Arial"/>
+                <w:sz w:val="16"/>
+                <w:szCs w:val="16"/>
+              </w:rPr>
               <w:t>Dinas</w:t>
             </w:r>
           </w:p>
@@ -1435,17 +2078,35 @@
               </w:tabs>
               <w:spacing w:before="2"/>
               <w:ind w:left="276" w:hanging="217"/>
+              <w:rPr>
+                <w:rFonts w:ascii="Arial" w:hAnsi="Arial" w:cs="Arial"/>
+                <w:sz w:val="16"/>
+                <w:szCs w:val="16"/>
+              </w:rPr>
             </w:pPr>
             <w:r>
+              <w:rPr>
+                <w:rFonts w:ascii="Arial" w:hAnsi="Arial" w:cs="Arial"/>
+                <w:sz w:val="16"/>
+                <w:szCs w:val="16"/>
+              </w:rPr>
               <w:t>Tanggal</w:t>
             </w:r>
             <w:r>
               <w:rPr>
+                <w:rFonts w:ascii="Arial" w:hAnsi="Arial" w:cs="Arial"/>
                 <w:spacing w:val="-8"/>
+                <w:sz w:val="16"/>
+                <w:szCs w:val="16"/>
               </w:rPr>
               <w:t xml:space="preserve"> </w:t>
             </w:r>
             <w:r>
+              <w:rPr>
+                <w:rFonts w:ascii="Arial" w:hAnsi="Arial" w:cs="Arial"/>
+                <w:sz w:val="16"/>
+                <w:szCs w:val="16"/>
+              </w:rPr>
               <w:t>Berangkat</w:t>
             </w:r>
           </w:p>
@@ -1461,69 +2122,127 @@
               </w:tabs>
               <w:spacing w:before="2"/>
               <w:ind w:left="264" w:hanging="205"/>
+              <w:rPr>
+                <w:rFonts w:ascii="Arial" w:hAnsi="Arial" w:cs="Arial"/>
+                <w:sz w:val="16"/>
+                <w:szCs w:val="16"/>
+              </w:rPr>
             </w:pPr>
             <w:r>
+              <w:rPr>
+                <w:rFonts w:ascii="Arial" w:hAnsi="Arial" w:cs="Arial"/>
+                <w:sz w:val="16"/>
+                <w:szCs w:val="16"/>
+              </w:rPr>
               <w:t>Tanggal</w:t>
             </w:r>
             <w:r>
               <w:rPr>
+                <w:rFonts w:ascii="Arial" w:hAnsi="Arial" w:cs="Arial"/>
                 <w:spacing w:val="-7"/>
+                <w:sz w:val="16"/>
+                <w:szCs w:val="16"/>
               </w:rPr>
               <w:t xml:space="preserve"> </w:t>
             </w:r>
             <w:r>
+              <w:rPr>
+                <w:rFonts w:ascii="Arial" w:hAnsi="Arial" w:cs="Arial"/>
+                <w:sz w:val="16"/>
+                <w:szCs w:val="16"/>
+              </w:rPr>
               <w:t>Harus</w:t>
             </w:r>
             <w:r>
               <w:rPr>
+                <w:rFonts w:ascii="Arial" w:hAnsi="Arial" w:cs="Arial"/>
                 <w:spacing w:val="-6"/>
+                <w:sz w:val="16"/>
+                <w:szCs w:val="16"/>
               </w:rPr>
               <w:t xml:space="preserve"> </w:t>
             </w:r>
             <w:r>
+              <w:rPr>
+                <w:rFonts w:ascii="Arial" w:hAnsi="Arial" w:cs="Arial"/>
+                <w:sz w:val="16"/>
+                <w:szCs w:val="16"/>
+              </w:rPr>
               <w:t>Kembali/Tiba</w:t>
             </w:r>
             <w:r>
               <w:rPr>
+                <w:rFonts w:ascii="Arial" w:hAnsi="Arial" w:cs="Arial"/>
                 <w:spacing w:val="-7"/>
+                <w:sz w:val="16"/>
+                <w:szCs w:val="16"/>
               </w:rPr>
               <w:t xml:space="preserve"> </w:t>
             </w:r>
             <w:r>
+              <w:rPr>
+                <w:rFonts w:ascii="Arial" w:hAnsi="Arial" w:cs="Arial"/>
+                <w:sz w:val="16"/>
+                <w:szCs w:val="16"/>
+              </w:rPr>
               <w:t>di</w:t>
             </w:r>
             <w:r>
               <w:rPr>
+                <w:rFonts w:ascii="Arial" w:hAnsi="Arial" w:cs="Arial"/>
                 <w:spacing w:val="-9"/>
+                <w:sz w:val="16"/>
+                <w:szCs w:val="16"/>
               </w:rPr>
               <w:t xml:space="preserve"> </w:t>
             </w:r>
             <w:r>
+              <w:rPr>
+                <w:rFonts w:ascii="Arial" w:hAnsi="Arial" w:cs="Arial"/>
+                <w:sz w:val="16"/>
+                <w:szCs w:val="16"/>
+              </w:rPr>
               <w:t>Tempat</w:t>
             </w:r>
             <w:r>
               <w:rPr>
+                <w:rFonts w:ascii="Arial" w:hAnsi="Arial" w:cs="Arial"/>
                 <w:spacing w:val="-7"/>
+                <w:sz w:val="16"/>
+                <w:szCs w:val="16"/>
               </w:rPr>
               <w:t xml:space="preserve"> </w:t>
             </w:r>
             <w:r>
+              <w:rPr>
+                <w:rFonts w:ascii="Arial" w:hAnsi="Arial" w:cs="Arial"/>
+                <w:sz w:val="16"/>
+                <w:szCs w:val="16"/>
+              </w:rPr>
               <w:t>Baru</w:t>
             </w:r>
             <w:r>
               <w:rPr>
+                <w:rFonts w:ascii="Arial" w:hAnsi="Arial" w:cs="Arial"/>
                 <w:spacing w:val="-6"/>
+                <w:sz w:val="16"/>
+                <w:szCs w:val="16"/>
               </w:rPr>
               <w:t xml:space="preserve"> </w:t>
             </w:r>
             <w:r>
+              <w:rPr>
+                <w:rFonts w:ascii="Arial" w:hAnsi="Arial" w:cs="Arial"/>
+                <w:sz w:val="16"/>
+                <w:szCs w:val="16"/>
+              </w:rPr>
               <w:t>*)</w:t>
             </w:r>
           </w:p>
         </w:tc>
         <w:tc>
           <w:tcPr>
-            <w:tcW w:w="5580" w:type="dxa"/>
+            <w:tcW w:w="4562" w:type="dxa"/>
             <w:gridSpan w:val="2"/>
           </w:tcPr>
           <w:p>
@@ -1537,27 +2256,19 @@
                 <w:tab w:val="left" w:pos="281"/>
               </w:tabs>
               <w:ind w:hanging="209"/>
+              <w:rPr>
+                <w:rFonts w:ascii="Arial" w:hAnsi="Arial" w:cs="Arial"/>
+                <w:sz w:val="16"/>
+                <w:szCs w:val="16"/>
+              </w:rPr>
             </w:pPr>
             <w:r>
+              <w:rPr>
+                <w:rFonts w:ascii="Arial" w:hAnsi="Arial" w:cs="Arial"/>
+                <w:sz w:val="16"/>
+                <w:szCs w:val="16"/>
+              </w:rPr>
               <w:t xml:space="preserve">{{LAMA}} Hari</w:t>
-            </w:r>
-            <w:r>
-              <w:rPr>
-                <w:spacing w:val="-1"/>
-              </w:rPr>
-              <w:t xml:space="preserve"/>
-            </w:r>
-            <w:r>
-              <w:t xml:space="preserve"/>
-            </w:r>
-            <w:r>
-              <w:rPr>
-                <w:spacing w:val="-1"/>
-              </w:rPr>
-              <w:t xml:space="preserve"/>
-            </w:r>
-            <w:r>
-              <w:t xml:space="preserve"/>
             </w:r>
           </w:p>
           <w:p>
@@ -1572,21 +2283,44 @@
               </w:tabs>
               <w:spacing w:before="2"/>
               <w:ind w:left="292" w:hanging="221"/>
+              <w:rPr>
+                <w:rFonts w:ascii="Arial" w:hAnsi="Arial" w:cs="Arial"/>
+                <w:sz w:val="16"/>
+                <w:szCs w:val="16"/>
+              </w:rPr>
             </w:pPr>
             <w:r>
               <w:rPr>
+                <w:rFonts w:ascii="Arial" w:hAnsi="Arial" w:cs="Arial"/>
+                <w:sz w:val="16"/>
+                <w:szCs w:val="16"/>
                 <w:lang w:val="en-US"/>
               </w:rPr>
               <w:t xml:space="preserve">{{TANGGAL}}</w:t>
             </w:r>
             <w:r>
               <w:rPr>
+                <w:rFonts w:ascii="Arial" w:hAnsi="Arial" w:cs="Arial"/>
+                <w:sz w:val="16"/>
+                <w:szCs w:val="16"/>
                 <w:lang w:val="en-US"/>
               </w:rPr>
               <w:t xml:space="preserve"/>
             </w:r>
             <w:r>
               <w:rPr>
+                <w:rFonts w:ascii="Arial" w:hAnsi="Arial" w:cs="Arial"/>
+                <w:sz w:val="16"/>
+                <w:szCs w:val="16"/>
+                <w:lang w:val="en-US"/>
+              </w:rPr>
+              <w:t/>
+            </w:r>
+            <w:r>
+              <w:rPr>
+                <w:rFonts w:ascii="Arial" w:hAnsi="Arial" w:cs="Arial"/>
+                <w:sz w:val="16"/>
+                <w:szCs w:val="16"/>
                 <w:lang w:val="en-US"/>
               </w:rPr>
               <w:t xml:space="preserve"/>
@@ -1604,27 +2338,44 @@
               </w:tabs>
               <w:spacing w:before="2"/>
               <w:ind w:left="292" w:hanging="221"/>
+              <w:rPr>
+                <w:rFonts w:ascii="Arial" w:hAnsi="Arial" w:cs="Arial"/>
+                <w:sz w:val="16"/>
+                <w:szCs w:val="16"/>
+              </w:rPr>
             </w:pPr>
             <w:r>
               <w:rPr>
+                <w:rFonts w:ascii="Arial" w:hAnsi="Arial" w:cs="Arial"/>
+                <w:sz w:val="16"/>
+                <w:szCs w:val="16"/>
                 <w:lang w:val="en-US"/>
               </w:rPr>
-              <w:t>{{KEMBALI}}</w:t>
-            </w:r>
-            <w:r>
-              <w:rPr>
+              <w:t xml:space="preserve">{{KEMBALI}}</w:t>
+            </w:r>
+            <w:r>
+              <w:rPr>
+                <w:rFonts w:ascii="Arial" w:hAnsi="Arial" w:cs="Arial"/>
+                <w:sz w:val="16"/>
+                <w:szCs w:val="16"/>
                 <w:lang w:val="en-US"/>
               </w:rPr>
               <w:t xml:space="preserve"/>
             </w:r>
             <w:r>
               <w:rPr>
+                <w:rFonts w:ascii="Arial" w:hAnsi="Arial" w:cs="Arial"/>
+                <w:sz w:val="16"/>
+                <w:szCs w:val="16"/>
                 <w:lang w:val="en-US"/>
               </w:rPr>
-              <w:t xml:space="preserve"/>
-            </w:r>
-            <w:r>
-              <w:rPr>
+              <w:t/>
+            </w:r>
+            <w:r>
+              <w:rPr>
+                <w:rFonts w:ascii="Arial" w:hAnsi="Arial" w:cs="Arial"/>
+                <w:sz w:val="16"/>
+                <w:szCs w:val="16"/>
                 <w:lang w:val="en-US"/>
               </w:rPr>
               <w:t xml:space="preserve"/>
@@ -1634,11 +2385,11 @@
       </w:tr>
       <w:tr>
         <w:trPr>
-          <w:trHeight w:val="375"/>
+          <w:trHeight w:val="372"/>
         </w:trPr>
         <w:tc>
           <w:tcPr>
-            <w:tcW w:w="603" w:type="dxa"/>
+            <w:tcW w:w="426" w:type="dxa"/>
             <w:vMerge w:val="restart"/>
           </w:tcPr>
           <w:p>
@@ -1646,41 +2397,77 @@
               <w:pStyle w:val="TableParagraph"/>
               <w:ind w:left="4"/>
               <w:jc w:val="center"/>
+              <w:rPr>
+                <w:rFonts w:ascii="Arial" w:hAnsi="Arial" w:cs="Arial"/>
+                <w:sz w:val="16"/>
+                <w:szCs w:val="16"/>
+              </w:rPr>
             </w:pPr>
             <w:r>
+              <w:rPr>
+                <w:rFonts w:ascii="Arial" w:hAnsi="Arial" w:cs="Arial"/>
+                <w:sz w:val="16"/>
+                <w:szCs w:val="16"/>
+              </w:rPr>
               <w:t>8</w:t>
             </w:r>
           </w:p>
         </w:tc>
         <w:tc>
           <w:tcPr>
-            <w:tcW w:w="4680" w:type="dxa"/>
+            <w:tcW w:w="4010" w:type="dxa"/>
             <w:vMerge w:val="restart"/>
           </w:tcPr>
           <w:p>
             <w:pPr>
               <w:pStyle w:val="TableParagraph"/>
               <w:ind w:left="60"/>
+              <w:rPr>
+                <w:rFonts w:ascii="Arial" w:hAnsi="Arial" w:cs="Arial"/>
+                <w:sz w:val="16"/>
+                <w:szCs w:val="16"/>
+              </w:rPr>
             </w:pPr>
             <w:r>
+              <w:rPr>
+                <w:rFonts w:ascii="Arial" w:hAnsi="Arial" w:cs="Arial"/>
+                <w:sz w:val="16"/>
+                <w:szCs w:val="16"/>
+              </w:rPr>
               <w:t>Pengikut</w:t>
             </w:r>
             <w:r>
               <w:rPr>
+                <w:rFonts w:ascii="Arial" w:hAnsi="Arial" w:cs="Arial"/>
                 <w:spacing w:val="-1"/>
+                <w:sz w:val="16"/>
+                <w:szCs w:val="16"/>
               </w:rPr>
               <w:t xml:space="preserve"> </w:t>
             </w:r>
             <w:r>
+              <w:rPr>
+                <w:rFonts w:ascii="Arial" w:hAnsi="Arial" w:cs="Arial"/>
+                <w:sz w:val="16"/>
+                <w:szCs w:val="16"/>
+              </w:rPr>
               <w:t>:</w:t>
             </w:r>
             <w:r>
               <w:rPr>
+                <w:rFonts w:ascii="Arial" w:hAnsi="Arial" w:cs="Arial"/>
                 <w:spacing w:val="-1"/>
+                <w:sz w:val="16"/>
+                <w:szCs w:val="16"/>
               </w:rPr>
               <w:t xml:space="preserve"> </w:t>
             </w:r>
             <w:r>
+              <w:rPr>
+                <w:rFonts w:ascii="Arial" w:hAnsi="Arial" w:cs="Arial"/>
+                <w:sz w:val="16"/>
+                <w:szCs w:val="16"/>
+              </w:rPr>
               <w:t>Nama</w:t>
             </w:r>
           </w:p>
@@ -1689,8 +2476,18 @@
               <w:pStyle w:val="TableParagraph"/>
               <w:spacing w:before="122"/>
               <w:ind w:left="60"/>
+              <w:rPr>
+                <w:rFonts w:ascii="Arial" w:hAnsi="Arial" w:cs="Arial"/>
+                <w:sz w:val="16"/>
+                <w:szCs w:val="16"/>
+              </w:rPr>
             </w:pPr>
             <w:r>
+              <w:rPr>
+                <w:rFonts w:ascii="Arial" w:hAnsi="Arial" w:cs="Arial"/>
+                <w:sz w:val="16"/>
+                <w:szCs w:val="16"/>
+              </w:rPr>
               <w:t>1.</w:t>
             </w:r>
           </w:p>
@@ -1699,8 +2496,18 @@
               <w:pStyle w:val="TableParagraph"/>
               <w:spacing w:before="2"/>
               <w:ind w:left="60"/>
+              <w:rPr>
+                <w:rFonts w:ascii="Arial" w:hAnsi="Arial" w:cs="Arial"/>
+                <w:sz w:val="16"/>
+                <w:szCs w:val="16"/>
+              </w:rPr>
             </w:pPr>
             <w:r>
+              <w:rPr>
+                <w:rFonts w:ascii="Arial" w:hAnsi="Arial" w:cs="Arial"/>
+                <w:sz w:val="16"/>
+                <w:szCs w:val="16"/>
+              </w:rPr>
               <w:t>2.</w:t>
             </w:r>
           </w:p>
@@ -1709,8 +2516,18 @@
               <w:pStyle w:val="TableParagraph"/>
               <w:spacing w:before="2"/>
               <w:ind w:left="60"/>
+              <w:rPr>
+                <w:rFonts w:ascii="Arial" w:hAnsi="Arial" w:cs="Arial"/>
+                <w:sz w:val="16"/>
+                <w:szCs w:val="16"/>
+              </w:rPr>
             </w:pPr>
             <w:r>
+              <w:rPr>
+                <w:rFonts w:ascii="Arial" w:hAnsi="Arial" w:cs="Arial"/>
+                <w:sz w:val="16"/>
+                <w:szCs w:val="16"/>
+              </w:rPr>
               <w:t>3.</w:t>
             </w:r>
           </w:p>
@@ -1719,45 +2536,83 @@
               <w:pStyle w:val="TableParagraph"/>
               <w:spacing w:before="2"/>
               <w:ind w:left="60"/>
+              <w:rPr>
+                <w:rFonts w:ascii="Arial" w:hAnsi="Arial" w:cs="Arial"/>
+                <w:sz w:val="16"/>
+                <w:szCs w:val="16"/>
+              </w:rPr>
             </w:pPr>
             <w:r>
+              <w:rPr>
+                <w:rFonts w:ascii="Arial" w:hAnsi="Arial" w:cs="Arial"/>
+                <w:sz w:val="16"/>
+                <w:szCs w:val="16"/>
+              </w:rPr>
               <w:t>4.</w:t>
             </w:r>
           </w:p>
         </w:tc>
         <w:tc>
           <w:tcPr>
-            <w:tcW w:w="3147" w:type="dxa"/>
+            <w:tcW w:w="2352" w:type="dxa"/>
           </w:tcPr>
           <w:p>
             <w:pPr>
               <w:pStyle w:val="TableParagraph"/>
               <w:ind w:left="695"/>
+              <w:rPr>
+                <w:rFonts w:ascii="Arial" w:hAnsi="Arial" w:cs="Arial"/>
+                <w:sz w:val="16"/>
+                <w:szCs w:val="16"/>
+              </w:rPr>
             </w:pPr>
             <w:r>
+              <w:rPr>
+                <w:rFonts w:ascii="Arial" w:hAnsi="Arial" w:cs="Arial"/>
+                <w:sz w:val="16"/>
+                <w:szCs w:val="16"/>
+              </w:rPr>
               <w:t>Tanggal</w:t>
             </w:r>
             <w:r>
               <w:rPr>
+                <w:rFonts w:ascii="Arial" w:hAnsi="Arial" w:cs="Arial"/>
                 <w:spacing w:val="-8"/>
+                <w:sz w:val="16"/>
+                <w:szCs w:val="16"/>
               </w:rPr>
               <w:t xml:space="preserve"> </w:t>
             </w:r>
             <w:r>
+              <w:rPr>
+                <w:rFonts w:ascii="Arial" w:hAnsi="Arial" w:cs="Arial"/>
+                <w:sz w:val="16"/>
+                <w:szCs w:val="16"/>
+              </w:rPr>
               <w:t>Lahir</w:t>
             </w:r>
           </w:p>
         </w:tc>
         <w:tc>
           <w:tcPr>
-            <w:tcW w:w="2433" w:type="dxa"/>
+            <w:tcW w:w="2210" w:type="dxa"/>
           </w:tcPr>
           <w:p>
             <w:pPr>
               <w:pStyle w:val="TableParagraph"/>
               <w:ind w:left="798"/>
+              <w:rPr>
+                <w:rFonts w:ascii="Arial" w:hAnsi="Arial" w:cs="Arial"/>
+                <w:sz w:val="16"/>
+                <w:szCs w:val="16"/>
+              </w:rPr>
             </w:pPr>
             <w:r>
+              <w:rPr>
+                <w:rFonts w:ascii="Arial" w:hAnsi="Arial" w:cs="Arial"/>
+                <w:sz w:val="16"/>
+                <w:szCs w:val="16"/>
+              </w:rPr>
               <w:t>Keterangan</w:t>
             </w:r>
           </w:p>
@@ -1765,11 +2620,11 @@
       </w:tr>
       <w:tr>
         <w:trPr>
-          <w:trHeight w:val="660"/>
+          <w:trHeight w:val="654"/>
         </w:trPr>
         <w:tc>
           <w:tcPr>
-            <w:tcW w:w="603" w:type="dxa"/>
+            <w:tcW w:w="426" w:type="dxa"/>
             <w:vMerge/>
             <w:tcBorders>
               <w:top w:val="nil"/>
@@ -1778,15 +2633,16 @@
           <w:p>
             <w:pPr>
               <w:rPr>
-                <w:sz w:val="2"/>
-                <w:szCs w:val="2"/>
+                <w:rFonts w:ascii="Arial" w:hAnsi="Arial" w:cs="Arial"/>
+                <w:sz w:val="16"/>
+                <w:szCs w:val="16"/>
               </w:rPr>
             </w:pPr>
           </w:p>
         </w:tc>
         <w:tc>
           <w:tcPr>
-            <w:tcW w:w="4680" w:type="dxa"/>
+            <w:tcW w:w="4010" w:type="dxa"/>
             <w:vMerge/>
             <w:tcBorders>
               <w:top w:val="nil"/>
@@ -1795,73 +2651,112 @@
           <w:p>
             <w:pPr>
               <w:rPr>
-                <w:sz w:val="2"/>
-                <w:szCs w:val="2"/>
+                <w:rFonts w:ascii="Arial" w:hAnsi="Arial" w:cs="Arial"/>
+                <w:sz w:val="16"/>
+                <w:szCs w:val="16"/>
               </w:rPr>
             </w:pPr>
           </w:p>
         </w:tc>
         <w:tc>
           <w:tcPr>
-            <w:tcW w:w="3147" w:type="dxa"/>
+            <w:tcW w:w="2352" w:type="dxa"/>
           </w:tcPr>
           <w:p>
             <w:pPr>
               <w:pStyle w:val="TableParagraph"/>
               <w:spacing w:before="0"/>
+              <w:rPr>
+                <w:rFonts w:ascii="Arial" w:hAnsi="Arial" w:cs="Arial"/>
+                <w:sz w:val="16"/>
+                <w:szCs w:val="16"/>
+              </w:rPr>
             </w:pPr>
           </w:p>
         </w:tc>
         <w:tc>
           <w:tcPr>
-            <w:tcW w:w="2433" w:type="dxa"/>
+            <w:tcW w:w="2210" w:type="dxa"/>
           </w:tcPr>
           <w:p>
             <w:pPr>
               <w:pStyle w:val="TableParagraph"/>
               <w:spacing w:before="0"/>
+              <w:rPr>
+                <w:rFonts w:ascii="Arial" w:hAnsi="Arial" w:cs="Arial"/>
+                <w:sz w:val="16"/>
+                <w:szCs w:val="16"/>
+              </w:rPr>
             </w:pPr>
           </w:p>
         </w:tc>
       </w:tr>
       <w:tr>
         <w:trPr>
-          <w:trHeight w:val="1125"/>
+          <w:trHeight w:val="1116"/>
         </w:trPr>
         <w:tc>
           <w:tcPr>
-            <w:tcW w:w="603" w:type="dxa"/>
+            <w:tcW w:w="426" w:type="dxa"/>
           </w:tcPr>
           <w:p>
             <w:pPr>
               <w:pStyle w:val="TableParagraph"/>
               <w:ind w:left="4"/>
               <w:jc w:val="center"/>
+              <w:rPr>
+                <w:rFonts w:ascii="Arial" w:hAnsi="Arial" w:cs="Arial"/>
+                <w:sz w:val="16"/>
+                <w:szCs w:val="16"/>
+              </w:rPr>
             </w:pPr>
             <w:r>
+              <w:rPr>
+                <w:rFonts w:ascii="Arial" w:hAnsi="Arial" w:cs="Arial"/>
+                <w:sz w:val="16"/>
+                <w:szCs w:val="16"/>
+              </w:rPr>
               <w:t>9</w:t>
             </w:r>
           </w:p>
         </w:tc>
         <w:tc>
           <w:tcPr>
-            <w:tcW w:w="4680" w:type="dxa"/>
+            <w:tcW w:w="4010" w:type="dxa"/>
           </w:tcPr>
           <w:p>
             <w:pPr>
               <w:pStyle w:val="TableParagraph"/>
               <w:ind w:left="60"/>
+              <w:rPr>
+                <w:rFonts w:ascii="Arial" w:hAnsi="Arial" w:cs="Arial"/>
+                <w:sz w:val="16"/>
+                <w:szCs w:val="16"/>
+              </w:rPr>
             </w:pPr>
             <w:r>
+              <w:rPr>
+                <w:rFonts w:ascii="Arial" w:hAnsi="Arial" w:cs="Arial"/>
+                <w:sz w:val="16"/>
+                <w:szCs w:val="16"/>
+              </w:rPr>
               <w:t>Pembebanan</w:t>
             </w:r>
             <w:r>
               <w:rPr>
+                <w:rFonts w:ascii="Arial" w:hAnsi="Arial" w:cs="Arial"/>
                 <w:spacing w:val="-13"/>
+                <w:sz w:val="16"/>
+                <w:szCs w:val="16"/>
               </w:rPr>
               <w:t xml:space="preserve"> </w:t>
             </w:r>
             <w:r>
+              <w:rPr>
+                <w:rFonts w:ascii="Arial" w:hAnsi="Arial" w:cs="Arial"/>
+                <w:sz w:val="16"/>
+                <w:szCs w:val="16"/>
+              </w:rPr>
               <w:t>Anggaran</w:t>
             </w:r>
           </w:p>
@@ -1877,8 +2772,18 @@
               </w:tabs>
               <w:spacing w:before="122"/>
               <w:ind w:hanging="209"/>
+              <w:rPr>
+                <w:rFonts w:ascii="Arial" w:hAnsi="Arial" w:cs="Arial"/>
+                <w:sz w:val="16"/>
+                <w:szCs w:val="16"/>
+              </w:rPr>
             </w:pPr>
             <w:r>
+              <w:rPr>
+                <w:rFonts w:ascii="Arial" w:hAnsi="Arial" w:cs="Arial"/>
+                <w:sz w:val="16"/>
+                <w:szCs w:val="16"/>
+              </w:rPr>
               <w:t>Instansi</w:t>
             </w:r>
           </w:p>
@@ -1894,59 +2799,111 @@
               </w:tabs>
               <w:spacing w:before="122"/>
               <w:ind w:left="280" w:hanging="221"/>
+              <w:rPr>
+                <w:rFonts w:ascii="Arial" w:hAnsi="Arial" w:cs="Arial"/>
+                <w:sz w:val="16"/>
+                <w:szCs w:val="16"/>
+              </w:rPr>
             </w:pPr>
             <w:r>
+              <w:rPr>
+                <w:rFonts w:ascii="Arial" w:hAnsi="Arial" w:cs="Arial"/>
+                <w:sz w:val="16"/>
+                <w:szCs w:val="16"/>
+              </w:rPr>
               <w:t>Akun</w:t>
             </w:r>
           </w:p>
         </w:tc>
         <w:tc>
           <w:tcPr>
-            <w:tcW w:w="5580" w:type="dxa"/>
+            <w:tcW w:w="4562" w:type="dxa"/>
             <w:gridSpan w:val="2"/>
           </w:tcPr>
           <w:p>
             <w:pPr>
               <w:pStyle w:val="TableParagraph"/>
               <w:ind w:left="72"/>
+              <w:rPr>
+                <w:rFonts w:ascii="Arial" w:hAnsi="Arial" w:cs="Arial"/>
+                <w:sz w:val="16"/>
+                <w:szCs w:val="16"/>
+              </w:rPr>
             </w:pPr>
             <w:r>
+              <w:rPr>
+                <w:rFonts w:ascii="Arial" w:hAnsi="Arial" w:cs="Arial"/>
+                <w:sz w:val="16"/>
+                <w:szCs w:val="16"/>
+              </w:rPr>
               <w:t>DAK</w:t>
             </w:r>
             <w:r>
               <w:rPr>
+                <w:rFonts w:ascii="Arial" w:hAnsi="Arial" w:cs="Arial"/>
                 <w:spacing w:val="-1"/>
+                <w:sz w:val="16"/>
+                <w:szCs w:val="16"/>
               </w:rPr>
               <w:t xml:space="preserve"> </w:t>
             </w:r>
             <w:r>
+              <w:rPr>
+                <w:rFonts w:ascii="Arial" w:hAnsi="Arial" w:cs="Arial"/>
+                <w:sz w:val="16"/>
+                <w:szCs w:val="16"/>
+              </w:rPr>
               <w:t>Non</w:t>
             </w:r>
             <w:r>
               <w:rPr>
+                <w:rFonts w:ascii="Arial" w:hAnsi="Arial" w:cs="Arial"/>
                 <w:spacing w:val="-1"/>
+                <w:sz w:val="16"/>
+                <w:szCs w:val="16"/>
               </w:rPr>
               <w:t xml:space="preserve"> </w:t>
             </w:r>
             <w:r>
+              <w:rPr>
+                <w:rFonts w:ascii="Arial" w:hAnsi="Arial" w:cs="Arial"/>
+                <w:sz w:val="16"/>
+                <w:szCs w:val="16"/>
+              </w:rPr>
               <w:t>Fisik-Dana</w:t>
             </w:r>
             <w:r>
               <w:rPr>
+                <w:rFonts w:ascii="Arial" w:hAnsi="Arial" w:cs="Arial"/>
                 <w:spacing w:val="-1"/>
+                <w:sz w:val="16"/>
+                <w:szCs w:val="16"/>
               </w:rPr>
               <w:t xml:space="preserve"> </w:t>
             </w:r>
             <w:r>
+              <w:rPr>
+                <w:rFonts w:ascii="Arial" w:hAnsi="Arial" w:cs="Arial"/>
+                <w:sz w:val="16"/>
+                <w:szCs w:val="16"/>
+              </w:rPr>
               <w:t>BOK-BOK</w:t>
             </w:r>
             <w:r>
               <w:rPr>
+                <w:rFonts w:ascii="Arial" w:hAnsi="Arial" w:cs="Arial"/>
                 <w:spacing w:val="-1"/>
+                <w:sz w:val="16"/>
+                <w:szCs w:val="16"/>
               </w:rPr>
               <w:t xml:space="preserve"> </w:t>
             </w:r>
             <w:r>
+              <w:rPr>
+                <w:rFonts w:ascii="Arial" w:hAnsi="Arial" w:cs="Arial"/>
+                <w:sz w:val="16"/>
+                <w:szCs w:val="16"/>
+              </w:rPr>
               <w:t>Puskesmas</w:t>
             </w:r>
           </w:p>
@@ -1955,35 +2912,69 @@
               <w:pStyle w:val="TableParagraph"/>
               <w:spacing w:before="122"/>
               <w:ind w:left="72"/>
+              <w:rPr>
+                <w:rFonts w:ascii="Arial" w:hAnsi="Arial" w:cs="Arial"/>
+                <w:sz w:val="16"/>
+                <w:szCs w:val="16"/>
+              </w:rPr>
             </w:pPr>
             <w:r>
+              <w:rPr>
+                <w:rFonts w:ascii="Arial" w:hAnsi="Arial" w:cs="Arial"/>
+                <w:sz w:val="16"/>
+                <w:szCs w:val="16"/>
+              </w:rPr>
               <w:t>a.</w:t>
             </w:r>
             <w:r>
               <w:rPr>
+                <w:rFonts w:ascii="Arial" w:hAnsi="Arial" w:cs="Arial"/>
                 <w:spacing w:val="-12"/>
+                <w:sz w:val="16"/>
+                <w:szCs w:val="16"/>
               </w:rPr>
               <w:t xml:space="preserve"> </w:t>
             </w:r>
             <w:r>
+              <w:rPr>
+                <w:rFonts w:ascii="Arial" w:hAnsi="Arial" w:cs="Arial"/>
+                <w:sz w:val="16"/>
+                <w:szCs w:val="16"/>
+              </w:rPr>
               <w:t>PUSKESMAS</w:t>
             </w:r>
             <w:r>
               <w:rPr>
+                <w:rFonts w:ascii="Arial" w:hAnsi="Arial" w:cs="Arial"/>
                 <w:spacing w:val="-12"/>
+                <w:sz w:val="16"/>
+                <w:szCs w:val="16"/>
               </w:rPr>
               <w:t xml:space="preserve"> </w:t>
             </w:r>
             <w:r>
+              <w:rPr>
+                <w:rFonts w:ascii="Arial" w:hAnsi="Arial" w:cs="Arial"/>
+                <w:sz w:val="16"/>
+                <w:szCs w:val="16"/>
+              </w:rPr>
               <w:t>SILIAN</w:t>
             </w:r>
             <w:r>
               <w:rPr>
+                <w:rFonts w:ascii="Arial" w:hAnsi="Arial" w:cs="Arial"/>
                 <w:spacing w:val="-11"/>
+                <w:sz w:val="16"/>
+                <w:szCs w:val="16"/>
               </w:rPr>
               <w:t xml:space="preserve"> </w:t>
             </w:r>
             <w:r>
+              <w:rPr>
+                <w:rFonts w:ascii="Arial" w:hAnsi="Arial" w:cs="Arial"/>
+                <w:sz w:val="16"/>
+                <w:szCs w:val="16"/>
+              </w:rPr>
               <w:t>RAYA</w:t>
             </w:r>
           </w:p>
@@ -1993,19 +2984,35 @@
               <w:spacing w:before="122"/>
               <w:ind w:left="72"/>
               <w:rPr>
-                <w:lang w:val="en-US"/>
+                <w:rFonts w:ascii="Arial" w:hAnsi="Arial" w:cs="Arial"/>
+                <w:sz w:val="16"/>
+                <w:szCs w:val="16"/>
+                <w:lang w:val="sv-SE"/>
               </w:rPr>
             </w:pPr>
             <w:r>
+              <w:rPr>
+                <w:rFonts w:ascii="Arial" w:hAnsi="Arial" w:cs="Arial"/>
+                <w:sz w:val="16"/>
+                <w:szCs w:val="16"/>
+              </w:rPr>
               <w:t>b.</w:t>
             </w:r>
             <w:r>
               <w:rPr>
+                <w:rFonts w:ascii="Arial" w:hAnsi="Arial" w:cs="Arial"/>
                 <w:spacing w:val="-1"/>
+                <w:sz w:val="16"/>
+                <w:szCs w:val="16"/>
               </w:rPr>
               <w:t xml:space="preserve"> </w:t>
             </w:r>
             <w:r>
+              <w:rPr>
+                <w:rFonts w:ascii="Arial" w:hAnsi="Arial" w:cs="Arial"/>
+                <w:sz w:val="16"/>
+                <w:szCs w:val="16"/>
+              </w:rPr>
               <w:t>5.1.02.90.01.0001</w:t>
             </w:r>
           </w:p>
@@ -2013,55 +3020,88 @@
       </w:tr>
       <w:tr>
         <w:trPr>
-          <w:trHeight w:val="375"/>
+          <w:trHeight w:val="372"/>
         </w:trPr>
         <w:tc>
           <w:tcPr>
-            <w:tcW w:w="603" w:type="dxa"/>
+            <w:tcW w:w="426" w:type="dxa"/>
           </w:tcPr>
           <w:p>
             <w:pPr>
               <w:pStyle w:val="TableParagraph"/>
               <w:ind w:left="157" w:right="153"/>
               <w:jc w:val="center"/>
+              <w:rPr>
+                <w:rFonts w:ascii="Arial" w:hAnsi="Arial" w:cs="Arial"/>
+                <w:sz w:val="16"/>
+                <w:szCs w:val="16"/>
+              </w:rPr>
             </w:pPr>
             <w:r>
+              <w:rPr>
+                <w:rFonts w:ascii="Arial" w:hAnsi="Arial" w:cs="Arial"/>
+                <w:sz w:val="16"/>
+                <w:szCs w:val="16"/>
+              </w:rPr>
               <w:t>10</w:t>
             </w:r>
           </w:p>
         </w:tc>
         <w:tc>
           <w:tcPr>
-            <w:tcW w:w="4680" w:type="dxa"/>
+            <w:tcW w:w="4010" w:type="dxa"/>
           </w:tcPr>
           <w:p>
             <w:pPr>
               <w:pStyle w:val="TableParagraph"/>
               <w:ind w:left="60"/>
+              <w:rPr>
+                <w:rFonts w:ascii="Arial" w:hAnsi="Arial" w:cs="Arial"/>
+                <w:sz w:val="16"/>
+                <w:szCs w:val="16"/>
+              </w:rPr>
             </w:pPr>
             <w:r>
+              <w:rPr>
+                <w:rFonts w:ascii="Arial" w:hAnsi="Arial" w:cs="Arial"/>
+                <w:sz w:val="16"/>
+                <w:szCs w:val="16"/>
+              </w:rPr>
               <w:t>Keterangan</w:t>
             </w:r>
             <w:r>
               <w:rPr>
+                <w:rFonts w:ascii="Arial" w:hAnsi="Arial" w:cs="Arial"/>
                 <w:spacing w:val="-1"/>
+                <w:sz w:val="16"/>
+                <w:szCs w:val="16"/>
               </w:rPr>
               <w:t xml:space="preserve"> </w:t>
             </w:r>
             <w:r>
+              <w:rPr>
+                <w:rFonts w:ascii="Arial" w:hAnsi="Arial" w:cs="Arial"/>
+                <w:sz w:val="16"/>
+                <w:szCs w:val="16"/>
+              </w:rPr>
               <w:t>Lain-lain</w:t>
             </w:r>
           </w:p>
         </w:tc>
         <w:tc>
           <w:tcPr>
-            <w:tcW w:w="5580" w:type="dxa"/>
+            <w:tcW w:w="4562" w:type="dxa"/>
             <w:gridSpan w:val="2"/>
           </w:tcPr>
           <w:p>
             <w:pPr>
               <w:pStyle w:val="TableParagraph"/>
               <w:spacing w:before="0"/>
+              <w:rPr>
+                <w:rFonts w:ascii="Arial" w:hAnsi="Arial" w:cs="Arial"/>
+                <w:sz w:val="16"/>
+                <w:szCs w:val="16"/>
+              </w:rPr>
             </w:pPr>
           </w:p>
         </w:tc>
@@ -2072,20 +3112,23 @@
         <w:pStyle w:val="BodyText"/>
         <w:spacing w:before="9"/>
         <w:rPr>
+          <w:rFonts w:ascii="Arial" w:hAnsi="Arial" w:cs="Arial"/>
           <w:bCs/>
         </w:rPr>
       </w:pPr>
       <w:r>
         <w:rPr>
+          <w:rFonts w:ascii="Arial" w:hAnsi="Arial" w:cs="Arial"/>
           <w:bCs/>
         </w:rPr>
-        <w:t xml:space="preserve">  *</w:t>
+        <w:t xml:space="preserve">  </w:t>
       </w:r>
       <w:r>
         <w:rPr>
+          <w:rFonts w:ascii="Arial" w:hAnsi="Arial" w:cs="Arial"/>
           <w:bCs/>
         </w:rPr>
-        <w:t>Coret yang tidak perlu</w:t>
+        <w:t>*Coret yang tidak perlu</w:t>
       </w:r>
     </w:p>
     <w:p>
@@ -2095,25 +3138,46 @@
           <w:tab w:val="left" w:pos="7799"/>
           <w:tab w:val="left" w:pos="8099"/>
         </w:tabs>
-        <w:ind w:left="5999"/>
+        <w:ind w:left="5812"/>
+        <w:rPr>
+          <w:rFonts w:ascii="Arial" w:hAnsi="Arial" w:cs="Arial"/>
+        </w:rPr>
       </w:pPr>
       <w:r>
+        <w:rPr>
+          <w:rFonts w:ascii="Arial" w:hAnsi="Arial" w:cs="Arial"/>
+        </w:rPr>
         <w:t>Dikeluarkan</w:t>
       </w:r>
       <w:r>
         <w:rPr>
+          <w:rFonts w:ascii="Arial" w:hAnsi="Arial" w:cs="Arial"/>
           <w:spacing w:val="-1"/>
         </w:rPr>
         <w:t xml:space="preserve"> </w:t>
       </w:r>
       <w:r>
+        <w:rPr>
+          <w:rFonts w:ascii="Arial" w:hAnsi="Arial" w:cs="Arial"/>
+        </w:rPr>
         <w:t>di</w:t>
       </w:r>
       <w:r>
-        <w:tab/>
+        <w:rPr>
+          <w:rFonts w:ascii="Arial" w:hAnsi="Arial" w:cs="Arial"/>
+        </w:rPr>
+        <w:t xml:space="preserve">   </w:t>
+      </w:r>
+      <w:r>
+        <w:rPr>
+          <w:rFonts w:ascii="Arial" w:hAnsi="Arial" w:cs="Arial"/>
+        </w:rPr>
         <w:t>:</w:t>
       </w:r>
       <w:r>
+        <w:rPr>
+          <w:rFonts w:ascii="Arial" w:hAnsi="Arial" w:cs="Arial"/>
+        </w:rPr>
         <w:tab/>
         <w:t>Ratahan</w:t>
       </w:r>
@@ -2126,19 +3190,21 @@
           <w:tab w:val="left" w:pos="8099"/>
         </w:tabs>
         <w:spacing w:before="32"/>
-        <w:ind w:firstLine="5999"/>
+        <w:ind w:firstLine="5812"/>
         <w:rPr>
+          <w:rFonts w:ascii="Arial" w:hAnsi="Arial" w:cs="Arial"/>
           <w:lang w:val="en-US"/>
         </w:rPr>
       </w:pPr>
       <w:r>
         <w:rPr>
+          <w:rFonts w:ascii="Arial" w:hAnsi="Arial" w:cs="Arial"/>
           <w:noProof/>
         </w:rPr>
         <mc:AlternateContent>
           <mc:Choice Requires="wps">
             <w:drawing>
-              <wp:anchor distT="0" distB="0" distL="0" distR="0" simplePos="0" relativeHeight="487594496" behindDoc="1" locked="0" layoutInCell="1" allowOverlap="1" wp14:anchorId="68322FF3" wp14:editId="686665CD">
+              <wp:anchor distT="0" distB="0" distL="0" distR="0" simplePos="0" relativeHeight="251663872" behindDoc="1" locked="0" layoutInCell="1" allowOverlap="1" wp14:anchorId="68322FF3" wp14:editId="686665CD">
                 <wp:simplePos x="0" y="0"/>
                 <wp:positionH relativeFrom="page">
                   <wp:posOffset>4095750</wp:posOffset>
@@ -2304,7 +3370,7 @@
           </mc:Choice>
           <mc:Fallback>
             <w:pict>
-              <v:shape w14:anchorId="2D57400A" id="Freeform: Shape 5" o:spid="_x0000_s1026" style="position:absolute;margin-left:322.5pt;margin-top:15.6pt;width:258pt;height:.75pt;z-index:-15721984;visibility:visible;mso-wrap-style:square;mso-width-percent:0;mso-height-percent:0;mso-wrap-distance-left:0;mso-wrap-distance-top:0;mso-wrap-distance-right:0;mso-wrap-distance-bottom:0;mso-position-horizontal:absolute;mso-position-horizontal-relative:page;mso-position-vertical:absolute;mso-position-vertical-relative:text;mso-width-percent:0;mso-height-percent:0;mso-width-relative:page;mso-height-relative:page;v-text-anchor:top" coordsize="5160,15" o:gfxdata="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" path="m5160,l2100,,1800,,,,,15r1800,l2100,15r3060,l5160,xe" fillcolor="black" stroked="f">
+              <v:shape w14:anchorId="234FB00B" id="Freeform: Shape 5" o:spid="_x0000_s1026" style="position:absolute;margin-left:322.5pt;margin-top:15.6pt;width:258pt;height:.75pt;z-index:-251652608;visibility:visible;mso-wrap-style:square;mso-width-percent:0;mso-height-percent:0;mso-wrap-distance-left:0;mso-wrap-distance-top:0;mso-wrap-distance-right:0;mso-wrap-distance-bottom:0;mso-position-horizontal:absolute;mso-position-horizontal-relative:page;mso-position-vertical:absolute;mso-position-vertical-relative:text;mso-width-percent:0;mso-height-percent:0;mso-width-relative:page;mso-height-relative:page;v-text-anchor:top" coordsize="5160,15" o:gfxdata="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" path="m5160,l2100,,1800,,,,,15r1800,l2100,15r3060,l5160,xe" fillcolor="black" stroked="f">
                 <v:path arrowok="t" o:connecttype="custom" o:connectlocs="3276600,198120;1333500,198120;1143000,198120;0,198120;0,207645;1143000,207645;1333500,207645;3276600,207645;3276600,198120" o:connectangles="0,0,0,0,0,0,0,0,0"/>
                 <w10:wrap type="topAndBottom" anchorx="page"/>
               </v:shape>
@@ -2313,504 +3379,4017 @@
         </mc:AlternateContent>
       </w:r>
       <w:r>
-        <w:t>Tanggal</w:t>
-      </w:r>
-      <w:r>
-        <w:tab/>
-        <w:t>:</w:t>
+        <w:rPr>
+          <w:rFonts w:ascii="Arial" w:hAnsi="Arial" w:cs="Arial"/>
+        </w:rPr>
+        <w:t xml:space="preserve">Tanggal             : {{TANGGAL}}</w:t>
       </w:r>
       <w:r>
         <w:rPr>
+          <w:rFonts w:ascii="Arial" w:hAnsi="Arial" w:cs="Arial"/>
+        </w:rPr>
+        <w:t xml:space="preserve"/>
+      </w:r>
+      <w:r>
+        <w:rPr>
+          <w:rFonts w:ascii="Arial" w:hAnsi="Arial" w:cs="Arial"/>
+        </w:rPr>
+        <w:t/>
+      </w:r>
+      <w:r>
+        <w:rPr>
+          <w:rFonts w:ascii="Arial" w:hAnsi="Arial" w:cs="Arial"/>
           <w:lang w:val="en-US"/>
         </w:rPr>
         <w:tab/>
       </w:r>
       <w:r>
         <w:rPr>
+          <w:rFonts w:ascii="Arial" w:hAnsi="Arial" w:cs="Arial"/>
           <w:lang w:val="en-US"/>
         </w:rPr>
-        <w:t xml:space="preserve">{{TANGGAL}}</w:t>
-      </w:r>
-      <w:r>
-        <w:rPr>
-          <w:lang w:val="en-US"/>
-        </w:rPr>
-        <w:t xml:space="preserve"/>
-      </w:r>
-      <w:r>
-        <w:rPr>
-          <w:lang w:val="en-US"/>
-        </w:rPr>
-        <w:t xml:space="preserve"/>
-      </w:r>
-      <w:r>
-        <w:rPr>
-          <w:lang w:val="en-US"/>
-        </w:rPr>
-        <w:t xml:space="preserve"/>
+        <w:t/>
       </w:r>
     </w:p>
     <w:p>
       <w:pPr>
-        <w:pStyle w:val="BodyText"/>
-        <w:tabs>
-          <w:tab w:val="left" w:pos="7799"/>
-          <w:tab w:val="left" w:pos="8099"/>
-        </w:tabs>
-        <w:spacing w:before="32"/>
+        <w:jc w:val="center"/>
+        <w:ind w:left="4700"/>
+        <w:spacing w:before="900" w:after="0" w:line="240" w:lineRule="auto"/>
+      </w:pPr>
+      <w:r>
         <w:rPr>
-          <w:lang w:val="en-US"/>
+          <w:b/>
+          <w:sz w:val="20"/>
+          <w:rFonts w:ascii="Arial" w:hAnsi="Arial"/>
         </w:rPr>
-      </w:pPr>
-      <w:r>
-        <w:t xml:space="preserve">                                                                                                                                  </w:t>
-      </w:r>
-      <w:r>
-        <w:t>P</w:t>
-      </w:r>
-      <w:r>
-        <w:t>ejabat Pembuat Komitme</w:t>
-      </w:r>
-      <w:r>
-        <w:t>n</w:t>
+        <w:t>{{PPK_NAMA}}</w:t>
       </w:r>
     </w:p>
     <w:p>
       <w:pPr>
-        <w:sectPr>
-          <w:headerReference w:type="even" r:id="rId9"/>
-          <w:headerReference w:type="default" r:id="rId10"/>
-          <w:footerReference w:type="even" r:id="rId11"/>
-          <w:footerReference w:type="default" r:id="rId12"/>
-          <w:headerReference w:type="first" r:id="rId13"/>
-          <w:footerReference w:type="first" r:id="rId14"/>
-          <w:type w:val="continuous"/>
-          <w:pgSz w:w="11906" w:h="16838" w:code="9"/>
-          <w:pgMar w:top="2160" w:right="440" w:bottom="3220" w:left="460" w:header="563" w:footer="3022" w:gutter="0"/>
-          <w:pgNumType w:start="1"/>
-          <w:cols w:space="720"/>
-          <w:docGrid w:linePitch="299"/>
-        </w:sectPr>
+        <w:jc w:val="center"/>
+        <w:ind w:left="4700"/>
+        <w:spacing w:before="0" w:after="0" w:line="240" w:lineRule="auto"/>
+      </w:pPr>
+      <w:r>
+        <w:rPr>
+          <w:b/>
+          <w:sz w:val="20"/>
+          <w:rFonts w:ascii="Arial" w:hAnsi="Arial"/>
+        </w:rPr>
+        <w:t>NIP. {{PPK_NIP}}</w:t>
+      </w:r>
+    </w:p>
+    <w:p>
+      <w:pPr>
+        <w:spacing w:before="0" w:after="0" w:line="20" w:lineRule="exact"/>
+        <w:pageBreakBefore/>
       </w:pPr>
     </w:p>
     <w:tbl>
       <w:tblPr>
-        <w:tblW w:type="auto" w:w="0"/>
+        <w:tblW w:w="9099" w:type="dxa"/>
         <w:tblLayout w:type="fixed"/>
-        <w:tblLook w:firstColumn="1" w:firstRow="1" w:lastColumn="0" w:lastRow="0" w:noHBand="0" w:noVBand="1" w:val="04A0"/>
+        <w:tblLook w:val="04A0" w:firstRow="1" w:lastRow="0" w:firstColumn="1" w:lastColumn="0" w:noHBand="0" w:noVBand="1"/>
       </w:tblPr>
       <w:tblGrid>
-        <w:gridCol w:w="5102"/>
-        <w:gridCol w:w="5102"/>
+        <w:gridCol w:w="4549"/>
+        <w:gridCol w:w="4550"/>
       </w:tblGrid>
       <w:tr>
+        <w:trPr>
+          <w:trHeight w:val="2362"/>
+        </w:trPr>
         <w:tc>
           <w:tcPr>
-            <w:tcW w:type="dxa" w:w="5102"/>
+            <w:tcW w:w="4549" w:type="dxa"/>
             <w:tcBorders>
-              <w:top w:val="single" w:sz="4"/>
-              <w:left w:val="single" w:sz="4"/>
-              <w:bottom w:val="single" w:sz="4"/>
-              <w:right w:val="single" w:sz="4"/>
+              <w:top w:val="single" w:sz="4" w:space="0" w:color="auto"/>
+              <w:left w:val="single" w:sz="4" w:space="0" w:color="auto"/>
+              <w:bottom w:val="single" w:sz="4" w:space="0" w:color="auto"/>
+              <w:right w:val="single" w:sz="4" w:space="0" w:color="auto"/>
             </w:tcBorders>
           </w:tcPr>
           <w:p>
             <w:pPr>
-              <w:spacing w:after="60" w:line="240" w:lineRule="auto"/>
+              <w:spacing w:after="60"/>
+              <w:rPr>
+                <w:rFonts w:ascii="Arial" w:hAnsi="Arial" w:cs="Arial"/>
+                <w:sz w:val="16"/>
+                <w:szCs w:val="16"/>
+              </w:rPr>
             </w:pPr>
-            <w:r>
-              <w:rPr>
-                <w:rFonts w:ascii="Times New Roman" w:hAnsi="Times New Roman"/>
-                <w:sz w:val="20"/>
-              </w:rPr>
-            </w:r>
           </w:p>
         </w:tc>
         <w:tc>
           <w:tcPr>
-            <w:tcW w:type="dxa" w:w="5102"/>
+            <w:tcW w:w="4549" w:type="dxa"/>
             <w:tcBorders>
-              <w:top w:val="single" w:sz="4"/>
-              <w:left w:val="single" w:sz="4"/>
-              <w:bottom w:val="single" w:sz="4"/>
-              <w:right w:val="single" w:sz="4"/>
+              <w:top w:val="single" w:sz="4" w:space="0" w:color="auto"/>
+              <w:left w:val="single" w:sz="4" w:space="0" w:color="auto"/>
+              <w:bottom w:val="single" w:sz="4" w:space="0" w:color="auto"/>
+              <w:right w:val="single" w:sz="4" w:space="0" w:color="auto"/>
+            </w:tcBorders>
+          </w:tcPr>
+          <w:tbl>
+            <w:tblPr>
+              <w:tblStyle w:val="TableGrid"/>
+              <w:tblW w:w="4319" w:type="dxa"/>
+              <w:tblBorders>
+                <w:top w:val="none" w:sz="0" w:space="0" w:color="auto"/>
+                <w:left w:val="none" w:sz="0" w:space="0" w:color="auto"/>
+                <w:bottom w:val="none" w:sz="0" w:space="0" w:color="auto"/>
+                <w:right w:val="none" w:sz="0" w:space="0" w:color="auto"/>
+                <w:insideH w:val="none" w:sz="0" w:space="0" w:color="auto"/>
+                <w:insideV w:val="none" w:sz="0" w:space="0" w:color="auto"/>
+              </w:tblBorders>
+              <w:tblLook w:val="04A0" w:firstRow="1" w:lastRow="0" w:firstColumn="1" w:lastColumn="0" w:noHBand="0" w:noVBand="1"/>
+            </w:tblPr>
+            <w:tblGrid>
+              <w:gridCol w:w="1439"/>
+              <w:gridCol w:w="245"/>
+              <w:gridCol w:w="2635"/>
+            </w:tblGrid>
+            <w:tr>
+              <w:tc>
+                <w:tcPr>
+                  <w:tcW w:w="1439" w:type="dxa"/>
+                </w:tcPr>
+                <w:p>
+                  <w:pPr>
+                    <w:rPr>
+                      <w:rFonts w:ascii="Arial" w:hAnsi="Arial" w:cs="Arial"/>
+                      <w:sz w:val="16"/>
+                      <w:szCs w:val="16"/>
+                    </w:rPr>
+                  </w:pPr>
+                  <w:r>
+                    <w:rPr>
+                      <w:rFonts w:ascii="Arial" w:hAnsi="Arial" w:cs="Arial"/>
+                      <w:sz w:val="16"/>
+                      <w:szCs w:val="16"/>
+                    </w:rPr>
+                    <w:t>Berangkat dari</w:t>
+                  </w:r>
+                </w:p>
+              </w:tc>
+              <w:tc>
+                <w:tcPr>
+                  <w:tcW w:w="245" w:type="dxa"/>
+                </w:tcPr>
+                <w:p>
+                  <w:pPr>
+                    <w:rPr>
+                      <w:rFonts w:ascii="Arial" w:hAnsi="Arial" w:cs="Arial"/>
+                      <w:sz w:val="16"/>
+                      <w:szCs w:val="16"/>
+                    </w:rPr>
+                  </w:pPr>
+                  <w:r>
+                    <w:rPr>
+                      <w:rFonts w:ascii="Arial" w:hAnsi="Arial" w:cs="Arial"/>
+                      <w:sz w:val="16"/>
+                      <w:szCs w:val="16"/>
+                    </w:rPr>
+                    <w:t>:</w:t>
+                  </w:r>
+                </w:p>
+              </w:tc>
+              <w:tc>
+                <w:tcPr>
+                  <w:tcW w:w="2635" w:type="dxa"/>
+                </w:tcPr>
+                <w:p>
+                  <w:pPr>
+                    <w:rPr>
+                      <w:rFonts w:ascii="Arial" w:hAnsi="Arial" w:cs="Arial"/>
+                      <w:sz w:val="16"/>
+                      <w:szCs w:val="16"/>
+                    </w:rPr>
+                  </w:pPr>
+                  <w:r>
+                    <w:rPr>
+                      <w:rFonts w:ascii="Arial" w:hAnsi="Arial" w:cs="Arial"/>
+                      <w:sz w:val="16"/>
+                      <w:szCs w:val="16"/>
+                    </w:rPr>
+                    <w:t>UPTD Puskesmas Silian</w:t>
+                  </w:r>
+                </w:p>
+              </w:tc>
+            </w:tr>
+            <w:tr>
+              <w:tc>
+                <w:tcPr>
+                  <w:tcW w:w="4319" w:type="dxa"/>
+                  <w:gridSpan w:val="3"/>
+                </w:tcPr>
+                <w:p>
+                  <w:pPr>
+                    <w:rPr>
+                      <w:rFonts w:ascii="Arial" w:hAnsi="Arial" w:cs="Arial"/>
+                      <w:sz w:val="16"/>
+                      <w:szCs w:val="16"/>
+                    </w:rPr>
+                  </w:pPr>
+                  <w:r>
+                    <w:rPr>
+                      <w:rFonts w:ascii="Arial" w:hAnsi="Arial" w:cs="Arial"/>
+                      <w:sz w:val="16"/>
+                      <w:szCs w:val="16"/>
+                    </w:rPr>
+                    <w:t>Tempat Kedudukan</w:t>
+                  </w:r>
+                </w:p>
+              </w:tc>
+            </w:tr>
+            <w:tr>
+              <w:tc>
+                <w:tcPr>
+                  <w:tcW w:w="1439" w:type="dxa"/>
+                </w:tcPr>
+                <w:p>
+                  <w:pPr>
+                    <w:rPr>
+                      <w:rFonts w:ascii="Arial" w:hAnsi="Arial" w:cs="Arial"/>
+                      <w:sz w:val="16"/>
+                      <w:szCs w:val="16"/>
+                    </w:rPr>
+                  </w:pPr>
+                  <w:r>
+                    <w:rPr>
+                      <w:rFonts w:ascii="Arial" w:hAnsi="Arial" w:cs="Arial"/>
+                      <w:sz w:val="16"/>
+                      <w:szCs w:val="16"/>
+                    </w:rPr>
+                    <w:t>Pada Tanggal</w:t>
+                  </w:r>
+                </w:p>
+              </w:tc>
+              <w:tc>
+                <w:tcPr>
+                  <w:tcW w:w="245" w:type="dxa"/>
+                </w:tcPr>
+                <w:p>
+                  <w:pPr>
+                    <w:rPr>
+                      <w:rFonts w:ascii="Arial" w:hAnsi="Arial" w:cs="Arial"/>
+                      <w:sz w:val="16"/>
+                      <w:szCs w:val="16"/>
+                    </w:rPr>
+                  </w:pPr>
+                  <w:r>
+                    <w:rPr>
+                      <w:rFonts w:ascii="Arial" w:hAnsi="Arial" w:cs="Arial"/>
+                      <w:sz w:val="16"/>
+                      <w:szCs w:val="16"/>
+                    </w:rPr>
+                    <w:t>:</w:t>
+                  </w:r>
+                </w:p>
+              </w:tc>
+              <w:tc>
+                <w:tcPr>
+                  <w:tcW w:w="2635" w:type="dxa"/>
+                </w:tcPr>
+                <w:p>
+                  <w:pPr>
+                    <w:rPr>
+                      <w:rFonts w:ascii="Arial" w:hAnsi="Arial" w:cs="Arial"/>
+                      <w:sz w:val="16"/>
+                      <w:szCs w:val="16"/>
+                    </w:rPr>
+                  </w:pPr>
+                  <w:r>
+                    <w:rPr>
+                      <w:rFonts w:ascii="Arial" w:hAnsi="Arial" w:cs="Arial"/>
+                      <w:sz w:val="16"/>
+                      <w:szCs w:val="16"/>
+                    </w:rPr>
+                    <w:t xml:space="preserve">{{TANGGAL_KUNJUNGAN}}</w:t>
+                  </w:r>
+                </w:p>
+              </w:tc>
+            </w:tr>
+            <w:tr>
+              <w:tc>
+                <w:tcPr>
+                  <w:tcW w:w="1439" w:type="dxa"/>
+                </w:tcPr>
+                <w:p>
+                  <w:pPr>
+                    <w:rPr>
+                      <w:rFonts w:ascii="Arial" w:hAnsi="Arial" w:cs="Arial"/>
+                      <w:sz w:val="16"/>
+                      <w:szCs w:val="16"/>
+                    </w:rPr>
+                  </w:pPr>
+                  <w:r>
+                    <w:rPr>
+                      <w:rFonts w:ascii="Arial" w:hAnsi="Arial" w:cs="Arial"/>
+                      <w:sz w:val="16"/>
+                      <w:szCs w:val="16"/>
+                    </w:rPr>
+                    <w:t>Ke</w:t>
+                  </w:r>
+                  <w:r>
+                    <w:rPr>
+                      <w:rFonts w:ascii="Arial" w:hAnsi="Arial" w:cs="Arial"/>
+                      <w:sz w:val="16"/>
+                      <w:szCs w:val="16"/>
+                    </w:rPr>
+                    <w:t>pala</w:t>
+                  </w:r>
+                </w:p>
+              </w:tc>
+              <w:tc>
+                <w:tcPr>
+                  <w:tcW w:w="245" w:type="dxa"/>
+                </w:tcPr>
+                <w:p>
+                  <w:pPr>
+                    <w:rPr>
+                      <w:rFonts w:ascii="Arial" w:hAnsi="Arial" w:cs="Arial"/>
+                      <w:sz w:val="16"/>
+                      <w:szCs w:val="16"/>
+                    </w:rPr>
+                  </w:pPr>
+                  <w:r>
+                    <w:rPr>
+                      <w:rFonts w:ascii="Arial" w:hAnsi="Arial" w:cs="Arial"/>
+                      <w:sz w:val="16"/>
+                      <w:szCs w:val="16"/>
+                    </w:rPr>
+                    <w:t>:</w:t>
+                  </w:r>
+                </w:p>
+              </w:tc>
+              <w:tc>
+                <w:tcPr>
+                  <w:tcW w:w="2635" w:type="dxa"/>
+                </w:tcPr>
+                <w:p>
+                  <w:pPr>
+                    <w:rPr>
+                      <w:rFonts w:ascii="Arial" w:hAnsi="Arial" w:cs="Arial"/>
+                      <w:sz w:val="16"/>
+                      <w:szCs w:val="16"/>
+                    </w:rPr>
+                  </w:pPr>
+                  <w:r>
+                    <w:rPr>
+                      <w:rFonts w:ascii="Arial" w:hAnsi="Arial" w:cs="Arial"/>
+                      <w:sz w:val="16"/>
+                      <w:szCs w:val="16"/>
+                    </w:rPr>
+                    <w:t>UPTD Puskesmas Silian</w:t>
+                  </w:r>
+                </w:p>
+              </w:tc>
+            </w:tr>
+            <w:tr>
+              <w:tc>
+                <w:tcPr>
+                  <w:tcW w:w="4319" w:type="dxa"/>
+                  <w:gridSpan w:val="3"/>
+                </w:tcPr>
+                <w:p>
+                  <w:pPr>
+                    <w:jc w:val="center"/>
+                    <w:rPr>
+                      <w:rFonts w:ascii="Arial" w:hAnsi="Arial" w:cs="Arial"/>
+                      <w:b/>
+                      <w:bCs/>
+                      <w:sz w:val="16"/>
+                      <w:szCs w:val="16"/>
+                    </w:rPr>
+                  </w:pPr>
+                </w:p>
+              </w:tc>
+            </w:tr>
+            <w:tr>
+              <w:tc>
+                <w:tcPr>
+                  <w:tcW w:w="4319" w:type="dxa"/>
+                  <w:gridSpan w:val="3"/>
+                </w:tcPr>
+                <w:p>
+                  <w:pPr>
+                    <w:jc w:val="center"/>
+                    <w:rPr>
+                      <w:rFonts w:ascii="Arial" w:hAnsi="Arial" w:cs="Arial"/>
+                      <w:b/>
+                      <w:bCs/>
+                      <w:sz w:val="16"/>
+                      <w:szCs w:val="16"/>
+                    </w:rPr>
+                  </w:pPr>
+                </w:p>
+              </w:tc>
+            </w:tr>
+            <w:tr>
+              <w:trPr>
+                <w:trHeight w:val="1098"/>
+              </w:trPr>
+              <w:tc>
+                <w:tcPr>
+                  <w:tcW w:w="4319" w:type="dxa"/>
+                  <w:gridSpan w:val="3"/>
+                </w:tcPr>
+                <w:p>
+                  <w:pPr>
+                    <w:spacing w:after="60"/>
+                    <w:rPr>
+                      <w:rFonts w:ascii="Arial" w:hAnsi="Arial" w:cs="Arial"/>
+                      <w:sz w:val="16"/>
+                      <w:szCs w:val="16"/>
+                    </w:rPr>
+                  </w:pPr>
+                </w:p>
+                <w:p>
+                  <w:pPr>
+                    <w:spacing w:after="60"/>
+                    <w:rPr>
+                      <w:rFonts w:ascii="Arial" w:hAnsi="Arial" w:cs="Arial"/>
+                      <w:sz w:val="16"/>
+                      <w:szCs w:val="16"/>
+                    </w:rPr>
+                  </w:pPr>
+                </w:p>
+                <w:p>
+                  <w:pPr>
+                    <w:spacing w:after="60"/>
+                    <w:rPr>
+                      <w:rFonts w:ascii="Arial" w:hAnsi="Arial" w:cs="Arial"/>
+                      <w:b/>
+                      <w:bCs/>
+                      <w:sz w:val="16"/>
+                      <w:szCs w:val="16"/>
+                      <w:u w:val="single"/>
+                    </w:rPr>
+                  </w:pPr>
+                </w:p>
+                <w:p>
+                  <w:pPr>
+                    <w:spacing w:after="60"/>
+                    <w:jc w:val="center"/>
+                    <w:rPr>
+                      <w:rFonts w:ascii="Arial" w:hAnsi="Arial" w:cs="Arial"/>
+                      <w:sz w:val="16"/>
+                      <w:szCs w:val="16"/>
+                    </w:rPr>
+                  </w:pPr>
+                  <w:r>
+                    <w:rPr>
+                      <w:rFonts w:ascii="Arial" w:hAnsi="Arial" w:cs="Arial"/>
+                      <w:b/>
+                      <w:bCs/>
+                      <w:sz w:val="16"/>
+                      <w:szCs w:val="16"/>
+                      <w:u w:val="single"/>
+                    </w:rPr>
+                    <w:t xml:space="preserve">{{KEPALA_NAMA}}</w:t>
+                  </w:r>
+                </w:p>
+              </w:tc>
+            </w:tr>
+            <w:tr>
+              <w:trPr>
+                <w:trHeight w:val="95"/>
+              </w:trPr>
+              <w:tc>
+                <w:tcPr>
+                  <w:tcW w:w="4319" w:type="dxa"/>
+                  <w:gridSpan w:val="3"/>
+                </w:tcPr>
+                <w:p>
+                  <w:pPr>
+                    <w:spacing w:after="60"/>
+                    <w:jc w:val="center"/>
+                    <w:rPr>
+                      <w:rFonts w:ascii="Arial" w:hAnsi="Arial" w:cs="Arial"/>
+                      <w:b/>
+                      <w:bCs/>
+                      <w:sz w:val="16"/>
+                      <w:szCs w:val="16"/>
+                    </w:rPr>
+                  </w:pPr>
+                  <w:r>
+                    <w:rPr>
+                      <w:rFonts w:ascii="Arial" w:hAnsi="Arial" w:cs="Arial"/>
+                      <w:b/>
+                      <w:bCs/>
+                      <w:sz w:val="16"/>
+                      <w:szCs w:val="16"/>
+                    </w:rPr>
+                    <w:t xml:space="preserve">NIP. {{KEPALA_NIP}}</w:t>
+                  </w:r>
+                </w:p>
+              </w:tc>
+            </w:tr>
+          </w:tbl>
+          <w:p>
+            <w:pPr>
+              <w:spacing w:after="60"/>
+              <w:rPr>
+                <w:rFonts w:ascii="Arial" w:hAnsi="Arial" w:cs="Arial"/>
+                <w:sz w:val="16"/>
+                <w:szCs w:val="16"/>
+              </w:rPr>
+            </w:pPr>
+          </w:p>
+        </w:tc>
+      </w:tr>
+      <w:tr>
+        <w:trPr>
+          <w:trHeight w:val="1470"/>
+        </w:trPr>
+        <w:tc>
+          <w:tcPr>
+            <w:tcW w:w="4549" w:type="dxa"/>
+            <w:tcBorders>
+              <w:top w:val="single" w:sz="4" w:space="0" w:color="auto"/>
+              <w:left w:val="single" w:sz="4" w:space="0" w:color="auto"/>
+              <w:bottom w:val="single" w:sz="4" w:space="0" w:color="auto"/>
+              <w:right w:val="single" w:sz="4" w:space="0" w:color="auto"/>
+            </w:tcBorders>
+          </w:tcPr>
+          <w:tbl>
+            <w:tblPr>
+              <w:tblStyle w:val="TableGrid"/>
+              <w:tblW w:w="4318" w:type="dxa"/>
+              <w:tblBorders>
+                <w:top w:val="none" w:sz="0" w:space="0" w:color="auto"/>
+                <w:left w:val="none" w:sz="0" w:space="0" w:color="auto"/>
+                <w:bottom w:val="none" w:sz="0" w:space="0" w:color="auto"/>
+                <w:right w:val="none" w:sz="0" w:space="0" w:color="auto"/>
+                <w:insideH w:val="none" w:sz="0" w:space="0" w:color="auto"/>
+                <w:insideV w:val="none" w:sz="0" w:space="0" w:color="auto"/>
+              </w:tblBorders>
+              <w:tblLook w:val="04A0" w:firstRow="1" w:lastRow="0" w:firstColumn="1" w:lastColumn="0" w:noHBand="0" w:noVBand="1"/>
+            </w:tblPr>
+            <w:tblGrid>
+              <w:gridCol w:w="429"/>
+              <w:gridCol w:w="1417"/>
+              <w:gridCol w:w="284"/>
+              <w:gridCol w:w="2188"/>
+            </w:tblGrid>
+            <w:tr>
+              <w:tc>
+                <w:tcPr>
+                  <w:tcW w:w="429" w:type="dxa"/>
+                </w:tcPr>
+                <w:p>
+                  <w:pPr>
+                    <w:rPr>
+                      <w:rFonts w:ascii="Arial" w:hAnsi="Arial" w:cs="Arial"/>
+                      <w:sz w:val="16"/>
+                      <w:szCs w:val="16"/>
+                    </w:rPr>
+                  </w:pPr>
+                  <w:r>
+                    <w:rPr>
+                      <w:rFonts w:ascii="Arial" w:hAnsi="Arial" w:cs="Arial"/>
+                      <w:sz w:val="16"/>
+                      <w:szCs w:val="16"/>
+                    </w:rPr>
+                    <w:t>II</w:t>
+                  </w:r>
+                </w:p>
+              </w:tc>
+              <w:tc>
+                <w:tcPr>
+                  <w:tcW w:w="1417" w:type="dxa"/>
+                </w:tcPr>
+                <w:p>
+                  <w:pPr>
+                    <w:rPr>
+                      <w:rFonts w:ascii="Arial" w:hAnsi="Arial" w:cs="Arial"/>
+                      <w:sz w:val="16"/>
+                      <w:szCs w:val="16"/>
+                    </w:rPr>
+                  </w:pPr>
+                  <w:r>
+                    <w:rPr>
+                      <w:rFonts w:ascii="Arial" w:hAnsi="Arial" w:cs="Arial"/>
+                      <w:sz w:val="16"/>
+                      <w:szCs w:val="16"/>
+                    </w:rPr>
+                    <w:t>Tiba di</w:t>
+                  </w:r>
+                </w:p>
+              </w:tc>
+              <w:tc>
+                <w:tcPr>
+                  <w:tcW w:w="284" w:type="dxa"/>
+                </w:tcPr>
+                <w:p>
+                  <w:pPr>
+                    <w:rPr>
+                      <w:rFonts w:ascii="Arial" w:hAnsi="Arial" w:cs="Arial"/>
+                      <w:sz w:val="16"/>
+                      <w:szCs w:val="16"/>
+                    </w:rPr>
+                  </w:pPr>
+                  <w:r>
+                    <w:rPr>
+                      <w:rFonts w:ascii="Arial" w:hAnsi="Arial" w:cs="Arial"/>
+                      <w:sz w:val="16"/>
+                      <w:szCs w:val="16"/>
+                    </w:rPr>
+                    <w:t>:</w:t>
+                  </w:r>
+                </w:p>
+              </w:tc>
+              <w:tc>
+                <w:tcPr>
+                  <w:tcW w:w="2188" w:type="dxa"/>
+                </w:tcPr>
+                <w:p>
+                  <w:pPr>
+                    <w:rPr>
+                      <w:rFonts w:ascii="Arial" w:hAnsi="Arial" w:cs="Arial"/>
+                      <w:sz w:val="16"/>
+                      <w:szCs w:val="16"/>
+                    </w:rPr>
+                  </w:pPr>
+                  <w:r>
+                    <w:rPr>
+                      <w:rFonts w:ascii="Arial" w:hAnsi="Arial" w:cs="Arial"/>
+                      <w:sz w:val="16"/>
+                      <w:szCs w:val="16"/>
+                    </w:rPr>
+                    <w:t xml:space="preserve">{{STOP0_TUJUAN}}</w:t>
+                  </w:r>
+                </w:p>
+              </w:tc>
+            </w:tr>
+            <w:tr>
+              <w:tc>
+                <w:tcPr>
+                  <w:tcW w:w="429" w:type="dxa"/>
+                </w:tcPr>
+                <w:p>
+                  <w:pPr>
+                    <w:rPr>
+                      <w:rFonts w:ascii="Arial" w:hAnsi="Arial" w:cs="Arial"/>
+                      <w:sz w:val="16"/>
+                      <w:szCs w:val="16"/>
+                    </w:rPr>
+                  </w:pPr>
+                </w:p>
+              </w:tc>
+              <w:tc>
+                <w:tcPr>
+                  <w:tcW w:w="1417" w:type="dxa"/>
+                </w:tcPr>
+                <w:p>
+                  <w:pPr>
+                    <w:rPr>
+                      <w:rFonts w:ascii="Arial" w:hAnsi="Arial" w:cs="Arial"/>
+                      <w:sz w:val="16"/>
+                      <w:szCs w:val="16"/>
+                    </w:rPr>
+                  </w:pPr>
+                  <w:r>
+                    <w:rPr>
+                      <w:rFonts w:ascii="Arial" w:hAnsi="Arial" w:cs="Arial"/>
+                      <w:sz w:val="16"/>
+                      <w:szCs w:val="16"/>
+                    </w:rPr>
+                    <w:t>Pada Tanggal</w:t>
+                  </w:r>
+                </w:p>
+              </w:tc>
+              <w:tc>
+                <w:tcPr>
+                  <w:tcW w:w="284" w:type="dxa"/>
+                </w:tcPr>
+                <w:p>
+                  <w:pPr>
+                    <w:rPr>
+                      <w:rFonts w:ascii="Arial" w:hAnsi="Arial" w:cs="Arial"/>
+                      <w:sz w:val="16"/>
+                      <w:szCs w:val="16"/>
+                    </w:rPr>
+                  </w:pPr>
+                  <w:r>
+                    <w:rPr>
+                      <w:rFonts w:ascii="Arial" w:hAnsi="Arial" w:cs="Arial"/>
+                      <w:sz w:val="16"/>
+                      <w:szCs w:val="16"/>
+                    </w:rPr>
+                    <w:t>:</w:t>
+                  </w:r>
+                </w:p>
+              </w:tc>
+              <w:tc>
+                <w:tcPr>
+                  <w:tcW w:w="2188" w:type="dxa"/>
+                </w:tcPr>
+                <w:p>
+                  <w:pPr>
+                    <w:rPr>
+                      <w:rFonts w:ascii="Arial" w:hAnsi="Arial" w:cs="Arial"/>
+                      <w:sz w:val="16"/>
+                      <w:szCs w:val="16"/>
+                    </w:rPr>
+                  </w:pPr>
+                  <w:r>
+                    <w:rPr>
+                      <w:rFonts w:ascii="Arial" w:hAnsi="Arial" w:cs="Arial"/>
+                      <w:sz w:val="16"/>
+                      <w:szCs w:val="16"/>
+                    </w:rPr>
+                    <w:t xml:space="preserve">{{STOP0_TANGGAL}}</w:t>
+                  </w:r>
+                </w:p>
+              </w:tc>
+            </w:tr>
+            <w:tr>
+              <w:tc>
+                <w:tcPr>
+                  <w:tcW w:w="429" w:type="dxa"/>
+                </w:tcPr>
+                <w:p>
+                  <w:pPr>
+                    <w:rPr>
+                      <w:rFonts w:ascii="Arial" w:hAnsi="Arial" w:cs="Arial"/>
+                      <w:sz w:val="16"/>
+                      <w:szCs w:val="16"/>
+                    </w:rPr>
+                  </w:pPr>
+                </w:p>
+              </w:tc>
+              <w:tc>
+                <w:tcPr>
+                  <w:tcW w:w="1417" w:type="dxa"/>
+                </w:tcPr>
+                <w:p>
+                  <w:pPr>
+                    <w:rPr>
+                      <w:rFonts w:ascii="Arial" w:hAnsi="Arial" w:cs="Arial"/>
+                      <w:sz w:val="16"/>
+                      <w:szCs w:val="16"/>
+                    </w:rPr>
+                  </w:pPr>
+                  <w:r>
+                    <w:rPr>
+                      <w:rFonts w:ascii="Arial" w:hAnsi="Arial" w:cs="Arial"/>
+                      <w:sz w:val="16"/>
+                      <w:szCs w:val="16"/>
+                    </w:rPr>
+                    <w:t>Kepala</w:t>
+                  </w:r>
+                </w:p>
+              </w:tc>
+              <w:tc>
+                <w:tcPr>
+                  <w:tcW w:w="284" w:type="dxa"/>
+                </w:tcPr>
+                <w:p>
+                  <w:pPr>
+                    <w:rPr>
+                      <w:rFonts w:ascii="Arial" w:hAnsi="Arial" w:cs="Arial"/>
+                      <w:sz w:val="16"/>
+                      <w:szCs w:val="16"/>
+                    </w:rPr>
+                  </w:pPr>
+                  <w:r>
+                    <w:rPr>
+                      <w:rFonts w:ascii="Arial" w:hAnsi="Arial" w:cs="Arial"/>
+                      <w:sz w:val="16"/>
+                      <w:szCs w:val="16"/>
+                    </w:rPr>
+                    <w:t>:</w:t>
+                  </w:r>
+                </w:p>
+              </w:tc>
+              <w:tc>
+                <w:tcPr>
+                  <w:tcW w:w="2188" w:type="dxa"/>
+                </w:tcPr>
+                <w:p>
+                  <w:pPr>
+                    <w:rPr>
+                      <w:rFonts w:ascii="Arial" w:hAnsi="Arial" w:cs="Arial"/>
+                      <w:sz w:val="16"/>
+                      <w:szCs w:val="16"/>
+                    </w:rPr>
+                  </w:pPr>
+                  <w:r>
+                    <w:rPr>
+                      <w:rFonts w:ascii="Arial" w:hAnsi="Arial" w:cs="Arial"/>
+                      <w:sz w:val="16"/>
+                      <w:szCs w:val="16"/>
+                    </w:rPr>
+                    <w:t xml:space="preserve">{{STOP0_TUJUAN}}</w:t>
+                  </w:r>
+                </w:p>
+              </w:tc>
+            </w:tr>
+            <w:tr>
+              <w:trPr>
+                <w:trHeight w:val="970"/>
+              </w:trPr>
+              <w:tc>
+                <w:tcPr>
+                  <w:tcW w:w="429" w:type="dxa"/>
+                </w:tcPr>
+                <w:p>
+                  <w:pPr>
+                    <w:rPr>
+                      <w:rFonts w:ascii="Arial" w:hAnsi="Arial" w:cs="Arial"/>
+                      <w:sz w:val="16"/>
+                      <w:szCs w:val="16"/>
+                    </w:rPr>
+                  </w:pPr>
+                </w:p>
+              </w:tc>
+              <w:tc>
+                <w:tcPr>
+                  <w:tcW w:w="1417" w:type="dxa"/>
+                </w:tcPr>
+                <w:p>
+                  <w:pPr>
+                    <w:rPr>
+                      <w:rFonts w:ascii="Arial" w:hAnsi="Arial" w:cs="Arial"/>
+                      <w:sz w:val="16"/>
+                      <w:szCs w:val="16"/>
+                    </w:rPr>
+                  </w:pPr>
+                </w:p>
+              </w:tc>
+              <w:tc>
+                <w:tcPr>
+                  <w:tcW w:w="284" w:type="dxa"/>
+                </w:tcPr>
+                <w:p>
+                  <w:pPr>
+                    <w:rPr>
+                      <w:rFonts w:ascii="Arial" w:hAnsi="Arial" w:cs="Arial"/>
+                      <w:sz w:val="16"/>
+                      <w:szCs w:val="16"/>
+                    </w:rPr>
+                  </w:pPr>
+                </w:p>
+              </w:tc>
+              <w:tc>
+                <w:tcPr>
+                  <w:tcW w:w="2188" w:type="dxa"/>
+                </w:tcPr>
+                <w:p>
+                  <w:pPr>
+                    <w:rPr>
+                      <w:rFonts w:ascii="Arial" w:hAnsi="Arial" w:cs="Arial"/>
+                      <w:sz w:val="16"/>
+                      <w:szCs w:val="16"/>
+                    </w:rPr>
+                  </w:pPr>
+                </w:p>
+              </w:tc>
+            </w:tr>
+            <w:tr>
+              <w:tc>
+                <w:tcPr>
+                  <w:tcW w:w="429" w:type="dxa"/>
+                </w:tcPr>
+                <w:p>
+                  <w:pPr>
+                    <w:rPr>
+                      <w:rFonts w:ascii="Arial" w:hAnsi="Arial" w:cs="Arial"/>
+                      <w:sz w:val="16"/>
+                      <w:szCs w:val="16"/>
+                    </w:rPr>
+                  </w:pPr>
+                </w:p>
+              </w:tc>
+              <w:tc>
+                <w:tcPr>
+                  <w:tcW w:w="3889" w:type="dxa"/>
+                  <w:gridSpan w:val="3"/>
+                </w:tcPr>
+                <w:p>
+                  <w:pPr>
+                    <w:jc w:val="center"/>
+                    <w:rPr>
+                      <w:rFonts w:ascii="Arial" w:hAnsi="Arial" w:cs="Arial"/>
+                      <w:b/>
+                      <w:bCs/>
+                      <w:sz w:val="16"/>
+                      <w:szCs w:val="16"/>
+                    </w:rPr>
+                  </w:pPr>
+                  <w:r>
+                    <w:rPr>
+                      <w:rFonts w:ascii="Arial" w:hAnsi="Arial" w:cs="Arial"/>
+                      <w:b/>
+                      <w:bCs/>
+                      <w:sz w:val="16"/>
+                      <w:szCs w:val="16"/>
+                    </w:rPr>
+                    <w:t xml:space="preserve">{{STOP0_KEPALA}}</w:t>
+                  </w:r>
+                </w:p>
+              </w:tc>
+            </w:tr>
+          </w:tbl>
+          <w:p>
+            <w:pPr>
+              <w:jc w:val="center"/>
+              <w:rPr>
+                <w:rFonts w:ascii="Arial" w:hAnsi="Arial" w:cs="Arial"/>
+                <w:b/>
+                <w:bCs/>
+                <w:sz w:val="16"/>
+                <w:szCs w:val="16"/>
+              </w:rPr>
+            </w:pPr>
+            <w:r>
+              <w:rPr>
+                <w:rFonts w:ascii="Arial" w:hAnsi="Arial" w:cs="Arial"/>
+                <w:b/>
+                <w:bCs/>
+                <w:sz w:val="16"/>
+                <w:szCs w:val="16"/>
+              </w:rPr>
+              <w:t>{{STOP0_NIP}}</w:t>
+            </w:r>
+          </w:p>
+        </w:tc>
+        <w:tc>
+          <w:tcPr>
+            <w:tcW w:w="4549" w:type="dxa"/>
+            <w:tcBorders>
+              <w:top w:val="single" w:sz="4" w:space="0" w:color="auto"/>
+              <w:left w:val="single" w:sz="4" w:space="0" w:color="auto"/>
+              <w:bottom w:val="single" w:sz="4" w:space="0" w:color="auto"/>
+              <w:right w:val="single" w:sz="4" w:space="0" w:color="auto"/>
+            </w:tcBorders>
+          </w:tcPr>
+          <w:tbl>
+            <w:tblPr>
+              <w:tblStyle w:val="TableGrid"/>
+              <w:tblW w:w="4318" w:type="dxa"/>
+              <w:tblBorders>
+                <w:top w:val="none" w:sz="0" w:space="0" w:color="auto"/>
+                <w:left w:val="none" w:sz="0" w:space="0" w:color="auto"/>
+                <w:bottom w:val="none" w:sz="0" w:space="0" w:color="auto"/>
+                <w:right w:val="none" w:sz="0" w:space="0" w:color="auto"/>
+                <w:insideH w:val="none" w:sz="0" w:space="0" w:color="auto"/>
+                <w:insideV w:val="none" w:sz="0" w:space="0" w:color="auto"/>
+              </w:tblBorders>
+              <w:tblLook w:val="04A0" w:firstRow="1" w:lastRow="0" w:firstColumn="1" w:lastColumn="0" w:noHBand="0" w:noVBand="1"/>
+            </w:tblPr>
+            <w:tblGrid>
+              <w:gridCol w:w="429"/>
+              <w:gridCol w:w="1417"/>
+              <w:gridCol w:w="284"/>
+              <w:gridCol w:w="2188"/>
+            </w:tblGrid>
+            <w:tr>
+              <w:tc>
+                <w:tcPr>
+                  <w:tcW w:w="429" w:type="dxa"/>
+                </w:tcPr>
+                <w:p>
+                  <w:pPr>
+                    <w:rPr>
+                      <w:rFonts w:ascii="Arial" w:hAnsi="Arial" w:cs="Arial"/>
+                      <w:sz w:val="16"/>
+                      <w:szCs w:val="16"/>
+                    </w:rPr>
+                  </w:pPr>
+                </w:p>
+              </w:tc>
+              <w:tc>
+                <w:tcPr>
+                  <w:tcW w:w="1417" w:type="dxa"/>
+                </w:tcPr>
+                <w:p>
+                  <w:pPr>
+                    <w:rPr>
+                      <w:rFonts w:ascii="Arial" w:hAnsi="Arial" w:cs="Arial"/>
+                      <w:sz w:val="16"/>
+                      <w:szCs w:val="16"/>
+                    </w:rPr>
+                  </w:pPr>
+                  <w:r>
+                    <w:rPr>
+                      <w:rFonts w:ascii="Arial" w:hAnsi="Arial" w:cs="Arial"/>
+                      <w:sz w:val="16"/>
+                      <w:szCs w:val="16"/>
+                    </w:rPr>
+                    <w:t>Berangkat Dari</w:t>
+                  </w:r>
+                </w:p>
+              </w:tc>
+              <w:tc>
+                <w:tcPr>
+                  <w:tcW w:w="284" w:type="dxa"/>
+                </w:tcPr>
+                <w:p>
+                  <w:pPr>
+                    <w:rPr>
+                      <w:rFonts w:ascii="Arial" w:hAnsi="Arial" w:cs="Arial"/>
+                      <w:sz w:val="16"/>
+                      <w:szCs w:val="16"/>
+                    </w:rPr>
+                  </w:pPr>
+                  <w:r>
+                    <w:rPr>
+                      <w:rFonts w:ascii="Arial" w:hAnsi="Arial" w:cs="Arial"/>
+                      <w:sz w:val="16"/>
+                      <w:szCs w:val="16"/>
+                    </w:rPr>
+                    <w:t>:</w:t>
+                  </w:r>
+                </w:p>
+              </w:tc>
+              <w:tc>
+                <w:tcPr>
+                  <w:tcW w:w="2188" w:type="dxa"/>
+                </w:tcPr>
+                <w:p>
+                  <w:pPr>
+                    <w:rPr>
+                      <w:rFonts w:ascii="Arial" w:hAnsi="Arial" w:cs="Arial"/>
+                      <w:sz w:val="16"/>
+                      <w:szCs w:val="16"/>
+                    </w:rPr>
+                  </w:pPr>
+                  <w:r>
+                    <w:rPr>
+                      <w:rFonts w:ascii="Arial" w:hAnsi="Arial" w:cs="Arial"/>
+                      <w:sz w:val="16"/>
+                      <w:szCs w:val="16"/>
+                    </w:rPr>
+                    <w:t xml:space="preserve">{{STOP0_TUJUAN}}</w:t>
+                  </w:r>
+                </w:p>
+              </w:tc>
+            </w:tr>
+            <w:tr>
+              <w:tc>
+                <w:tcPr>
+                  <w:tcW w:w="429" w:type="dxa"/>
+                </w:tcPr>
+                <w:p>
+                  <w:pPr>
+                    <w:rPr>
+                      <w:rFonts w:ascii="Arial" w:hAnsi="Arial" w:cs="Arial"/>
+                      <w:sz w:val="16"/>
+                      <w:szCs w:val="16"/>
+                    </w:rPr>
+                  </w:pPr>
+                </w:p>
+              </w:tc>
+              <w:tc>
+                <w:tcPr>
+                  <w:tcW w:w="1417" w:type="dxa"/>
+                </w:tcPr>
+                <w:p>
+                  <w:pPr>
+                    <w:rPr>
+                      <w:rFonts w:ascii="Arial" w:hAnsi="Arial" w:cs="Arial"/>
+                      <w:sz w:val="16"/>
+                      <w:szCs w:val="16"/>
+                    </w:rPr>
+                  </w:pPr>
+                  <w:r>
+                    <w:rPr>
+                      <w:rFonts w:ascii="Arial" w:hAnsi="Arial" w:cs="Arial"/>
+                      <w:sz w:val="16"/>
+                      <w:szCs w:val="16"/>
+                    </w:rPr>
+                    <w:t>Ke</w:t>
+                  </w:r>
+                </w:p>
+              </w:tc>
+              <w:tc>
+                <w:tcPr>
+                  <w:tcW w:w="284" w:type="dxa"/>
+                </w:tcPr>
+                <w:p>
+                  <w:pPr>
+                    <w:rPr>
+                      <w:rFonts w:ascii="Arial" w:hAnsi="Arial" w:cs="Arial"/>
+                      <w:sz w:val="16"/>
+                      <w:szCs w:val="16"/>
+                    </w:rPr>
+                  </w:pPr>
+                  <w:r>
+                    <w:rPr>
+                      <w:rFonts w:ascii="Arial" w:hAnsi="Arial" w:cs="Arial"/>
+                      <w:sz w:val="16"/>
+                      <w:szCs w:val="16"/>
+                    </w:rPr>
+                    <w:t>:</w:t>
+                  </w:r>
+                </w:p>
+              </w:tc>
+              <w:tc>
+                <w:tcPr>
+                  <w:tcW w:w="2188" w:type="dxa"/>
+                </w:tcPr>
+                <w:p>
+                  <w:pPr>
+                    <w:rPr>
+                      <w:rFonts w:ascii="Arial" w:hAnsi="Arial" w:cs="Arial"/>
+                      <w:sz w:val="16"/>
+                      <w:szCs w:val="16"/>
+                    </w:rPr>
+                  </w:pPr>
+                  <w:r>
+                    <w:rPr>
+                      <w:rFonts w:ascii="Arial" w:hAnsi="Arial" w:cs="Arial"/>
+                      <w:sz w:val="16"/>
+                      <w:szCs w:val="16"/>
+                    </w:rPr>
+                    <w:t xml:space="preserve">{{STOP0_NEXT}}</w:t>
+                  </w:r>
+                </w:p>
+              </w:tc>
+            </w:tr>
+            <w:tr>
+              <w:tc>
+                <w:tcPr>
+                  <w:tcW w:w="429" w:type="dxa"/>
+                </w:tcPr>
+                <w:p>
+                  <w:pPr>
+                    <w:rPr>
+                      <w:rFonts w:ascii="Arial" w:hAnsi="Arial" w:cs="Arial"/>
+                      <w:sz w:val="16"/>
+                      <w:szCs w:val="16"/>
+                    </w:rPr>
+                  </w:pPr>
+                </w:p>
+              </w:tc>
+              <w:tc>
+                <w:tcPr>
+                  <w:tcW w:w="1417" w:type="dxa"/>
+                </w:tcPr>
+                <w:p>
+                  <w:pPr>
+                    <w:rPr>
+                      <w:rFonts w:ascii="Arial" w:hAnsi="Arial" w:cs="Arial"/>
+                      <w:sz w:val="16"/>
+                      <w:szCs w:val="16"/>
+                    </w:rPr>
+                  </w:pPr>
+                  <w:r>
+                    <w:rPr>
+                      <w:rFonts w:ascii="Arial" w:hAnsi="Arial" w:cs="Arial"/>
+                      <w:sz w:val="16"/>
+                      <w:szCs w:val="16"/>
+                    </w:rPr>
+                    <w:t>Pada Tanggal</w:t>
+                  </w:r>
+                </w:p>
+              </w:tc>
+              <w:tc>
+                <w:tcPr>
+                  <w:tcW w:w="284" w:type="dxa"/>
+                </w:tcPr>
+                <w:p>
+                  <w:pPr>
+                    <w:rPr>
+                      <w:rFonts w:ascii="Arial" w:hAnsi="Arial" w:cs="Arial"/>
+                      <w:sz w:val="16"/>
+                      <w:szCs w:val="16"/>
+                    </w:rPr>
+                  </w:pPr>
+                  <w:r>
+                    <w:rPr>
+                      <w:rFonts w:ascii="Arial" w:hAnsi="Arial" w:cs="Arial"/>
+                      <w:sz w:val="16"/>
+                      <w:szCs w:val="16"/>
+                    </w:rPr>
+                    <w:t>:</w:t>
+                  </w:r>
+                </w:p>
+              </w:tc>
+              <w:tc>
+                <w:tcPr>
+                  <w:tcW w:w="2188" w:type="dxa"/>
+                </w:tcPr>
+                <w:p>
+                  <w:pPr>
+                    <w:rPr>
+                      <w:rFonts w:ascii="Arial" w:hAnsi="Arial" w:cs="Arial"/>
+                      <w:sz w:val="16"/>
+                      <w:szCs w:val="16"/>
+                    </w:rPr>
+                  </w:pPr>
+                  <w:r>
+                    <w:rPr>
+                      <w:rFonts w:ascii="Arial" w:hAnsi="Arial" w:cs="Arial"/>
+                      <w:sz w:val="16"/>
+                      <w:szCs w:val="16"/>
+                    </w:rPr>
+                    <w:t xml:space="preserve">{{STOP0_TANGGAL}}</w:t>
+                  </w:r>
+                </w:p>
+              </w:tc>
+            </w:tr>
+            <w:tr>
+              <w:tc>
+                <w:tcPr>
+                  <w:tcW w:w="429" w:type="dxa"/>
+                </w:tcPr>
+                <w:p>
+                  <w:pPr>
+                    <w:rPr>
+                      <w:rFonts w:ascii="Arial" w:hAnsi="Arial" w:cs="Arial"/>
+                      <w:sz w:val="16"/>
+                      <w:szCs w:val="16"/>
+                    </w:rPr>
+                  </w:pPr>
+                </w:p>
+              </w:tc>
+              <w:tc>
+                <w:tcPr>
+                  <w:tcW w:w="1417" w:type="dxa"/>
+                </w:tcPr>
+                <w:p>
+                  <w:pPr>
+                    <w:rPr>
+                      <w:rFonts w:ascii="Arial" w:hAnsi="Arial" w:cs="Arial"/>
+                      <w:sz w:val="16"/>
+                      <w:szCs w:val="16"/>
+                    </w:rPr>
+                  </w:pPr>
+                  <w:r>
+                    <w:rPr>
+                      <w:rFonts w:ascii="Arial" w:hAnsi="Arial" w:cs="Arial"/>
+                      <w:sz w:val="16"/>
+                      <w:szCs w:val="16"/>
+                    </w:rPr>
+                    <w:t>Kepala</w:t>
+                  </w:r>
+                </w:p>
+              </w:tc>
+              <w:tc>
+                <w:tcPr>
+                  <w:tcW w:w="284" w:type="dxa"/>
+                </w:tcPr>
+                <w:p>
+                  <w:pPr>
+                    <w:rPr>
+                      <w:rFonts w:ascii="Arial" w:hAnsi="Arial" w:cs="Arial"/>
+                      <w:sz w:val="16"/>
+                      <w:szCs w:val="16"/>
+                    </w:rPr>
+                  </w:pPr>
+                  <w:r>
+                    <w:rPr>
+                      <w:rFonts w:ascii="Arial" w:hAnsi="Arial" w:cs="Arial"/>
+                      <w:sz w:val="16"/>
+                      <w:szCs w:val="16"/>
+                    </w:rPr>
+                    <w:t>:</w:t>
+                  </w:r>
+                </w:p>
+              </w:tc>
+              <w:tc>
+                <w:tcPr>
+                  <w:tcW w:w="2188" w:type="dxa"/>
+                </w:tcPr>
+                <w:p>
+                  <w:pPr>
+                    <w:rPr>
+                      <w:rFonts w:ascii="Arial" w:hAnsi="Arial" w:cs="Arial"/>
+                      <w:sz w:val="16"/>
+                      <w:szCs w:val="16"/>
+                    </w:rPr>
+                  </w:pPr>
+                  <w:r>
+                    <w:rPr>
+                      <w:rFonts w:ascii="Arial" w:hAnsi="Arial" w:cs="Arial"/>
+                      <w:sz w:val="16"/>
+                      <w:szCs w:val="16"/>
+                    </w:rPr>
+                    <w:t xml:space="preserve">{{STOP0_TUJUAN}}</w:t>
+                  </w:r>
+                </w:p>
+              </w:tc>
+            </w:tr>
+            <w:tr>
+              <w:trPr>
+                <w:trHeight w:val="761"/>
+              </w:trPr>
+              <w:tc>
+                <w:tcPr>
+                  <w:tcW w:w="429" w:type="dxa"/>
+                </w:tcPr>
+                <w:p>
+                  <w:pPr>
+                    <w:rPr>
+                      <w:rFonts w:ascii="Arial" w:hAnsi="Arial" w:cs="Arial"/>
+                      <w:sz w:val="16"/>
+                      <w:szCs w:val="16"/>
+                    </w:rPr>
+                  </w:pPr>
+                </w:p>
+              </w:tc>
+              <w:tc>
+                <w:tcPr>
+                  <w:tcW w:w="1417" w:type="dxa"/>
+                </w:tcPr>
+                <w:p>
+                  <w:pPr>
+                    <w:rPr>
+                      <w:rFonts w:ascii="Arial" w:hAnsi="Arial" w:cs="Arial"/>
+                      <w:sz w:val="16"/>
+                      <w:szCs w:val="16"/>
+                    </w:rPr>
+                  </w:pPr>
+                </w:p>
+              </w:tc>
+              <w:tc>
+                <w:tcPr>
+                  <w:tcW w:w="284" w:type="dxa"/>
+                </w:tcPr>
+                <w:p>
+                  <w:pPr>
+                    <w:rPr>
+                      <w:rFonts w:ascii="Arial" w:hAnsi="Arial" w:cs="Arial"/>
+                      <w:sz w:val="16"/>
+                      <w:szCs w:val="16"/>
+                    </w:rPr>
+                  </w:pPr>
+                </w:p>
+              </w:tc>
+              <w:tc>
+                <w:tcPr>
+                  <w:tcW w:w="2188" w:type="dxa"/>
+                </w:tcPr>
+                <w:p>
+                  <w:pPr>
+                    <w:rPr>
+                      <w:rFonts w:ascii="Arial" w:hAnsi="Arial" w:cs="Arial"/>
+                      <w:sz w:val="16"/>
+                      <w:szCs w:val="16"/>
+                    </w:rPr>
+                  </w:pPr>
+                </w:p>
+              </w:tc>
+            </w:tr>
+            <w:tr>
+              <w:tc>
+                <w:tcPr>
+                  <w:tcW w:w="429" w:type="dxa"/>
+                </w:tcPr>
+                <w:p>
+                  <w:pPr>
+                    <w:rPr>
+                      <w:rFonts w:ascii="Arial" w:hAnsi="Arial" w:cs="Arial"/>
+                      <w:sz w:val="16"/>
+                      <w:szCs w:val="16"/>
+                    </w:rPr>
+                  </w:pPr>
+                </w:p>
+              </w:tc>
+              <w:tc>
+                <w:tcPr>
+                  <w:tcW w:w="3889" w:type="dxa"/>
+                  <w:gridSpan w:val="3"/>
+                </w:tcPr>
+                <w:p>
+                  <w:pPr>
+                    <w:jc w:val="center"/>
+                    <w:rPr>
+                      <w:rFonts w:ascii="Arial" w:hAnsi="Arial" w:cs="Arial"/>
+                      <w:b/>
+                      <w:bCs/>
+                      <w:sz w:val="16"/>
+                      <w:szCs w:val="16"/>
+                    </w:rPr>
+                  </w:pPr>
+                  <w:r>
+                    <w:rPr>
+                      <w:rFonts w:ascii="Arial" w:hAnsi="Arial" w:cs="Arial"/>
+                      <w:b/>
+                      <w:bCs/>
+                      <w:sz w:val="16"/>
+                      <w:szCs w:val="16"/>
+                    </w:rPr>
+                    <w:t xml:space="preserve">{{STOP0_KEPALA}}</w:t>
+                  </w:r>
+                </w:p>
+              </w:tc>
+            </w:tr>
+          </w:tbl>
+          <w:p>
+            <w:pPr>
+              <w:jc w:val="center"/>
+              <w:rPr>
+                <w:rFonts w:ascii="Arial" w:hAnsi="Arial" w:cs="Arial"/>
+                <w:b/>
+                <w:bCs/>
+                <w:sz w:val="16"/>
+                <w:szCs w:val="16"/>
+              </w:rPr>
+            </w:pPr>
+            <w:r>
+              <w:rPr>
+                <w:rFonts w:ascii="Arial" w:hAnsi="Arial" w:cs="Arial"/>
+                <w:b/>
+                <w:bCs/>
+                <w:sz w:val="16"/>
+                <w:szCs w:val="16"/>
+              </w:rPr>
+              <w:t>{{STOP0_NIP}}</w:t>
+            </w:r>
+          </w:p>
+        </w:tc>
+      </w:tr>
+      <w:tr>
+        <w:trPr>
+          <w:trHeight w:val="1470"/>
+        </w:trPr>
+        <w:tc>
+          <w:tcPr>
+            <w:tcW w:w="4549" w:type="dxa"/>
+            <w:tcBorders>
+              <w:top w:val="single" w:sz="4" w:space="0" w:color="auto"/>
+              <w:left w:val="single" w:sz="4" w:space="0" w:color="auto"/>
+              <w:bottom w:val="single" w:sz="4" w:space="0" w:color="auto"/>
+              <w:right w:val="single" w:sz="4" w:space="0" w:color="auto"/>
+            </w:tcBorders>
+          </w:tcPr>
+          <w:tbl>
+            <w:tblPr>
+              <w:tblStyle w:val="TableGrid"/>
+              <w:tblW w:w="4318" w:type="dxa"/>
+              <w:tblBorders>
+                <w:top w:val="none" w:sz="0" w:space="0" w:color="auto"/>
+                <w:left w:val="none" w:sz="0" w:space="0" w:color="auto"/>
+                <w:bottom w:val="none" w:sz="0" w:space="0" w:color="auto"/>
+                <w:right w:val="none" w:sz="0" w:space="0" w:color="auto"/>
+                <w:insideH w:val="none" w:sz="0" w:space="0" w:color="auto"/>
+                <w:insideV w:val="none" w:sz="0" w:space="0" w:color="auto"/>
+              </w:tblBorders>
+              <w:tblLook w:val="04A0" w:firstRow="1" w:lastRow="0" w:firstColumn="1" w:lastColumn="0" w:noHBand="0" w:noVBand="1"/>
+            </w:tblPr>
+            <w:tblGrid>
+              <w:gridCol w:w="429"/>
+              <w:gridCol w:w="1417"/>
+              <w:gridCol w:w="284"/>
+              <w:gridCol w:w="2188"/>
+            </w:tblGrid>
+            <w:tr>
+              <w:tc>
+                <w:tcPr>
+                  <w:tcW w:w="429" w:type="dxa"/>
+                </w:tcPr>
+                <w:p>
+                  <w:pPr>
+                    <w:rPr>
+                      <w:rFonts w:ascii="Arial" w:hAnsi="Arial" w:cs="Arial"/>
+                      <w:sz w:val="16"/>
+                      <w:szCs w:val="16"/>
+                    </w:rPr>
+                  </w:pPr>
+                  <w:r>
+                    <w:rPr>
+                      <w:rFonts w:ascii="Arial" w:hAnsi="Arial" w:cs="Arial"/>
+                      <w:sz w:val="16"/>
+                      <w:szCs w:val="16"/>
+                    </w:rPr>
+                    <w:t>II</w:t>
+                  </w:r>
+                  <w:r>
+                    <w:rPr>
+                      <w:rFonts w:ascii="Arial" w:hAnsi="Arial" w:cs="Arial"/>
+                      <w:sz w:val="16"/>
+                      <w:szCs w:val="16"/>
+                    </w:rPr>
+                    <w:t>I</w:t>
+                  </w:r>
+                </w:p>
+              </w:tc>
+              <w:tc>
+                <w:tcPr>
+                  <w:tcW w:w="1417" w:type="dxa"/>
+                </w:tcPr>
+                <w:p>
+                  <w:pPr>
+                    <w:rPr>
+                      <w:rFonts w:ascii="Arial" w:hAnsi="Arial" w:cs="Arial"/>
+                      <w:sz w:val="16"/>
+                      <w:szCs w:val="16"/>
+                    </w:rPr>
+                  </w:pPr>
+                  <w:r>
+                    <w:rPr>
+                      <w:rFonts w:ascii="Arial" w:hAnsi="Arial" w:cs="Arial"/>
+                      <w:sz w:val="16"/>
+                      <w:szCs w:val="16"/>
+                    </w:rPr>
+                    <w:t>Tiba di</w:t>
+                  </w:r>
+                </w:p>
+              </w:tc>
+              <w:tc>
+                <w:tcPr>
+                  <w:tcW w:w="284" w:type="dxa"/>
+                </w:tcPr>
+                <w:p>
+                  <w:pPr>
+                    <w:rPr>
+                      <w:rFonts w:ascii="Arial" w:hAnsi="Arial" w:cs="Arial"/>
+                      <w:sz w:val="16"/>
+                      <w:szCs w:val="16"/>
+                    </w:rPr>
+                  </w:pPr>
+                  <w:r>
+                    <w:rPr>
+                      <w:rFonts w:ascii="Arial" w:hAnsi="Arial" w:cs="Arial"/>
+                      <w:sz w:val="16"/>
+                      <w:szCs w:val="16"/>
+                    </w:rPr>
+                    <w:t>:</w:t>
+                  </w:r>
+                </w:p>
+              </w:tc>
+              <w:tc>
+                <w:tcPr>
+                  <w:tcW w:w="2188" w:type="dxa"/>
+                </w:tcPr>
+                <w:p>
+                  <w:pPr>
+                    <w:rPr>
+                      <w:rFonts w:ascii="Arial" w:hAnsi="Arial" w:cs="Arial"/>
+                      <w:sz w:val="16"/>
+                      <w:szCs w:val="16"/>
+                    </w:rPr>
+                  </w:pPr>
+                  <w:r>
+                    <w:rPr>
+                      <w:rFonts w:ascii="Arial" w:hAnsi="Arial" w:cs="Arial"/>
+                      <w:sz w:val="16"/>
+                      <w:szCs w:val="16"/>
+                    </w:rPr>
+                    <w:t xml:space="preserve">{{STOP1_TUJUAN}}</w:t>
+                  </w:r>
+                </w:p>
+              </w:tc>
+            </w:tr>
+            <w:tr>
+              <w:tc>
+                <w:tcPr>
+                  <w:tcW w:w="429" w:type="dxa"/>
+                </w:tcPr>
+                <w:p>
+                  <w:pPr>
+                    <w:rPr>
+                      <w:rFonts w:ascii="Arial" w:hAnsi="Arial" w:cs="Arial"/>
+                      <w:sz w:val="16"/>
+                      <w:szCs w:val="16"/>
+                    </w:rPr>
+                  </w:pPr>
+                </w:p>
+              </w:tc>
+              <w:tc>
+                <w:tcPr>
+                  <w:tcW w:w="1417" w:type="dxa"/>
+                </w:tcPr>
+                <w:p>
+                  <w:pPr>
+                    <w:rPr>
+                      <w:rFonts w:ascii="Arial" w:hAnsi="Arial" w:cs="Arial"/>
+                      <w:sz w:val="16"/>
+                      <w:szCs w:val="16"/>
+                    </w:rPr>
+                  </w:pPr>
+                  <w:r>
+                    <w:rPr>
+                      <w:rFonts w:ascii="Arial" w:hAnsi="Arial" w:cs="Arial"/>
+                      <w:sz w:val="16"/>
+                      <w:szCs w:val="16"/>
+                    </w:rPr>
+                    <w:t>Pada Tanggal</w:t>
+                  </w:r>
+                </w:p>
+              </w:tc>
+              <w:tc>
+                <w:tcPr>
+                  <w:tcW w:w="284" w:type="dxa"/>
+                </w:tcPr>
+                <w:p>
+                  <w:pPr>
+                    <w:rPr>
+                      <w:rFonts w:ascii="Arial" w:hAnsi="Arial" w:cs="Arial"/>
+                      <w:sz w:val="16"/>
+                      <w:szCs w:val="16"/>
+                    </w:rPr>
+                  </w:pPr>
+                  <w:r>
+                    <w:rPr>
+                      <w:rFonts w:ascii="Arial" w:hAnsi="Arial" w:cs="Arial"/>
+                      <w:sz w:val="16"/>
+                      <w:szCs w:val="16"/>
+                    </w:rPr>
+                    <w:t>:</w:t>
+                  </w:r>
+                </w:p>
+              </w:tc>
+              <w:tc>
+                <w:tcPr>
+                  <w:tcW w:w="2188" w:type="dxa"/>
+                </w:tcPr>
+                <w:p>
+                  <w:pPr>
+                    <w:rPr>
+                      <w:rFonts w:ascii="Arial" w:hAnsi="Arial" w:cs="Arial"/>
+                      <w:sz w:val="16"/>
+                      <w:szCs w:val="16"/>
+                    </w:rPr>
+                  </w:pPr>
+                  <w:r>
+                    <w:rPr>
+                      <w:rFonts w:ascii="Arial" w:hAnsi="Arial" w:cs="Arial"/>
+                      <w:sz w:val="16"/>
+                      <w:szCs w:val="16"/>
+                    </w:rPr>
+                    <w:t xml:space="preserve">{{STOP1_TANGGAL}}</w:t>
+                  </w:r>
+                  <w:r>
+                    <w:rPr>
+                      <w:rFonts w:ascii="Arial" w:hAnsi="Arial" w:cs="Arial"/>
+                      <w:sz w:val="16"/>
+                      <w:szCs w:val="16"/>
+                    </w:rPr>
+                    <w:t/>
+                  </w:r>
+                  <w:r>
+                    <w:rPr>
+                      <w:rFonts w:ascii="Arial" w:hAnsi="Arial" w:cs="Arial"/>
+                      <w:sz w:val="16"/>
+                      <w:szCs w:val="16"/>
+                    </w:rPr>
+                    <w:t xml:space="preserve"/>
+                  </w:r>
+                </w:p>
+              </w:tc>
+            </w:tr>
+            <w:tr>
+              <w:tc>
+                <w:tcPr>
+                  <w:tcW w:w="429" w:type="dxa"/>
+                </w:tcPr>
+                <w:p>
+                  <w:pPr>
+                    <w:rPr>
+                      <w:rFonts w:ascii="Arial" w:hAnsi="Arial" w:cs="Arial"/>
+                      <w:sz w:val="16"/>
+                      <w:szCs w:val="16"/>
+                    </w:rPr>
+                  </w:pPr>
+                </w:p>
+              </w:tc>
+              <w:tc>
+                <w:tcPr>
+                  <w:tcW w:w="1417" w:type="dxa"/>
+                </w:tcPr>
+                <w:p>
+                  <w:pPr>
+                    <w:rPr>
+                      <w:rFonts w:ascii="Arial" w:hAnsi="Arial" w:cs="Arial"/>
+                      <w:sz w:val="16"/>
+                      <w:szCs w:val="16"/>
+                    </w:rPr>
+                  </w:pPr>
+                  <w:r>
+                    <w:rPr>
+                      <w:rFonts w:ascii="Arial" w:hAnsi="Arial" w:cs="Arial"/>
+                      <w:sz w:val="16"/>
+                      <w:szCs w:val="16"/>
+                    </w:rPr>
+                    <w:t>Kepala</w:t>
+                  </w:r>
+                </w:p>
+              </w:tc>
+              <w:tc>
+                <w:tcPr>
+                  <w:tcW w:w="284" w:type="dxa"/>
+                </w:tcPr>
+                <w:p>
+                  <w:pPr>
+                    <w:rPr>
+                      <w:rFonts w:ascii="Arial" w:hAnsi="Arial" w:cs="Arial"/>
+                      <w:sz w:val="16"/>
+                      <w:szCs w:val="16"/>
+                    </w:rPr>
+                  </w:pPr>
+                  <w:r>
+                    <w:rPr>
+                      <w:rFonts w:ascii="Arial" w:hAnsi="Arial" w:cs="Arial"/>
+                      <w:sz w:val="16"/>
+                      <w:szCs w:val="16"/>
+                    </w:rPr>
+                    <w:t>:</w:t>
+                  </w:r>
+                </w:p>
+              </w:tc>
+              <w:tc>
+                <w:tcPr>
+                  <w:tcW w:w="2188" w:type="dxa"/>
+                </w:tcPr>
+                <w:p>
+                  <w:pPr>
+                    <w:rPr>
+                      <w:rFonts w:ascii="Arial" w:hAnsi="Arial" w:cs="Arial"/>
+                      <w:sz w:val="16"/>
+                      <w:szCs w:val="16"/>
+                    </w:rPr>
+                  </w:pPr>
+                  <w:r>
+                    <w:rPr>
+                      <w:rFonts w:ascii="Arial" w:hAnsi="Arial" w:cs="Arial"/>
+                      <w:sz w:val="16"/>
+                      <w:szCs w:val="16"/>
+                    </w:rPr>
+                    <w:t xml:space="preserve">{{STOP1_TUJUAN}}</w:t>
+                  </w:r>
+                  <w:r>
+                    <w:rPr>
+                      <w:rFonts w:ascii="Arial" w:hAnsi="Arial" w:cs="Arial"/>
+                      <w:sz w:val="16"/>
+                      <w:szCs w:val="16"/>
+                    </w:rPr>
+                    <w:t/>
+                  </w:r>
+                </w:p>
+              </w:tc>
+            </w:tr>
+            <w:tr>
+              <w:trPr>
+                <w:trHeight w:val="970"/>
+              </w:trPr>
+              <w:tc>
+                <w:tcPr>
+                  <w:tcW w:w="429" w:type="dxa"/>
+                </w:tcPr>
+                <w:p>
+                  <w:pPr>
+                    <w:rPr>
+                      <w:rFonts w:ascii="Arial" w:hAnsi="Arial" w:cs="Arial"/>
+                      <w:sz w:val="16"/>
+                      <w:szCs w:val="16"/>
+                    </w:rPr>
+                  </w:pPr>
+                </w:p>
+              </w:tc>
+              <w:tc>
+                <w:tcPr>
+                  <w:tcW w:w="1417" w:type="dxa"/>
+                </w:tcPr>
+                <w:p>
+                  <w:pPr>
+                    <w:rPr>
+                      <w:rFonts w:ascii="Arial" w:hAnsi="Arial" w:cs="Arial"/>
+                      <w:sz w:val="16"/>
+                      <w:szCs w:val="16"/>
+                    </w:rPr>
+                  </w:pPr>
+                </w:p>
+              </w:tc>
+              <w:tc>
+                <w:tcPr>
+                  <w:tcW w:w="284" w:type="dxa"/>
+                </w:tcPr>
+                <w:p>
+                  <w:pPr>
+                    <w:rPr>
+                      <w:rFonts w:ascii="Arial" w:hAnsi="Arial" w:cs="Arial"/>
+                      <w:sz w:val="16"/>
+                      <w:szCs w:val="16"/>
+                    </w:rPr>
+                  </w:pPr>
+                </w:p>
+              </w:tc>
+              <w:tc>
+                <w:tcPr>
+                  <w:tcW w:w="2188" w:type="dxa"/>
+                </w:tcPr>
+                <w:p>
+                  <w:pPr>
+                    <w:rPr>
+                      <w:rFonts w:ascii="Arial" w:hAnsi="Arial" w:cs="Arial"/>
+                      <w:sz w:val="16"/>
+                      <w:szCs w:val="16"/>
+                    </w:rPr>
+                  </w:pPr>
+                </w:p>
+              </w:tc>
+            </w:tr>
+            <w:tr>
+              <w:tc>
+                <w:tcPr>
+                  <w:tcW w:w="429" w:type="dxa"/>
+                </w:tcPr>
+                <w:p>
+                  <w:pPr>
+                    <w:rPr>
+                      <w:rFonts w:ascii="Arial" w:hAnsi="Arial" w:cs="Arial"/>
+                      <w:sz w:val="16"/>
+                      <w:szCs w:val="16"/>
+                    </w:rPr>
+                  </w:pPr>
+                </w:p>
+              </w:tc>
+              <w:tc>
+                <w:tcPr>
+                  <w:tcW w:w="3889" w:type="dxa"/>
+                  <w:gridSpan w:val="3"/>
+                </w:tcPr>
+                <w:p>
+                  <w:pPr>
+                    <w:jc w:val="center"/>
+                    <w:rPr>
+                      <w:rFonts w:ascii="Arial" w:hAnsi="Arial" w:cs="Arial"/>
+                      <w:b/>
+                      <w:bCs/>
+                      <w:sz w:val="16"/>
+                      <w:szCs w:val="16"/>
+                    </w:rPr>
+                  </w:pPr>
+                  <w:r>
+                    <w:rPr>
+                      <w:rFonts w:ascii="Arial" w:hAnsi="Arial" w:cs="Arial"/>
+                      <w:b/>
+                      <w:bCs/>
+                      <w:sz w:val="16"/>
+                      <w:szCs w:val="16"/>
+                    </w:rPr>
+                    <w:t xml:space="preserve">{{STOP1_KEPALA}}</w:t>
+                  </w:r>
+                </w:p>
+              </w:tc>
+            </w:tr>
+          </w:tbl>
+          <w:p>
+            <w:pPr>
+              <w:jc w:val="center"/>
+              <w:rPr>
+                <w:rFonts w:ascii="Arial" w:hAnsi="Arial" w:cs="Arial"/>
+                <w:b/>
+                <w:bCs/>
+                <w:sz w:val="16"/>
+                <w:szCs w:val="16"/>
+              </w:rPr>
+            </w:pPr>
+            <w:r>
+              <w:rPr>
+                <w:rFonts w:ascii="Arial" w:hAnsi="Arial" w:cs="Arial"/>
+                <w:b/>
+                <w:bCs/>
+                <w:sz w:val="16"/>
+                <w:szCs w:val="16"/>
+              </w:rPr>
+              <w:t>{{STOP1_NIP}}</w:t>
+            </w:r>
+          </w:p>
+        </w:tc>
+        <w:tc>
+          <w:tcPr>
+            <w:tcW w:w="4549" w:type="dxa"/>
+            <w:tcBorders>
+              <w:top w:val="single" w:sz="4" w:space="0" w:color="auto"/>
+              <w:left w:val="single" w:sz="4" w:space="0" w:color="auto"/>
+              <w:bottom w:val="single" w:sz="4" w:space="0" w:color="auto"/>
+              <w:right w:val="single" w:sz="4" w:space="0" w:color="auto"/>
+            </w:tcBorders>
+          </w:tcPr>
+          <w:tbl>
+            <w:tblPr>
+              <w:tblStyle w:val="TableGrid"/>
+              <w:tblW w:w="4318" w:type="dxa"/>
+              <w:tblBorders>
+                <w:top w:val="none" w:sz="0" w:space="0" w:color="auto"/>
+                <w:left w:val="none" w:sz="0" w:space="0" w:color="auto"/>
+                <w:bottom w:val="none" w:sz="0" w:space="0" w:color="auto"/>
+                <w:right w:val="none" w:sz="0" w:space="0" w:color="auto"/>
+                <w:insideH w:val="none" w:sz="0" w:space="0" w:color="auto"/>
+                <w:insideV w:val="none" w:sz="0" w:space="0" w:color="auto"/>
+              </w:tblBorders>
+              <w:tblLook w:val="04A0" w:firstRow="1" w:lastRow="0" w:firstColumn="1" w:lastColumn="0" w:noHBand="0" w:noVBand="1"/>
+            </w:tblPr>
+            <w:tblGrid>
+              <w:gridCol w:w="429"/>
+              <w:gridCol w:w="1417"/>
+              <w:gridCol w:w="284"/>
+              <w:gridCol w:w="2188"/>
+            </w:tblGrid>
+            <w:tr>
+              <w:tc>
+                <w:tcPr>
+                  <w:tcW w:w="429" w:type="dxa"/>
+                </w:tcPr>
+                <w:p>
+                  <w:pPr>
+                    <w:rPr>
+                      <w:rFonts w:ascii="Arial" w:hAnsi="Arial" w:cs="Arial"/>
+                      <w:sz w:val="16"/>
+                      <w:szCs w:val="16"/>
+                    </w:rPr>
+                  </w:pPr>
+                </w:p>
+              </w:tc>
+              <w:tc>
+                <w:tcPr>
+                  <w:tcW w:w="1417" w:type="dxa"/>
+                </w:tcPr>
+                <w:p>
+                  <w:pPr>
+                    <w:rPr>
+                      <w:rFonts w:ascii="Arial" w:hAnsi="Arial" w:cs="Arial"/>
+                      <w:sz w:val="16"/>
+                      <w:szCs w:val="16"/>
+                    </w:rPr>
+                  </w:pPr>
+                  <w:r>
+                    <w:rPr>
+                      <w:rFonts w:ascii="Arial" w:hAnsi="Arial" w:cs="Arial"/>
+                      <w:sz w:val="16"/>
+                      <w:szCs w:val="16"/>
+                    </w:rPr>
+                    <w:t>Berangkat Dari</w:t>
+                  </w:r>
+                </w:p>
+              </w:tc>
+              <w:tc>
+                <w:tcPr>
+                  <w:tcW w:w="284" w:type="dxa"/>
+                </w:tcPr>
+                <w:p>
+                  <w:pPr>
+                    <w:rPr>
+                      <w:rFonts w:ascii="Arial" w:hAnsi="Arial" w:cs="Arial"/>
+                      <w:sz w:val="16"/>
+                      <w:szCs w:val="16"/>
+                    </w:rPr>
+                  </w:pPr>
+                  <w:r>
+                    <w:rPr>
+                      <w:rFonts w:ascii="Arial" w:hAnsi="Arial" w:cs="Arial"/>
+                      <w:sz w:val="16"/>
+                      <w:szCs w:val="16"/>
+                    </w:rPr>
+                    <w:t>:</w:t>
+                  </w:r>
+                </w:p>
+              </w:tc>
+              <w:tc>
+                <w:tcPr>
+                  <w:tcW w:w="2188" w:type="dxa"/>
+                </w:tcPr>
+                <w:p>
+                  <w:pPr>
+                    <w:rPr>
+                      <w:rFonts w:ascii="Arial" w:hAnsi="Arial" w:cs="Arial"/>
+                      <w:sz w:val="16"/>
+                      <w:szCs w:val="16"/>
+                    </w:rPr>
+                  </w:pPr>
+                  <w:r>
+                    <w:rPr>
+                      <w:rFonts w:ascii="Arial" w:hAnsi="Arial" w:cs="Arial"/>
+                      <w:sz w:val="16"/>
+                      <w:szCs w:val="16"/>
+                    </w:rPr>
+                    <w:t xml:space="preserve">{{STOP1_TUJUAN}}</w:t>
+                  </w:r>
+                </w:p>
+              </w:tc>
+            </w:tr>
+            <w:tr>
+              <w:tc>
+                <w:tcPr>
+                  <w:tcW w:w="429" w:type="dxa"/>
+                </w:tcPr>
+                <w:p>
+                  <w:pPr>
+                    <w:rPr>
+                      <w:rFonts w:ascii="Arial" w:hAnsi="Arial" w:cs="Arial"/>
+                      <w:sz w:val="16"/>
+                      <w:szCs w:val="16"/>
+                    </w:rPr>
+                  </w:pPr>
+                </w:p>
+              </w:tc>
+              <w:tc>
+                <w:tcPr>
+                  <w:tcW w:w="1417" w:type="dxa"/>
+                </w:tcPr>
+                <w:p>
+                  <w:pPr>
+                    <w:rPr>
+                      <w:rFonts w:ascii="Arial" w:hAnsi="Arial" w:cs="Arial"/>
+                      <w:sz w:val="16"/>
+                      <w:szCs w:val="16"/>
+                    </w:rPr>
+                  </w:pPr>
+                  <w:r>
+                    <w:rPr>
+                      <w:rFonts w:ascii="Arial" w:hAnsi="Arial" w:cs="Arial"/>
+                      <w:sz w:val="16"/>
+                      <w:szCs w:val="16"/>
+                    </w:rPr>
+                    <w:t>Ke</w:t>
+                  </w:r>
+                </w:p>
+              </w:tc>
+              <w:tc>
+                <w:tcPr>
+                  <w:tcW w:w="284" w:type="dxa"/>
+                </w:tcPr>
+                <w:p>
+                  <w:pPr>
+                    <w:rPr>
+                      <w:rFonts w:ascii="Arial" w:hAnsi="Arial" w:cs="Arial"/>
+                      <w:sz w:val="16"/>
+                      <w:szCs w:val="16"/>
+                    </w:rPr>
+                  </w:pPr>
+                  <w:r>
+                    <w:rPr>
+                      <w:rFonts w:ascii="Arial" w:hAnsi="Arial" w:cs="Arial"/>
+                      <w:sz w:val="16"/>
+                      <w:szCs w:val="16"/>
+                    </w:rPr>
+                    <w:t>:</w:t>
+                  </w:r>
+                </w:p>
+              </w:tc>
+              <w:tc>
+                <w:tcPr>
+                  <w:tcW w:w="2188" w:type="dxa"/>
+                </w:tcPr>
+                <w:p>
+                  <w:pPr>
+                    <w:rPr>
+                      <w:rFonts w:ascii="Arial" w:hAnsi="Arial" w:cs="Arial"/>
+                      <w:sz w:val="16"/>
+                      <w:szCs w:val="16"/>
+                    </w:rPr>
+                  </w:pPr>
+                  <w:r>
+                    <w:rPr>
+                      <w:rFonts w:ascii="Arial" w:hAnsi="Arial" w:cs="Arial"/>
+                      <w:sz w:val="16"/>
+                      <w:szCs w:val="16"/>
+                    </w:rPr>
+                    <w:t xml:space="preserve">{{STOP1_NEXT}}</w:t>
+                  </w:r>
+                </w:p>
+              </w:tc>
+            </w:tr>
+            <w:tr>
+              <w:tc>
+                <w:tcPr>
+                  <w:tcW w:w="429" w:type="dxa"/>
+                </w:tcPr>
+                <w:p>
+                  <w:pPr>
+                    <w:rPr>
+                      <w:rFonts w:ascii="Arial" w:hAnsi="Arial" w:cs="Arial"/>
+                      <w:sz w:val="16"/>
+                      <w:szCs w:val="16"/>
+                    </w:rPr>
+                  </w:pPr>
+                </w:p>
+              </w:tc>
+              <w:tc>
+                <w:tcPr>
+                  <w:tcW w:w="1417" w:type="dxa"/>
+                </w:tcPr>
+                <w:p>
+                  <w:pPr>
+                    <w:rPr>
+                      <w:rFonts w:ascii="Arial" w:hAnsi="Arial" w:cs="Arial"/>
+                      <w:sz w:val="16"/>
+                      <w:szCs w:val="16"/>
+                    </w:rPr>
+                  </w:pPr>
+                  <w:r>
+                    <w:rPr>
+                      <w:rFonts w:ascii="Arial" w:hAnsi="Arial" w:cs="Arial"/>
+                      <w:sz w:val="16"/>
+                      <w:szCs w:val="16"/>
+                    </w:rPr>
+                    <w:t>Pada Tanggal</w:t>
+                  </w:r>
+                </w:p>
+              </w:tc>
+              <w:tc>
+                <w:tcPr>
+                  <w:tcW w:w="284" w:type="dxa"/>
+                </w:tcPr>
+                <w:p>
+                  <w:pPr>
+                    <w:rPr>
+                      <w:rFonts w:ascii="Arial" w:hAnsi="Arial" w:cs="Arial"/>
+                      <w:sz w:val="16"/>
+                      <w:szCs w:val="16"/>
+                    </w:rPr>
+                  </w:pPr>
+                  <w:r>
+                    <w:rPr>
+                      <w:rFonts w:ascii="Arial" w:hAnsi="Arial" w:cs="Arial"/>
+                      <w:sz w:val="16"/>
+                      <w:szCs w:val="16"/>
+                    </w:rPr>
+                    <w:t>:</w:t>
+                  </w:r>
+                </w:p>
+              </w:tc>
+              <w:tc>
+                <w:tcPr>
+                  <w:tcW w:w="2188" w:type="dxa"/>
+                </w:tcPr>
+                <w:p>
+                  <w:pPr>
+                    <w:rPr>
+                      <w:rFonts w:ascii="Arial" w:hAnsi="Arial" w:cs="Arial"/>
+                      <w:sz w:val="16"/>
+                      <w:szCs w:val="16"/>
+                    </w:rPr>
+                  </w:pPr>
+                  <w:r>
+                    <w:rPr>
+                      <w:rFonts w:ascii="Arial" w:hAnsi="Arial" w:cs="Arial"/>
+                      <w:sz w:val="16"/>
+                      <w:szCs w:val="16"/>
+                    </w:rPr>
+                    <w:t xml:space="preserve">{{STOP1_TANGGAL}}</w:t>
+                  </w:r>
+                  <w:r>
+                    <w:rPr>
+                      <w:rFonts w:ascii="Arial" w:hAnsi="Arial" w:cs="Arial"/>
+                      <w:sz w:val="16"/>
+                      <w:szCs w:val="16"/>
+                    </w:rPr>
+                    <w:t/>
+                  </w:r>
+                  <w:r>
+                    <w:rPr>
+                      <w:rFonts w:ascii="Arial" w:hAnsi="Arial" w:cs="Arial"/>
+                      <w:sz w:val="16"/>
+                      <w:szCs w:val="16"/>
+                    </w:rPr>
+                    <w:t xml:space="preserve"/>
+                  </w:r>
+                </w:p>
+              </w:tc>
+            </w:tr>
+            <w:tr>
+              <w:tc>
+                <w:tcPr>
+                  <w:tcW w:w="429" w:type="dxa"/>
+                </w:tcPr>
+                <w:p>
+                  <w:pPr>
+                    <w:rPr>
+                      <w:rFonts w:ascii="Arial" w:hAnsi="Arial" w:cs="Arial"/>
+                      <w:sz w:val="16"/>
+                      <w:szCs w:val="16"/>
+                    </w:rPr>
+                  </w:pPr>
+                </w:p>
+              </w:tc>
+              <w:tc>
+                <w:tcPr>
+                  <w:tcW w:w="1417" w:type="dxa"/>
+                </w:tcPr>
+                <w:p>
+                  <w:pPr>
+                    <w:rPr>
+                      <w:rFonts w:ascii="Arial" w:hAnsi="Arial" w:cs="Arial"/>
+                      <w:sz w:val="16"/>
+                      <w:szCs w:val="16"/>
+                    </w:rPr>
+                  </w:pPr>
+                  <w:r>
+                    <w:rPr>
+                      <w:rFonts w:ascii="Arial" w:hAnsi="Arial" w:cs="Arial"/>
+                      <w:sz w:val="16"/>
+                      <w:szCs w:val="16"/>
+                    </w:rPr>
+                    <w:t>Kepala</w:t>
+                  </w:r>
+                </w:p>
+              </w:tc>
+              <w:tc>
+                <w:tcPr>
+                  <w:tcW w:w="284" w:type="dxa"/>
+                </w:tcPr>
+                <w:p>
+                  <w:pPr>
+                    <w:rPr>
+                      <w:rFonts w:ascii="Arial" w:hAnsi="Arial" w:cs="Arial"/>
+                      <w:sz w:val="16"/>
+                      <w:szCs w:val="16"/>
+                    </w:rPr>
+                  </w:pPr>
+                  <w:r>
+                    <w:rPr>
+                      <w:rFonts w:ascii="Arial" w:hAnsi="Arial" w:cs="Arial"/>
+                      <w:sz w:val="16"/>
+                      <w:szCs w:val="16"/>
+                    </w:rPr>
+                    <w:t>:</w:t>
+                  </w:r>
+                </w:p>
+              </w:tc>
+              <w:tc>
+                <w:tcPr>
+                  <w:tcW w:w="2188" w:type="dxa"/>
+                </w:tcPr>
+                <w:p>
+                  <w:pPr>
+                    <w:rPr>
+                      <w:rFonts w:ascii="Arial" w:hAnsi="Arial" w:cs="Arial"/>
+                      <w:sz w:val="16"/>
+                      <w:szCs w:val="16"/>
+                    </w:rPr>
+                  </w:pPr>
+                  <w:r>
+                    <w:rPr>
+                      <w:rFonts w:ascii="Arial" w:hAnsi="Arial" w:cs="Arial"/>
+                      <w:sz w:val="16"/>
+                      <w:szCs w:val="16"/>
+                    </w:rPr>
+                    <w:t xml:space="preserve">{{STOP1_TUJUAN}}</w:t>
+                  </w:r>
+                </w:p>
+              </w:tc>
+            </w:tr>
+            <w:tr>
+              <w:trPr>
+                <w:trHeight w:val="761"/>
+              </w:trPr>
+              <w:tc>
+                <w:tcPr>
+                  <w:tcW w:w="429" w:type="dxa"/>
+                </w:tcPr>
+                <w:p>
+                  <w:pPr>
+                    <w:rPr>
+                      <w:rFonts w:ascii="Arial" w:hAnsi="Arial" w:cs="Arial"/>
+                      <w:sz w:val="16"/>
+                      <w:szCs w:val="16"/>
+                    </w:rPr>
+                  </w:pPr>
+                </w:p>
+              </w:tc>
+              <w:tc>
+                <w:tcPr>
+                  <w:tcW w:w="1417" w:type="dxa"/>
+                </w:tcPr>
+                <w:p>
+                  <w:pPr>
+                    <w:rPr>
+                      <w:rFonts w:ascii="Arial" w:hAnsi="Arial" w:cs="Arial"/>
+                      <w:sz w:val="16"/>
+                      <w:szCs w:val="16"/>
+                    </w:rPr>
+                  </w:pPr>
+                </w:p>
+              </w:tc>
+              <w:tc>
+                <w:tcPr>
+                  <w:tcW w:w="284" w:type="dxa"/>
+                </w:tcPr>
+                <w:p>
+                  <w:pPr>
+                    <w:rPr>
+                      <w:rFonts w:ascii="Arial" w:hAnsi="Arial" w:cs="Arial"/>
+                      <w:sz w:val="16"/>
+                      <w:szCs w:val="16"/>
+                    </w:rPr>
+                  </w:pPr>
+                </w:p>
+              </w:tc>
+              <w:tc>
+                <w:tcPr>
+                  <w:tcW w:w="2188" w:type="dxa"/>
+                </w:tcPr>
+                <w:p>
+                  <w:pPr>
+                    <w:rPr>
+                      <w:rFonts w:ascii="Arial" w:hAnsi="Arial" w:cs="Arial"/>
+                      <w:sz w:val="16"/>
+                      <w:szCs w:val="16"/>
+                    </w:rPr>
+                  </w:pPr>
+                </w:p>
+              </w:tc>
+            </w:tr>
+            <w:tr>
+              <w:tc>
+                <w:tcPr>
+                  <w:tcW w:w="429" w:type="dxa"/>
+                </w:tcPr>
+                <w:p>
+                  <w:pPr>
+                    <w:rPr>
+                      <w:rFonts w:ascii="Arial" w:hAnsi="Arial" w:cs="Arial"/>
+                      <w:sz w:val="16"/>
+                      <w:szCs w:val="16"/>
+                    </w:rPr>
+                  </w:pPr>
+                </w:p>
+              </w:tc>
+              <w:tc>
+                <w:tcPr>
+                  <w:tcW w:w="3889" w:type="dxa"/>
+                  <w:gridSpan w:val="3"/>
+                </w:tcPr>
+                <w:p>
+                  <w:pPr>
+                    <w:jc w:val="center"/>
+                    <w:rPr>
+                      <w:rFonts w:ascii="Arial" w:hAnsi="Arial" w:cs="Arial"/>
+                      <w:b/>
+                      <w:bCs/>
+                      <w:sz w:val="16"/>
+                      <w:szCs w:val="16"/>
+                    </w:rPr>
+                  </w:pPr>
+                  <w:r>
+                    <w:rPr>
+                      <w:rFonts w:ascii="Arial" w:hAnsi="Arial" w:cs="Arial"/>
+                      <w:b/>
+                      <w:bCs/>
+                      <w:sz w:val="16"/>
+                      <w:szCs w:val="16"/>
+                    </w:rPr>
+                    <w:t xml:space="preserve">{{STOP1_KEPALA}}</w:t>
+                  </w:r>
+                </w:p>
+              </w:tc>
+            </w:tr>
+          </w:tbl>
+          <w:p>
+            <w:pPr>
+              <w:jc w:val="center"/>
+              <w:rPr>
+                <w:rFonts w:ascii="Arial" w:hAnsi="Arial" w:cs="Arial"/>
+                <w:b/>
+                <w:bCs/>
+                <w:sz w:val="16"/>
+                <w:szCs w:val="16"/>
+              </w:rPr>
+            </w:pPr>
+            <w:r>
+              <w:rPr>
+                <w:rFonts w:ascii="Arial" w:hAnsi="Arial" w:cs="Arial"/>
+                <w:b/>
+                <w:bCs/>
+                <w:sz w:val="16"/>
+                <w:szCs w:val="16"/>
+              </w:rPr>
+              <w:t>{{STOP1_NIP}}</w:t>
+            </w:r>
+          </w:p>
+        </w:tc>
+      </w:tr>
+      <w:tr>
+        <w:trPr>
+          <w:trHeight w:val="1470"/>
+        </w:trPr>
+        <w:tc>
+          <w:tcPr>
+            <w:tcW w:w="4549" w:type="dxa"/>
+            <w:tcBorders>
+              <w:top w:val="single" w:sz="4" w:space="0" w:color="auto"/>
+              <w:left w:val="single" w:sz="4" w:space="0" w:color="auto"/>
+              <w:bottom w:val="single" w:sz="4" w:space="0" w:color="auto"/>
+              <w:right w:val="single" w:sz="4" w:space="0" w:color="auto"/>
+            </w:tcBorders>
+          </w:tcPr>
+          <w:tbl>
+            <w:tblPr>
+              <w:tblStyle w:val="TableGrid"/>
+              <w:tblW w:w="4318" w:type="dxa"/>
+              <w:tblBorders>
+                <w:top w:val="none" w:sz="0" w:space="0" w:color="auto"/>
+                <w:left w:val="none" w:sz="0" w:space="0" w:color="auto"/>
+                <w:bottom w:val="none" w:sz="0" w:space="0" w:color="auto"/>
+                <w:right w:val="none" w:sz="0" w:space="0" w:color="auto"/>
+                <w:insideH w:val="none" w:sz="0" w:space="0" w:color="auto"/>
+                <w:insideV w:val="none" w:sz="0" w:space="0" w:color="auto"/>
+              </w:tblBorders>
+              <w:tblLook w:val="04A0" w:firstRow="1" w:lastRow="0" w:firstColumn="1" w:lastColumn="0" w:noHBand="0" w:noVBand="1"/>
+            </w:tblPr>
+            <w:tblGrid>
+              <w:gridCol w:w="429"/>
+              <w:gridCol w:w="1417"/>
+              <w:gridCol w:w="284"/>
+              <w:gridCol w:w="2188"/>
+            </w:tblGrid>
+            <w:tr>
+              <w:tc>
+                <w:tcPr>
+                  <w:tcW w:w="429" w:type="dxa"/>
+                </w:tcPr>
+                <w:p>
+                  <w:pPr>
+                    <w:rPr>
+                      <w:rFonts w:ascii="Arial" w:hAnsi="Arial" w:cs="Arial"/>
+                      <w:sz w:val="16"/>
+                      <w:szCs w:val="16"/>
+                    </w:rPr>
+                  </w:pPr>
+                  <w:r>
+                    <w:rPr>
+                      <w:rFonts w:ascii="Arial" w:hAnsi="Arial" w:cs="Arial"/>
+                      <w:sz w:val="16"/>
+                      <w:szCs w:val="16"/>
+                    </w:rPr>
+                    <w:t>I</w:t>
+                  </w:r>
+                  <w:r>
+                    <w:rPr>
+                      <w:rFonts w:ascii="Arial" w:hAnsi="Arial" w:cs="Arial"/>
+                      <w:sz w:val="16"/>
+                      <w:szCs w:val="16"/>
+                    </w:rPr>
+                    <w:t>V</w:t>
+                  </w:r>
+                </w:p>
+              </w:tc>
+              <w:tc>
+                <w:tcPr>
+                  <w:tcW w:w="1417" w:type="dxa"/>
+                </w:tcPr>
+                <w:p>
+                  <w:pPr>
+                    <w:rPr>
+                      <w:rFonts w:ascii="Arial" w:hAnsi="Arial" w:cs="Arial"/>
+                      <w:sz w:val="16"/>
+                      <w:szCs w:val="16"/>
+                    </w:rPr>
+                  </w:pPr>
+                  <w:r>
+                    <w:rPr>
+                      <w:rFonts w:ascii="Arial" w:hAnsi="Arial" w:cs="Arial"/>
+                      <w:sz w:val="16"/>
+                      <w:szCs w:val="16"/>
+                    </w:rPr>
+                    <w:t>Tiba di</w:t>
+                  </w:r>
+                </w:p>
+              </w:tc>
+              <w:tc>
+                <w:tcPr>
+                  <w:tcW w:w="284" w:type="dxa"/>
+                </w:tcPr>
+                <w:p>
+                  <w:pPr>
+                    <w:rPr>
+                      <w:rFonts w:ascii="Arial" w:hAnsi="Arial" w:cs="Arial"/>
+                      <w:sz w:val="16"/>
+                      <w:szCs w:val="16"/>
+                    </w:rPr>
+                  </w:pPr>
+                  <w:r>
+                    <w:rPr>
+                      <w:rFonts w:ascii="Arial" w:hAnsi="Arial" w:cs="Arial"/>
+                      <w:sz w:val="16"/>
+                      <w:szCs w:val="16"/>
+                    </w:rPr>
+                    <w:t>:</w:t>
+                  </w:r>
+                </w:p>
+              </w:tc>
+              <w:tc>
+                <w:tcPr>
+                  <w:tcW w:w="2188" w:type="dxa"/>
+                </w:tcPr>
+                <w:p>
+                  <w:pPr>
+                    <w:rPr>
+                      <w:rFonts w:ascii="Arial" w:hAnsi="Arial" w:cs="Arial"/>
+                      <w:sz w:val="16"/>
+                      <w:szCs w:val="16"/>
+                    </w:rPr>
+                  </w:pPr>
+                  <w:r>
+                    <w:rPr>
+                      <w:rFonts w:ascii="Arial" w:hAnsi="Arial" w:cs="Arial"/>
+                      <w:sz w:val="16"/>
+                      <w:szCs w:val="16"/>
+                    </w:rPr>
+                    <w:t xml:space="preserve">{{STOP2_TUJUAN}}</w:t>
+                  </w:r>
+                </w:p>
+              </w:tc>
+            </w:tr>
+            <w:tr>
+              <w:tc>
+                <w:tcPr>
+                  <w:tcW w:w="429" w:type="dxa"/>
+                </w:tcPr>
+                <w:p>
+                  <w:pPr>
+                    <w:rPr>
+                      <w:rFonts w:ascii="Arial" w:hAnsi="Arial" w:cs="Arial"/>
+                      <w:sz w:val="16"/>
+                      <w:szCs w:val="16"/>
+                    </w:rPr>
+                  </w:pPr>
+                </w:p>
+              </w:tc>
+              <w:tc>
+                <w:tcPr>
+                  <w:tcW w:w="1417" w:type="dxa"/>
+                </w:tcPr>
+                <w:p>
+                  <w:pPr>
+                    <w:rPr>
+                      <w:rFonts w:ascii="Arial" w:hAnsi="Arial" w:cs="Arial"/>
+                      <w:sz w:val="16"/>
+                      <w:szCs w:val="16"/>
+                    </w:rPr>
+                  </w:pPr>
+                  <w:r>
+                    <w:rPr>
+                      <w:rFonts w:ascii="Arial" w:hAnsi="Arial" w:cs="Arial"/>
+                      <w:sz w:val="16"/>
+                      <w:szCs w:val="16"/>
+                    </w:rPr>
+                    <w:t>Pada Tanggal</w:t>
+                  </w:r>
+                </w:p>
+              </w:tc>
+              <w:tc>
+                <w:tcPr>
+                  <w:tcW w:w="284" w:type="dxa"/>
+                </w:tcPr>
+                <w:p>
+                  <w:pPr>
+                    <w:rPr>
+                      <w:rFonts w:ascii="Arial" w:hAnsi="Arial" w:cs="Arial"/>
+                      <w:sz w:val="16"/>
+                      <w:szCs w:val="16"/>
+                    </w:rPr>
+                  </w:pPr>
+                  <w:r>
+                    <w:rPr>
+                      <w:rFonts w:ascii="Arial" w:hAnsi="Arial" w:cs="Arial"/>
+                      <w:sz w:val="16"/>
+                      <w:szCs w:val="16"/>
+                    </w:rPr>
+                    <w:t>:</w:t>
+                  </w:r>
+                </w:p>
+              </w:tc>
+              <w:tc>
+                <w:tcPr>
+                  <w:tcW w:w="2188" w:type="dxa"/>
+                </w:tcPr>
+                <w:p>
+                  <w:pPr>
+                    <w:rPr>
+                      <w:rFonts w:ascii="Arial" w:hAnsi="Arial" w:cs="Arial"/>
+                      <w:sz w:val="16"/>
+                      <w:szCs w:val="16"/>
+                    </w:rPr>
+                  </w:pPr>
+                  <w:r>
+                    <w:rPr>
+                      <w:rFonts w:ascii="Arial" w:hAnsi="Arial" w:cs="Arial"/>
+                      <w:sz w:val="16"/>
+                      <w:szCs w:val="16"/>
+                    </w:rPr>
+                    <w:t xml:space="preserve">{{STOP2_TANGGAL}}</w:t>
+                  </w:r>
+                  <w:r>
+                    <w:rPr>
+                      <w:rFonts w:ascii="Arial" w:hAnsi="Arial" w:cs="Arial"/>
+                      <w:sz w:val="16"/>
+                      <w:szCs w:val="16"/>
+                    </w:rPr>
+                    <w:t/>
+                  </w:r>
+                  <w:r>
+                    <w:rPr>
+                      <w:rFonts w:ascii="Arial" w:hAnsi="Arial" w:cs="Arial"/>
+                      <w:sz w:val="16"/>
+                      <w:szCs w:val="16"/>
+                    </w:rPr>
+                    <w:t xml:space="preserve"/>
+                  </w:r>
+                </w:p>
+              </w:tc>
+            </w:tr>
+            <w:tr>
+              <w:tc>
+                <w:tcPr>
+                  <w:tcW w:w="429" w:type="dxa"/>
+                </w:tcPr>
+                <w:p>
+                  <w:pPr>
+                    <w:rPr>
+                      <w:rFonts w:ascii="Arial" w:hAnsi="Arial" w:cs="Arial"/>
+                      <w:sz w:val="16"/>
+                      <w:szCs w:val="16"/>
+                    </w:rPr>
+                  </w:pPr>
+                </w:p>
+              </w:tc>
+              <w:tc>
+                <w:tcPr>
+                  <w:tcW w:w="1417" w:type="dxa"/>
+                </w:tcPr>
+                <w:p>
+                  <w:pPr>
+                    <w:rPr>
+                      <w:rFonts w:ascii="Arial" w:hAnsi="Arial" w:cs="Arial"/>
+                      <w:sz w:val="16"/>
+                      <w:szCs w:val="16"/>
+                    </w:rPr>
+                  </w:pPr>
+                  <w:r>
+                    <w:rPr>
+                      <w:rFonts w:ascii="Arial" w:hAnsi="Arial" w:cs="Arial"/>
+                      <w:sz w:val="16"/>
+                      <w:szCs w:val="16"/>
+                    </w:rPr>
+                    <w:t>Kepala</w:t>
+                  </w:r>
+                </w:p>
+              </w:tc>
+              <w:tc>
+                <w:tcPr>
+                  <w:tcW w:w="284" w:type="dxa"/>
+                </w:tcPr>
+                <w:p>
+                  <w:pPr>
+                    <w:rPr>
+                      <w:rFonts w:ascii="Arial" w:hAnsi="Arial" w:cs="Arial"/>
+                      <w:sz w:val="16"/>
+                      <w:szCs w:val="16"/>
+                    </w:rPr>
+                  </w:pPr>
+                  <w:r>
+                    <w:rPr>
+                      <w:rFonts w:ascii="Arial" w:hAnsi="Arial" w:cs="Arial"/>
+                      <w:sz w:val="16"/>
+                      <w:szCs w:val="16"/>
+                    </w:rPr>
+                    <w:t>:</w:t>
+                  </w:r>
+                </w:p>
+              </w:tc>
+              <w:tc>
+                <w:tcPr>
+                  <w:tcW w:w="2188" w:type="dxa"/>
+                </w:tcPr>
+                <w:p>
+                  <w:pPr>
+                    <w:rPr>
+                      <w:rFonts w:ascii="Arial" w:hAnsi="Arial" w:cs="Arial"/>
+                      <w:sz w:val="16"/>
+                      <w:szCs w:val="16"/>
+                    </w:rPr>
+                  </w:pPr>
+                  <w:r>
+                    <w:rPr>
+                      <w:rFonts w:ascii="Arial" w:hAnsi="Arial" w:cs="Arial"/>
+                      <w:sz w:val="16"/>
+                      <w:szCs w:val="16"/>
+                    </w:rPr>
+                    <w:t xml:space="preserve">{{STOP2_TUJUAN}}</w:t>
+                  </w:r>
+                  <w:r>
+                    <w:rPr>
+                      <w:rFonts w:ascii="Arial" w:hAnsi="Arial" w:cs="Arial"/>
+                      <w:sz w:val="16"/>
+                      <w:szCs w:val="16"/>
+                    </w:rPr>
+                    <w:t/>
+                  </w:r>
+                </w:p>
+              </w:tc>
+            </w:tr>
+            <w:tr>
+              <w:trPr>
+                <w:trHeight w:val="970"/>
+              </w:trPr>
+              <w:tc>
+                <w:tcPr>
+                  <w:tcW w:w="429" w:type="dxa"/>
+                </w:tcPr>
+                <w:p>
+                  <w:pPr>
+                    <w:rPr>
+                      <w:rFonts w:ascii="Arial" w:hAnsi="Arial" w:cs="Arial"/>
+                      <w:sz w:val="16"/>
+                      <w:szCs w:val="16"/>
+                    </w:rPr>
+                  </w:pPr>
+                </w:p>
+              </w:tc>
+              <w:tc>
+                <w:tcPr>
+                  <w:tcW w:w="1417" w:type="dxa"/>
+                </w:tcPr>
+                <w:p>
+                  <w:pPr>
+                    <w:rPr>
+                      <w:rFonts w:ascii="Arial" w:hAnsi="Arial" w:cs="Arial"/>
+                      <w:sz w:val="16"/>
+                      <w:szCs w:val="16"/>
+                    </w:rPr>
+                  </w:pPr>
+                </w:p>
+              </w:tc>
+              <w:tc>
+                <w:tcPr>
+                  <w:tcW w:w="284" w:type="dxa"/>
+                </w:tcPr>
+                <w:p>
+                  <w:pPr>
+                    <w:rPr>
+                      <w:rFonts w:ascii="Arial" w:hAnsi="Arial" w:cs="Arial"/>
+                      <w:sz w:val="16"/>
+                      <w:szCs w:val="16"/>
+                    </w:rPr>
+                  </w:pPr>
+                </w:p>
+              </w:tc>
+              <w:tc>
+                <w:tcPr>
+                  <w:tcW w:w="2188" w:type="dxa"/>
+                </w:tcPr>
+                <w:p>
+                  <w:pPr>
+                    <w:rPr>
+                      <w:rFonts w:ascii="Arial" w:hAnsi="Arial" w:cs="Arial"/>
+                      <w:sz w:val="16"/>
+                      <w:szCs w:val="16"/>
+                    </w:rPr>
+                  </w:pPr>
+                </w:p>
+              </w:tc>
+            </w:tr>
+            <w:tr>
+              <w:tc>
+                <w:tcPr>
+                  <w:tcW w:w="429" w:type="dxa"/>
+                </w:tcPr>
+                <w:p>
+                  <w:pPr>
+                    <w:rPr>
+                      <w:rFonts w:ascii="Arial" w:hAnsi="Arial" w:cs="Arial"/>
+                      <w:sz w:val="16"/>
+                      <w:szCs w:val="16"/>
+                    </w:rPr>
+                  </w:pPr>
+                </w:p>
+              </w:tc>
+              <w:tc>
+                <w:tcPr>
+                  <w:tcW w:w="3889" w:type="dxa"/>
+                  <w:gridSpan w:val="3"/>
+                </w:tcPr>
+                <w:p>
+                  <w:pPr>
+                    <w:jc w:val="center"/>
+                    <w:rPr>
+                      <w:rFonts w:ascii="Arial" w:hAnsi="Arial" w:cs="Arial"/>
+                      <w:b/>
+                      <w:bCs/>
+                      <w:sz w:val="16"/>
+                      <w:szCs w:val="16"/>
+                    </w:rPr>
+                  </w:pPr>
+                  <w:r>
+                    <w:rPr>
+                      <w:rFonts w:ascii="Arial" w:hAnsi="Arial" w:cs="Arial"/>
+                      <w:b/>
+                      <w:bCs/>
+                      <w:sz w:val="16"/>
+                      <w:szCs w:val="16"/>
+                    </w:rPr>
+                    <w:t xml:space="preserve">{{STOP2_KEPALA}}</w:t>
+                  </w:r>
+                </w:p>
+              </w:tc>
+            </w:tr>
+          </w:tbl>
+          <w:p>
+            <w:pPr>
+              <w:jc w:val="center"/>
+              <w:rPr>
+                <w:rFonts w:ascii="Arial" w:hAnsi="Arial" w:cs="Arial"/>
+                <w:b/>
+                <w:bCs/>
+                <w:sz w:val="16"/>
+                <w:szCs w:val="16"/>
+              </w:rPr>
+            </w:pPr>
+            <w:r>
+              <w:rPr>
+                <w:rFonts w:ascii="Arial" w:hAnsi="Arial" w:cs="Arial"/>
+                <w:b/>
+                <w:bCs/>
+                <w:sz w:val="16"/>
+                <w:szCs w:val="16"/>
+              </w:rPr>
+              <w:t>{{STOP2_NIP}}</w:t>
+            </w:r>
+          </w:p>
+        </w:tc>
+        <w:tc>
+          <w:tcPr>
+            <w:tcW w:w="4549" w:type="dxa"/>
+            <w:tcBorders>
+              <w:top w:val="single" w:sz="4" w:space="0" w:color="auto"/>
+              <w:left w:val="single" w:sz="4" w:space="0" w:color="auto"/>
+              <w:bottom w:val="single" w:sz="4" w:space="0" w:color="auto"/>
+              <w:right w:val="single" w:sz="4" w:space="0" w:color="auto"/>
+            </w:tcBorders>
+          </w:tcPr>
+          <w:tbl>
+            <w:tblPr>
+              <w:tblStyle w:val="TableGrid"/>
+              <w:tblW w:w="4318" w:type="dxa"/>
+              <w:tblBorders>
+                <w:top w:val="none" w:sz="0" w:space="0" w:color="auto"/>
+                <w:left w:val="none" w:sz="0" w:space="0" w:color="auto"/>
+                <w:bottom w:val="none" w:sz="0" w:space="0" w:color="auto"/>
+                <w:right w:val="none" w:sz="0" w:space="0" w:color="auto"/>
+                <w:insideH w:val="none" w:sz="0" w:space="0" w:color="auto"/>
+                <w:insideV w:val="none" w:sz="0" w:space="0" w:color="auto"/>
+              </w:tblBorders>
+              <w:tblLook w:val="04A0" w:firstRow="1" w:lastRow="0" w:firstColumn="1" w:lastColumn="0" w:noHBand="0" w:noVBand="1"/>
+            </w:tblPr>
+            <w:tblGrid>
+              <w:gridCol w:w="429"/>
+              <w:gridCol w:w="1417"/>
+              <w:gridCol w:w="284"/>
+              <w:gridCol w:w="2188"/>
+            </w:tblGrid>
+            <w:tr>
+              <w:tc>
+                <w:tcPr>
+                  <w:tcW w:w="429" w:type="dxa"/>
+                </w:tcPr>
+                <w:p>
+                  <w:pPr>
+                    <w:rPr>
+                      <w:rFonts w:ascii="Arial" w:hAnsi="Arial" w:cs="Arial"/>
+                      <w:sz w:val="16"/>
+                      <w:szCs w:val="16"/>
+                    </w:rPr>
+                  </w:pPr>
+                </w:p>
+              </w:tc>
+              <w:tc>
+                <w:tcPr>
+                  <w:tcW w:w="1417" w:type="dxa"/>
+                </w:tcPr>
+                <w:p>
+                  <w:pPr>
+                    <w:rPr>
+                      <w:rFonts w:ascii="Arial" w:hAnsi="Arial" w:cs="Arial"/>
+                      <w:sz w:val="16"/>
+                      <w:szCs w:val="16"/>
+                    </w:rPr>
+                  </w:pPr>
+                  <w:r>
+                    <w:rPr>
+                      <w:rFonts w:ascii="Arial" w:hAnsi="Arial" w:cs="Arial"/>
+                      <w:sz w:val="16"/>
+                      <w:szCs w:val="16"/>
+                    </w:rPr>
+                    <w:t>Berangkat Dari</w:t>
+                  </w:r>
+                </w:p>
+              </w:tc>
+              <w:tc>
+                <w:tcPr>
+                  <w:tcW w:w="284" w:type="dxa"/>
+                </w:tcPr>
+                <w:p>
+                  <w:pPr>
+                    <w:rPr>
+                      <w:rFonts w:ascii="Arial" w:hAnsi="Arial" w:cs="Arial"/>
+                      <w:sz w:val="16"/>
+                      <w:szCs w:val="16"/>
+                    </w:rPr>
+                  </w:pPr>
+                  <w:r>
+                    <w:rPr>
+                      <w:rFonts w:ascii="Arial" w:hAnsi="Arial" w:cs="Arial"/>
+                      <w:sz w:val="16"/>
+                      <w:szCs w:val="16"/>
+                    </w:rPr>
+                    <w:t>:</w:t>
+                  </w:r>
+                </w:p>
+              </w:tc>
+              <w:tc>
+                <w:tcPr>
+                  <w:tcW w:w="2188" w:type="dxa"/>
+                </w:tcPr>
+                <w:p>
+                  <w:pPr>
+                    <w:rPr>
+                      <w:rFonts w:ascii="Arial" w:hAnsi="Arial" w:cs="Arial"/>
+                      <w:sz w:val="16"/>
+                      <w:szCs w:val="16"/>
+                    </w:rPr>
+                  </w:pPr>
+                  <w:r>
+                    <w:rPr>
+                      <w:rFonts w:ascii="Arial" w:hAnsi="Arial" w:cs="Arial"/>
+                      <w:sz w:val="16"/>
+                      <w:szCs w:val="16"/>
+                    </w:rPr>
+                    <w:t xml:space="preserve">{{STOP2_TUJUAN}}</w:t>
+                  </w:r>
+                </w:p>
+              </w:tc>
+            </w:tr>
+            <w:tr>
+              <w:tc>
+                <w:tcPr>
+                  <w:tcW w:w="429" w:type="dxa"/>
+                </w:tcPr>
+                <w:p>
+                  <w:pPr>
+                    <w:rPr>
+                      <w:rFonts w:ascii="Arial" w:hAnsi="Arial" w:cs="Arial"/>
+                      <w:sz w:val="16"/>
+                      <w:szCs w:val="16"/>
+                    </w:rPr>
+                  </w:pPr>
+                </w:p>
+              </w:tc>
+              <w:tc>
+                <w:tcPr>
+                  <w:tcW w:w="1417" w:type="dxa"/>
+                </w:tcPr>
+                <w:p>
+                  <w:pPr>
+                    <w:rPr>
+                      <w:rFonts w:ascii="Arial" w:hAnsi="Arial" w:cs="Arial"/>
+                      <w:sz w:val="16"/>
+                      <w:szCs w:val="16"/>
+                    </w:rPr>
+                  </w:pPr>
+                  <w:r>
+                    <w:rPr>
+                      <w:rFonts w:ascii="Arial" w:hAnsi="Arial" w:cs="Arial"/>
+                      <w:sz w:val="16"/>
+                      <w:szCs w:val="16"/>
+                    </w:rPr>
+                    <w:t>Ke</w:t>
+                  </w:r>
+                </w:p>
+              </w:tc>
+              <w:tc>
+                <w:tcPr>
+                  <w:tcW w:w="284" w:type="dxa"/>
+                </w:tcPr>
+                <w:p>
+                  <w:pPr>
+                    <w:rPr>
+                      <w:rFonts w:ascii="Arial" w:hAnsi="Arial" w:cs="Arial"/>
+                      <w:sz w:val="16"/>
+                      <w:szCs w:val="16"/>
+                    </w:rPr>
+                  </w:pPr>
+                  <w:r>
+                    <w:rPr>
+                      <w:rFonts w:ascii="Arial" w:hAnsi="Arial" w:cs="Arial"/>
+                      <w:sz w:val="16"/>
+                      <w:szCs w:val="16"/>
+                    </w:rPr>
+                    <w:t>:</w:t>
+                  </w:r>
+                </w:p>
+              </w:tc>
+              <w:tc>
+                <w:tcPr>
+                  <w:tcW w:w="2188" w:type="dxa"/>
+                </w:tcPr>
+                <w:p>
+                  <w:pPr>
+                    <w:rPr>
+                      <w:rFonts w:ascii="Arial" w:hAnsi="Arial" w:cs="Arial"/>
+                      <w:sz w:val="16"/>
+                      <w:szCs w:val="16"/>
+                    </w:rPr>
+                  </w:pPr>
+                  <w:r>
+                    <w:rPr>
+                      <w:rFonts w:ascii="Arial" w:hAnsi="Arial" w:cs="Arial"/>
+                      <w:sz w:val="16"/>
+                      <w:szCs w:val="16"/>
+                    </w:rPr>
+                    <w:t xml:space="preserve">{{STOP2_NEXT}}</w:t>
+                  </w:r>
+                </w:p>
+              </w:tc>
+            </w:tr>
+            <w:tr>
+              <w:tc>
+                <w:tcPr>
+                  <w:tcW w:w="429" w:type="dxa"/>
+                </w:tcPr>
+                <w:p>
+                  <w:pPr>
+                    <w:rPr>
+                      <w:rFonts w:ascii="Arial" w:hAnsi="Arial" w:cs="Arial"/>
+                      <w:sz w:val="16"/>
+                      <w:szCs w:val="16"/>
+                    </w:rPr>
+                  </w:pPr>
+                </w:p>
+              </w:tc>
+              <w:tc>
+                <w:tcPr>
+                  <w:tcW w:w="1417" w:type="dxa"/>
+                </w:tcPr>
+                <w:p>
+                  <w:pPr>
+                    <w:rPr>
+                      <w:rFonts w:ascii="Arial" w:hAnsi="Arial" w:cs="Arial"/>
+                      <w:sz w:val="16"/>
+                      <w:szCs w:val="16"/>
+                    </w:rPr>
+                  </w:pPr>
+                  <w:r>
+                    <w:rPr>
+                      <w:rFonts w:ascii="Arial" w:hAnsi="Arial" w:cs="Arial"/>
+                      <w:sz w:val="16"/>
+                      <w:szCs w:val="16"/>
+                    </w:rPr>
+                    <w:t>Pada Tanggal</w:t>
+                  </w:r>
+                </w:p>
+              </w:tc>
+              <w:tc>
+                <w:tcPr>
+                  <w:tcW w:w="284" w:type="dxa"/>
+                </w:tcPr>
+                <w:p>
+                  <w:pPr>
+                    <w:rPr>
+                      <w:rFonts w:ascii="Arial" w:hAnsi="Arial" w:cs="Arial"/>
+                      <w:sz w:val="16"/>
+                      <w:szCs w:val="16"/>
+                    </w:rPr>
+                  </w:pPr>
+                  <w:r>
+                    <w:rPr>
+                      <w:rFonts w:ascii="Arial" w:hAnsi="Arial" w:cs="Arial"/>
+                      <w:sz w:val="16"/>
+                      <w:szCs w:val="16"/>
+                    </w:rPr>
+                    <w:t>:</w:t>
+                  </w:r>
+                </w:p>
+              </w:tc>
+              <w:tc>
+                <w:tcPr>
+                  <w:tcW w:w="2188" w:type="dxa"/>
+                </w:tcPr>
+                <w:p>
+                  <w:pPr>
+                    <w:rPr>
+                      <w:rFonts w:ascii="Arial" w:hAnsi="Arial" w:cs="Arial"/>
+                      <w:sz w:val="16"/>
+                      <w:szCs w:val="16"/>
+                    </w:rPr>
+                  </w:pPr>
+                  <w:r>
+                    <w:rPr>
+                      <w:rFonts w:ascii="Arial" w:hAnsi="Arial" w:cs="Arial"/>
+                      <w:sz w:val="16"/>
+                      <w:szCs w:val="16"/>
+                    </w:rPr>
+                    <w:t xml:space="preserve">{{STOP2_TANGGAL}}</w:t>
+                  </w:r>
+                  <w:r>
+                    <w:rPr>
+                      <w:rFonts w:ascii="Arial" w:hAnsi="Arial" w:cs="Arial"/>
+                      <w:sz w:val="16"/>
+                      <w:szCs w:val="16"/>
+                    </w:rPr>
+                    <w:t/>
+                  </w:r>
+                  <w:r>
+                    <w:rPr>
+                      <w:rFonts w:ascii="Arial" w:hAnsi="Arial" w:cs="Arial"/>
+                      <w:sz w:val="16"/>
+                      <w:szCs w:val="16"/>
+                    </w:rPr>
+                    <w:t xml:space="preserve"/>
+                  </w:r>
+                </w:p>
+              </w:tc>
+            </w:tr>
+            <w:tr>
+              <w:tc>
+                <w:tcPr>
+                  <w:tcW w:w="429" w:type="dxa"/>
+                </w:tcPr>
+                <w:p>
+                  <w:pPr>
+                    <w:rPr>
+                      <w:rFonts w:ascii="Arial" w:hAnsi="Arial" w:cs="Arial"/>
+                      <w:sz w:val="16"/>
+                      <w:szCs w:val="16"/>
+                    </w:rPr>
+                  </w:pPr>
+                </w:p>
+              </w:tc>
+              <w:tc>
+                <w:tcPr>
+                  <w:tcW w:w="1417" w:type="dxa"/>
+                </w:tcPr>
+                <w:p>
+                  <w:pPr>
+                    <w:rPr>
+                      <w:rFonts w:ascii="Arial" w:hAnsi="Arial" w:cs="Arial"/>
+                      <w:sz w:val="16"/>
+                      <w:szCs w:val="16"/>
+                    </w:rPr>
+                  </w:pPr>
+                  <w:r>
+                    <w:rPr>
+                      <w:rFonts w:ascii="Arial" w:hAnsi="Arial" w:cs="Arial"/>
+                      <w:sz w:val="16"/>
+                      <w:szCs w:val="16"/>
+                    </w:rPr>
+                    <w:t>Kepala</w:t>
+                  </w:r>
+                </w:p>
+              </w:tc>
+              <w:tc>
+                <w:tcPr>
+                  <w:tcW w:w="284" w:type="dxa"/>
+                </w:tcPr>
+                <w:p>
+                  <w:pPr>
+                    <w:rPr>
+                      <w:rFonts w:ascii="Arial" w:hAnsi="Arial" w:cs="Arial"/>
+                      <w:sz w:val="16"/>
+                      <w:szCs w:val="16"/>
+                    </w:rPr>
+                  </w:pPr>
+                  <w:r>
+                    <w:rPr>
+                      <w:rFonts w:ascii="Arial" w:hAnsi="Arial" w:cs="Arial"/>
+                      <w:sz w:val="16"/>
+                      <w:szCs w:val="16"/>
+                    </w:rPr>
+                    <w:t>:</w:t>
+                  </w:r>
+                </w:p>
+              </w:tc>
+              <w:tc>
+                <w:tcPr>
+                  <w:tcW w:w="2188" w:type="dxa"/>
+                </w:tcPr>
+                <w:p>
+                  <w:pPr>
+                    <w:rPr>
+                      <w:rFonts w:ascii="Arial" w:hAnsi="Arial" w:cs="Arial"/>
+                      <w:sz w:val="16"/>
+                      <w:szCs w:val="16"/>
+                    </w:rPr>
+                  </w:pPr>
+                  <w:r>
+                    <w:rPr>
+                      <w:rFonts w:ascii="Arial" w:hAnsi="Arial" w:cs="Arial"/>
+                      <w:sz w:val="16"/>
+                      <w:szCs w:val="16"/>
+                    </w:rPr>
+                    <w:t xml:space="preserve">{{STOP2_TUJUAN}}</w:t>
+                  </w:r>
+                </w:p>
+              </w:tc>
+            </w:tr>
+            <w:tr>
+              <w:trPr>
+                <w:trHeight w:val="761"/>
+              </w:trPr>
+              <w:tc>
+                <w:tcPr>
+                  <w:tcW w:w="429" w:type="dxa"/>
+                </w:tcPr>
+                <w:p>
+                  <w:pPr>
+                    <w:rPr>
+                      <w:rFonts w:ascii="Arial" w:hAnsi="Arial" w:cs="Arial"/>
+                      <w:sz w:val="16"/>
+                      <w:szCs w:val="16"/>
+                    </w:rPr>
+                  </w:pPr>
+                </w:p>
+              </w:tc>
+              <w:tc>
+                <w:tcPr>
+                  <w:tcW w:w="1417" w:type="dxa"/>
+                </w:tcPr>
+                <w:p>
+                  <w:pPr>
+                    <w:rPr>
+                      <w:rFonts w:ascii="Arial" w:hAnsi="Arial" w:cs="Arial"/>
+                      <w:sz w:val="16"/>
+                      <w:szCs w:val="16"/>
+                    </w:rPr>
+                  </w:pPr>
+                </w:p>
+              </w:tc>
+              <w:tc>
+                <w:tcPr>
+                  <w:tcW w:w="284" w:type="dxa"/>
+                </w:tcPr>
+                <w:p>
+                  <w:pPr>
+                    <w:rPr>
+                      <w:rFonts w:ascii="Arial" w:hAnsi="Arial" w:cs="Arial"/>
+                      <w:sz w:val="16"/>
+                      <w:szCs w:val="16"/>
+                    </w:rPr>
+                  </w:pPr>
+                </w:p>
+              </w:tc>
+              <w:tc>
+                <w:tcPr>
+                  <w:tcW w:w="2188" w:type="dxa"/>
+                </w:tcPr>
+                <w:p>
+                  <w:pPr>
+                    <w:rPr>
+                      <w:rFonts w:ascii="Arial" w:hAnsi="Arial" w:cs="Arial"/>
+                      <w:sz w:val="16"/>
+                      <w:szCs w:val="16"/>
+                    </w:rPr>
+                  </w:pPr>
+                </w:p>
+              </w:tc>
+            </w:tr>
+            <w:tr>
+              <w:tc>
+                <w:tcPr>
+                  <w:tcW w:w="429" w:type="dxa"/>
+                </w:tcPr>
+                <w:p>
+                  <w:pPr>
+                    <w:rPr>
+                      <w:rFonts w:ascii="Arial" w:hAnsi="Arial" w:cs="Arial"/>
+                      <w:sz w:val="16"/>
+                      <w:szCs w:val="16"/>
+                    </w:rPr>
+                  </w:pPr>
+                </w:p>
+              </w:tc>
+              <w:tc>
+                <w:tcPr>
+                  <w:tcW w:w="3889" w:type="dxa"/>
+                  <w:gridSpan w:val="3"/>
+                </w:tcPr>
+                <w:p>
+                  <w:pPr>
+                    <w:jc w:val="center"/>
+                    <w:rPr>
+                      <w:rFonts w:ascii="Arial" w:hAnsi="Arial" w:cs="Arial"/>
+                      <w:b/>
+                      <w:bCs/>
+                      <w:sz w:val="16"/>
+                      <w:szCs w:val="16"/>
+                    </w:rPr>
+                  </w:pPr>
+                  <w:r>
+                    <w:rPr>
+                      <w:rFonts w:ascii="Arial" w:hAnsi="Arial" w:cs="Arial"/>
+                      <w:b/>
+                      <w:bCs/>
+                      <w:sz w:val="16"/>
+                      <w:szCs w:val="16"/>
+                    </w:rPr>
+                    <w:t xml:space="preserve">{{STOP2_KEPALA}}</w:t>
+                  </w:r>
+                </w:p>
+              </w:tc>
+            </w:tr>
+          </w:tbl>
+          <w:p>
+            <w:pPr>
+              <w:jc w:val="center"/>
+              <w:rPr>
+                <w:rFonts w:ascii="Arial" w:hAnsi="Arial" w:cs="Arial"/>
+                <w:b/>
+                <w:bCs/>
+                <w:sz w:val="16"/>
+                <w:szCs w:val="16"/>
+              </w:rPr>
+            </w:pPr>
+            <w:r>
+              <w:rPr>
+                <w:rFonts w:ascii="Arial" w:hAnsi="Arial" w:cs="Arial"/>
+                <w:b/>
+                <w:bCs/>
+                <w:sz w:val="16"/>
+                <w:szCs w:val="16"/>
+              </w:rPr>
+              <w:t>{{STOP2_NIP}}</w:t>
+            </w:r>
+          </w:p>
+        </w:tc>
+      </w:tr>
+      <w:tr>
+        <w:trPr>
+          <w:trHeight w:val="2133"/>
+        </w:trPr>
+        <w:tc>
+          <w:tcPr>
+            <w:tcW w:w="4549" w:type="dxa"/>
+            <w:tcBorders>
+              <w:top w:val="single" w:sz="4" w:space="0" w:color="auto"/>
+              <w:left w:val="single" w:sz="4" w:space="0" w:color="auto"/>
+              <w:bottom w:val="single" w:sz="4" w:space="0" w:color="auto"/>
+              <w:right w:val="single" w:sz="4" w:space="0" w:color="auto"/>
+            </w:tcBorders>
+          </w:tcPr>
+          <w:tbl>
+            <w:tblPr>
+              <w:tblStyle w:val="TableGrid"/>
+              <w:tblW w:w="4745" w:type="dxa"/>
+              <w:tblInd w:w="8" w:type="dxa"/>
+              <w:tblBorders>
+                <w:top w:val="none" w:sz="0" w:space="0" w:color="auto"/>
+                <w:left w:val="none" w:sz="0" w:space="0" w:color="auto"/>
+                <w:bottom w:val="none" w:sz="0" w:space="0" w:color="auto"/>
+                <w:right w:val="none" w:sz="0" w:space="0" w:color="auto"/>
+                <w:insideH w:val="none" w:sz="0" w:space="0" w:color="auto"/>
+                <w:insideV w:val="none" w:sz="0" w:space="0" w:color="auto"/>
+              </w:tblBorders>
+              <w:tblLook w:val="04A0" w:firstRow="1" w:lastRow="0" w:firstColumn="1" w:lastColumn="0" w:noHBand="0" w:noVBand="1"/>
+            </w:tblPr>
+            <w:tblGrid>
+              <w:gridCol w:w="426"/>
+              <w:gridCol w:w="1439"/>
+              <w:gridCol w:w="245"/>
+              <w:gridCol w:w="2635"/>
+            </w:tblGrid>
+            <w:tr>
+              <w:tc>
+                <w:tcPr>
+                  <w:tcW w:w="426" w:type="dxa"/>
+                </w:tcPr>
+                <w:p>
+                  <w:pPr>
+                    <w:rPr>
+                      <w:rFonts w:ascii="Arial" w:hAnsi="Arial" w:cs="Arial"/>
+                      <w:sz w:val="16"/>
+                      <w:szCs w:val="16"/>
+                    </w:rPr>
+                  </w:pPr>
+                  <w:r>
+                    <w:rPr>
+                      <w:rFonts w:ascii="Arial" w:hAnsi="Arial" w:cs="Arial"/>
+                      <w:sz w:val="16"/>
+                      <w:szCs w:val="16"/>
+                    </w:rPr>
+                    <w:t>V</w:t>
+                  </w:r>
+                </w:p>
+              </w:tc>
+              <w:tc>
+                <w:tcPr>
+                  <w:tcW w:w="1439" w:type="dxa"/>
+                </w:tcPr>
+                <w:p>
+                  <w:pPr>
+                    <w:rPr>
+                      <w:rFonts w:ascii="Arial" w:hAnsi="Arial" w:cs="Arial"/>
+                      <w:sz w:val="16"/>
+                      <w:szCs w:val="16"/>
+                    </w:rPr>
+                  </w:pPr>
+                  <w:r>
+                    <w:rPr>
+                      <w:rFonts w:ascii="Arial" w:hAnsi="Arial" w:cs="Arial"/>
+                      <w:sz w:val="16"/>
+                      <w:szCs w:val="16"/>
+                    </w:rPr>
+                    <w:t>Berangkat dari</w:t>
+                  </w:r>
+                </w:p>
+              </w:tc>
+              <w:tc>
+                <w:tcPr>
+                  <w:tcW w:w="245" w:type="dxa"/>
+                </w:tcPr>
+                <w:p>
+                  <w:pPr>
+                    <w:rPr>
+                      <w:rFonts w:ascii="Arial" w:hAnsi="Arial" w:cs="Arial"/>
+                      <w:sz w:val="16"/>
+                      <w:szCs w:val="16"/>
+                    </w:rPr>
+                  </w:pPr>
+                  <w:r>
+                    <w:rPr>
+                      <w:rFonts w:ascii="Arial" w:hAnsi="Arial" w:cs="Arial"/>
+                      <w:sz w:val="16"/>
+                      <w:szCs w:val="16"/>
+                    </w:rPr>
+                    <w:t>:</w:t>
+                  </w:r>
+                </w:p>
+              </w:tc>
+              <w:tc>
+                <w:tcPr>
+                  <w:tcW w:w="2635" w:type="dxa"/>
+                </w:tcPr>
+                <w:p>
+                  <w:pPr>
+                    <w:rPr>
+                      <w:rFonts w:ascii="Arial" w:hAnsi="Arial" w:cs="Arial"/>
+                      <w:sz w:val="16"/>
+                      <w:szCs w:val="16"/>
+                    </w:rPr>
+                  </w:pPr>
+                  <w:r>
+                    <w:rPr>
+                      <w:rFonts w:ascii="Arial" w:hAnsi="Arial" w:cs="Arial"/>
+                      <w:sz w:val="16"/>
+                      <w:szCs w:val="16"/>
+                    </w:rPr>
+                    <w:t>UPTD Puskesmas Silian</w:t>
+                  </w:r>
+                </w:p>
+              </w:tc>
+            </w:tr>
+            <w:tr>
+              <w:tc>
+                <w:tcPr>
+                  <w:tcW w:w="426" w:type="dxa"/>
+                </w:tcPr>
+                <w:p>
+                  <w:pPr>
+                    <w:rPr>
+                      <w:rFonts w:ascii="Arial" w:hAnsi="Arial" w:cs="Arial"/>
+                      <w:sz w:val="16"/>
+                      <w:szCs w:val="16"/>
+                    </w:rPr>
+                  </w:pPr>
+                </w:p>
+              </w:tc>
+              <w:tc>
+                <w:tcPr>
+                  <w:tcW w:w="4319" w:type="dxa"/>
+                  <w:gridSpan w:val="3"/>
+                </w:tcPr>
+                <w:p>
+                  <w:pPr>
+                    <w:rPr>
+                      <w:rFonts w:ascii="Arial" w:hAnsi="Arial" w:cs="Arial"/>
+                      <w:sz w:val="16"/>
+                      <w:szCs w:val="16"/>
+                    </w:rPr>
+                  </w:pPr>
+                  <w:r>
+                    <w:rPr>
+                      <w:rFonts w:ascii="Arial" w:hAnsi="Arial" w:cs="Arial"/>
+                      <w:sz w:val="16"/>
+                      <w:szCs w:val="16"/>
+                    </w:rPr>
+                    <w:t>Tempat Kedudukan</w:t>
+                  </w:r>
+                </w:p>
+              </w:tc>
+            </w:tr>
+            <w:tr>
+              <w:tc>
+                <w:tcPr>
+                  <w:tcW w:w="426" w:type="dxa"/>
+                </w:tcPr>
+                <w:p>
+                  <w:pPr>
+                    <w:rPr>
+                      <w:rFonts w:ascii="Arial" w:hAnsi="Arial" w:cs="Arial"/>
+                      <w:sz w:val="16"/>
+                      <w:szCs w:val="16"/>
+                    </w:rPr>
+                  </w:pPr>
+                </w:p>
+              </w:tc>
+              <w:tc>
+                <w:tcPr>
+                  <w:tcW w:w="1439" w:type="dxa"/>
+                </w:tcPr>
+                <w:p>
+                  <w:pPr>
+                    <w:rPr>
+                      <w:rFonts w:ascii="Arial" w:hAnsi="Arial" w:cs="Arial"/>
+                      <w:sz w:val="16"/>
+                      <w:szCs w:val="16"/>
+                    </w:rPr>
+                  </w:pPr>
+                  <w:r>
+                    <w:rPr>
+                      <w:rFonts w:ascii="Arial" w:hAnsi="Arial" w:cs="Arial"/>
+                      <w:sz w:val="16"/>
+                      <w:szCs w:val="16"/>
+                    </w:rPr>
+                    <w:t>Pada Tanggal</w:t>
+                  </w:r>
+                </w:p>
+              </w:tc>
+              <w:tc>
+                <w:tcPr>
+                  <w:tcW w:w="245" w:type="dxa"/>
+                </w:tcPr>
+                <w:p>
+                  <w:pPr>
+                    <w:rPr>
+                      <w:rFonts w:ascii="Arial" w:hAnsi="Arial" w:cs="Arial"/>
+                      <w:sz w:val="16"/>
+                      <w:szCs w:val="16"/>
+                    </w:rPr>
+                  </w:pPr>
+                  <w:r>
+                    <w:rPr>
+                      <w:rFonts w:ascii="Arial" w:hAnsi="Arial" w:cs="Arial"/>
+                      <w:sz w:val="16"/>
+                      <w:szCs w:val="16"/>
+                    </w:rPr>
+                    <w:t>:</w:t>
+                  </w:r>
+                </w:p>
+              </w:tc>
+              <w:tc>
+                <w:tcPr>
+                  <w:tcW w:w="2635" w:type="dxa"/>
+                </w:tcPr>
+                <w:p>
+                  <w:pPr>
+                    <w:rPr>
+                      <w:rFonts w:ascii="Arial" w:hAnsi="Arial" w:cs="Arial"/>
+                      <w:sz w:val="16"/>
+                      <w:szCs w:val="16"/>
+                    </w:rPr>
+                  </w:pPr>
+                  <w:r>
+                    <w:rPr>
+                      <w:rFonts w:ascii="Arial" w:hAnsi="Arial" w:cs="Arial"/>
+                      <w:sz w:val="16"/>
+                      <w:szCs w:val="16"/>
+                    </w:rPr>
+                    <w:t xml:space="preserve">{{TANGGAL_KUNJUNGAN}}</w:t>
+                  </w:r>
+                </w:p>
+              </w:tc>
+            </w:tr>
+            <w:tr>
+              <w:tc>
+                <w:tcPr>
+                  <w:tcW w:w="426" w:type="dxa"/>
+                </w:tcPr>
+                <w:p>
+                  <w:pPr>
+                    <w:rPr>
+                      <w:rFonts w:ascii="Arial" w:hAnsi="Arial" w:cs="Arial"/>
+                      <w:sz w:val="16"/>
+                      <w:szCs w:val="16"/>
+                    </w:rPr>
+                  </w:pPr>
+                </w:p>
+              </w:tc>
+              <w:tc>
+                <w:tcPr>
+                  <w:tcW w:w="1439" w:type="dxa"/>
+                </w:tcPr>
+                <w:p>
+                  <w:pPr>
+                    <w:rPr>
+                      <w:rFonts w:ascii="Arial" w:hAnsi="Arial" w:cs="Arial"/>
+                      <w:sz w:val="16"/>
+                      <w:szCs w:val="16"/>
+                    </w:rPr>
+                  </w:pPr>
+                  <w:r>
+                    <w:rPr>
+                      <w:rFonts w:ascii="Arial" w:hAnsi="Arial" w:cs="Arial"/>
+                      <w:sz w:val="16"/>
+                      <w:szCs w:val="16"/>
+                    </w:rPr>
+                    <w:t>Kepala</w:t>
+                  </w:r>
+                </w:p>
+              </w:tc>
+              <w:tc>
+                <w:tcPr>
+                  <w:tcW w:w="245" w:type="dxa"/>
+                </w:tcPr>
+                <w:p>
+                  <w:pPr>
+                    <w:rPr>
+                      <w:rFonts w:ascii="Arial" w:hAnsi="Arial" w:cs="Arial"/>
+                      <w:sz w:val="16"/>
+                      <w:szCs w:val="16"/>
+                    </w:rPr>
+                  </w:pPr>
+                  <w:r>
+                    <w:rPr>
+                      <w:rFonts w:ascii="Arial" w:hAnsi="Arial" w:cs="Arial"/>
+                      <w:sz w:val="16"/>
+                      <w:szCs w:val="16"/>
+                    </w:rPr>
+                    <w:t>:</w:t>
+                  </w:r>
+                </w:p>
+              </w:tc>
+              <w:tc>
+                <w:tcPr>
+                  <w:tcW w:w="2635" w:type="dxa"/>
+                </w:tcPr>
+                <w:p>
+                  <w:pPr>
+                    <w:rPr>
+                      <w:rFonts w:ascii="Arial" w:hAnsi="Arial" w:cs="Arial"/>
+                      <w:sz w:val="16"/>
+                      <w:szCs w:val="16"/>
+                    </w:rPr>
+                  </w:pPr>
+                  <w:r>
+                    <w:rPr>
+                      <w:rFonts w:ascii="Arial" w:hAnsi="Arial" w:cs="Arial"/>
+                      <w:sz w:val="16"/>
+                      <w:szCs w:val="16"/>
+                    </w:rPr>
+                    <w:t>UPTD Puskesmas Silian</w:t>
+                  </w:r>
+                </w:p>
+              </w:tc>
+            </w:tr>
+            <w:tr>
+              <w:tc>
+                <w:tcPr>
+                  <w:tcW w:w="426" w:type="dxa"/>
+                </w:tcPr>
+                <w:p>
+                  <w:pPr>
+                    <w:jc w:val="center"/>
+                    <w:rPr>
+                      <w:rFonts w:ascii="Arial" w:hAnsi="Arial" w:cs="Arial"/>
+                      <w:b/>
+                      <w:bCs/>
+                      <w:sz w:val="16"/>
+                      <w:szCs w:val="16"/>
+                    </w:rPr>
+                  </w:pPr>
+                </w:p>
+              </w:tc>
+              <w:tc>
+                <w:tcPr>
+                  <w:tcW w:w="4319" w:type="dxa"/>
+                  <w:gridSpan w:val="3"/>
+                </w:tcPr>
+                <w:p>
+                  <w:pPr>
+                    <w:jc w:val="center"/>
+                    <w:rPr>
+                      <w:rFonts w:ascii="Arial" w:hAnsi="Arial" w:cs="Arial"/>
+                      <w:b/>
+                      <w:bCs/>
+                      <w:sz w:val="16"/>
+                      <w:szCs w:val="16"/>
+                    </w:rPr>
+                  </w:pPr>
+                </w:p>
+              </w:tc>
+            </w:tr>
+            <w:tr>
+              <w:tc>
+                <w:tcPr>
+                  <w:tcW w:w="426" w:type="dxa"/>
+                </w:tcPr>
+                <w:p>
+                  <w:pPr>
+                    <w:jc w:val="center"/>
+                    <w:rPr>
+                      <w:rFonts w:ascii="Arial" w:hAnsi="Arial" w:cs="Arial"/>
+                      <w:b/>
+                      <w:bCs/>
+                      <w:sz w:val="16"/>
+                      <w:szCs w:val="16"/>
+                    </w:rPr>
+                  </w:pPr>
+                </w:p>
+              </w:tc>
+              <w:tc>
+                <w:tcPr>
+                  <w:tcW w:w="4319" w:type="dxa"/>
+                  <w:gridSpan w:val="3"/>
+                </w:tcPr>
+                <w:p>
+                  <w:pPr>
+                    <w:jc w:val="center"/>
+                    <w:rPr>
+                      <w:rFonts w:ascii="Arial" w:hAnsi="Arial" w:cs="Arial"/>
+                      <w:b/>
+                      <w:bCs/>
+                      <w:sz w:val="16"/>
+                      <w:szCs w:val="16"/>
+                    </w:rPr>
+                  </w:pPr>
+                </w:p>
+              </w:tc>
+            </w:tr>
+            <w:tr>
+              <w:trPr>
+                <w:trHeight w:val="1098"/>
+              </w:trPr>
+              <w:tc>
+                <w:tcPr>
+                  <w:tcW w:w="426" w:type="dxa"/>
+                </w:tcPr>
+                <w:p>
+                  <w:pPr>
+                    <w:spacing w:after="60"/>
+                    <w:rPr>
+                      <w:rFonts w:ascii="Arial" w:hAnsi="Arial" w:cs="Arial"/>
+                      <w:sz w:val="16"/>
+                      <w:szCs w:val="16"/>
+                    </w:rPr>
+                  </w:pPr>
+                </w:p>
+              </w:tc>
+              <w:tc>
+                <w:tcPr>
+                  <w:tcW w:w="4319" w:type="dxa"/>
+                  <w:gridSpan w:val="3"/>
+                </w:tcPr>
+                <w:p>
+                  <w:pPr>
+                    <w:spacing w:after="60"/>
+                    <w:rPr>
+                      <w:rFonts w:ascii="Arial" w:hAnsi="Arial" w:cs="Arial"/>
+                      <w:sz w:val="16"/>
+                      <w:szCs w:val="16"/>
+                    </w:rPr>
+                  </w:pPr>
+                </w:p>
+                <w:p>
+                  <w:pPr>
+                    <w:spacing w:after="60"/>
+                    <w:rPr>
+                      <w:rFonts w:ascii="Arial" w:hAnsi="Arial" w:cs="Arial"/>
+                      <w:sz w:val="16"/>
+                      <w:szCs w:val="16"/>
+                    </w:rPr>
+                  </w:pPr>
+                </w:p>
+                <w:p>
+                  <w:pPr>
+                    <w:spacing w:after="60"/>
+                    <w:rPr>
+                      <w:rFonts w:ascii="Arial" w:hAnsi="Arial" w:cs="Arial"/>
+                      <w:b/>
+                      <w:bCs/>
+                      <w:sz w:val="16"/>
+                      <w:szCs w:val="16"/>
+                      <w:u w:val="single"/>
+                    </w:rPr>
+                  </w:pPr>
+                </w:p>
+                <w:p>
+                  <w:pPr>
+                    <w:spacing w:after="60"/>
+                    <w:jc w:val="center"/>
+                    <w:rPr>
+                      <w:rFonts w:ascii="Arial" w:hAnsi="Arial" w:cs="Arial"/>
+                      <w:sz w:val="16"/>
+                      <w:szCs w:val="16"/>
+                    </w:rPr>
+                  </w:pPr>
+                  <w:r>
+                    <w:rPr>
+                      <w:rFonts w:ascii="Arial" w:hAnsi="Arial" w:cs="Arial"/>
+                      <w:b/>
+                      <w:bCs/>
+                      <w:sz w:val="16"/>
+                      <w:szCs w:val="16"/>
+                      <w:u w:val="single"/>
+                    </w:rPr>
+                    <w:t xml:space="preserve">{{KEPALA_NAMA}}</w:t>
+                  </w:r>
+                </w:p>
+              </w:tc>
+            </w:tr>
+            <w:tr>
+              <w:trPr>
+                <w:trHeight w:val="95"/>
+              </w:trPr>
+              <w:tc>
+                <w:tcPr>
+                  <w:tcW w:w="426" w:type="dxa"/>
+                </w:tcPr>
+                <w:p>
+                  <w:pPr>
+                    <w:spacing w:after="60"/>
+                    <w:jc w:val="center"/>
+                    <w:rPr>
+                      <w:rFonts w:ascii="Arial" w:hAnsi="Arial" w:cs="Arial"/>
+                      <w:b/>
+                      <w:bCs/>
+                      <w:sz w:val="16"/>
+                      <w:szCs w:val="16"/>
+                    </w:rPr>
+                  </w:pPr>
+                </w:p>
+              </w:tc>
+              <w:tc>
+                <w:tcPr>
+                  <w:tcW w:w="4319" w:type="dxa"/>
+                  <w:gridSpan w:val="3"/>
+                </w:tcPr>
+                <w:p>
+                  <w:pPr>
+                    <w:spacing w:after="60"/>
+                    <w:jc w:val="center"/>
+                    <w:rPr>
+                      <w:rFonts w:ascii="Arial" w:hAnsi="Arial" w:cs="Arial"/>
+                      <w:b/>
+                      <w:bCs/>
+                      <w:sz w:val="16"/>
+                      <w:szCs w:val="16"/>
+                    </w:rPr>
+                  </w:pPr>
+                  <w:r>
+                    <w:rPr>
+                      <w:rFonts w:ascii="Arial" w:hAnsi="Arial" w:cs="Arial"/>
+                      <w:b/>
+                      <w:bCs/>
+                      <w:sz w:val="16"/>
+                      <w:szCs w:val="16"/>
+                    </w:rPr>
+                    <w:t xml:space="preserve">NIP. {{KEPALA_NIP}}</w:t>
+                  </w:r>
+                </w:p>
+              </w:tc>
+            </w:tr>
+          </w:tbl>
+          <w:p>
+            <w:pPr>
+              <w:spacing w:after="60"/>
+              <w:rPr>
+                <w:rFonts w:ascii="Arial" w:hAnsi="Arial" w:cs="Arial"/>
+                <w:sz w:val="16"/>
+                <w:szCs w:val="16"/>
+              </w:rPr>
+            </w:pPr>
+          </w:p>
+        </w:tc>
+        <w:tc>
+          <w:tcPr>
+            <w:tcW w:w="4549" w:type="dxa"/>
+            <w:tcBorders>
+              <w:top w:val="single" w:sz="4" w:space="0" w:color="auto"/>
+              <w:left w:val="single" w:sz="4" w:space="0" w:color="auto"/>
+              <w:bottom w:val="single" w:sz="4" w:space="0" w:color="auto"/>
+              <w:right w:val="single" w:sz="4" w:space="0" w:color="auto"/>
             </w:tcBorders>
           </w:tcPr>
           <w:p>
             <w:pPr>
-              <w:spacing w:after="60" w:line="240" w:lineRule="auto"/>
+              <w:spacing w:after="60"/>
+              <w:rPr>
+                <w:rFonts w:ascii="Arial" w:hAnsi="Arial" w:cs="Arial"/>
+                <w:sz w:val="16"/>
+                <w:szCs w:val="16"/>
+              </w:rPr>
             </w:pPr>
             <w:r>
               <w:rPr>
-                <w:rFonts w:ascii="Times New Roman" w:hAnsi="Times New Roman"/>
-                <w:sz w:val="20"/>
-              </w:rPr>
-              <w:t>I. Berangkat dari : Puskesmas Silian Raya</w:t>
-              <w:br/>
-              <w:t xml:space="preserve">    (Tempat Kedudukan)</w:t>
-              <w:br/>
-              <w:t xml:space="preserve">    Pada Tanggal : {{TANGGAL}}</w:t>
-              <w:br/>
-              <w:t xml:space="preserve">    Ke : {{STOP0_TUJUAN}}</w:t>
-              <w:br/>
-              <w:br/>
-              <w:t>{{PPTK_JABATAN}}</w:t>
-              <w:br/>
-              <w:t>Selaku Pejabat Pelaksana Teknis Kegiatan</w:t>
-              <w:br/>
-              <w:br/>
-              <w:t>{{PPTK_NAMA}}</w:t>
-              <w:br/>
-              <w:t>NIP. {{PPTK_NIP}}</w:t>
+                <w:rFonts w:ascii="Arial" w:hAnsi="Arial" w:cs="Arial"/>
+                <w:sz w:val="16"/>
+                <w:szCs w:val="16"/>
+              </w:rPr>
+              <w:t>Telah diperiksa dengan keterangan bahwa perjalanan tersebut dilakukan atas perintah Pejabat Berwenang dan semata-mata untuk kepentingan jabatan dalam jangka waktu yang sesingkat-singkatnya.</w:t>
             </w:r>
           </w:p>
         </w:tc>
       </w:tr>
       <w:tr>
+        <w:trPr>
+          <w:trHeight w:val="602"/>
+        </w:trPr>
         <w:tc>
           <w:tcPr>
-            <w:tcW w:type="dxa" w:w="5102"/>
+            <w:tcW w:w="9099" w:type="dxa"/>
+            <w:gridSpan w:val="2"/>
             <w:tcBorders>
-              <w:top w:val="single" w:sz="4"/>
-              <w:left w:val="single" w:sz="4"/>
-              <w:bottom w:val="single" w:sz="4"/>
-              <w:right w:val="single" w:sz="4"/>
+              <w:top w:val="single" w:sz="4" w:space="0" w:color="auto"/>
+              <w:left w:val="single" w:sz="4" w:space="0" w:color="auto"/>
+              <w:bottom w:val="single" w:sz="4" w:space="0" w:color="auto"/>
+              <w:right w:val="single" w:sz="4" w:space="0" w:color="auto"/>
             </w:tcBorders>
           </w:tcPr>
           <w:p>
             <w:pPr>
-              <w:spacing w:after="60" w:line="240" w:lineRule="auto"/>
+              <w:spacing w:after="60"/>
+              <w:rPr>
+                <w:rFonts w:ascii="Arial" w:hAnsi="Arial" w:cs="Arial"/>
+                <w:sz w:val="18"/>
+                <w:szCs w:val="18"/>
+              </w:rPr>
             </w:pPr>
             <w:r>
               <w:rPr>
-                <w:rFonts w:ascii="Times New Roman" w:hAnsi="Times New Roman"/>
-                <w:sz w:val="20"/>
-              </w:rPr>
-              <w:t>II. Tiba di : {{STOP0_TUJUAN}}</w:t>
-              <w:br/>
-              <w:t>Pada Tanggal : {{STOP0_TANGGAL}}</w:t>
-              <w:br/>
-              <w:t>Kepala : {{STOP0_TUJUAN}}</w:t>
-              <w:br/>
-              <w:br/>
-              <w:t>{{STOP0_KEPALA}}</w:t>
-              <w:br/>
-              <w:t>{{STOP0_NIP}}</w:t>
+                <w:rFonts w:ascii="Arial" w:hAnsi="Arial" w:cs="Arial"/>
+                <w:sz w:val="18"/>
+                <w:szCs w:val="18"/>
+              </w:rPr>
+              <w:t>VI. Catatan Lain-lain :</w:t>
             </w:r>
           </w:p>
         </w:tc>
+      </w:tr>
+      <w:tr>
+        <w:trPr>
+          <w:trHeight w:val="1530"/>
+        </w:trPr>
         <w:tc>
           <w:tcPr>
-            <w:tcW w:type="dxa" w:w="5102"/>
+            <w:tcW w:w="9099" w:type="dxa"/>
+            <w:gridSpan w:val="2"/>
             <w:tcBorders>
-              <w:top w:val="single" w:sz="4"/>
-              <w:left w:val="single" w:sz="4"/>
-              <w:bottom w:val="single" w:sz="4"/>
-              <w:right w:val="single" w:sz="4"/>
+              <w:top w:val="single" w:sz="4" w:space="0" w:color="auto"/>
+              <w:left w:val="single" w:sz="4" w:space="0" w:color="auto"/>
+              <w:bottom w:val="single" w:sz="4" w:space="0" w:color="auto"/>
+              <w:right w:val="single" w:sz="4" w:space="0" w:color="auto"/>
             </w:tcBorders>
           </w:tcPr>
           <w:p>
             <w:pPr>
-              <w:spacing w:after="60" w:line="240" w:lineRule="auto"/>
+              <w:spacing w:after="60"/>
+              <w:rPr>
+                <w:rFonts w:ascii="Arial" w:hAnsi="Arial" w:cs="Arial"/>
+                <w:sz w:val="18"/>
+                <w:szCs w:val="18"/>
+              </w:rPr>
             </w:pPr>
             <w:r>
               <w:rPr>
-                <w:rFonts w:ascii="Times New Roman" w:hAnsi="Times New Roman"/>
-                <w:sz w:val="20"/>
-              </w:rPr>
-              <w:t>Berangkat dari : {{STOP0_TUJUAN}}</w:t>
+                <w:rFonts w:ascii="Arial" w:hAnsi="Arial" w:cs="Arial"/>
+                <w:sz w:val="18"/>
+                <w:szCs w:val="18"/>
+              </w:rPr>
+              <w:t>VII. PERHATIAN</w:t>
+            </w:r>
+            <w:r>
+              <w:rPr>
+                <w:rFonts w:ascii="Arial" w:hAnsi="Arial" w:cs="Arial"/>
+                <w:sz w:val="18"/>
+                <w:szCs w:val="18"/>
+              </w:rPr>
               <w:br/>
-              <w:t>Ke : {{STOP0_NEXT}}</w:t>
-              <w:br/>
-              <w:t>Pada Tanggal : {{STOP0_TANGGAL}}</w:t>
-              <w:br/>
-              <w:t>Kepala : {{STOP0_TUJUAN}}</w:t>
-              <w:br/>
-              <w:t>{{STOP0_KEPALA}}</w:t>
-              <w:br/>
-              <w:t>{{STOP0_NIP}}</w:t>
-            </w:r>
-          </w:p>
-        </w:tc>
-      </w:tr>
-      <w:tr>
-        <w:tc>
-          <w:tcPr>
-            <w:tcW w:type="dxa" w:w="5102"/>
-            <w:tcBorders>
-              <w:top w:val="single" w:sz="4"/>
-              <w:left w:val="single" w:sz="4"/>
-              <w:bottom w:val="single" w:sz="4"/>
-              <w:right w:val="single" w:sz="4"/>
-            </w:tcBorders>
-          </w:tcPr>
-          <w:p>
-            <w:pPr>
-              <w:spacing w:after="60" w:line="240" w:lineRule="auto"/>
-            </w:pPr>
-            <w:r>
-              <w:rPr>
-                <w:rFonts w:ascii="Times New Roman" w:hAnsi="Times New Roman"/>
-                <w:sz w:val="20"/>
-              </w:rPr>
-              <w:t>III. Tiba di : {{STOP1_TUJUAN}}</w:t>
-              <w:br/>
-              <w:t>Pada Tanggal : {{STOP1_TANGGAL}}</w:t>
-              <w:br/>
-              <w:t>Kepala : {{STOP1_TUJUAN}}</w:t>
-              <w:br/>
-              <w:br/>
-              <w:t>{{STOP1_KEPALA}}</w:t>
-              <w:br/>
-              <w:t>{{STOP1_NIP}}</w:t>
-            </w:r>
-          </w:p>
-        </w:tc>
-        <w:tc>
-          <w:tcPr>
-            <w:tcW w:type="dxa" w:w="5102"/>
-            <w:tcBorders>
-              <w:top w:val="single" w:sz="4"/>
-              <w:left w:val="single" w:sz="4"/>
-              <w:bottom w:val="single" w:sz="4"/>
-              <w:right w:val="single" w:sz="4"/>
-            </w:tcBorders>
-          </w:tcPr>
-          <w:p>
-            <w:pPr>
-              <w:spacing w:after="60" w:line="240" w:lineRule="auto"/>
-            </w:pPr>
-            <w:r>
-              <w:rPr>
-                <w:rFonts w:ascii="Times New Roman" w:hAnsi="Times New Roman"/>
-                <w:sz w:val="20"/>
-              </w:rPr>
-              <w:t>Berangkat dari : {{STOP1_TUJUAN}}</w:t>
-              <w:br/>
-              <w:t>Ke : {{STOP1_NEXT}}</w:t>
-              <w:br/>
-              <w:t>Pada Tanggal : {{STOP1_TANGGAL}}</w:t>
-              <w:br/>
-              <w:t>Kepala : {{STOP1_TUJUAN}}</w:t>
-              <w:br/>
-              <w:t>{{STOP1_KEPALA}}</w:t>
-              <w:br/>
-              <w:t>{{STOP1_NIP}}</w:t>
-            </w:r>
-          </w:p>
-        </w:tc>
-      </w:tr>
-      <w:tr>
-        <w:tc>
-          <w:tcPr>
-            <w:tcW w:type="dxa" w:w="5102"/>
-            <w:tcBorders>
-              <w:top w:val="single" w:sz="4"/>
-              <w:left w:val="single" w:sz="4"/>
-              <w:bottom w:val="single" w:sz="4"/>
-              <w:right w:val="single" w:sz="4"/>
-            </w:tcBorders>
-          </w:tcPr>
-          <w:p>
-            <w:pPr>
-              <w:spacing w:after="60" w:line="240" w:lineRule="auto"/>
-            </w:pPr>
-            <w:r>
-              <w:rPr>
-                <w:rFonts w:ascii="Times New Roman" w:hAnsi="Times New Roman"/>
-                <w:sz w:val="20"/>
-              </w:rPr>
-              <w:t>IV. Tiba di : {{STOP2_TUJUAN}}</w:t>
-              <w:br/>
-              <w:t>Pada Tanggal : {{STOP2_TANGGAL}}</w:t>
-              <w:br/>
-              <w:t>Kepala : {{STOP2_TUJUAN}}</w:t>
-              <w:br/>
-              <w:br/>
-              <w:t>{{STOP2_KEPALA}}</w:t>
-              <w:br/>
-              <w:t>{{STOP2_NIP}}</w:t>
-            </w:r>
-          </w:p>
-        </w:tc>
-        <w:tc>
-          <w:tcPr>
-            <w:tcW w:type="dxa" w:w="5102"/>
-            <w:tcBorders>
-              <w:top w:val="single" w:sz="4"/>
-              <w:left w:val="single" w:sz="4"/>
-              <w:bottom w:val="single" w:sz="4"/>
-              <w:right w:val="single" w:sz="4"/>
-            </w:tcBorders>
-          </w:tcPr>
-          <w:p>
-            <w:pPr>
-              <w:spacing w:after="60" w:line="240" w:lineRule="auto"/>
-            </w:pPr>
-            <w:r>
-              <w:rPr>
-                <w:rFonts w:ascii="Times New Roman" w:hAnsi="Times New Roman"/>
-                <w:sz w:val="20"/>
-              </w:rPr>
-              <w:t>Berangkat dari : {{STOP2_TUJUAN}}</w:t>
-              <w:br/>
-              <w:t>Ke : {{STOP2_NEXT}}</w:t>
-              <w:br/>
-              <w:t>Pada Tanggal : {{STOP2_TANGGAL}}</w:t>
-              <w:br/>
-              <w:t>Kepala : {{STOP2_TUJUAN}}</w:t>
-              <w:br/>
-              <w:t>{{STOP2_KEPALA}}</w:t>
-              <w:br/>
-              <w:t>{{STOP2_NIP}}</w:t>
-            </w:r>
-          </w:p>
-        </w:tc>
-      </w:tr>
-      <w:tr>
-        <w:tc>
-          <w:tcPr>
-            <w:tcW w:type="dxa" w:w="5102"/>
-            <w:tcBorders>
-              <w:top w:val="single" w:sz="4"/>
-              <w:left w:val="single" w:sz="4"/>
-              <w:bottom w:val="single" w:sz="4"/>
-              <w:right w:val="single" w:sz="4"/>
-            </w:tcBorders>
-          </w:tcPr>
-          <w:p>
-            <w:pPr>
-              <w:spacing w:after="60" w:line="240" w:lineRule="auto"/>
-            </w:pPr>
-            <w:r>
-              <w:rPr>
-                <w:rFonts w:ascii="Times New Roman" w:hAnsi="Times New Roman"/>
-                <w:sz w:val="20"/>
-              </w:rPr>
-              <w:t>V. Tiba di : Puskesmas Silian Raya</w:t>
-              <w:br/>
-              <w:t>(Tempat Kedudukan)</w:t>
-              <w:br/>
-              <w:t>Pada Tanggal : {{KEMBALI}}</w:t>
-              <w:br/>
-              <w:br/>
-              <w:t>KEPALA PUSKESMAS</w:t>
-              <w:br/>
-              <w:br/>
-              <w:br/>
-              <w:t>{{KEPALA_NAMA}}</w:t>
-              <w:br/>
-              <w:t>NIP. {{KEPALA_NIP}}</w:t>
-            </w:r>
-          </w:p>
-        </w:tc>
-        <w:tc>
-          <w:tcPr>
-            <w:tcW w:type="dxa" w:w="5102"/>
-            <w:tcBorders>
-              <w:top w:val="single" w:sz="4"/>
-              <w:left w:val="single" w:sz="4"/>
-              <w:bottom w:val="single" w:sz="4"/>
-              <w:right w:val="single" w:sz="4"/>
-            </w:tcBorders>
-          </w:tcPr>
-          <w:p>
-            <w:pPr>
-              <w:spacing w:after="60" w:line="240" w:lineRule="auto"/>
-            </w:pPr>
-            <w:r>
-              <w:rPr>
-                <w:rFonts w:ascii="Times New Roman" w:hAnsi="Times New Roman"/>
-                <w:sz w:val="20"/>
-              </w:rPr>
-              <w:t>Telah diperiksa dengan keterangan bahwa perjalanan tersebut dilakukan atas perintah Pejabat Berwenang dan semata-mata untuk kepentingan jabatan dalam jangka waktu yang sesingkat-singkatnya.</w:t>
-            </w:r>
-          </w:p>
-        </w:tc>
-      </w:tr>
-      <w:tr>
-        <w:tc>
-          <w:tcPr>
-            <w:tcW w:type="dxa" w:w="10204"/>
-            <w:gridSpan w:val="2"/>
-            <w:tcBorders>
-              <w:top w:val="single" w:sz="4"/>
-              <w:left w:val="single" w:sz="4"/>
-              <w:bottom w:val="single" w:sz="4"/>
-              <w:right w:val="single" w:sz="4"/>
-            </w:tcBorders>
-          </w:tcPr>
-          <w:p>
-            <w:pPr>
-              <w:spacing w:after="60" w:line="240" w:lineRule="auto"/>
-            </w:pPr>
-            <w:r>
-              <w:rPr>
-                <w:rFonts w:ascii="Times New Roman" w:hAnsi="Times New Roman"/>
-                <w:sz w:val="20"/>
-              </w:rPr>
-              <w:t>VI. Catatan Lain-lain :</w:t>
+              <w:t>Pejabat yang berwenang menerbitkan SPPD, pegawai yang melakukan perjalanan dinas, para pejabat yang mengesahkan tanggal berangkat/tiba, serta pihak yang terlibat dalam penerbitan SPPD bertanggung jawab berdasarkan peraturan-peraturan keuangan negara apabila menderita rugi akibat kesalahan, kelalaian dan kealpaannya.</w:t>
             </w:r>
           </w:p>
           <w:p>
             <w:pPr>
-              <w:spacing w:after="60" w:line="240" w:lineRule="auto"/>
+              <w:spacing w:after="60"/>
+              <w:rPr>
+                <w:rFonts w:ascii="Arial" w:hAnsi="Arial" w:cs="Arial"/>
+                <w:sz w:val="18"/>
+                <w:szCs w:val="18"/>
+              </w:rPr>
             </w:pPr>
-            <w:r>
-              <w:rPr>
-                <w:rFonts w:ascii="Times New Roman" w:hAnsi="Times New Roman"/>
-                <w:sz w:val="20"/>
-              </w:rPr>
-            </w:r>
-          </w:p>
-        </w:tc>
-      </w:tr>
-      <w:tr>
-        <w:tc>
-          <w:tcPr>
-            <w:tcW w:type="dxa" w:w="10204"/>
-            <w:gridSpan w:val="2"/>
-            <w:tcBorders>
-              <w:top w:val="single" w:sz="4"/>
-              <w:left w:val="single" w:sz="4"/>
-              <w:bottom w:val="single" w:sz="4"/>
-              <w:right w:val="single" w:sz="4"/>
-            </w:tcBorders>
-          </w:tcPr>
-          <w:p>
-            <w:pPr>
-              <w:spacing w:after="60" w:line="240" w:lineRule="auto"/>
-            </w:pPr>
-            <w:r>
-              <w:rPr>
-                <w:rFonts w:ascii="Times New Roman" w:hAnsi="Times New Roman"/>
-                <w:sz w:val="20"/>
-              </w:rPr>
-              <w:t>VII. PERHATIAN</w:t>
-              <w:br/>
-              <w:t>Pejabat yang berwenang menerbitkan SPPD, pegawai yang melakukan perjalanan dinas, para pejabat yang mengesahkan tanggal berangkat/tiba, serta pihak yang terlibat dalam penerbitan SPPD bertanggung jawab berdasarkan peraturan-peraturan keuangan negara apabila menderita rugi akibat kesalahan, kelalaian dan kealpaannya.</w:t>
-            </w:r>
-          </w:p>
-          <w:p>
-            <w:pPr>
-              <w:spacing w:after="60" w:line="240" w:lineRule="auto"/>
-            </w:pPr>
-            <w:r>
-              <w:rPr>
-                <w:rFonts w:ascii="Times New Roman" w:hAnsi="Times New Roman"/>
-                <w:sz w:val="20"/>
-              </w:rPr>
-            </w:r>
           </w:p>
         </w:tc>
       </w:tr>
     </w:tbl>
+    <w:p>
+      <w:pPr>
+        <w:rPr>
+          <w:rFonts w:ascii="Arial" w:hAnsi="Arial" w:cs="Arial"/>
+        </w:rPr>
+        <w:spacing w:before="0" w:after="0" w:line="20" w:lineRule="exact"/>
+      </w:pPr>
+    </w:p>
     <w:sectPr>
-      <w:headerReference w:type="default" r:id="rId19"/>
-      <w:footerReference w:type="default" r:id="rId20"/>
       <w:pgSz w:w="11906" w:h="16838" w:code="9"/>
-      <w:pgMar w:top="680" w:right="440" w:bottom="680" w:left="460" w:header="563" w:footer="3022" w:gutter="0"/>
-      <w:pgNumType w:start="1"/>
+      <w:pgMar w:top="1134" w:right="1134" w:bottom="800" w:left="1701" w:header="561" w:footer="400" w:gutter="0"/>
       <w:cols w:space="720"/>
       <w:docGrid w:linePitch="299"/>
     </w:sectPr>
@@ -2841,16 +7420,6 @@
 <w:ftr xmlns:wpc="http://schemas.microsoft.com/office/word/2010/wordprocessingCanvas" xmlns:cx="http://schemas.microsoft.com/office/drawing/2014/chartex" xmlns:cx1="http://schemas.microsoft.com/office/drawing/2015/9/8/chartex" xmlns:cx2="http://schemas.microsoft.com/office/drawing/2015/10/21/chartex" xmlns:cx3="http://schemas.microsoft.com/office/drawing/2016/5/9/chartex" xmlns:cx4="http://schemas.microsoft.com/office/drawing/2016/5/10/chartex" xmlns:cx5="http://schemas.microsoft.com/office/drawing/2016/5/11/chartex" xmlns:cx6="http://schemas.microsoft.com/office/drawing/2016/5/12/chartex" xmlns:cx7="http://schemas.microsoft.com/office/drawing/2016/5/13/chartex" xmlns:cx8="http://schemas.microsoft.com/office/drawing/2016/5/14/chartex" xmlns:mc="http://schemas.openxmlformats.org/markup-compatibility/2006" xmlns:aink="http://schemas.microsoft.com/office/drawing/2016/ink" xmlns:am3d="http://schemas.microsoft.com/office/drawing/2017/model3d" xmlns:o="urn:schemas-microsoft-com:office:office" xmlns:oel="http://schemas.microsoft.com/office/2019/extlst" xmlns:r="http://schemas.openxmlformats.org/officeDocument/2006/relationships" xmlns:m="http://schemas.openxmlformats.org/officeDocument/2006/math" xmlns:v="urn:schemas-microsoft-com:vml" xmlns:wp14="http://schemas.microsoft.com/office/word/2010/wordprocessingDrawing" xmlns:wp="http://schemas.openxmlformats.org/drawingml/2006/wordprocessingDrawing" xmlns:w10="urn:schemas-microsoft-com:office:word" xmlns:w="http://schemas.openxmlformats.org/wordprocessingml/2006/main" xmlns:w14="http://schemas.microsoft.com/office/word/2010/wordml" xmlns:w15="http://schemas.microsoft.com/office/word/2012/wordml" xmlns:w16cex="http://schemas.microsoft.com/office/word/2018/wordml/cex" xmlns:w16cid="http://schemas.microsoft.com/office/word/2016/wordml/cid" xmlns:w16="http://schemas.microsoft.com/office/word/2018/wordml" xmlns:w16du="http://schemas.microsoft.com/office/word/2023/wordml/word16du" xmlns:w16sdtdh="http://schemas.microsoft.com/office/word/2020/wordml/sdtdatahash" xmlns:w16sdtfl="http://schemas.microsoft.com/office/word/2024/wordml/sdtformatlock" xmlns:w16se="http://schemas.microsoft.com/office/word/2015/wordml/symex" xmlns:wpg="http://schemas.microsoft.com/office/word/2010/wordprocessingGroup" xmlns:wpi="http://schemas.microsoft.com/office/word/2010/wordprocessingInk" xmlns:wne="http://schemas.microsoft.com/office/word/2006/wordml" xmlns:wps="http://schemas.microsoft.com/office/word/2010/wordprocessingShape" mc:Ignorable="w14 w15 w16se w16cid w16 w16cex w16sdtdh w16sdtfl w16du wp14">
   <w:p>
     <w:pPr>
-      <w:pStyle w:val="Footer"/>
-    </w:pPr>
-  </w:p>
-</w:ftr>
-</file>
-
-<file path=word/footer2.xml><?xml version="1.0" encoding="utf-8"?>
-<w:ftr xmlns:wpc="http://schemas.microsoft.com/office/word/2010/wordprocessingCanvas" xmlns:cx="http://schemas.microsoft.com/office/drawing/2014/chartex" xmlns:cx1="http://schemas.microsoft.com/office/drawing/2015/9/8/chartex" xmlns:cx2="http://schemas.microsoft.com/office/drawing/2015/10/21/chartex" xmlns:cx3="http://schemas.microsoft.com/office/drawing/2016/5/9/chartex" xmlns:cx4="http://schemas.microsoft.com/office/drawing/2016/5/10/chartex" xmlns:cx5="http://schemas.microsoft.com/office/drawing/2016/5/11/chartex" xmlns:cx6="http://schemas.microsoft.com/office/drawing/2016/5/12/chartex" xmlns:cx7="http://schemas.microsoft.com/office/drawing/2016/5/13/chartex" xmlns:cx8="http://schemas.microsoft.com/office/drawing/2016/5/14/chartex" xmlns:mc="http://schemas.openxmlformats.org/markup-compatibility/2006" xmlns:aink="http://schemas.microsoft.com/office/drawing/2016/ink" xmlns:am3d="http://schemas.microsoft.com/office/drawing/2017/model3d" xmlns:o="urn:schemas-microsoft-com:office:office" xmlns:oel="http://schemas.microsoft.com/office/2019/extlst" xmlns:r="http://schemas.openxmlformats.org/officeDocument/2006/relationships" xmlns:m="http://schemas.openxmlformats.org/officeDocument/2006/math" xmlns:v="urn:schemas-microsoft-com:vml" xmlns:wp14="http://schemas.microsoft.com/office/word/2010/wordprocessingDrawing" xmlns:wp="http://schemas.openxmlformats.org/drawingml/2006/wordprocessingDrawing" xmlns:w10="urn:schemas-microsoft-com:office:word" xmlns:w="http://schemas.openxmlformats.org/wordprocessingml/2006/main" xmlns:w14="http://schemas.microsoft.com/office/word/2010/wordml" xmlns:w15="http://schemas.microsoft.com/office/word/2012/wordml" xmlns:w16cex="http://schemas.microsoft.com/office/word/2018/wordml/cex" xmlns:w16cid="http://schemas.microsoft.com/office/word/2016/wordml/cid" xmlns:w16="http://schemas.microsoft.com/office/word/2018/wordml" xmlns:w16du="http://schemas.microsoft.com/office/word/2023/wordml/word16du" xmlns:w16sdtdh="http://schemas.microsoft.com/office/word/2020/wordml/sdtdatahash" xmlns:w16sdtfl="http://schemas.microsoft.com/office/word/2024/wordml/sdtformatlock" xmlns:w16se="http://schemas.microsoft.com/office/word/2015/wordml/symex" xmlns:wpg="http://schemas.microsoft.com/office/word/2010/wordprocessingGroup" xmlns:wpi="http://schemas.microsoft.com/office/word/2010/wordprocessingInk" xmlns:wne="http://schemas.microsoft.com/office/word/2006/wordml" xmlns:wps="http://schemas.microsoft.com/office/word/2010/wordprocessingShape" mc:Ignorable="w14 w15 w16se w16cid w16 w16cex w16sdtdh w16sdtfl w16du wp14">
-  <w:p>
-    <w:pPr>
       <w:pStyle w:val="BodyText"/>
       <w:spacing w:line="14" w:lineRule="auto"/>
       <w:rPr>
@@ -2864,13 +7433,13 @@
       <mc:AlternateContent>
         <mc:Choice Requires="wps">
           <w:drawing>
-            <wp:anchor distT="0" distB="0" distL="114300" distR="114300" simplePos="0" relativeHeight="251670016" behindDoc="1" locked="0" layoutInCell="1" allowOverlap="1" wp14:anchorId="6A9BAEC8" wp14:editId="2AABFD9B">
+            <wp:anchor distT="0" distB="0" distL="114300" distR="114300" simplePos="0" relativeHeight="251660800" behindDoc="1" locked="0" layoutInCell="1" allowOverlap="1" wp14:anchorId="6A9BAEC8" wp14:editId="3D0ABD67">
               <wp:simplePos x="0" y="0"/>
               <wp:positionH relativeFrom="page">
                 <wp:posOffset>4623435</wp:posOffset>
               </wp:positionH>
               <wp:positionV relativeFrom="page">
-                <wp:posOffset>9556115</wp:posOffset>
+                <wp:posOffset>9342755</wp:posOffset>
               </wp:positionV>
               <wp:extent cx="2219960" cy="504190"/>
               <wp:effectExtent l="0" t="0" r="0" b="0"/>
@@ -2925,60 +7494,49 @@
                             <w:ind w:left="20" w:right="18"/>
                             <w:jc w:val="center"/>
                             <w:rPr>
+                              <w:rFonts w:ascii="Arial" w:hAnsi="Arial" w:cs="Arial"/>
                               <w:b/>
                             </w:rPr>
                           </w:pPr>
                           <w:r>
                             <w:rPr>
+                              <w:rFonts w:ascii="Arial" w:hAnsi="Arial" w:cs="Arial"/>
                               <w:b/>
                             </w:rPr>
-                            <w:t xml:space="preserve">{{PPK_NAMA}}</w:t>
-                          </w:r>
-                          <w:r>
-                            <w:rPr>
-                              <w:b/>
-                            </w:rPr>
-                            <w:t xml:space="preserve"/>
+                            <w:t>{{PPK_NAMA}}</w:t>
                           </w:r>
                         </w:p>
                         <w:p>
                           <w:pPr>
                             <w:spacing w:line="252" w:lineRule="exact"/>
                             <w:ind w:right="18" w:firstLine="20"/>
+                            <w:jc w:val="center"/>
                             <w:rPr>
+                              <w:rFonts w:ascii="Arial" w:hAnsi="Arial" w:cs="Arial"/>
                               <w:b/>
                             </w:rPr>
                           </w:pPr>
                           <w:r>
                             <w:rPr>
+                              <w:rFonts w:ascii="Arial" w:hAnsi="Arial" w:cs="Arial"/>
                               <w:b/>
                             </w:rPr>
-                            <w:t xml:space="preserve">          </w:t>
+                            <w:t>NIP. {{PPK_NIP}}</w:t>
                           </w:r>
                           <w:r>
                             <w:rPr>
+                              <w:rFonts w:ascii="Arial" w:hAnsi="Arial" w:cs="Arial"/>
                               <w:b/>
+                              <w:spacing w:val="-10"/>
                             </w:rPr>
-                            <w:t>NIP.</w:t>
+                            <w:t xml:space="preserve"/>
                           </w:r>
                           <w:r>
                             <w:rPr>
-                              <w:b/>
-                              <w:spacing w:val="-10"/>
-                            </w:rPr>
-                            <w:t xml:space="preserve"> </w:t>
-                          </w:r>
-                          <w:r>
-                            <w:rPr>
+                              <w:rFonts w:ascii="Arial" w:hAnsi="Arial" w:cs="Arial"/>
                               <w:b/>
                             </w:rPr>
-                            <w:t xml:space="preserve">{{PPK_NIP}}</w:t>
-                          </w:r>
-                          <w:r>
-                            <w:rPr>
-                              <w:b/>
-                            </w:rPr>
-                            <w:t xml:space="preserve"/>
+                            <w:t/>
                           </w:r>
                         </w:p>
                       </w:txbxContent>
@@ -3004,7 +7562,7 @@
               <v:stroke joinstyle="miter"/>
               <v:path gradientshapeok="t" o:connecttype="rect"/>
             </v:shapetype>
-            <v:shape id="Text Box 4" o:spid="_x0000_s1029" type="#_x0000_t202" style="position:absolute;margin-left:364.05pt;margin-top:752.45pt;width:174.8pt;height:39.7pt;z-index:-251646464;visibility:visible;mso-wrap-style:square;mso-width-percent:0;mso-height-percent:0;mso-wrap-distance-left:9pt;mso-wrap-distance-top:0;mso-wrap-distance-right:9pt;mso-wrap-distance-bottom:0;mso-position-horizontal:absolute;mso-position-horizontal-relative:page;mso-position-vertical:absolute;mso-position-vertical-relative:page;mso-width-percent:0;mso-height-percent:0;mso-width-relative:page;mso-height-relative:page;v-text-anchor:top" o:gfxdata="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" filled="f" stroked="f">
+            <v:shape id="Text Box 4" o:spid="_x0000_s1026" type="#_x0000_t202" style="position:absolute;margin-left:364.05pt;margin-top:735.65pt;width:174.8pt;height:39.7pt;z-index:-251655680;visibility:visible;mso-wrap-style:square;mso-width-percent:0;mso-height-percent:0;mso-wrap-distance-left:9pt;mso-wrap-distance-top:0;mso-wrap-distance-right:9pt;mso-wrap-distance-bottom:0;mso-position-horizontal:absolute;mso-position-horizontal-relative:page;mso-position-vertical:absolute;mso-position-vertical-relative:page;mso-width-percent:0;mso-height-percent:0;mso-width-relative:page;mso-height-relative:page;v-text-anchor:top" o:gfxdata="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" filled="f" stroked="f">
               <v:textbox inset="0,0,0,0">
                 <w:txbxContent>
                   <w:p>
@@ -3013,60 +7571,49 @@
                       <w:ind w:left="20" w:right="18"/>
                       <w:jc w:val="center"/>
                       <w:rPr>
+                        <w:rFonts w:ascii="Arial" w:hAnsi="Arial" w:cs="Arial"/>
                         <w:b/>
                       </w:rPr>
                     </w:pPr>
                     <w:r>
                       <w:rPr>
+                        <w:rFonts w:ascii="Arial" w:hAnsi="Arial" w:cs="Arial"/>
                         <w:b/>
                       </w:rPr>
-                      <w:t xml:space="preserve">{{PPK_NAMA}}</w:t>
-                    </w:r>
-                    <w:r>
-                      <w:rPr>
-                        <w:b/>
-                      </w:rPr>
-                      <w:t xml:space="preserve"/>
+                      <w:t>{{PPK_NAMA}}</w:t>
                     </w:r>
                   </w:p>
                   <w:p>
                     <w:pPr>
                       <w:spacing w:line="252" w:lineRule="exact"/>
                       <w:ind w:right="18" w:firstLine="20"/>
+                      <w:jc w:val="center"/>
                       <w:rPr>
+                        <w:rFonts w:ascii="Arial" w:hAnsi="Arial" w:cs="Arial"/>
                         <w:b/>
                       </w:rPr>
                     </w:pPr>
                     <w:r>
                       <w:rPr>
+                        <w:rFonts w:ascii="Arial" w:hAnsi="Arial" w:cs="Arial"/>
                         <w:b/>
                       </w:rPr>
-                      <w:t xml:space="preserve">          </w:t>
+                      <w:t>NIP. {{PPK_NIP}}</w:t>
                     </w:r>
                     <w:r>
                       <w:rPr>
+                        <w:rFonts w:ascii="Arial" w:hAnsi="Arial" w:cs="Arial"/>
                         <w:b/>
+                        <w:spacing w:val="-10"/>
                       </w:rPr>
-                      <w:t>NIP.</w:t>
+                      <w:t xml:space="preserve"/>
                     </w:r>
                     <w:r>
                       <w:rPr>
-                        <w:b/>
-                        <w:spacing w:val="-10"/>
-                      </w:rPr>
-                      <w:t xml:space="preserve"> </w:t>
-                    </w:r>
-                    <w:r>
-                      <w:rPr>
+                        <w:rFonts w:ascii="Arial" w:hAnsi="Arial" w:cs="Arial"/>
                         <w:b/>
                       </w:rPr>
-                      <w:t xml:space="preserve">{{PPK_NIP}}</w:t>
-                    </w:r>
-                    <w:r>
-                      <w:rPr>
-                        <w:b/>
-                      </w:rPr>
-                      <w:t xml:space="preserve"/>
+                      <w:t/>
                     </w:r>
                   </w:p>
                 </w:txbxContent>
@@ -3081,28 +7628,8 @@
 </w:ftr>
 </file>
 
-<file path=word/footer3.xml><?xml version="1.0" encoding="utf-8"?>
+<file path=word/footer2.xml><?xml version="1.0" encoding="utf-8"?>
 <w:ftr xmlns:wpc="http://schemas.microsoft.com/office/word/2010/wordprocessingCanvas" xmlns:cx="http://schemas.microsoft.com/office/drawing/2014/chartex" xmlns:cx1="http://schemas.microsoft.com/office/drawing/2015/9/8/chartex" xmlns:cx2="http://schemas.microsoft.com/office/drawing/2015/10/21/chartex" xmlns:cx3="http://schemas.microsoft.com/office/drawing/2016/5/9/chartex" xmlns:cx4="http://schemas.microsoft.com/office/drawing/2016/5/10/chartex" xmlns:cx5="http://schemas.microsoft.com/office/drawing/2016/5/11/chartex" xmlns:cx6="http://schemas.microsoft.com/office/drawing/2016/5/12/chartex" xmlns:cx7="http://schemas.microsoft.com/office/drawing/2016/5/13/chartex" xmlns:cx8="http://schemas.microsoft.com/office/drawing/2016/5/14/chartex" xmlns:mc="http://schemas.openxmlformats.org/markup-compatibility/2006" xmlns:aink="http://schemas.microsoft.com/office/drawing/2016/ink" xmlns:am3d="http://schemas.microsoft.com/office/drawing/2017/model3d" xmlns:o="urn:schemas-microsoft-com:office:office" xmlns:oel="http://schemas.microsoft.com/office/2019/extlst" xmlns:r="http://schemas.openxmlformats.org/officeDocument/2006/relationships" xmlns:m="http://schemas.openxmlformats.org/officeDocument/2006/math" xmlns:v="urn:schemas-microsoft-com:vml" xmlns:wp14="http://schemas.microsoft.com/office/word/2010/wordprocessingDrawing" xmlns:wp="http://schemas.openxmlformats.org/drawingml/2006/wordprocessingDrawing" xmlns:w10="urn:schemas-microsoft-com:office:word" xmlns:w="http://schemas.openxmlformats.org/wordprocessingml/2006/main" xmlns:w14="http://schemas.microsoft.com/office/word/2010/wordml" xmlns:w15="http://schemas.microsoft.com/office/word/2012/wordml" xmlns:w16cex="http://schemas.microsoft.com/office/word/2018/wordml/cex" xmlns:w16cid="http://schemas.microsoft.com/office/word/2016/wordml/cid" xmlns:w16="http://schemas.microsoft.com/office/word/2018/wordml" xmlns:w16du="http://schemas.microsoft.com/office/word/2023/wordml/word16du" xmlns:w16sdtdh="http://schemas.microsoft.com/office/word/2020/wordml/sdtdatahash" xmlns:w16sdtfl="http://schemas.microsoft.com/office/word/2024/wordml/sdtformatlock" xmlns:w16se="http://schemas.microsoft.com/office/word/2015/wordml/symex" xmlns:wpg="http://schemas.microsoft.com/office/word/2010/wordprocessingGroup" xmlns:wpi="http://schemas.microsoft.com/office/word/2010/wordprocessingInk" xmlns:wne="http://schemas.microsoft.com/office/word/2006/wordml" xmlns:wps="http://schemas.microsoft.com/office/word/2010/wordprocessingShape" mc:Ignorable="w14 w15 w16se w16cid w16 w16cex w16sdtdh w16sdtfl w16du wp14">
-  <w:p>
-    <w:pPr>
-      <w:pStyle w:val="Footer"/>
-    </w:pPr>
-  </w:p>
-</w:ftr>
-</file>
-
-<file path=word/footer4.xml><?xml version="1.0" encoding="utf-8"?>
-<w:ftr xmlns:wpc="http://schemas.microsoft.com/office/word/2010/wordprocessingCanvas" xmlns:cx="http://schemas.microsoft.com/office/drawing/2014/chartex" xmlns:cx1="http://schemas.microsoft.com/office/drawing/2015/9/8/chartex" xmlns:cx2="http://schemas.microsoft.com/office/drawing/2015/10/21/chartex" xmlns:cx3="http://schemas.microsoft.com/office/drawing/2016/5/9/chartex" xmlns:cx4="http://schemas.microsoft.com/office/drawing/2016/5/10/chartex" xmlns:cx5="http://schemas.microsoft.com/office/drawing/2016/5/11/chartex" xmlns:cx6="http://schemas.microsoft.com/office/drawing/2016/5/12/chartex" xmlns:cx7="http://schemas.microsoft.com/office/drawing/2016/5/13/chartex" xmlns:cx8="http://schemas.microsoft.com/office/drawing/2016/5/14/chartex" xmlns:mc="http://schemas.openxmlformats.org/markup-compatibility/2006" xmlns:aink="http://schemas.microsoft.com/office/drawing/2016/ink" xmlns:am3d="http://schemas.microsoft.com/office/drawing/2017/model3d" xmlns:o="urn:schemas-microsoft-com:office:office" xmlns:oel="http://schemas.microsoft.com/office/2019/extlst" xmlns:r="http://schemas.openxmlformats.org/officeDocument/2006/relationships" xmlns:m="http://schemas.openxmlformats.org/officeDocument/2006/math" xmlns:v="urn:schemas-microsoft-com:vml" xmlns:wp14="http://schemas.microsoft.com/office/word/2010/wordprocessingDrawing" xmlns:wp="http://schemas.openxmlformats.org/drawingml/2006/wordprocessingDrawing" xmlns:w10="urn:schemas-microsoft-com:office:word" xmlns:w="http://schemas.openxmlformats.org/wordprocessingml/2006/main" xmlns:w14="http://schemas.microsoft.com/office/word/2010/wordml" xmlns:w15="http://schemas.microsoft.com/office/word/2012/wordml" xmlns:w16cex="http://schemas.microsoft.com/office/word/2018/wordml/cex" xmlns:w16cid="http://schemas.microsoft.com/office/word/2016/wordml/cid" xmlns:w16="http://schemas.microsoft.com/office/word/2018/wordml" xmlns:w16du="http://schemas.microsoft.com/office/word/2023/wordml/word16du" xmlns:w16sdtdh="http://schemas.microsoft.com/office/word/2020/wordml/sdtdatahash" xmlns:w16sdtfl="http://schemas.microsoft.com/office/word/2024/wordml/sdtformatlock" xmlns:w16se="http://schemas.microsoft.com/office/word/2015/wordml/symex" xmlns:wpg="http://schemas.microsoft.com/office/word/2010/wordprocessingGroup" xmlns:wpi="http://schemas.microsoft.com/office/word/2010/wordprocessingInk" xmlns:wne="http://schemas.microsoft.com/office/word/2006/wordml" xmlns:wps="http://schemas.microsoft.com/office/word/2010/wordprocessingShape" mc:Ignorable="w14 w15 w16se w16cid w16 w16cex w16sdtdh w16sdtfl w16du wp14">
-  <w:p>
-    <w:pPr>
-      <w:pStyle w:val="Footer"/>
-    </w:pPr>
-  </w:p>
-</w:ftr>
-</file>
-
-<file path=word/footer5.xml><?xml version="1.0" encoding="utf-8"?>
-<w:ftr xmlns:m="http://schemas.openxmlformats.org/officeDocument/2006/math" xmlns:mc="http://schemas.openxmlformats.org/markup-compatibility/2006" xmlns:mo="http://schemas.microsoft.com/office/mac/office/2008/main" xmlns:mv="urn:schemas-microsoft-com:mac:vml" xmlns:o="urn:schemas-microsoft-com:office:office" xmlns:r="http://schemas.openxmlformats.org/officeDocument/2006/relationships" xmlns:v="urn:schemas-microsoft-com:vml" xmlns:w10="urn:schemas-microsoft-com:office:word" xmlns:w14="http://schemas.microsoft.com/office/word/2010/wordml" xmlns:w="http://schemas.openxmlformats.org/wordprocessingml/2006/main" xmlns:wne="http://schemas.microsoft.com/office/word/2006/wordml" xmlns:wp14="http://schemas.microsoft.com/office/word/2010/wordprocessingDrawing" xmlns:wp="http://schemas.openxmlformats.org/drawingml/2006/wordprocessingDrawing" xmlns:wpc="http://schemas.microsoft.com/office/word/2010/wordprocessingCanvas" xmlns:wpg="http://schemas.microsoft.com/office/word/2010/wordprocessingGroup" xmlns:wpi="http://schemas.microsoft.com/office/word/2010/wordprocessingInk" xmlns:wps="http://schemas.microsoft.com/office/word/2010/wordprocessingShape" mc:Ignorable="w14 wp14">
   <w:p>
     <w:pPr>
       <w:pStyle w:val="Footer"/>
@@ -3134,7 +7661,11 @@
 <w:hdr xmlns:wpc="http://schemas.microsoft.com/office/word/2010/wordprocessingCanvas" xmlns:cx="http://schemas.microsoft.com/office/drawing/2014/chartex" xmlns:cx1="http://schemas.microsoft.com/office/drawing/2015/9/8/chartex" xmlns:cx2="http://schemas.microsoft.com/office/drawing/2015/10/21/chartex" xmlns:cx3="http://schemas.microsoft.com/office/drawing/2016/5/9/chartex" xmlns:cx4="http://schemas.microsoft.com/office/drawing/2016/5/10/chartex" xmlns:cx5="http://schemas.microsoft.com/office/drawing/2016/5/11/chartex" xmlns:cx6="http://schemas.microsoft.com/office/drawing/2016/5/12/chartex" xmlns:cx7="http://schemas.microsoft.com/office/drawing/2016/5/13/chartex" xmlns:cx8="http://schemas.microsoft.com/office/drawing/2016/5/14/chartex" xmlns:mc="http://schemas.openxmlformats.org/markup-compatibility/2006" xmlns:aink="http://schemas.microsoft.com/office/drawing/2016/ink" xmlns:am3d="http://schemas.microsoft.com/office/drawing/2017/model3d" xmlns:o="urn:schemas-microsoft-com:office:office" xmlns:oel="http://schemas.microsoft.com/office/2019/extlst" xmlns:r="http://schemas.openxmlformats.org/officeDocument/2006/relationships" xmlns:m="http://schemas.openxmlformats.org/officeDocument/2006/math" xmlns:v="urn:schemas-microsoft-com:vml" xmlns:wp14="http://schemas.microsoft.com/office/word/2010/wordprocessingDrawing" xmlns:wp="http://schemas.openxmlformats.org/drawingml/2006/wordprocessingDrawing" xmlns:w10="urn:schemas-microsoft-com:office:word" xmlns:w="http://schemas.openxmlformats.org/wordprocessingml/2006/main" xmlns:w14="http://schemas.microsoft.com/office/word/2010/wordml" xmlns:w15="http://schemas.microsoft.com/office/word/2012/wordml" xmlns:w16cex="http://schemas.microsoft.com/office/word/2018/wordml/cex" xmlns:w16cid="http://schemas.microsoft.com/office/word/2016/wordml/cid" xmlns:w16="http://schemas.microsoft.com/office/word/2018/wordml" xmlns:w16du="http://schemas.microsoft.com/office/word/2023/wordml/word16du" xmlns:w16sdtdh="http://schemas.microsoft.com/office/word/2020/wordml/sdtdatahash" xmlns:w16sdtfl="http://schemas.microsoft.com/office/word/2024/wordml/sdtformatlock" xmlns:w16se="http://schemas.microsoft.com/office/word/2015/wordml/symex" xmlns:wpg="http://schemas.microsoft.com/office/word/2010/wordprocessingGroup" xmlns:wpi="http://schemas.microsoft.com/office/word/2010/wordprocessingInk" xmlns:wne="http://schemas.microsoft.com/office/word/2006/wordml" xmlns:wps="http://schemas.microsoft.com/office/word/2010/wordprocessingShape" mc:Ignorable="w14 w15 w16se w16cid w16 w16cex w16sdtdh w16sdtfl w16du wp14">
   <w:p>
     <w:pPr>
-      <w:pStyle w:val="Header"/>
+      <w:pStyle w:val="BodyText"/>
+      <w:spacing w:line="14" w:lineRule="auto"/>
+      <w:rPr>
+        <w:sz w:val="20"/>
+      </w:rPr>
     </w:pPr>
   </w:p>
 </w:hdr>
@@ -3142,1790 +7673,6 @@
 
 <file path=word/header2.xml><?xml version="1.0" encoding="utf-8"?>
 <w:hdr xmlns:wpc="http://schemas.microsoft.com/office/word/2010/wordprocessingCanvas" xmlns:cx="http://schemas.microsoft.com/office/drawing/2014/chartex" xmlns:cx1="http://schemas.microsoft.com/office/drawing/2015/9/8/chartex" xmlns:cx2="http://schemas.microsoft.com/office/drawing/2015/10/21/chartex" xmlns:cx3="http://schemas.microsoft.com/office/drawing/2016/5/9/chartex" xmlns:cx4="http://schemas.microsoft.com/office/drawing/2016/5/10/chartex" xmlns:cx5="http://schemas.microsoft.com/office/drawing/2016/5/11/chartex" xmlns:cx6="http://schemas.microsoft.com/office/drawing/2016/5/12/chartex" xmlns:cx7="http://schemas.microsoft.com/office/drawing/2016/5/13/chartex" xmlns:cx8="http://schemas.microsoft.com/office/drawing/2016/5/14/chartex" xmlns:mc="http://schemas.openxmlformats.org/markup-compatibility/2006" xmlns:aink="http://schemas.microsoft.com/office/drawing/2016/ink" xmlns:am3d="http://schemas.microsoft.com/office/drawing/2017/model3d" xmlns:o="urn:schemas-microsoft-com:office:office" xmlns:oel="http://schemas.microsoft.com/office/2019/extlst" xmlns:r="http://schemas.openxmlformats.org/officeDocument/2006/relationships" xmlns:m="http://schemas.openxmlformats.org/officeDocument/2006/math" xmlns:v="urn:schemas-microsoft-com:vml" xmlns:wp14="http://schemas.microsoft.com/office/word/2010/wordprocessingDrawing" xmlns:wp="http://schemas.openxmlformats.org/drawingml/2006/wordprocessingDrawing" xmlns:w10="urn:schemas-microsoft-com:office:word" xmlns:w="http://schemas.openxmlformats.org/wordprocessingml/2006/main" xmlns:w14="http://schemas.microsoft.com/office/word/2010/wordml" xmlns:w15="http://schemas.microsoft.com/office/word/2012/wordml" xmlns:w16cex="http://schemas.microsoft.com/office/word/2018/wordml/cex" xmlns:w16cid="http://schemas.microsoft.com/office/word/2016/wordml/cid" xmlns:w16="http://schemas.microsoft.com/office/word/2018/wordml" xmlns:w16du="http://schemas.microsoft.com/office/word/2023/wordml/word16du" xmlns:w16sdtdh="http://schemas.microsoft.com/office/word/2020/wordml/sdtdatahash" xmlns:w16sdtfl="http://schemas.microsoft.com/office/word/2024/wordml/sdtformatlock" xmlns:w16se="http://schemas.microsoft.com/office/word/2015/wordml/symex" xmlns:wpg="http://schemas.microsoft.com/office/word/2010/wordprocessingGroup" xmlns:wpi="http://schemas.microsoft.com/office/word/2010/wordprocessingInk" xmlns:wne="http://schemas.microsoft.com/office/word/2006/wordml" xmlns:wps="http://schemas.microsoft.com/office/word/2010/wordprocessingShape" mc:Ignorable="w14 w15 w16se w16cid w16 w16cex w16sdtdh w16sdtfl w16du wp14">
-  <w:p>
-    <w:pPr>
-      <w:pStyle w:val="BodyText"/>
-      <w:spacing w:line="14" w:lineRule="auto"/>
-      <w:rPr>
-        <w:sz w:val="20"/>
-      </w:rPr>
-    </w:pPr>
-    <w:r>
-      <w:rPr>
-        <w:noProof/>
-      </w:rPr>
-      <mc:AlternateContent>
-        <mc:Choice Requires="wps">
-          <w:drawing>
-            <wp:anchor distT="0" distB="0" distL="114300" distR="114300" simplePos="0" relativeHeight="251651584" behindDoc="1" locked="0" layoutInCell="1" allowOverlap="1" wp14:anchorId="58F006B2" wp14:editId="0B3DC43E">
-              <wp:simplePos x="0" y="0"/>
-              <wp:positionH relativeFrom="page">
-                <wp:posOffset>2367915</wp:posOffset>
-              </wp:positionH>
-              <wp:positionV relativeFrom="page">
-                <wp:posOffset>344805</wp:posOffset>
-              </wp:positionV>
-              <wp:extent cx="3770630" cy="567055"/>
-              <wp:effectExtent l="0" t="0" r="0" b="0"/>
-              <wp:wrapNone/>
-              <wp:docPr id="781843769" name="Text Box 3"/>
-              <wp:cNvGraphicFramePr>
-                <a:graphicFrameLocks xmlns:a="http://schemas.openxmlformats.org/drawingml/2006/main"/>
-              </wp:cNvGraphicFramePr>
-              <a:graphic xmlns:a="http://schemas.openxmlformats.org/drawingml/2006/main">
-                <a:graphicData uri="http://schemas.microsoft.com/office/word/2010/wordprocessingShape">
-                  <wps:wsp>
-                    <wps:cNvSpPr txBox="1">
-                      <a:spLocks noChangeArrowheads="1"/>
-                    </wps:cNvSpPr>
-                    <wps:spPr bwMode="auto">
-                      <a:xfrm>
-                        <a:off x="0" y="0"/>
-                        <a:ext cx="3770630" cy="567055"/>
-                      </a:xfrm>
-                      <a:prstGeom prst="rect">
-                        <a:avLst/>
-                      </a:prstGeom>
-                      <a:noFill/>
-                      <a:ln>
-                        <a:noFill/>
-                      </a:ln>
-                      <a:extLst>
-                        <a:ext uri="{909E8E84-426E-40DD-AFC4-6F175D3DCCD1}">
-                          <a14:hiddenFill xmlns:a14="http://schemas.microsoft.com/office/drawing/2010/main">
-                            <a:solidFill>
-                              <a:srgbClr val="FFFFFF"/>
-                            </a:solidFill>
-                          </a14:hiddenFill>
-                        </a:ext>
-                        <a:ext uri="{91240B29-F687-4F45-9708-019B960494DF}">
-                          <a14:hiddenLine xmlns:a14="http://schemas.microsoft.com/office/drawing/2010/main" w="9525">
-                            <a:solidFill>
-                              <a:srgbClr val="000000"/>
-                            </a:solidFill>
-                            <a:miter lim="800000"/>
-                            <a:headEnd/>
-                            <a:tailEnd/>
-                          </a14:hiddenLine>
-                        </a:ext>
-                      </a:extLst>
-                    </wps:spPr>
-                    <wps:txbx>
-                      <w:txbxContent>
-                        <w:p>
-                          <w:pPr>
-                            <w:spacing w:before="12"/>
-                            <w:jc w:val="center"/>
-                            <w:rPr>
-                              <w:rFonts w:ascii="Arial"/>
-                              <w:b/>
-                              <w:sz w:val="24"/>
-                            </w:rPr>
-                          </w:pPr>
-                          <w:r>
-                            <w:rPr>
-                              <w:rFonts w:ascii="Arial"/>
-                              <w:b/>
-                              <w:spacing w:val="-1"/>
-                              <w:sz w:val="24"/>
-                            </w:rPr>
-                            <w:t>PEMERINTAH</w:t>
-                          </w:r>
-                          <w:r>
-                            <w:rPr>
-                              <w:rFonts w:ascii="Arial"/>
-                              <w:b/>
-                              <w:spacing w:val="-6"/>
-                              <w:sz w:val="24"/>
-                            </w:rPr>
-                            <w:t xml:space="preserve"> </w:t>
-                          </w:r>
-                          <w:r>
-                            <w:rPr>
-                              <w:rFonts w:ascii="Arial"/>
-                              <w:b/>
-                              <w:spacing w:val="-1"/>
-                              <w:sz w:val="24"/>
-                            </w:rPr>
-                            <w:t>KABUPATEN</w:t>
-                          </w:r>
-                          <w:r>
-                            <w:rPr>
-                              <w:rFonts w:ascii="Arial"/>
-                              <w:b/>
-                              <w:spacing w:val="-5"/>
-                              <w:sz w:val="24"/>
-                            </w:rPr>
-                            <w:t xml:space="preserve"> </w:t>
-                          </w:r>
-                          <w:r>
-                            <w:rPr>
-                              <w:rFonts w:ascii="Arial"/>
-                              <w:b/>
-                              <w:spacing w:val="-1"/>
-                              <w:sz w:val="24"/>
-                            </w:rPr>
-                            <w:t>MINAHASA</w:t>
-                          </w:r>
-                          <w:r>
-                            <w:rPr>
-                              <w:rFonts w:ascii="Arial"/>
-                              <w:b/>
-                              <w:spacing w:val="-14"/>
-                              <w:sz w:val="24"/>
-                            </w:rPr>
-                            <w:t xml:space="preserve"> </w:t>
-                          </w:r>
-                          <w:r>
-                            <w:rPr>
-                              <w:rFonts w:ascii="Arial"/>
-                              <w:b/>
-                              <w:spacing w:val="-1"/>
-                              <w:sz w:val="24"/>
-                            </w:rPr>
-                            <w:t>TENGGARA</w:t>
-                          </w:r>
-                        </w:p>
-                        <w:p>
-                          <w:pPr>
-                            <w:spacing w:before="11"/>
-                            <w:jc w:val="center"/>
-                            <w:rPr>
-                              <w:rFonts w:ascii="Arial"/>
-                              <w:b/>
-                              <w:sz w:val="27"/>
-                            </w:rPr>
-                          </w:pPr>
-                          <w:r>
-                            <w:rPr>
-                              <w:rFonts w:ascii="Arial"/>
-                              <w:b/>
-                              <w:sz w:val="27"/>
-                            </w:rPr>
-                            <w:t>PUSKESMAS</w:t>
-                          </w:r>
-                          <w:r>
-                            <w:rPr>
-                              <w:rFonts w:ascii="Arial"/>
-                              <w:b/>
-                              <w:spacing w:val="15"/>
-                              <w:sz w:val="27"/>
-                            </w:rPr>
-                            <w:t xml:space="preserve"> </w:t>
-                          </w:r>
-                          <w:r>
-                            <w:rPr>
-                              <w:rFonts w:ascii="Arial"/>
-                              <w:b/>
-                              <w:sz w:val="27"/>
-                            </w:rPr>
-                            <w:t>SILIAN</w:t>
-                          </w:r>
-                          <w:r>
-                            <w:rPr>
-                              <w:rFonts w:ascii="Arial"/>
-                              <w:b/>
-                              <w:spacing w:val="15"/>
-                              <w:sz w:val="27"/>
-                            </w:rPr>
-                            <w:t xml:space="preserve"> </w:t>
-                          </w:r>
-                          <w:r>
-                            <w:rPr>
-                              <w:rFonts w:ascii="Arial"/>
-                              <w:b/>
-                              <w:sz w:val="27"/>
-                            </w:rPr>
-                            <w:t>RAYA</w:t>
-                          </w:r>
-                        </w:p>
-                        <w:p>
-                          <w:pPr>
-                            <w:spacing w:before="77"/>
-                            <w:jc w:val="center"/>
-                            <w:rPr>
-                              <w:rFonts w:ascii="Arial"/>
-                              <w:b/>
-                              <w:i/>
-                              <w:sz w:val="16"/>
-                            </w:rPr>
-                          </w:pPr>
-                          <w:r>
-                            <w:rPr>
-                              <w:rFonts w:ascii="Arial"/>
-                              <w:b/>
-                              <w:i/>
-                              <w:w w:val="105"/>
-                              <w:sz w:val="16"/>
-                            </w:rPr>
-                            <w:t>Alamat</w:t>
-                          </w:r>
-                          <w:r>
-                            <w:rPr>
-                              <w:rFonts w:ascii="Arial"/>
-                              <w:b/>
-                              <w:i/>
-                              <w:spacing w:val="-8"/>
-                              <w:w w:val="105"/>
-                              <w:sz w:val="16"/>
-                            </w:rPr>
-                            <w:t xml:space="preserve"> </w:t>
-                          </w:r>
-                          <w:r>
-                            <w:rPr>
-                              <w:rFonts w:ascii="Arial"/>
-                              <w:b/>
-                              <w:i/>
-                              <w:w w:val="105"/>
-                              <w:sz w:val="16"/>
-                            </w:rPr>
-                            <w:t>:</w:t>
-                          </w:r>
-                          <w:r>
-                            <w:rPr>
-                              <w:rFonts w:ascii="Arial"/>
-                              <w:b/>
-                              <w:i/>
-                              <w:spacing w:val="-7"/>
-                              <w:w w:val="105"/>
-                              <w:sz w:val="16"/>
-                            </w:rPr>
-                            <w:t xml:space="preserve"> </w:t>
-                          </w:r>
-                          <w:r>
-                            <w:rPr>
-                              <w:rFonts w:ascii="Arial"/>
-                              <w:b/>
-                              <w:i/>
-                              <w:w w:val="105"/>
-                              <w:sz w:val="16"/>
-                            </w:rPr>
-                            <w:t>Desa</w:t>
-                          </w:r>
-                          <w:r>
-                            <w:rPr>
-                              <w:rFonts w:ascii="Arial"/>
-                              <w:b/>
-                              <w:i/>
-                              <w:spacing w:val="-8"/>
-                              <w:w w:val="105"/>
-                              <w:sz w:val="16"/>
-                            </w:rPr>
-                            <w:t xml:space="preserve"> </w:t>
-                          </w:r>
-                          <w:r>
-                            <w:rPr>
-                              <w:rFonts w:ascii="Arial"/>
-                              <w:b/>
-                              <w:i/>
-                              <w:w w:val="105"/>
-                              <w:sz w:val="16"/>
-                            </w:rPr>
-                            <w:t>silian</w:t>
-                          </w:r>
-                          <w:r>
-                            <w:rPr>
-                              <w:rFonts w:ascii="Arial"/>
-                              <w:b/>
-                              <w:i/>
-                              <w:spacing w:val="-7"/>
-                              <w:w w:val="105"/>
-                              <w:sz w:val="16"/>
-                            </w:rPr>
-                            <w:t xml:space="preserve"> </w:t>
-                          </w:r>
-                          <w:r>
-                            <w:rPr>
-                              <w:rFonts w:ascii="Arial"/>
-                              <w:b/>
-                              <w:i/>
-                              <w:w w:val="105"/>
-                              <w:sz w:val="16"/>
-                            </w:rPr>
-                            <w:t>Satu</w:t>
-                          </w:r>
-                        </w:p>
-                      </w:txbxContent>
-                    </wps:txbx>
-                    <wps:bodyPr rot="0" vert="horz" wrap="square" lIns="0" tIns="0" rIns="0" bIns="0" anchor="t" anchorCtr="0" upright="1">
-                      <a:noAutofit/>
-                    </wps:bodyPr>
-                  </wps:wsp>
-                </a:graphicData>
-              </a:graphic>
-              <wp14:sizeRelH relativeFrom="page">
-                <wp14:pctWidth>0</wp14:pctWidth>
-              </wp14:sizeRelH>
-              <wp14:sizeRelV relativeFrom="page">
-                <wp14:pctHeight>0</wp14:pctHeight>
-              </wp14:sizeRelV>
-            </wp:anchor>
-          </w:drawing>
-        </mc:Choice>
-        <mc:Fallback>
-          <w:pict>
-            <v:shapetype w14:anchorId="58F006B2" id="_x0000_t202" coordsize="21600,21600" o:spt="202" path="m,l,21600r21600,l21600,xe">
-              <v:stroke joinstyle="miter"/>
-              <v:path gradientshapeok="t" o:connecttype="rect"/>
-            </v:shapetype>
-            <v:shape id="Text Box 3" o:spid="_x0000_s1026" type="#_x0000_t202" style="position:absolute;margin-left:186.45pt;margin-top:27.15pt;width:296.9pt;height:44.65pt;z-index:-251664896;visibility:visible;mso-wrap-style:square;mso-width-percent:0;mso-height-percent:0;mso-wrap-distance-left:9pt;mso-wrap-distance-top:0;mso-wrap-distance-right:9pt;mso-wrap-distance-bottom:0;mso-position-horizontal:absolute;mso-position-horizontal-relative:page;mso-position-vertical:absolute;mso-position-vertical-relative:page;mso-width-percent:0;mso-height-percent:0;mso-width-relative:page;mso-height-relative:page;v-text-anchor:top" o:gfxdata="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" filled="f" stroked="f">
-              <v:textbox inset="0,0,0,0">
-                <w:txbxContent>
-                  <w:p>
-                    <w:pPr>
-                      <w:spacing w:before="12"/>
-                      <w:jc w:val="center"/>
-                      <w:rPr>
-                        <w:rFonts w:ascii="Arial"/>
-                        <w:b/>
-                        <w:sz w:val="24"/>
-                      </w:rPr>
-                    </w:pPr>
-                    <w:r>
-                      <w:rPr>
-                        <w:rFonts w:ascii="Arial"/>
-                        <w:b/>
-                        <w:spacing w:val="-1"/>
-                        <w:sz w:val="24"/>
-                      </w:rPr>
-                      <w:t>PEMERINTAH</w:t>
-                    </w:r>
-                    <w:r>
-                      <w:rPr>
-                        <w:rFonts w:ascii="Arial"/>
-                        <w:b/>
-                        <w:spacing w:val="-6"/>
-                        <w:sz w:val="24"/>
-                      </w:rPr>
-                      <w:t xml:space="preserve"> </w:t>
-                    </w:r>
-                    <w:r>
-                      <w:rPr>
-                        <w:rFonts w:ascii="Arial"/>
-                        <w:b/>
-                        <w:spacing w:val="-1"/>
-                        <w:sz w:val="24"/>
-                      </w:rPr>
-                      <w:t>KABUPATEN</w:t>
-                    </w:r>
-                    <w:r>
-                      <w:rPr>
-                        <w:rFonts w:ascii="Arial"/>
-                        <w:b/>
-                        <w:spacing w:val="-5"/>
-                        <w:sz w:val="24"/>
-                      </w:rPr>
-                      <w:t xml:space="preserve"> </w:t>
-                    </w:r>
-                    <w:r>
-                      <w:rPr>
-                        <w:rFonts w:ascii="Arial"/>
-                        <w:b/>
-                        <w:spacing w:val="-1"/>
-                        <w:sz w:val="24"/>
-                      </w:rPr>
-                      <w:t>MINAHASA</w:t>
-                    </w:r>
-                    <w:r>
-                      <w:rPr>
-                        <w:rFonts w:ascii="Arial"/>
-                        <w:b/>
-                        <w:spacing w:val="-14"/>
-                        <w:sz w:val="24"/>
-                      </w:rPr>
-                      <w:t xml:space="preserve"> </w:t>
-                    </w:r>
-                    <w:r>
-                      <w:rPr>
-                        <w:rFonts w:ascii="Arial"/>
-                        <w:b/>
-                        <w:spacing w:val="-1"/>
-                        <w:sz w:val="24"/>
-                      </w:rPr>
-                      <w:t>TENGGARA</w:t>
-                    </w:r>
-                  </w:p>
-                  <w:p>
-                    <w:pPr>
-                      <w:spacing w:before="11"/>
-                      <w:jc w:val="center"/>
-                      <w:rPr>
-                        <w:rFonts w:ascii="Arial"/>
-                        <w:b/>
-                        <w:sz w:val="27"/>
-                      </w:rPr>
-                    </w:pPr>
-                    <w:r>
-                      <w:rPr>
-                        <w:rFonts w:ascii="Arial"/>
-                        <w:b/>
-                        <w:sz w:val="27"/>
-                      </w:rPr>
-                      <w:t>PUSKESMAS</w:t>
-                    </w:r>
-                    <w:r>
-                      <w:rPr>
-                        <w:rFonts w:ascii="Arial"/>
-                        <w:b/>
-                        <w:spacing w:val="15"/>
-                        <w:sz w:val="27"/>
-                      </w:rPr>
-                      <w:t xml:space="preserve"> </w:t>
-                    </w:r>
-                    <w:r>
-                      <w:rPr>
-                        <w:rFonts w:ascii="Arial"/>
-                        <w:b/>
-                        <w:sz w:val="27"/>
-                      </w:rPr>
-                      <w:t>SILIAN</w:t>
-                    </w:r>
-                    <w:r>
-                      <w:rPr>
-                        <w:rFonts w:ascii="Arial"/>
-                        <w:b/>
-                        <w:spacing w:val="15"/>
-                        <w:sz w:val="27"/>
-                      </w:rPr>
-                      <w:t xml:space="preserve"> </w:t>
-                    </w:r>
-                    <w:r>
-                      <w:rPr>
-                        <w:rFonts w:ascii="Arial"/>
-                        <w:b/>
-                        <w:sz w:val="27"/>
-                      </w:rPr>
-                      <w:t>RAYA</w:t>
-                    </w:r>
-                  </w:p>
-                  <w:p>
-                    <w:pPr>
-                      <w:spacing w:before="77"/>
-                      <w:jc w:val="center"/>
-                      <w:rPr>
-                        <w:rFonts w:ascii="Arial"/>
-                        <w:b/>
-                        <w:i/>
-                        <w:sz w:val="16"/>
-                      </w:rPr>
-                    </w:pPr>
-                    <w:r>
-                      <w:rPr>
-                        <w:rFonts w:ascii="Arial"/>
-                        <w:b/>
-                        <w:i/>
-                        <w:w w:val="105"/>
-                        <w:sz w:val="16"/>
-                      </w:rPr>
-                      <w:t>Alamat</w:t>
-                    </w:r>
-                    <w:r>
-                      <w:rPr>
-                        <w:rFonts w:ascii="Arial"/>
-                        <w:b/>
-                        <w:i/>
-                        <w:spacing w:val="-8"/>
-                        <w:w w:val="105"/>
-                        <w:sz w:val="16"/>
-                      </w:rPr>
-                      <w:t xml:space="preserve"> </w:t>
-                    </w:r>
-                    <w:r>
-                      <w:rPr>
-                        <w:rFonts w:ascii="Arial"/>
-                        <w:b/>
-                        <w:i/>
-                        <w:w w:val="105"/>
-                        <w:sz w:val="16"/>
-                      </w:rPr>
-                      <w:t>:</w:t>
-                    </w:r>
-                    <w:r>
-                      <w:rPr>
-                        <w:rFonts w:ascii="Arial"/>
-                        <w:b/>
-                        <w:i/>
-                        <w:spacing w:val="-7"/>
-                        <w:w w:val="105"/>
-                        <w:sz w:val="16"/>
-                      </w:rPr>
-                      <w:t xml:space="preserve"> </w:t>
-                    </w:r>
-                    <w:r>
-                      <w:rPr>
-                        <w:rFonts w:ascii="Arial"/>
-                        <w:b/>
-                        <w:i/>
-                        <w:w w:val="105"/>
-                        <w:sz w:val="16"/>
-                      </w:rPr>
-                      <w:t>Desa</w:t>
-                    </w:r>
-                    <w:r>
-                      <w:rPr>
-                        <w:rFonts w:ascii="Arial"/>
-                        <w:b/>
-                        <w:i/>
-                        <w:spacing w:val="-8"/>
-                        <w:w w:val="105"/>
-                        <w:sz w:val="16"/>
-                      </w:rPr>
-                      <w:t xml:space="preserve"> </w:t>
-                    </w:r>
-                    <w:r>
-                      <w:rPr>
-                        <w:rFonts w:ascii="Arial"/>
-                        <w:b/>
-                        <w:i/>
-                        <w:w w:val="105"/>
-                        <w:sz w:val="16"/>
-                      </w:rPr>
-                      <w:t>silian</w:t>
-                    </w:r>
-                    <w:r>
-                      <w:rPr>
-                        <w:rFonts w:ascii="Arial"/>
-                        <w:b/>
-                        <w:i/>
-                        <w:spacing w:val="-7"/>
-                        <w:w w:val="105"/>
-                        <w:sz w:val="16"/>
-                      </w:rPr>
-                      <w:t xml:space="preserve"> </w:t>
-                    </w:r>
-                    <w:r>
-                      <w:rPr>
-                        <w:rFonts w:ascii="Arial"/>
-                        <w:b/>
-                        <w:i/>
-                        <w:w w:val="105"/>
-                        <w:sz w:val="16"/>
-                      </w:rPr>
-                      <w:t>Satu</w:t>
-                    </w:r>
-                  </w:p>
-                </w:txbxContent>
-              </v:textbox>
-              <w10:wrap anchorx="page" anchory="page"/>
-            </v:shape>
-          </w:pict>
-        </mc:Fallback>
-      </mc:AlternateContent>
-    </w:r>
-    <w:r>
-      <w:rPr>
-        <w:noProof/>
-      </w:rPr>
-      <mc:AlternateContent>
-        <mc:Choice Requires="wps">
-          <w:drawing>
-            <wp:anchor distT="0" distB="0" distL="114300" distR="114300" simplePos="0" relativeHeight="251657728" behindDoc="1" locked="0" layoutInCell="1" allowOverlap="1" wp14:anchorId="5B9E2F60" wp14:editId="5E8C6032">
-              <wp:simplePos x="0" y="0"/>
-              <wp:positionH relativeFrom="page">
-                <wp:posOffset>2413000</wp:posOffset>
-              </wp:positionH>
-              <wp:positionV relativeFrom="page">
-                <wp:posOffset>1085850</wp:posOffset>
-              </wp:positionV>
-              <wp:extent cx="3632200" cy="174625"/>
-              <wp:effectExtent l="0" t="0" r="0" b="0"/>
-              <wp:wrapNone/>
-              <wp:docPr id="728373906" name="Text Box 2"/>
-              <wp:cNvGraphicFramePr>
-                <a:graphicFrameLocks xmlns:a="http://schemas.openxmlformats.org/drawingml/2006/main"/>
-              </wp:cNvGraphicFramePr>
-              <a:graphic xmlns:a="http://schemas.openxmlformats.org/drawingml/2006/main">
-                <a:graphicData uri="http://schemas.microsoft.com/office/word/2010/wordprocessingShape">
-                  <wps:wsp>
-                    <wps:cNvSpPr txBox="1">
-                      <a:spLocks noChangeArrowheads="1"/>
-                    </wps:cNvSpPr>
-                    <wps:spPr bwMode="auto">
-                      <a:xfrm>
-                        <a:off x="0" y="0"/>
-                        <a:ext cx="3632200" cy="174625"/>
-                      </a:xfrm>
-                      <a:prstGeom prst="rect">
-                        <a:avLst/>
-                      </a:prstGeom>
-                      <a:noFill/>
-                      <a:ln>
-                        <a:noFill/>
-                      </a:ln>
-                      <a:extLst>
-                        <a:ext uri="{909E8E84-426E-40DD-AFC4-6F175D3DCCD1}">
-                          <a14:hiddenFill xmlns:a14="http://schemas.microsoft.com/office/drawing/2010/main">
-                            <a:solidFill>
-                              <a:srgbClr val="FFFFFF"/>
-                            </a:solidFill>
-                          </a14:hiddenFill>
-                        </a:ext>
-                        <a:ext uri="{91240B29-F687-4F45-9708-019B960494DF}">
-                          <a14:hiddenLine xmlns:a14="http://schemas.microsoft.com/office/drawing/2010/main" w="9525">
-                            <a:solidFill>
-                              <a:srgbClr val="000000"/>
-                            </a:solidFill>
-                            <a:miter lim="800000"/>
-                            <a:headEnd/>
-                            <a:tailEnd/>
-                          </a14:hiddenLine>
-                        </a:ext>
-                      </a:extLst>
-                    </wps:spPr>
-                    <wps:txbx>
-                      <w:txbxContent>
-                        <w:p>
-                          <w:pPr>
-                            <w:tabs>
-                              <w:tab w:val="left" w:pos="2115"/>
-                              <w:tab w:val="left" w:pos="3972"/>
-                            </w:tabs>
-                            <w:spacing w:before="13"/>
-                            <w:ind w:left="20"/>
-                            <w:rPr>
-                              <w:rFonts w:ascii="Arial"/>
-                              <w:b/>
-                              <w:sz w:val="21"/>
-                            </w:rPr>
-                          </w:pPr>
-                          <w:r>
-                            <w:rPr>
-                              <w:rFonts w:ascii="Arial"/>
-                              <w:b/>
-                              <w:sz w:val="21"/>
-                            </w:rPr>
-                            <w:t>K</w:t>
-                          </w:r>
-                          <w:r>
-                            <w:rPr>
-                              <w:rFonts w:ascii="Arial"/>
-                              <w:b/>
-                              <w:spacing w:val="16"/>
-                              <w:sz w:val="21"/>
-                            </w:rPr>
-                            <w:t xml:space="preserve"> </w:t>
-                          </w:r>
-                          <w:r>
-                            <w:rPr>
-                              <w:rFonts w:ascii="Arial"/>
-                              <w:b/>
-                              <w:sz w:val="21"/>
-                            </w:rPr>
-                            <w:t>A</w:t>
-                          </w:r>
-                          <w:r>
-                            <w:rPr>
-                              <w:rFonts w:ascii="Arial"/>
-                              <w:b/>
-                              <w:spacing w:val="16"/>
-                              <w:sz w:val="21"/>
-                            </w:rPr>
-                            <w:t xml:space="preserve"> </w:t>
-                          </w:r>
-                          <w:r>
-                            <w:rPr>
-                              <w:rFonts w:ascii="Arial"/>
-                              <w:b/>
-                              <w:sz w:val="21"/>
-                            </w:rPr>
-                            <w:t>B</w:t>
-                          </w:r>
-                          <w:r>
-                            <w:rPr>
-                              <w:rFonts w:ascii="Arial"/>
-                              <w:b/>
-                              <w:spacing w:val="16"/>
-                              <w:sz w:val="21"/>
-                            </w:rPr>
-                            <w:t xml:space="preserve"> </w:t>
-                          </w:r>
-                          <w:r>
-                            <w:rPr>
-                              <w:rFonts w:ascii="Arial"/>
-                              <w:b/>
-                              <w:sz w:val="21"/>
-                            </w:rPr>
-                            <w:t>U</w:t>
-                          </w:r>
-                          <w:r>
-                            <w:rPr>
-                              <w:rFonts w:ascii="Arial"/>
-                              <w:b/>
-                              <w:spacing w:val="16"/>
-                              <w:sz w:val="21"/>
-                            </w:rPr>
-                            <w:t xml:space="preserve"> </w:t>
-                          </w:r>
-                          <w:r>
-                            <w:rPr>
-                              <w:rFonts w:ascii="Arial"/>
-                              <w:b/>
-                              <w:sz w:val="21"/>
-                            </w:rPr>
-                            <w:t>P</w:t>
-                          </w:r>
-                          <w:r>
-                            <w:rPr>
-                              <w:rFonts w:ascii="Arial"/>
-                              <w:b/>
-                              <w:spacing w:val="1"/>
-                              <w:sz w:val="21"/>
-                            </w:rPr>
-                            <w:t xml:space="preserve"> </w:t>
-                          </w:r>
-                          <w:r>
-                            <w:rPr>
-                              <w:rFonts w:ascii="Arial"/>
-                              <w:b/>
-                              <w:sz w:val="21"/>
-                            </w:rPr>
-                            <w:t>A</w:t>
-                          </w:r>
-                          <w:r>
-                            <w:rPr>
-                              <w:rFonts w:ascii="Arial"/>
-                              <w:b/>
-                              <w:spacing w:val="1"/>
-                              <w:sz w:val="21"/>
-                            </w:rPr>
-                            <w:t xml:space="preserve"> </w:t>
-                          </w:r>
-                          <w:r>
-                            <w:rPr>
-                              <w:rFonts w:ascii="Arial"/>
-                              <w:b/>
-                              <w:sz w:val="21"/>
-                            </w:rPr>
-                            <w:t>T</w:t>
-                          </w:r>
-                          <w:r>
-                            <w:rPr>
-                              <w:rFonts w:ascii="Arial"/>
-                              <w:b/>
-                              <w:spacing w:val="16"/>
-                              <w:sz w:val="21"/>
-                            </w:rPr>
-                            <w:t xml:space="preserve"> </w:t>
-                          </w:r>
-                          <w:r>
-                            <w:rPr>
-                              <w:rFonts w:ascii="Arial"/>
-                              <w:b/>
-                              <w:sz w:val="21"/>
-                            </w:rPr>
-                            <w:t>E</w:t>
-                          </w:r>
-                          <w:r>
-                            <w:rPr>
-                              <w:rFonts w:ascii="Arial"/>
-                              <w:b/>
-                              <w:spacing w:val="16"/>
-                              <w:sz w:val="21"/>
-                            </w:rPr>
-                            <w:t xml:space="preserve"> </w:t>
-                          </w:r>
-                          <w:r>
-                            <w:rPr>
-                              <w:rFonts w:ascii="Arial"/>
-                              <w:b/>
-                              <w:sz w:val="21"/>
-                            </w:rPr>
-                            <w:t>N</w:t>
-                          </w:r>
-                          <w:r>
-                            <w:rPr>
-                              <w:rFonts w:ascii="Arial"/>
-                              <w:b/>
-                              <w:sz w:val="21"/>
-                            </w:rPr>
-                            <w:tab/>
-                            <w:t>M</w:t>
-                          </w:r>
-                          <w:r>
-                            <w:rPr>
-                              <w:rFonts w:ascii="Arial"/>
-                              <w:b/>
-                              <w:spacing w:val="16"/>
-                              <w:sz w:val="21"/>
-                            </w:rPr>
-                            <w:t xml:space="preserve"> </w:t>
-                          </w:r>
-                          <w:r>
-                            <w:rPr>
-                              <w:rFonts w:ascii="Arial"/>
-                              <w:b/>
-                              <w:sz w:val="21"/>
-                            </w:rPr>
-                            <w:t>I</w:t>
-                          </w:r>
-                          <w:r>
-                            <w:rPr>
-                              <w:rFonts w:ascii="Arial"/>
-                              <w:b/>
-                              <w:spacing w:val="16"/>
-                              <w:sz w:val="21"/>
-                            </w:rPr>
-                            <w:t xml:space="preserve"> </w:t>
-                          </w:r>
-                          <w:r>
-                            <w:rPr>
-                              <w:rFonts w:ascii="Arial"/>
-                              <w:b/>
-                              <w:sz w:val="21"/>
-                            </w:rPr>
-                            <w:t>N</w:t>
-                          </w:r>
-                          <w:r>
-                            <w:rPr>
-                              <w:rFonts w:ascii="Arial"/>
-                              <w:b/>
-                              <w:spacing w:val="16"/>
-                              <w:sz w:val="21"/>
-                            </w:rPr>
-                            <w:t xml:space="preserve"> </w:t>
-                          </w:r>
-                          <w:r>
-                            <w:rPr>
-                              <w:rFonts w:ascii="Arial"/>
-                              <w:b/>
-                              <w:sz w:val="21"/>
-                            </w:rPr>
-                            <w:t>A</w:t>
-                          </w:r>
-                          <w:r>
-                            <w:rPr>
-                              <w:rFonts w:ascii="Arial"/>
-                              <w:b/>
-                              <w:spacing w:val="16"/>
-                              <w:sz w:val="21"/>
-                            </w:rPr>
-                            <w:t xml:space="preserve"> </w:t>
-                          </w:r>
-                          <w:r>
-                            <w:rPr>
-                              <w:rFonts w:ascii="Arial"/>
-                              <w:b/>
-                              <w:sz w:val="21"/>
-                            </w:rPr>
-                            <w:t>H</w:t>
-                          </w:r>
-                          <w:r>
-                            <w:rPr>
-                              <w:rFonts w:ascii="Arial"/>
-                              <w:b/>
-                              <w:spacing w:val="16"/>
-                              <w:sz w:val="21"/>
-                            </w:rPr>
-                            <w:t xml:space="preserve"> </w:t>
-                          </w:r>
-                          <w:r>
-                            <w:rPr>
-                              <w:rFonts w:ascii="Arial"/>
-                              <w:b/>
-                              <w:sz w:val="21"/>
-                            </w:rPr>
-                            <w:t>A</w:t>
-                          </w:r>
-                          <w:r>
-                            <w:rPr>
-                              <w:rFonts w:ascii="Arial"/>
-                              <w:b/>
-                              <w:spacing w:val="16"/>
-                              <w:sz w:val="21"/>
-                            </w:rPr>
-                            <w:t xml:space="preserve"> </w:t>
-                          </w:r>
-                          <w:r>
-                            <w:rPr>
-                              <w:rFonts w:ascii="Arial"/>
-                              <w:b/>
-                              <w:sz w:val="21"/>
-                            </w:rPr>
-                            <w:t>S</w:t>
-                          </w:r>
-                          <w:r>
-                            <w:rPr>
-                              <w:rFonts w:ascii="Arial"/>
-                              <w:b/>
-                              <w:spacing w:val="16"/>
-                              <w:sz w:val="21"/>
-                            </w:rPr>
-                            <w:t xml:space="preserve"> </w:t>
-                          </w:r>
-                          <w:r>
-                            <w:rPr>
-                              <w:rFonts w:ascii="Arial"/>
-                              <w:b/>
-                              <w:sz w:val="21"/>
-                            </w:rPr>
-                            <w:t>A</w:t>
-                          </w:r>
-                          <w:r>
-                            <w:rPr>
-                              <w:rFonts w:ascii="Arial"/>
-                              <w:b/>
-                              <w:sz w:val="21"/>
-                            </w:rPr>
-                            <w:tab/>
-                            <w:t>T</w:t>
-                          </w:r>
-                          <w:r>
-                            <w:rPr>
-                              <w:rFonts w:ascii="Arial"/>
-                              <w:b/>
-                              <w:spacing w:val="16"/>
-                              <w:sz w:val="21"/>
-                            </w:rPr>
-                            <w:t xml:space="preserve"> </w:t>
-                          </w:r>
-                          <w:r>
-                            <w:rPr>
-                              <w:rFonts w:ascii="Arial"/>
-                              <w:b/>
-                              <w:sz w:val="21"/>
-                            </w:rPr>
-                            <w:t>E</w:t>
-                          </w:r>
-                          <w:r>
-                            <w:rPr>
-                              <w:rFonts w:ascii="Arial"/>
-                              <w:b/>
-                              <w:spacing w:val="16"/>
-                              <w:sz w:val="21"/>
-                            </w:rPr>
-                            <w:t xml:space="preserve"> </w:t>
-                          </w:r>
-                          <w:r>
-                            <w:rPr>
-                              <w:rFonts w:ascii="Arial"/>
-                              <w:b/>
-                              <w:sz w:val="21"/>
-                            </w:rPr>
-                            <w:t>N</w:t>
-                          </w:r>
-                          <w:r>
-                            <w:rPr>
-                              <w:rFonts w:ascii="Arial"/>
-                              <w:b/>
-                              <w:spacing w:val="16"/>
-                              <w:sz w:val="21"/>
-                            </w:rPr>
-                            <w:t xml:space="preserve"> </w:t>
-                          </w:r>
-                          <w:r>
-                            <w:rPr>
-                              <w:rFonts w:ascii="Arial"/>
-                              <w:b/>
-                              <w:sz w:val="21"/>
-                            </w:rPr>
-                            <w:t>G</w:t>
-                          </w:r>
-                          <w:r>
-                            <w:rPr>
-                              <w:rFonts w:ascii="Arial"/>
-                              <w:b/>
-                              <w:spacing w:val="16"/>
-                              <w:sz w:val="21"/>
-                            </w:rPr>
-                            <w:t xml:space="preserve"> </w:t>
-                          </w:r>
-                          <w:r>
-                            <w:rPr>
-                              <w:rFonts w:ascii="Arial"/>
-                              <w:b/>
-                              <w:sz w:val="21"/>
-                            </w:rPr>
-                            <w:t>G</w:t>
-                          </w:r>
-                          <w:r>
-                            <w:rPr>
-                              <w:rFonts w:ascii="Arial"/>
-                              <w:b/>
-                              <w:spacing w:val="16"/>
-                              <w:sz w:val="21"/>
-                            </w:rPr>
-                            <w:t xml:space="preserve"> </w:t>
-                          </w:r>
-                          <w:r>
-                            <w:rPr>
-                              <w:rFonts w:ascii="Arial"/>
-                              <w:b/>
-                              <w:sz w:val="21"/>
-                            </w:rPr>
-                            <w:t>A</w:t>
-                          </w:r>
-                          <w:r>
-                            <w:rPr>
-                              <w:rFonts w:ascii="Arial"/>
-                              <w:b/>
-                              <w:spacing w:val="16"/>
-                              <w:sz w:val="21"/>
-                            </w:rPr>
-                            <w:t xml:space="preserve"> </w:t>
-                          </w:r>
-                          <w:r>
-                            <w:rPr>
-                              <w:rFonts w:ascii="Arial"/>
-                              <w:b/>
-                              <w:sz w:val="21"/>
-                            </w:rPr>
-                            <w:t>R</w:t>
-                          </w:r>
-                          <w:r>
-                            <w:rPr>
-                              <w:rFonts w:ascii="Arial"/>
-                              <w:b/>
-                              <w:spacing w:val="16"/>
-                              <w:sz w:val="21"/>
-                            </w:rPr>
-                            <w:t xml:space="preserve"> </w:t>
-                          </w:r>
-                          <w:r>
-                            <w:rPr>
-                              <w:rFonts w:ascii="Arial"/>
-                              <w:b/>
-                              <w:sz w:val="21"/>
-                            </w:rPr>
-                            <w:t>A</w:t>
-                          </w:r>
-                        </w:p>
-                      </w:txbxContent>
-                    </wps:txbx>
-                    <wps:bodyPr rot="0" vert="horz" wrap="square" lIns="0" tIns="0" rIns="0" bIns="0" anchor="t" anchorCtr="0" upright="1">
-                      <a:noAutofit/>
-                    </wps:bodyPr>
-                  </wps:wsp>
-                </a:graphicData>
-              </a:graphic>
-              <wp14:sizeRelH relativeFrom="page">
-                <wp14:pctWidth>0</wp14:pctWidth>
-              </wp14:sizeRelH>
-              <wp14:sizeRelV relativeFrom="page">
-                <wp14:pctHeight>0</wp14:pctHeight>
-              </wp14:sizeRelV>
-            </wp:anchor>
-          </w:drawing>
-        </mc:Choice>
-        <mc:Fallback>
-          <w:pict>
-            <v:shape w14:anchorId="5B9E2F60" id="Text Box 2" o:spid="_x0000_s1027" type="#_x0000_t202" style="position:absolute;margin-left:190pt;margin-top:85.5pt;width:286pt;height:13.75pt;z-index:-251658752;visibility:visible;mso-wrap-style:square;mso-width-percent:0;mso-height-percent:0;mso-wrap-distance-left:9pt;mso-wrap-distance-top:0;mso-wrap-distance-right:9pt;mso-wrap-distance-bottom:0;mso-position-horizontal:absolute;mso-position-horizontal-relative:page;mso-position-vertical:absolute;mso-position-vertical-relative:page;mso-width-percent:0;mso-height-percent:0;mso-width-relative:page;mso-height-relative:page;v-text-anchor:top" o:gfxdata="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" filled="f" stroked="f">
-              <v:textbox inset="0,0,0,0">
-                <w:txbxContent>
-                  <w:p>
-                    <w:pPr>
-                      <w:tabs>
-                        <w:tab w:val="left" w:pos="2115"/>
-                        <w:tab w:val="left" w:pos="3972"/>
-                      </w:tabs>
-                      <w:spacing w:before="13"/>
-                      <w:ind w:left="20"/>
-                      <w:rPr>
-                        <w:rFonts w:ascii="Arial"/>
-                        <w:b/>
-                        <w:sz w:val="21"/>
-                      </w:rPr>
-                    </w:pPr>
-                    <w:r>
-                      <w:rPr>
-                        <w:rFonts w:ascii="Arial"/>
-                        <w:b/>
-                        <w:sz w:val="21"/>
-                      </w:rPr>
-                      <w:t>K</w:t>
-                    </w:r>
-                    <w:r>
-                      <w:rPr>
-                        <w:rFonts w:ascii="Arial"/>
-                        <w:b/>
-                        <w:spacing w:val="16"/>
-                        <w:sz w:val="21"/>
-                      </w:rPr>
-                      <w:t xml:space="preserve"> </w:t>
-                    </w:r>
-                    <w:r>
-                      <w:rPr>
-                        <w:rFonts w:ascii="Arial"/>
-                        <w:b/>
-                        <w:sz w:val="21"/>
-                      </w:rPr>
-                      <w:t>A</w:t>
-                    </w:r>
-                    <w:r>
-                      <w:rPr>
-                        <w:rFonts w:ascii="Arial"/>
-                        <w:b/>
-                        <w:spacing w:val="16"/>
-                        <w:sz w:val="21"/>
-                      </w:rPr>
-                      <w:t xml:space="preserve"> </w:t>
-                    </w:r>
-                    <w:r>
-                      <w:rPr>
-                        <w:rFonts w:ascii="Arial"/>
-                        <w:b/>
-                        <w:sz w:val="21"/>
-                      </w:rPr>
-                      <w:t>B</w:t>
-                    </w:r>
-                    <w:r>
-                      <w:rPr>
-                        <w:rFonts w:ascii="Arial"/>
-                        <w:b/>
-                        <w:spacing w:val="16"/>
-                        <w:sz w:val="21"/>
-                      </w:rPr>
-                      <w:t xml:space="preserve"> </w:t>
-                    </w:r>
-                    <w:r>
-                      <w:rPr>
-                        <w:rFonts w:ascii="Arial"/>
-                        <w:b/>
-                        <w:sz w:val="21"/>
-                      </w:rPr>
-                      <w:t>U</w:t>
-                    </w:r>
-                    <w:r>
-                      <w:rPr>
-                        <w:rFonts w:ascii="Arial"/>
-                        <w:b/>
-                        <w:spacing w:val="16"/>
-                        <w:sz w:val="21"/>
-                      </w:rPr>
-                      <w:t xml:space="preserve"> </w:t>
-                    </w:r>
-                    <w:r>
-                      <w:rPr>
-                        <w:rFonts w:ascii="Arial"/>
-                        <w:b/>
-                        <w:sz w:val="21"/>
-                      </w:rPr>
-                      <w:t>P</w:t>
-                    </w:r>
-                    <w:r>
-                      <w:rPr>
-                        <w:rFonts w:ascii="Arial"/>
-                        <w:b/>
-                        <w:spacing w:val="1"/>
-                        <w:sz w:val="21"/>
-                      </w:rPr>
-                      <w:t xml:space="preserve"> </w:t>
-                    </w:r>
-                    <w:r>
-                      <w:rPr>
-                        <w:rFonts w:ascii="Arial"/>
-                        <w:b/>
-                        <w:sz w:val="21"/>
-                      </w:rPr>
-                      <w:t>A</w:t>
-                    </w:r>
-                    <w:r>
-                      <w:rPr>
-                        <w:rFonts w:ascii="Arial"/>
-                        <w:b/>
-                        <w:spacing w:val="1"/>
-                        <w:sz w:val="21"/>
-                      </w:rPr>
-                      <w:t xml:space="preserve"> </w:t>
-                    </w:r>
-                    <w:r>
-                      <w:rPr>
-                        <w:rFonts w:ascii="Arial"/>
-                        <w:b/>
-                        <w:sz w:val="21"/>
-                      </w:rPr>
-                      <w:t>T</w:t>
-                    </w:r>
-                    <w:r>
-                      <w:rPr>
-                        <w:rFonts w:ascii="Arial"/>
-                        <w:b/>
-                        <w:spacing w:val="16"/>
-                        <w:sz w:val="21"/>
-                      </w:rPr>
-                      <w:t xml:space="preserve"> </w:t>
-                    </w:r>
-                    <w:r>
-                      <w:rPr>
-                        <w:rFonts w:ascii="Arial"/>
-                        <w:b/>
-                        <w:sz w:val="21"/>
-                      </w:rPr>
-                      <w:t>E</w:t>
-                    </w:r>
-                    <w:r>
-                      <w:rPr>
-                        <w:rFonts w:ascii="Arial"/>
-                        <w:b/>
-                        <w:spacing w:val="16"/>
-                        <w:sz w:val="21"/>
-                      </w:rPr>
-                      <w:t xml:space="preserve"> </w:t>
-                    </w:r>
-                    <w:r>
-                      <w:rPr>
-                        <w:rFonts w:ascii="Arial"/>
-                        <w:b/>
-                        <w:sz w:val="21"/>
-                      </w:rPr>
-                      <w:t>N</w:t>
-                    </w:r>
-                    <w:r>
-                      <w:rPr>
-                        <w:rFonts w:ascii="Arial"/>
-                        <w:b/>
-                        <w:sz w:val="21"/>
-                      </w:rPr>
-                      <w:tab/>
-                      <w:t>M</w:t>
-                    </w:r>
-                    <w:r>
-                      <w:rPr>
-                        <w:rFonts w:ascii="Arial"/>
-                        <w:b/>
-                        <w:spacing w:val="16"/>
-                        <w:sz w:val="21"/>
-                      </w:rPr>
-                      <w:t xml:space="preserve"> </w:t>
-                    </w:r>
-                    <w:r>
-                      <w:rPr>
-                        <w:rFonts w:ascii="Arial"/>
-                        <w:b/>
-                        <w:sz w:val="21"/>
-                      </w:rPr>
-                      <w:t>I</w:t>
-                    </w:r>
-                    <w:r>
-                      <w:rPr>
-                        <w:rFonts w:ascii="Arial"/>
-                        <w:b/>
-                        <w:spacing w:val="16"/>
-                        <w:sz w:val="21"/>
-                      </w:rPr>
-                      <w:t xml:space="preserve"> </w:t>
-                    </w:r>
-                    <w:r>
-                      <w:rPr>
-                        <w:rFonts w:ascii="Arial"/>
-                        <w:b/>
-                        <w:sz w:val="21"/>
-                      </w:rPr>
-                      <w:t>N</w:t>
-                    </w:r>
-                    <w:r>
-                      <w:rPr>
-                        <w:rFonts w:ascii="Arial"/>
-                        <w:b/>
-                        <w:spacing w:val="16"/>
-                        <w:sz w:val="21"/>
-                      </w:rPr>
-                      <w:t xml:space="preserve"> </w:t>
-                    </w:r>
-                    <w:r>
-                      <w:rPr>
-                        <w:rFonts w:ascii="Arial"/>
-                        <w:b/>
-                        <w:sz w:val="21"/>
-                      </w:rPr>
-                      <w:t>A</w:t>
-                    </w:r>
-                    <w:r>
-                      <w:rPr>
-                        <w:rFonts w:ascii="Arial"/>
-                        <w:b/>
-                        <w:spacing w:val="16"/>
-                        <w:sz w:val="21"/>
-                      </w:rPr>
-                      <w:t xml:space="preserve"> </w:t>
-                    </w:r>
-                    <w:r>
-                      <w:rPr>
-                        <w:rFonts w:ascii="Arial"/>
-                        <w:b/>
-                        <w:sz w:val="21"/>
-                      </w:rPr>
-                      <w:t>H</w:t>
-                    </w:r>
-                    <w:r>
-                      <w:rPr>
-                        <w:rFonts w:ascii="Arial"/>
-                        <w:b/>
-                        <w:spacing w:val="16"/>
-                        <w:sz w:val="21"/>
-                      </w:rPr>
-                      <w:t xml:space="preserve"> </w:t>
-                    </w:r>
-                    <w:r>
-                      <w:rPr>
-                        <w:rFonts w:ascii="Arial"/>
-                        <w:b/>
-                        <w:sz w:val="21"/>
-                      </w:rPr>
-                      <w:t>A</w:t>
-                    </w:r>
-                    <w:r>
-                      <w:rPr>
-                        <w:rFonts w:ascii="Arial"/>
-                        <w:b/>
-                        <w:spacing w:val="16"/>
-                        <w:sz w:val="21"/>
-                      </w:rPr>
-                      <w:t xml:space="preserve"> </w:t>
-                    </w:r>
-                    <w:r>
-                      <w:rPr>
-                        <w:rFonts w:ascii="Arial"/>
-                        <w:b/>
-                        <w:sz w:val="21"/>
-                      </w:rPr>
-                      <w:t>S</w:t>
-                    </w:r>
-                    <w:r>
-                      <w:rPr>
-                        <w:rFonts w:ascii="Arial"/>
-                        <w:b/>
-                        <w:spacing w:val="16"/>
-                        <w:sz w:val="21"/>
-                      </w:rPr>
-                      <w:t xml:space="preserve"> </w:t>
-                    </w:r>
-                    <w:r>
-                      <w:rPr>
-                        <w:rFonts w:ascii="Arial"/>
-                        <w:b/>
-                        <w:sz w:val="21"/>
-                      </w:rPr>
-                      <w:t>A</w:t>
-                    </w:r>
-                    <w:r>
-                      <w:rPr>
-                        <w:rFonts w:ascii="Arial"/>
-                        <w:b/>
-                        <w:sz w:val="21"/>
-                      </w:rPr>
-                      <w:tab/>
-                      <w:t>T</w:t>
-                    </w:r>
-                    <w:r>
-                      <w:rPr>
-                        <w:rFonts w:ascii="Arial"/>
-                        <w:b/>
-                        <w:spacing w:val="16"/>
-                        <w:sz w:val="21"/>
-                      </w:rPr>
-                      <w:t xml:space="preserve"> </w:t>
-                    </w:r>
-                    <w:r>
-                      <w:rPr>
-                        <w:rFonts w:ascii="Arial"/>
-                        <w:b/>
-                        <w:sz w:val="21"/>
-                      </w:rPr>
-                      <w:t>E</w:t>
-                    </w:r>
-                    <w:r>
-                      <w:rPr>
-                        <w:rFonts w:ascii="Arial"/>
-                        <w:b/>
-                        <w:spacing w:val="16"/>
-                        <w:sz w:val="21"/>
-                      </w:rPr>
-                      <w:t xml:space="preserve"> </w:t>
-                    </w:r>
-                    <w:r>
-                      <w:rPr>
-                        <w:rFonts w:ascii="Arial"/>
-                        <w:b/>
-                        <w:sz w:val="21"/>
-                      </w:rPr>
-                      <w:t>N</w:t>
-                    </w:r>
-                    <w:r>
-                      <w:rPr>
-                        <w:rFonts w:ascii="Arial"/>
-                        <w:b/>
-                        <w:spacing w:val="16"/>
-                        <w:sz w:val="21"/>
-                      </w:rPr>
-                      <w:t xml:space="preserve"> </w:t>
-                    </w:r>
-                    <w:r>
-                      <w:rPr>
-                        <w:rFonts w:ascii="Arial"/>
-                        <w:b/>
-                        <w:sz w:val="21"/>
-                      </w:rPr>
-                      <w:t>G</w:t>
-                    </w:r>
-                    <w:r>
-                      <w:rPr>
-                        <w:rFonts w:ascii="Arial"/>
-                        <w:b/>
-                        <w:spacing w:val="16"/>
-                        <w:sz w:val="21"/>
-                      </w:rPr>
-                      <w:t xml:space="preserve"> </w:t>
-                    </w:r>
-                    <w:r>
-                      <w:rPr>
-                        <w:rFonts w:ascii="Arial"/>
-                        <w:b/>
-                        <w:sz w:val="21"/>
-                      </w:rPr>
-                      <w:t>G</w:t>
-                    </w:r>
-                    <w:r>
-                      <w:rPr>
-                        <w:rFonts w:ascii="Arial"/>
-                        <w:b/>
-                        <w:spacing w:val="16"/>
-                        <w:sz w:val="21"/>
-                      </w:rPr>
-                      <w:t xml:space="preserve"> </w:t>
-                    </w:r>
-                    <w:r>
-                      <w:rPr>
-                        <w:rFonts w:ascii="Arial"/>
-                        <w:b/>
-                        <w:sz w:val="21"/>
-                      </w:rPr>
-                      <w:t>A</w:t>
-                    </w:r>
-                    <w:r>
-                      <w:rPr>
-                        <w:rFonts w:ascii="Arial"/>
-                        <w:b/>
-                        <w:spacing w:val="16"/>
-                        <w:sz w:val="21"/>
-                      </w:rPr>
-                      <w:t xml:space="preserve"> </w:t>
-                    </w:r>
-                    <w:r>
-                      <w:rPr>
-                        <w:rFonts w:ascii="Arial"/>
-                        <w:b/>
-                        <w:sz w:val="21"/>
-                      </w:rPr>
-                      <w:t>R</w:t>
-                    </w:r>
-                    <w:r>
-                      <w:rPr>
-                        <w:rFonts w:ascii="Arial"/>
-                        <w:b/>
-                        <w:spacing w:val="16"/>
-                        <w:sz w:val="21"/>
-                      </w:rPr>
-                      <w:t xml:space="preserve"> </w:t>
-                    </w:r>
-                    <w:r>
-                      <w:rPr>
-                        <w:rFonts w:ascii="Arial"/>
-                        <w:b/>
-                        <w:sz w:val="21"/>
-                      </w:rPr>
-                      <w:t>A</w:t>
-                    </w:r>
-                  </w:p>
-                </w:txbxContent>
-              </v:textbox>
-              <w10:wrap anchorx="page" anchory="page"/>
-            </v:shape>
-          </w:pict>
-        </mc:Fallback>
-      </mc:AlternateContent>
-    </w:r>
-    <w:r>
-      <w:rPr>
-        <w:noProof/>
-      </w:rPr>
-      <mc:AlternateContent>
-        <mc:Choice Requires="wps">
-          <w:drawing>
-            <wp:anchor distT="0" distB="0" distL="114300" distR="114300" simplePos="0" relativeHeight="251663872" behindDoc="1" locked="0" layoutInCell="1" allowOverlap="1" wp14:anchorId="4A5354B3" wp14:editId="79E53E80">
-              <wp:simplePos x="0" y="0"/>
-              <wp:positionH relativeFrom="page">
-                <wp:posOffset>6503670</wp:posOffset>
-              </wp:positionH>
-              <wp:positionV relativeFrom="page">
-                <wp:posOffset>1245235</wp:posOffset>
-              </wp:positionV>
-              <wp:extent cx="893445" cy="142875"/>
-              <wp:effectExtent l="0" t="0" r="0" b="0"/>
-              <wp:wrapNone/>
-              <wp:docPr id="1311085901" name="Text Box 1"/>
-              <wp:cNvGraphicFramePr>
-                <a:graphicFrameLocks xmlns:a="http://schemas.openxmlformats.org/drawingml/2006/main"/>
-              </wp:cNvGraphicFramePr>
-              <a:graphic xmlns:a="http://schemas.openxmlformats.org/drawingml/2006/main">
-                <a:graphicData uri="http://schemas.microsoft.com/office/word/2010/wordprocessingShape">
-                  <wps:wsp>
-                    <wps:cNvSpPr txBox="1">
-                      <a:spLocks noChangeArrowheads="1"/>
-                    </wps:cNvSpPr>
-                    <wps:spPr bwMode="auto">
-                      <a:xfrm>
-                        <a:off x="0" y="0"/>
-                        <a:ext cx="893445" cy="142875"/>
-                      </a:xfrm>
-                      <a:prstGeom prst="rect">
-                        <a:avLst/>
-                      </a:prstGeom>
-                      <a:noFill/>
-                      <a:ln>
-                        <a:noFill/>
-                      </a:ln>
-                      <a:extLst>
-                        <a:ext uri="{909E8E84-426E-40DD-AFC4-6F175D3DCCD1}">
-                          <a14:hiddenFill xmlns:a14="http://schemas.microsoft.com/office/drawing/2010/main">
-                            <a:solidFill>
-                              <a:srgbClr val="FFFFFF"/>
-                            </a:solidFill>
-                          </a14:hiddenFill>
-                        </a:ext>
-                        <a:ext uri="{91240B29-F687-4F45-9708-019B960494DF}">
-                          <a14:hiddenLine xmlns:a14="http://schemas.microsoft.com/office/drawing/2010/main" w="9525">
-                            <a:solidFill>
-                              <a:srgbClr val="000000"/>
-                            </a:solidFill>
-                            <a:miter lim="800000"/>
-                            <a:headEnd/>
-                            <a:tailEnd/>
-                          </a14:hiddenLine>
-                        </a:ext>
-                      </a:extLst>
-                    </wps:spPr>
-                    <wps:txbx>
-                      <w:txbxContent>
-                        <w:p>
-                          <w:pPr>
-                            <w:spacing w:before="19"/>
-                            <w:ind w:left="20"/>
-                            <w:rPr>
-                              <w:rFonts w:ascii="Arial"/>
-                              <w:b/>
-                              <w:i/>
-                              <w:sz w:val="16"/>
-                            </w:rPr>
-                          </w:pPr>
-                          <w:r>
-                            <w:rPr>
-                              <w:rFonts w:ascii="Arial"/>
-                              <w:b/>
-                              <w:i/>
-                              <w:w w:val="105"/>
-                              <w:sz w:val="16"/>
-                            </w:rPr>
-                            <w:t>Kode</w:t>
-                          </w:r>
-                          <w:r>
-                            <w:rPr>
-                              <w:rFonts w:ascii="Arial"/>
-                              <w:b/>
-                              <w:i/>
-                              <w:spacing w:val="-8"/>
-                              <w:w w:val="105"/>
-                              <w:sz w:val="16"/>
-                            </w:rPr>
-                            <w:t xml:space="preserve"> </w:t>
-                          </w:r>
-                          <w:r>
-                            <w:rPr>
-                              <w:rFonts w:ascii="Arial"/>
-                              <w:b/>
-                              <w:i/>
-                              <w:w w:val="105"/>
-                              <w:sz w:val="16"/>
-                            </w:rPr>
-                            <w:t>Pos</w:t>
-                          </w:r>
-                          <w:r>
-                            <w:rPr>
-                              <w:rFonts w:ascii="Arial"/>
-                              <w:b/>
-                              <w:i/>
-                              <w:spacing w:val="-8"/>
-                              <w:w w:val="105"/>
-                              <w:sz w:val="16"/>
-                            </w:rPr>
-                            <w:t xml:space="preserve"> </w:t>
-                          </w:r>
-                          <w:r>
-                            <w:rPr>
-                              <w:rFonts w:ascii="Arial"/>
-                              <w:b/>
-                              <w:i/>
-                              <w:w w:val="105"/>
-                              <w:sz w:val="16"/>
-                            </w:rPr>
-                            <w:t>:</w:t>
-                          </w:r>
-                          <w:r>
-                            <w:rPr>
-                              <w:rFonts w:ascii="Arial"/>
-                              <w:b/>
-                              <w:i/>
-                              <w:spacing w:val="-7"/>
-                              <w:w w:val="105"/>
-                              <w:sz w:val="16"/>
-                            </w:rPr>
-                            <w:t xml:space="preserve"> </w:t>
-                          </w:r>
-                          <w:r>
-                            <w:rPr>
-                              <w:rFonts w:ascii="Arial"/>
-                              <w:b/>
-                              <w:i/>
-                              <w:w w:val="105"/>
-                              <w:sz w:val="16"/>
-                            </w:rPr>
-                            <w:t>95998</w:t>
-                          </w:r>
-                        </w:p>
-                      </w:txbxContent>
-                    </wps:txbx>
-                    <wps:bodyPr rot="0" vert="horz" wrap="square" lIns="0" tIns="0" rIns="0" bIns="0" anchor="t" anchorCtr="0" upright="1">
-                      <a:noAutofit/>
-                    </wps:bodyPr>
-                  </wps:wsp>
-                </a:graphicData>
-              </a:graphic>
-              <wp14:sizeRelH relativeFrom="page">
-                <wp14:pctWidth>0</wp14:pctWidth>
-              </wp14:sizeRelH>
-              <wp14:sizeRelV relativeFrom="page">
-                <wp14:pctHeight>0</wp14:pctHeight>
-              </wp14:sizeRelV>
-            </wp:anchor>
-          </w:drawing>
-        </mc:Choice>
-        <mc:Fallback>
-          <w:pict>
-            <v:shape w14:anchorId="4A5354B3" id="Text Box 1" o:spid="_x0000_s1028" type="#_x0000_t202" style="position:absolute;margin-left:512.1pt;margin-top:98.05pt;width:70.35pt;height:11.25pt;z-index:-251652608;visibility:visible;mso-wrap-style:square;mso-width-percent:0;mso-height-percent:0;mso-wrap-distance-left:9pt;mso-wrap-distance-top:0;mso-wrap-distance-right:9pt;mso-wrap-distance-bottom:0;mso-position-horizontal:absolute;mso-position-horizontal-relative:page;mso-position-vertical:absolute;mso-position-vertical-relative:page;mso-width-percent:0;mso-height-percent:0;mso-width-relative:page;mso-height-relative:page;v-text-anchor:top" o:gfxdata="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" filled="f" stroked="f">
-              <v:textbox inset="0,0,0,0">
-                <w:txbxContent>
-                  <w:p>
-                    <w:pPr>
-                      <w:spacing w:before="19"/>
-                      <w:ind w:left="20"/>
-                      <w:rPr>
-                        <w:rFonts w:ascii="Arial"/>
-                        <w:b/>
-                        <w:i/>
-                        <w:sz w:val="16"/>
-                      </w:rPr>
-                    </w:pPr>
-                    <w:r>
-                      <w:rPr>
-                        <w:rFonts w:ascii="Arial"/>
-                        <w:b/>
-                        <w:i/>
-                        <w:w w:val="105"/>
-                        <w:sz w:val="16"/>
-                      </w:rPr>
-                      <w:t>Kode</w:t>
-                    </w:r>
-                    <w:r>
-                      <w:rPr>
-                        <w:rFonts w:ascii="Arial"/>
-                        <w:b/>
-                        <w:i/>
-                        <w:spacing w:val="-8"/>
-                        <w:w w:val="105"/>
-                        <w:sz w:val="16"/>
-                      </w:rPr>
-                      <w:t xml:space="preserve"> </w:t>
-                    </w:r>
-                    <w:r>
-                      <w:rPr>
-                        <w:rFonts w:ascii="Arial"/>
-                        <w:b/>
-                        <w:i/>
-                        <w:w w:val="105"/>
-                        <w:sz w:val="16"/>
-                      </w:rPr>
-                      <w:t>Pos</w:t>
-                    </w:r>
-                    <w:r>
-                      <w:rPr>
-                        <w:rFonts w:ascii="Arial"/>
-                        <w:b/>
-                        <w:i/>
-                        <w:spacing w:val="-8"/>
-                        <w:w w:val="105"/>
-                        <w:sz w:val="16"/>
-                      </w:rPr>
-                      <w:t xml:space="preserve"> </w:t>
-                    </w:r>
-                    <w:r>
-                      <w:rPr>
-                        <w:rFonts w:ascii="Arial"/>
-                        <w:b/>
-                        <w:i/>
-                        <w:w w:val="105"/>
-                        <w:sz w:val="16"/>
-                      </w:rPr>
-                      <w:t>:</w:t>
-                    </w:r>
-                    <w:r>
-                      <w:rPr>
-                        <w:rFonts w:ascii="Arial"/>
-                        <w:b/>
-                        <w:i/>
-                        <w:spacing w:val="-7"/>
-                        <w:w w:val="105"/>
-                        <w:sz w:val="16"/>
-                      </w:rPr>
-                      <w:t xml:space="preserve"> </w:t>
-                    </w:r>
-                    <w:r>
-                      <w:rPr>
-                        <w:rFonts w:ascii="Arial"/>
-                        <w:b/>
-                        <w:i/>
-                        <w:w w:val="105"/>
-                        <w:sz w:val="16"/>
-                      </w:rPr>
-                      <w:t>95998</w:t>
-                    </w:r>
-                  </w:p>
-                </w:txbxContent>
-              </v:textbox>
-              <w10:wrap anchorx="page" anchory="page"/>
-            </v:shape>
-          </w:pict>
-        </mc:Fallback>
-      </mc:AlternateContent>
-    </w:r>
-  </w:p>
-</w:hdr>
-</file>
-
-<file path=word/header3.xml><?xml version="1.0" encoding="utf-8"?>
-<w:hdr xmlns:wpc="http://schemas.microsoft.com/office/word/2010/wordprocessingCanvas" xmlns:cx="http://schemas.microsoft.com/office/drawing/2014/chartex" xmlns:cx1="http://schemas.microsoft.com/office/drawing/2015/9/8/chartex" xmlns:cx2="http://schemas.microsoft.com/office/drawing/2015/10/21/chartex" xmlns:cx3="http://schemas.microsoft.com/office/drawing/2016/5/9/chartex" xmlns:cx4="http://schemas.microsoft.com/office/drawing/2016/5/10/chartex" xmlns:cx5="http://schemas.microsoft.com/office/drawing/2016/5/11/chartex" xmlns:cx6="http://schemas.microsoft.com/office/drawing/2016/5/12/chartex" xmlns:cx7="http://schemas.microsoft.com/office/drawing/2016/5/13/chartex" xmlns:cx8="http://schemas.microsoft.com/office/drawing/2016/5/14/chartex" xmlns:mc="http://schemas.openxmlformats.org/markup-compatibility/2006" xmlns:aink="http://schemas.microsoft.com/office/drawing/2016/ink" xmlns:am3d="http://schemas.microsoft.com/office/drawing/2017/model3d" xmlns:o="urn:schemas-microsoft-com:office:office" xmlns:oel="http://schemas.microsoft.com/office/2019/extlst" xmlns:r="http://schemas.openxmlformats.org/officeDocument/2006/relationships" xmlns:m="http://schemas.openxmlformats.org/officeDocument/2006/math" xmlns:v="urn:schemas-microsoft-com:vml" xmlns:wp14="http://schemas.microsoft.com/office/word/2010/wordprocessingDrawing" xmlns:wp="http://schemas.openxmlformats.org/drawingml/2006/wordprocessingDrawing" xmlns:w10="urn:schemas-microsoft-com:office:word" xmlns:w="http://schemas.openxmlformats.org/wordprocessingml/2006/main" xmlns:w14="http://schemas.microsoft.com/office/word/2010/wordml" xmlns:w15="http://schemas.microsoft.com/office/word/2012/wordml" xmlns:w16cex="http://schemas.microsoft.com/office/word/2018/wordml/cex" xmlns:w16cid="http://schemas.microsoft.com/office/word/2016/wordml/cid" xmlns:w16="http://schemas.microsoft.com/office/word/2018/wordml" xmlns:w16du="http://schemas.microsoft.com/office/word/2023/wordml/word16du" xmlns:w16sdtdh="http://schemas.microsoft.com/office/word/2020/wordml/sdtdatahash" xmlns:w16sdtfl="http://schemas.microsoft.com/office/word/2024/wordml/sdtformatlock" xmlns:w16se="http://schemas.microsoft.com/office/word/2015/wordml/symex" xmlns:wpg="http://schemas.microsoft.com/office/word/2010/wordprocessingGroup" xmlns:wpi="http://schemas.microsoft.com/office/word/2010/wordprocessingInk" xmlns:wne="http://schemas.microsoft.com/office/word/2006/wordml" xmlns:wps="http://schemas.microsoft.com/office/word/2010/wordprocessingShape" mc:Ignorable="w14 w15 w16se w16cid w16 w16cex w16sdtdh w16sdtfl w16du wp14">
-  <w:p>
-    <w:pPr>
-      <w:pStyle w:val="Header"/>
-    </w:pPr>
-  </w:p>
-</w:hdr>
-</file>
-
-<file path=word/header4.xml><?xml version="1.0" encoding="utf-8"?>
-<w:hdr xmlns:wpc="http://schemas.microsoft.com/office/word/2010/wordprocessingCanvas" xmlns:cx="http://schemas.microsoft.com/office/drawing/2014/chartex" xmlns:cx1="http://schemas.microsoft.com/office/drawing/2015/9/8/chartex" xmlns:cx2="http://schemas.microsoft.com/office/drawing/2015/10/21/chartex" xmlns:cx3="http://schemas.microsoft.com/office/drawing/2016/5/9/chartex" xmlns:cx4="http://schemas.microsoft.com/office/drawing/2016/5/10/chartex" xmlns:cx5="http://schemas.microsoft.com/office/drawing/2016/5/11/chartex" xmlns:cx6="http://schemas.microsoft.com/office/drawing/2016/5/12/chartex" xmlns:cx7="http://schemas.microsoft.com/office/drawing/2016/5/13/chartex" xmlns:cx8="http://schemas.microsoft.com/office/drawing/2016/5/14/chartex" xmlns:mc="http://schemas.openxmlformats.org/markup-compatibility/2006" xmlns:aink="http://schemas.microsoft.com/office/drawing/2016/ink" xmlns:am3d="http://schemas.microsoft.com/office/drawing/2017/model3d" xmlns:o="urn:schemas-microsoft-com:office:office" xmlns:oel="http://schemas.microsoft.com/office/2019/extlst" xmlns:r="http://schemas.openxmlformats.org/officeDocument/2006/relationships" xmlns:m="http://schemas.openxmlformats.org/officeDocument/2006/math" xmlns:v="urn:schemas-microsoft-com:vml" xmlns:wp14="http://schemas.microsoft.com/office/word/2010/wordprocessingDrawing" xmlns:wp="http://schemas.openxmlformats.org/drawingml/2006/wordprocessingDrawing" xmlns:w10="urn:schemas-microsoft-com:office:word" xmlns:w="http://schemas.openxmlformats.org/wordprocessingml/2006/main" xmlns:w14="http://schemas.microsoft.com/office/word/2010/wordml" xmlns:w15="http://schemas.microsoft.com/office/word/2012/wordml" xmlns:w16cex="http://schemas.microsoft.com/office/word/2018/wordml/cex" xmlns:w16cid="http://schemas.microsoft.com/office/word/2016/wordml/cid" xmlns:w16="http://schemas.microsoft.com/office/word/2018/wordml" xmlns:w16du="http://schemas.microsoft.com/office/word/2023/wordml/word16du" xmlns:w16sdtdh="http://schemas.microsoft.com/office/word/2020/wordml/sdtdatahash" xmlns:w16sdtfl="http://schemas.microsoft.com/office/word/2024/wordml/sdtformatlock" xmlns:w16se="http://schemas.microsoft.com/office/word/2015/wordml/symex" xmlns:wpg="http://schemas.microsoft.com/office/word/2010/wordprocessingGroup" xmlns:wpi="http://schemas.microsoft.com/office/word/2010/wordprocessingInk" xmlns:wne="http://schemas.microsoft.com/office/word/2006/wordml" xmlns:wps="http://schemas.microsoft.com/office/word/2010/wordprocessingShape" mc:Ignorable="w14 w15 w16se w16cid w16 w16cex w16sdtdh w16sdtfl w16du wp14">
-  <w:p>
-    <w:pPr>
-      <w:pStyle w:val="BodyText"/>
-      <w:spacing w:line="14" w:lineRule="auto"/>
-      <w:rPr>
-        <w:sz w:val="2"/>
-      </w:rPr>
-    </w:pPr>
-  </w:p>
-</w:hdr>
-</file>
-
-<file path=word/header5.xml><?xml version="1.0" encoding="utf-8"?>
-<w:hdr xmlns:m="http://schemas.openxmlformats.org/officeDocument/2006/math" xmlns:mc="http://schemas.openxmlformats.org/markup-compatibility/2006" xmlns:mo="http://schemas.microsoft.com/office/mac/office/2008/main" xmlns:mv="urn:schemas-microsoft-com:mac:vml" xmlns:o="urn:schemas-microsoft-com:office:office" xmlns:r="http://schemas.openxmlformats.org/officeDocument/2006/relationships" xmlns:v="urn:schemas-microsoft-com:vml" xmlns:w10="urn:schemas-microsoft-com:office:word" xmlns:w14="http://schemas.microsoft.com/office/word/2010/wordml" xmlns:w="http://schemas.openxmlformats.org/wordprocessingml/2006/main" xmlns:wne="http://schemas.microsoft.com/office/word/2006/wordml" xmlns:wp14="http://schemas.microsoft.com/office/word/2010/wordprocessingDrawing" xmlns:wp="http://schemas.openxmlformats.org/drawingml/2006/wordprocessingDrawing" xmlns:wpc="http://schemas.microsoft.com/office/word/2010/wordprocessingCanvas" xmlns:wpg="http://schemas.microsoft.com/office/word/2010/wordprocessingGroup" xmlns:wpi="http://schemas.microsoft.com/office/word/2010/wordprocessingInk" xmlns:wps="http://schemas.microsoft.com/office/word/2010/wordprocessingShape" mc:Ignorable="w14 wp14">
   <w:p>
     <w:pPr>
       <w:pStyle w:val="Header"/>
@@ -7902,7 +10649,6 @@
   <w:style w:type="character" w:default="1" w:styleId="DefaultParagraphFont">
     <w:name w:val="Default Paragraph Font"/>
     <w:uiPriority w:val="1"/>
-    <w:semiHidden/>
     <w:unhideWhenUsed/>
   </w:style>
   <w:style w:type="table" w:default="1" w:styleId="TableNormal">
@@ -8036,6 +10782,22 @@
       <w:rFonts w:ascii="Times New Roman" w:eastAsia="Times New Roman" w:hAnsi="Times New Roman" w:cs="Times New Roman"/>
       <w:lang w:val="id"/>
     </w:rPr>
+  </w:style>
+  <w:style w:type="table" w:styleId="TableGrid">
+    <w:name w:val="Table Grid"/>
+    <w:basedOn w:val="TableNormal"/>
+    <w:uiPriority w:val="39"/>
+    <w:rsid w:val="003715A6"/>
+    <w:tblPr>
+      <w:tblBorders>
+        <w:top w:val="single" w:sz="4" w:space="0" w:color="auto"/>
+        <w:left w:val="single" w:sz="4" w:space="0" w:color="auto"/>
+        <w:bottom w:val="single" w:sz="4" w:space="0" w:color="auto"/>
+        <w:right w:val="single" w:sz="4" w:space="0" w:color="auto"/>
+        <w:insideH w:val="single" w:sz="4" w:space="0" w:color="auto"/>
+        <w:insideV w:val="single" w:sz="4" w:space="0" w:color="auto"/>
+      </w:tblBorders>
+    </w:tblPr>
   </w:style>
 </w:styles>
 </file>
@@ -8321,4 +11083,16 @@
   <a:objectDefaults/>
   <a:extraClrSchemeLst/>
 </a:theme>
+</file>
+
+<file path=customXml/item1.xml><?xml version="1.0" encoding="utf-8"?>
+<b:Sources xmlns:b="http://schemas.openxmlformats.org/officeDocument/2006/bibliography" xmlns="http://schemas.openxmlformats.org/officeDocument/2006/bibliography" SelectedStyle="\APASixthEditionOfficeOnline.xsl" StyleName="APA" Version="6"/>
+</file>
+
+<file path=customXml/itemProps1.xml><?xml version="1.0" encoding="utf-8"?>
+<ds:datastoreItem xmlns:ds="http://schemas.openxmlformats.org/officeDocument/2006/customXml" ds:itemID="{780C5E85-D35C-4DE9-AE8A-C6EF3B9876A1}">
+  <ds:schemaRefs>
+    <ds:schemaRef ds:uri="http://schemas.openxmlformats.org/officeDocument/2006/bibliography"/>
+  </ds:schemaRefs>
+</ds:datastoreItem>
 </file>